--- a/Task1.docx
+++ b/Task1.docx
@@ -5,7 +5,6 @@
     <w:p>
       <w:pPr>
         <w:spacing w:after="0" w:line="240" w:lineRule="auto"/>
-        <w:jc w:val="center"/>
         <w:rPr>
           <w:rFonts w:ascii="Baskerville Old Face" w:hAnsi="Baskerville Old Face" w:cs="Arial"/>
           <w:b/>
@@ -26,27 +25,6 @@
           <w:docGrid w:linePitch="360"/>
         </w:sectPr>
       </w:pPr>
-    </w:p>
-    <w:p>
-      <w:pPr>
-        <w:spacing w:after="0" w:line="240" w:lineRule="auto"/>
-        <w:jc w:val="center"/>
-        <w:rPr>
-          <w:rFonts w:ascii="Verdana" w:hAnsi="Verdana" w:cs="Arial"/>
-          <w:b/>
-          <w:color w:val="003057"/>
-          <w:sz w:val="44"/>
-        </w:rPr>
-      </w:pPr>
-      <w:r>
-        <w:rPr>
-          <w:rFonts w:ascii="Verdana" w:hAnsi="Verdana" w:cs="Arial"/>
-          <w:b/>
-          <w:color w:val="003057"/>
-          <w:sz w:val="44"/>
-        </w:rPr>
-        <w:t>Design Template</w:t>
-      </w:r>
     </w:p>
     <w:p>
       <w:pPr>
@@ -115,7 +93,23 @@
                     <w:sz w:val="24"/>
                     <w:szCs w:val="24"/>
                   </w:rPr>
-                  <w:t>MJ Logistics Gaming Company</w:t>
+                  <w:t xml:space="preserve"> </w:t>
+                </w:r>
+                <w:r>
+                  <w:rPr>
+                    <w:color w:val="2E74B5" w:themeColor="accent1" w:themeShade="BF"/>
+                    <w:sz w:val="24"/>
+                    <w:szCs w:val="24"/>
+                  </w:rPr>
+                  <w:t>ML Logistics Gaming Company</w:t>
+                </w:r>
+                <w:r>
+                  <w:rPr>
+                    <w:color w:val="2E74B5" w:themeColor="accent1" w:themeShade="BF"/>
+                    <w:sz w:val="24"/>
+                    <w:szCs w:val="24"/>
+                  </w:rPr>
+                  <w:t xml:space="preserve"> </w:t>
                 </w:r>
               </w:p>
             </w:tc>
@@ -162,7 +156,16 @@
                     <w:sz w:val="88"/>
                     <w:szCs w:val="88"/>
                   </w:rPr>
-                  <w:t>Software Project Template</w:t>
+                  <w:t xml:space="preserve">Comprehensive </w:t>
+                </w:r>
+                <w:r>
+                  <w:rPr>
+                    <w:rFonts w:asciiTheme="majorHAnsi" w:eastAsiaTheme="majorEastAsia" w:hAnsiTheme="majorHAnsi" w:cstheme="majorBidi"/>
+                    <w:color w:val="5B9BD5" w:themeColor="accent1"/>
+                    <w:sz w:val="88"/>
+                    <w:szCs w:val="88"/>
+                  </w:rPr>
+                  <w:t>CRM</w:t>
                 </w:r>
               </w:p>
             </w:sdtContent>
@@ -170,52 +173,26 @@
         </w:tc>
       </w:tr>
       <w:tr>
-        <w:sdt>
-          <w:sdtPr>
-            <w:rPr>
-              <w:color w:val="2E74B5" w:themeColor="accent1" w:themeShade="BF"/>
-              <w:sz w:val="24"/>
-              <w:szCs w:val="24"/>
-            </w:rPr>
-            <w:alias w:val="Subtitle"/>
-            <w:id w:val="13406923"/>
-            <w:placeholder>
-              <w:docPart w:val="18C33A2590F04869BDC38C7C71D00865"/>
-            </w:placeholder>
-            <w:dataBinding w:prefixMappings="xmlns:ns0='http://schemas.openxmlformats.org/package/2006/metadata/core-properties' xmlns:ns1='http://purl.org/dc/elements/1.1/'" w:xpath="/ns0:coreProperties[1]/ns1:subject[1]" w:storeItemID="{6C3C8BC8-F283-45AE-878A-BAB7291924A1}"/>
-            <w:text/>
-          </w:sdtPr>
-          <w:sdtContent>
-            <w:tc>
-              <w:tcPr>
-                <w:tcW w:w="7476" w:type="dxa"/>
-                <w:tcMar>
-                  <w:top w:w="216" w:type="dxa"/>
-                  <w:left w:w="115" w:type="dxa"/>
-                  <w:bottom w:w="216" w:type="dxa"/>
-                  <w:right w:w="115" w:type="dxa"/>
-                </w:tcMar>
-              </w:tcPr>
-              <w:p>
-                <w:pPr>
-                  <w:pStyle w:val="NoSpacing"/>
-                  <w:rPr>
-                    <w:color w:val="2E74B5" w:themeColor="accent1" w:themeShade="BF"/>
-                    <w:sz w:val="24"/>
-                  </w:rPr>
-                </w:pPr>
-                <w:r>
-                  <w:rPr>
-                    <w:color w:val="2E74B5" w:themeColor="accent1" w:themeShade="BF"/>
-                    <w:sz w:val="24"/>
-                    <w:szCs w:val="24"/>
-                  </w:rPr>
-                  <w:t>[Name of Project]</w:t>
-                </w:r>
-              </w:p>
-            </w:tc>
-          </w:sdtContent>
-        </w:sdt>
+        <w:tc>
+          <w:tcPr>
+            <w:tcW w:w="7476" w:type="dxa"/>
+            <w:tcMar>
+              <w:top w:w="216" w:type="dxa"/>
+              <w:left w:w="115" w:type="dxa"/>
+              <w:bottom w:w="216" w:type="dxa"/>
+              <w:right w:w="115" w:type="dxa"/>
+            </w:tcMar>
+          </w:tcPr>
+          <w:p>
+            <w:pPr>
+              <w:pStyle w:val="NoSpacing"/>
+              <w:rPr>
+                <w:color w:val="2E74B5" w:themeColor="accent1" w:themeShade="BF"/>
+                <w:sz w:val="24"/>
+              </w:rPr>
+            </w:pPr>
+          </w:p>
+        </w:tc>
       </w:tr>
     </w:tbl>
     <w:tbl>
@@ -288,7 +265,7 @@
                 <w:docPart w:val="1F7A9D589A5E4B4A9D8C03256AA4E890"/>
               </w:placeholder>
               <w:dataBinding w:prefixMappings="xmlns:ns0='http://schemas.microsoft.com/office/2006/coverPageProps'" w:xpath="/ns0:CoverPageProperties[1]/ns0:PublishDate[1]" w:storeItemID="{55AF091B-3C7A-41E3-B477-F2FDAA23CFDA}"/>
-              <w:date w:fullDate="2026-03-02T00:00:00Z">
+              <w:date w:fullDate="2026-03-17T00:00:00Z">
                 <w:dateFormat w:val="M-d-yyyy"/>
                 <w:lid w:val="en-US"/>
                 <w:storeMappedDataAs w:val="dateTime"/>
@@ -311,7 +288,23 @@
                     <w:sz w:val="28"/>
                     <w:szCs w:val="28"/>
                   </w:rPr>
-                  <w:t>3-2-2026</w:t>
+                  <w:t>3-</w:t>
+                </w:r>
+                <w:r>
+                  <w:rPr>
+                    <w:color w:val="5B9BD5" w:themeColor="accent1"/>
+                    <w:sz w:val="28"/>
+                    <w:szCs w:val="28"/>
+                  </w:rPr>
+                  <w:t>17</w:t>
+                </w:r>
+                <w:r>
+                  <w:rPr>
+                    <w:color w:val="5B9BD5" w:themeColor="accent1"/>
+                    <w:sz w:val="28"/>
+                    <w:szCs w:val="28"/>
+                  </w:rPr>
+                  <w:t>-2026</w:t>
                 </w:r>
               </w:p>
             </w:sdtContent>
@@ -2762,36 +2755,16 @@
       </w:r>
       <w:bookmarkEnd w:id="1"/>
     </w:p>
-    <w:p>
-      <w:r>
-        <w:t>Provide a brief</w:t>
-      </w:r>
-      <w:r>
-        <w:t xml:space="preserve"> introduction</w:t>
-      </w:r>
-      <w:r>
-        <w:t xml:space="preserve"> and </w:t>
-      </w:r>
-      <w:r>
-        <w:t xml:space="preserve">explain the </w:t>
-      </w:r>
-      <w:r>
-        <w:t>purpose</w:t>
+    <w:p/>
+    <w:p>
+      <w:r>
+        <w:t>The purpose of this proposed system is to supply</w:t>
       </w:r>
       <w:r>
         <w:t xml:space="preserve"> </w:t>
       </w:r>
       <w:r>
-        <w:t xml:space="preserve">of </w:t>
-      </w:r>
-      <w:r>
-        <w:t>the proposed syste</w:t>
-      </w:r>
-      <w:r>
-        <w:t>m</w:t>
-      </w:r>
-      <w:r>
-        <w:t>.</w:t>
+        <w:t xml:space="preserve">the customer with their requested attributes and features that will meet or exceed their expectations. </w:t>
       </w:r>
     </w:p>
     <w:p>
@@ -2811,9 +2784,130 @@
       </w:r>
       <w:bookmarkEnd w:id="2"/>
     </w:p>
-    <w:p>
-      <w:r>
-        <w:t>Describe the problems the company is currently facing and how the proposed solution will solve those problems.</w:t>
+    <w:p/>
+    <w:p>
+      <w:r>
+        <w:t>A high-level overview of the problems the customer is currently facing includes the following:</w:t>
+      </w:r>
+    </w:p>
+    <w:p>
+      <w:pPr>
+        <w:pStyle w:val="ListParagraph"/>
+        <w:numPr>
+          <w:ilvl w:val="0"/>
+          <w:numId w:val="7"/>
+        </w:numPr>
+        <w:rPr>
+          <w:sz w:val="22"/>
+          <w:szCs w:val="22"/>
+        </w:rPr>
+      </w:pPr>
+      <w:r>
+        <w:rPr>
+          <w:sz w:val="22"/>
+          <w:szCs w:val="22"/>
+        </w:rPr>
+        <w:t>The  customer is currently outgrowing their current system</w:t>
+      </w:r>
+    </w:p>
+    <w:p>
+      <w:pPr>
+        <w:pStyle w:val="ListParagraph"/>
+        <w:numPr>
+          <w:ilvl w:val="0"/>
+          <w:numId w:val="7"/>
+        </w:numPr>
+        <w:rPr>
+          <w:sz w:val="22"/>
+          <w:szCs w:val="22"/>
+        </w:rPr>
+      </w:pPr>
+      <w:r>
+        <w:rPr>
+          <w:sz w:val="22"/>
+          <w:szCs w:val="22"/>
+        </w:rPr>
+        <w:t>The current system includes a disconnected set of custom build tools that include</w:t>
+      </w:r>
+    </w:p>
+    <w:p>
+      <w:pPr>
+        <w:pStyle w:val="ListParagraph"/>
+        <w:numPr>
+          <w:ilvl w:val="1"/>
+          <w:numId w:val="7"/>
+        </w:numPr>
+        <w:rPr>
+          <w:sz w:val="22"/>
+          <w:szCs w:val="22"/>
+        </w:rPr>
+      </w:pPr>
+      <w:r>
+        <w:rPr>
+          <w:sz w:val="22"/>
+          <w:szCs w:val="22"/>
+        </w:rPr>
+        <w:t>The use of spreadsheet software</w:t>
+      </w:r>
+    </w:p>
+    <w:p>
+      <w:pPr>
+        <w:pStyle w:val="ListParagraph"/>
+        <w:numPr>
+          <w:ilvl w:val="1"/>
+          <w:numId w:val="7"/>
+        </w:numPr>
+        <w:rPr>
+          <w:sz w:val="22"/>
+          <w:szCs w:val="22"/>
+        </w:rPr>
+      </w:pPr>
+      <w:r>
+        <w:rPr>
+          <w:sz w:val="22"/>
+          <w:szCs w:val="22"/>
+        </w:rPr>
+        <w:t>Using database management systems that are not interconnected with other systems</w:t>
+      </w:r>
+    </w:p>
+    <w:p>
+      <w:pPr>
+        <w:pStyle w:val="ListParagraph"/>
+        <w:numPr>
+          <w:ilvl w:val="1"/>
+          <w:numId w:val="7"/>
+        </w:numPr>
+        <w:rPr>
+          <w:sz w:val="22"/>
+          <w:szCs w:val="22"/>
+        </w:rPr>
+      </w:pPr>
+      <w:r>
+        <w:rPr>
+          <w:sz w:val="22"/>
+          <w:szCs w:val="22"/>
+        </w:rPr>
+        <w:t>The use of many manual steps and processes</w:t>
+      </w:r>
+    </w:p>
+    <w:p>
+      <w:pPr>
+        <w:pStyle w:val="ListParagraph"/>
+        <w:numPr>
+          <w:ilvl w:val="1"/>
+          <w:numId w:val="7"/>
+        </w:numPr>
+        <w:rPr>
+          <w:sz w:val="22"/>
+          <w:szCs w:val="22"/>
+        </w:rPr>
+      </w:pPr>
+      <w:r>
+        <w:rPr>
+          <w:sz w:val="22"/>
+          <w:szCs w:val="22"/>
+        </w:rPr>
+        <w:t>The hosting of tools is spread across multiple locations</w:t>
       </w:r>
     </w:p>
     <w:p>
@@ -2838,12 +2932,91 @@
           <w:szCs w:val="22"/>
         </w:rPr>
       </w:pPr>
-      <w:r>
+    </w:p>
+    <w:p>
+      <w:pPr>
+        <w:pStyle w:val="CommentText"/>
         <w:rPr>
           <w:sz w:val="22"/>
           <w:szCs w:val="22"/>
         </w:rPr>
-        <w:t>Provide the goals and objectives for the project and solution.</w:t>
+      </w:pPr>
+      <w:r>
+        <w:rPr>
+          <w:sz w:val="22"/>
+          <w:szCs w:val="22"/>
+        </w:rPr>
+        <w:t xml:space="preserve">It is the goal of </w:t>
+      </w:r>
+      <w:r>
+        <w:rPr>
+          <w:sz w:val="22"/>
+          <w:szCs w:val="22"/>
+        </w:rPr>
+        <w:t>our team</w:t>
+      </w:r>
+      <w:r>
+        <w:rPr>
+          <w:sz w:val="22"/>
+          <w:szCs w:val="22"/>
+        </w:rPr>
+        <w:t xml:space="preserve"> to provide a solution to the customer that meets or exceeds the</w:t>
+      </w:r>
+      <w:r>
+        <w:rPr>
+          <w:sz w:val="22"/>
+          <w:szCs w:val="22"/>
+        </w:rPr>
+        <w:t>ir</w:t>
+      </w:r>
+      <w:r>
+        <w:rPr>
+          <w:sz w:val="22"/>
+          <w:szCs w:val="22"/>
+        </w:rPr>
+        <w:t xml:space="preserve"> expectations. The number one objective of the </w:t>
+      </w:r>
+      <w:r>
+        <w:rPr>
+          <w:sz w:val="22"/>
+          <w:szCs w:val="22"/>
+        </w:rPr>
+        <w:t>system provided</w:t>
+      </w:r>
+      <w:r>
+        <w:rPr>
+          <w:sz w:val="22"/>
+          <w:szCs w:val="22"/>
+        </w:rPr>
+        <w:t xml:space="preserve"> is to provide the customer with a solution that meets </w:t>
+      </w:r>
+      <w:r>
+        <w:rPr>
+          <w:sz w:val="22"/>
+          <w:szCs w:val="22"/>
+        </w:rPr>
+        <w:t>their</w:t>
+      </w:r>
+      <w:r>
+        <w:rPr>
+          <w:sz w:val="22"/>
+          <w:szCs w:val="22"/>
+        </w:rPr>
+        <w:t xml:space="preserve"> needs and allow the</w:t>
+      </w:r>
+      <w:r>
+        <w:rPr>
+          <w:sz w:val="22"/>
+          <w:szCs w:val="22"/>
+        </w:rPr>
+        <w:t xml:space="preserve">m </w:t>
+      </w:r>
+      <w:r>
+        <w:rPr>
+          <w:sz w:val="22"/>
+          <w:szCs w:val="22"/>
+        </w:rPr>
+        <w:t>to accel and grow in their market of expertise.</w:t>
       </w:r>
     </w:p>
     <w:p>
@@ -2860,26 +3033,7 @@
       </w:r>
       <w:bookmarkEnd w:id="4"/>
     </w:p>
-    <w:p>
-      <w:r>
-        <w:t>List the prerequisites, their descriptions</w:t>
-      </w:r>
-      <w:r>
-        <w:t>, and future completion dates</w:t>
-      </w:r>
-      <w:r>
-        <w:t xml:space="preserve">. Be sure to be clear and concise for all listed prerequisites. </w:t>
-      </w:r>
-      <w:r>
-        <w:t>(You may add lines for additional prerequisites if needed</w:t>
-      </w:r>
-      <w:r>
-        <w:t>.</w:t>
-      </w:r>
-      <w:r>
-        <w:t>)</w:t>
-      </w:r>
-    </w:p>
+    <w:p/>
     <w:tbl>
       <w:tblPr>
         <w:tblStyle w:val="TableGrid"/>
@@ -2888,9 +3042,9 @@
       </w:tblPr>
       <w:tblGrid>
         <w:gridCol w:w="918"/>
-        <w:gridCol w:w="1369"/>
-        <w:gridCol w:w="5718"/>
-        <w:gridCol w:w="1345"/>
+        <w:gridCol w:w="1777"/>
+        <w:gridCol w:w="5040"/>
+        <w:gridCol w:w="1615"/>
       </w:tblGrid>
       <w:tr>
         <w:tc>
@@ -2914,7 +3068,7 @@
         </w:tc>
         <w:tc>
           <w:tcPr>
-            <w:tcW w:w="1369" w:type="dxa"/>
+            <w:tcW w:w="1777" w:type="dxa"/>
             <w:shd w:val="clear" w:color="auto" w:fill="323E4F" w:themeFill="text2" w:themeFillShade="BF"/>
           </w:tcPr>
           <w:p>
@@ -2933,7 +3087,7 @@
         </w:tc>
         <w:tc>
           <w:tcPr>
-            <w:tcW w:w="5718" w:type="dxa"/>
+            <w:tcW w:w="5040" w:type="dxa"/>
             <w:shd w:val="clear" w:color="auto" w:fill="323E4F" w:themeFill="text2" w:themeFillShade="BF"/>
           </w:tcPr>
           <w:p>
@@ -2952,7 +3106,7 @@
         </w:tc>
         <w:tc>
           <w:tcPr>
-            <w:tcW w:w="1345" w:type="dxa"/>
+            <w:tcW w:w="1615" w:type="dxa"/>
             <w:shd w:val="clear" w:color="auto" w:fill="323E4F" w:themeFill="text2" w:themeFillShade="BF"/>
           </w:tcPr>
           <w:p>
@@ -2966,6 +3120,12 @@
                 <w:color w:val="FFFFFF" w:themeColor="background1"/>
               </w:rPr>
               <w:t>Completion Date</w:t>
+            </w:r>
+            <w:r>
+              <w:rPr>
+                <w:color w:val="FFFFFF" w:themeColor="background1"/>
+              </w:rPr>
+              <w:t xml:space="preserve"> (Days after an agreement is accepted)</w:t>
             </w:r>
           </w:p>
         </w:tc>
@@ -2980,27 +3140,200 @@
             <w:pPr>
               <w:jc w:val="center"/>
             </w:pPr>
+            <w:r>
+              <w:t>1.</w:t>
+            </w:r>
           </w:p>
         </w:tc>
         <w:tc>
           <w:tcPr>
-            <w:tcW w:w="1369" w:type="dxa"/>
+            <w:tcW w:w="1777" w:type="dxa"/>
             <w:shd w:val="clear" w:color="auto" w:fill="ACB9CA" w:themeFill="text2" w:themeFillTint="66"/>
           </w:tcPr>
-          <w:p/>
+          <w:p>
+            <w:r>
+              <w:t>Current software</w:t>
+            </w:r>
+          </w:p>
         </w:tc>
         <w:tc>
           <w:tcPr>
-            <w:tcW w:w="5718" w:type="dxa"/>
+            <w:tcW w:w="5040" w:type="dxa"/>
             <w:shd w:val="clear" w:color="auto" w:fill="ACB9CA" w:themeFill="text2" w:themeFillTint="66"/>
           </w:tcPr>
-          <w:p/>
+          <w:p>
+            <w:r>
+              <w:t>The customer is to provide the development team with access to their current system. This is to allow the development team to experience and log the current system layout.</w:t>
+            </w:r>
+          </w:p>
         </w:tc>
         <w:tc>
           <w:tcPr>
-            <w:tcW w:w="1345" w:type="dxa"/>
+            <w:tcW w:w="1615" w:type="dxa"/>
             <w:shd w:val="clear" w:color="auto" w:fill="ACB9CA" w:themeFill="text2" w:themeFillTint="66"/>
           </w:tcPr>
+          <w:p>
+            <w:r>
+              <w:t>30 Days</w:t>
+            </w:r>
+          </w:p>
+        </w:tc>
+      </w:tr>
+      <w:tr>
+        <w:tc>
+          <w:tcPr>
+            <w:tcW w:w="918" w:type="dxa"/>
+            <w:shd w:val="clear" w:color="auto" w:fill="FFFFFF" w:themeFill="background1"/>
+          </w:tcPr>
+          <w:p>
+            <w:pPr>
+              <w:jc w:val="center"/>
+            </w:pPr>
+            <w:r>
+              <w:t>2.</w:t>
+            </w:r>
+          </w:p>
+        </w:tc>
+        <w:tc>
+          <w:tcPr>
+            <w:tcW w:w="1777" w:type="dxa"/>
+            <w:shd w:val="clear" w:color="auto" w:fill="FFFFFF" w:themeFill="background1"/>
+          </w:tcPr>
+          <w:p>
+            <w:r>
+              <w:t>List of current hardware</w:t>
+            </w:r>
+          </w:p>
+        </w:tc>
+        <w:tc>
+          <w:tcPr>
+            <w:tcW w:w="5040" w:type="dxa"/>
+            <w:shd w:val="clear" w:color="auto" w:fill="FFFFFF" w:themeFill="background1"/>
+          </w:tcPr>
+          <w:p>
+            <w:r>
+              <w:t>The customer is to provide the development team with a list of current useable hardware. This is needed to determine what hardware will need to be purchased, If any.</w:t>
+            </w:r>
+          </w:p>
+        </w:tc>
+        <w:tc>
+          <w:tcPr>
+            <w:tcW w:w="1615" w:type="dxa"/>
+            <w:shd w:val="clear" w:color="auto" w:fill="FFFFFF" w:themeFill="background1"/>
+          </w:tcPr>
+          <w:p>
+            <w:r>
+              <w:t>30 Days</w:t>
+            </w:r>
+          </w:p>
+        </w:tc>
+      </w:tr>
+      <w:tr>
+        <w:tc>
+          <w:tcPr>
+            <w:tcW w:w="918" w:type="dxa"/>
+            <w:shd w:val="clear" w:color="auto" w:fill="ACB9CA" w:themeFill="text2" w:themeFillTint="66"/>
+          </w:tcPr>
+          <w:p>
+            <w:pPr>
+              <w:jc w:val="center"/>
+            </w:pPr>
+            <w:r>
+              <w:t>3.</w:t>
+            </w:r>
+          </w:p>
+        </w:tc>
+        <w:tc>
+          <w:tcPr>
+            <w:tcW w:w="1777" w:type="dxa"/>
+            <w:shd w:val="clear" w:color="auto" w:fill="ACB9CA" w:themeFill="text2" w:themeFillTint="66"/>
+          </w:tcPr>
+          <w:p>
+            <w:r>
+              <w:t>Contact list</w:t>
+            </w:r>
+          </w:p>
+        </w:tc>
+        <w:tc>
+          <w:tcPr>
+            <w:tcW w:w="5040" w:type="dxa"/>
+            <w:shd w:val="clear" w:color="auto" w:fill="ACB9CA" w:themeFill="text2" w:themeFillTint="66"/>
+          </w:tcPr>
+          <w:p>
+            <w:r>
+              <w:t>The customer is to provide a contact list of emails for the following individuals.</w:t>
+            </w:r>
+          </w:p>
+          <w:p>
+            <w:pPr>
+              <w:pStyle w:val="ListParagraph"/>
+              <w:numPr>
+                <w:ilvl w:val="0"/>
+                <w:numId w:val="8"/>
+              </w:numPr>
+              <w:spacing w:after="0" w:line="240" w:lineRule="auto"/>
+            </w:pPr>
+            <w:r>
+              <w:t>IT manager</w:t>
+            </w:r>
+          </w:p>
+          <w:p>
+            <w:pPr>
+              <w:pStyle w:val="ListParagraph"/>
+              <w:numPr>
+                <w:ilvl w:val="0"/>
+                <w:numId w:val="8"/>
+              </w:numPr>
+              <w:spacing w:after="0" w:line="240" w:lineRule="auto"/>
+            </w:pPr>
+            <w:r>
+              <w:t xml:space="preserve">Security </w:t>
+            </w:r>
+            <w:proofErr w:type="gramStart"/>
+            <w:r>
+              <w:t>manage</w:t>
+            </w:r>
+            <w:proofErr w:type="gramEnd"/>
+          </w:p>
+          <w:p>
+            <w:pPr>
+              <w:pStyle w:val="ListParagraph"/>
+              <w:numPr>
+                <w:ilvl w:val="0"/>
+                <w:numId w:val="8"/>
+              </w:numPr>
+              <w:spacing w:after="0" w:line="240" w:lineRule="auto"/>
+            </w:pPr>
+            <w:r>
+              <w:lastRenderedPageBreak/>
+              <w:t>Current CRM system admin</w:t>
+            </w:r>
+          </w:p>
+          <w:p>
+            <w:pPr>
+              <w:pStyle w:val="ListParagraph"/>
+              <w:numPr>
+                <w:ilvl w:val="0"/>
+                <w:numId w:val="8"/>
+              </w:numPr>
+              <w:spacing w:after="0" w:line="240" w:lineRule="auto"/>
+            </w:pPr>
+            <w:r>
+              <w:t>No less that 3 contacts that currently use the existing CRM system</w:t>
+            </w:r>
+          </w:p>
+        </w:tc>
+        <w:tc>
+          <w:tcPr>
+            <w:tcW w:w="1615" w:type="dxa"/>
+            <w:shd w:val="clear" w:color="auto" w:fill="ACB9CA" w:themeFill="text2" w:themeFillTint="66"/>
+          </w:tcPr>
+          <w:p>
+            <w:r>
+              <w:lastRenderedPageBreak/>
+              <w:t>60 Days</w:t>
+            </w:r>
+          </w:p>
           <w:p/>
         </w:tc>
       </w:tr>
@@ -3014,96 +3347,46 @@
             <w:pPr>
               <w:jc w:val="center"/>
             </w:pPr>
+            <w:r>
+              <w:t>4</w:t>
+            </w:r>
+            <w:r>
+              <w:t>.</w:t>
+            </w:r>
           </w:p>
         </w:tc>
         <w:tc>
           <w:tcPr>
-            <w:tcW w:w="1369" w:type="dxa"/>
+            <w:tcW w:w="1777" w:type="dxa"/>
             <w:shd w:val="clear" w:color="auto" w:fill="FFFFFF" w:themeFill="background1"/>
           </w:tcPr>
-          <w:p/>
-        </w:tc>
-        <w:tc>
-          <w:tcPr>
-            <w:tcW w:w="5718" w:type="dxa"/>
-            <w:shd w:val="clear" w:color="auto" w:fill="FFFFFF" w:themeFill="background1"/>
-          </w:tcPr>
-          <w:p/>
-        </w:tc>
-        <w:tc>
-          <w:tcPr>
-            <w:tcW w:w="1345" w:type="dxa"/>
-            <w:shd w:val="clear" w:color="auto" w:fill="FFFFFF" w:themeFill="background1"/>
-          </w:tcPr>
-          <w:p/>
-        </w:tc>
-      </w:tr>
-      <w:tr>
-        <w:tc>
-          <w:tcPr>
-            <w:tcW w:w="918" w:type="dxa"/>
-            <w:shd w:val="clear" w:color="auto" w:fill="ACB9CA" w:themeFill="text2" w:themeFillTint="66"/>
-          </w:tcPr>
           <w:p>
-            <w:pPr>
-              <w:jc w:val="center"/>
-            </w:pPr>
+            <w:r>
+              <w:t>On site tour</w:t>
+            </w:r>
           </w:p>
         </w:tc>
         <w:tc>
           <w:tcPr>
-            <w:tcW w:w="1369" w:type="dxa"/>
-            <w:shd w:val="clear" w:color="auto" w:fill="ACB9CA" w:themeFill="text2" w:themeFillTint="66"/>
-          </w:tcPr>
-          <w:p/>
-        </w:tc>
-        <w:tc>
-          <w:tcPr>
-            <w:tcW w:w="5718" w:type="dxa"/>
-            <w:shd w:val="clear" w:color="auto" w:fill="ACB9CA" w:themeFill="text2" w:themeFillTint="66"/>
-          </w:tcPr>
-          <w:p/>
-        </w:tc>
-        <w:tc>
-          <w:tcPr>
-            <w:tcW w:w="1345" w:type="dxa"/>
-            <w:shd w:val="clear" w:color="auto" w:fill="ACB9CA" w:themeFill="text2" w:themeFillTint="66"/>
-          </w:tcPr>
-          <w:p/>
-        </w:tc>
-      </w:tr>
-      <w:tr>
-        <w:tc>
-          <w:tcPr>
-            <w:tcW w:w="918" w:type="dxa"/>
+            <w:tcW w:w="5040" w:type="dxa"/>
             <w:shd w:val="clear" w:color="auto" w:fill="FFFFFF" w:themeFill="background1"/>
           </w:tcPr>
           <w:p>
-            <w:pPr>
-              <w:jc w:val="center"/>
-            </w:pPr>
+            <w:r>
+              <w:t>The customer is to provide representatives of the development team a tour of the existing hardware.</w:t>
+            </w:r>
           </w:p>
         </w:tc>
         <w:tc>
           <w:tcPr>
-            <w:tcW w:w="1369" w:type="dxa"/>
+            <w:tcW w:w="1615" w:type="dxa"/>
             <w:shd w:val="clear" w:color="auto" w:fill="FFFFFF" w:themeFill="background1"/>
           </w:tcPr>
-          <w:p/>
-        </w:tc>
-        <w:tc>
-          <w:tcPr>
-            <w:tcW w:w="5718" w:type="dxa"/>
-            <w:shd w:val="clear" w:color="auto" w:fill="FFFFFF" w:themeFill="background1"/>
-          </w:tcPr>
-          <w:p/>
-        </w:tc>
-        <w:tc>
-          <w:tcPr>
-            <w:tcW w:w="1345" w:type="dxa"/>
-            <w:shd w:val="clear" w:color="auto" w:fill="FFFFFF" w:themeFill="background1"/>
-          </w:tcPr>
-          <w:p/>
+          <w:p>
+            <w:r>
+              <w:t>60 Days</w:t>
+            </w:r>
+          </w:p>
         </w:tc>
       </w:tr>
     </w:tbl>
@@ -3122,12 +3405,157 @@
       </w:r>
       <w:bookmarkEnd w:id="5"/>
     </w:p>
-    <w:p>
-      <w:r>
-        <w:t>Provide a brief overview of what the proposed solution will cover and what the proposed solution will not cover. It is important to set clear boundaries for the project</w:t>
-      </w:r>
-      <w:r>
-        <w:t>.</w:t>
+    <w:p/>
+    <w:p>
+      <w:r>
+        <w:t>The system provided will fulfill the following requirements.</w:t>
+      </w:r>
+    </w:p>
+    <w:p>
+      <w:pPr>
+        <w:pStyle w:val="ListParagraph"/>
+        <w:numPr>
+          <w:ilvl w:val="0"/>
+          <w:numId w:val="9"/>
+        </w:numPr>
+        <w:rPr>
+          <w:sz w:val="22"/>
+          <w:szCs w:val="22"/>
+        </w:rPr>
+      </w:pPr>
+      <w:r>
+        <w:rPr>
+          <w:sz w:val="22"/>
+          <w:szCs w:val="22"/>
+        </w:rPr>
+        <w:t>Consolidate all contact</w:t>
+      </w:r>
+      <w:r>
+        <w:rPr>
+          <w:sz w:val="22"/>
+          <w:szCs w:val="22"/>
+        </w:rPr>
+        <w:t>s and business information</w:t>
+      </w:r>
+    </w:p>
+    <w:p>
+      <w:pPr>
+        <w:pStyle w:val="ListParagraph"/>
+        <w:numPr>
+          <w:ilvl w:val="0"/>
+          <w:numId w:val="9"/>
+        </w:numPr>
+        <w:rPr>
+          <w:sz w:val="22"/>
+          <w:szCs w:val="22"/>
+        </w:rPr>
+      </w:pPr>
+      <w:r>
+        <w:rPr>
+          <w:sz w:val="22"/>
+          <w:szCs w:val="22"/>
+        </w:rPr>
+        <w:t>Report the company’s activities and interactions with contacts</w:t>
+      </w:r>
+    </w:p>
+    <w:p>
+      <w:pPr>
+        <w:pStyle w:val="ListParagraph"/>
+        <w:numPr>
+          <w:ilvl w:val="0"/>
+          <w:numId w:val="9"/>
+        </w:numPr>
+        <w:rPr>
+          <w:sz w:val="22"/>
+          <w:szCs w:val="22"/>
+        </w:rPr>
+      </w:pPr>
+      <w:r>
+        <w:rPr>
+          <w:sz w:val="22"/>
+          <w:szCs w:val="22"/>
+        </w:rPr>
+        <w:t>Control access to features based on roles and permissions for the company’s users, both on and off site</w:t>
+      </w:r>
+    </w:p>
+    <w:p>
+      <w:pPr>
+        <w:pStyle w:val="ListParagraph"/>
+        <w:numPr>
+          <w:ilvl w:val="0"/>
+          <w:numId w:val="9"/>
+        </w:numPr>
+        <w:rPr>
+          <w:sz w:val="22"/>
+          <w:szCs w:val="22"/>
+        </w:rPr>
+      </w:pPr>
+      <w:r>
+        <w:rPr>
+          <w:sz w:val="22"/>
+          <w:szCs w:val="22"/>
+        </w:rPr>
+        <w:t>Manage activities and track sales</w:t>
+      </w:r>
+    </w:p>
+    <w:p>
+      <w:pPr>
+        <w:pStyle w:val="ListParagraph"/>
+        <w:numPr>
+          <w:ilvl w:val="0"/>
+          <w:numId w:val="9"/>
+        </w:numPr>
+        <w:rPr>
+          <w:sz w:val="22"/>
+          <w:szCs w:val="22"/>
+        </w:rPr>
+      </w:pPr>
+      <w:r>
+        <w:rPr>
+          <w:sz w:val="22"/>
+          <w:szCs w:val="22"/>
+        </w:rPr>
+        <w:t xml:space="preserve">Integrate with M365 apps </w:t>
+      </w:r>
+    </w:p>
+    <w:p>
+      <w:pPr>
+        <w:pStyle w:val="ListParagraph"/>
+        <w:numPr>
+          <w:ilvl w:val="0"/>
+          <w:numId w:val="9"/>
+        </w:numPr>
+        <w:rPr>
+          <w:sz w:val="22"/>
+          <w:szCs w:val="22"/>
+        </w:rPr>
+      </w:pPr>
+      <w:r>
+        <w:rPr>
+          <w:sz w:val="22"/>
+          <w:szCs w:val="22"/>
+        </w:rPr>
+        <w:t>Has robust security that meets or exceeds industry standards</w:t>
+      </w:r>
+    </w:p>
+    <w:p>
+      <w:pPr>
+        <w:pStyle w:val="ListParagraph"/>
+        <w:numPr>
+          <w:ilvl w:val="0"/>
+          <w:numId w:val="9"/>
+        </w:numPr>
+        <w:rPr>
+          <w:sz w:val="22"/>
+          <w:szCs w:val="22"/>
+        </w:rPr>
+      </w:pPr>
+      <w:r>
+        <w:rPr>
+          <w:sz w:val="22"/>
+          <w:szCs w:val="22"/>
+        </w:rPr>
+        <w:t xml:space="preserve">Can be enhanced and scaled </w:t>
       </w:r>
     </w:p>
     <w:p>
@@ -3144,23 +3572,39 @@
       </w:r>
       <w:bookmarkEnd w:id="6"/>
     </w:p>
-    <w:p>
-      <w:pPr>
-        <w:rPr>
-          <w:strike/>
-        </w:rPr>
-      </w:pPr>
-      <w:r>
-        <w:t xml:space="preserve">Describe the </w:t>
-      </w:r>
-      <w:r>
-        <w:t>front-end and back-end environments</w:t>
-      </w:r>
-      <w:r>
-        <w:t xml:space="preserve"> that the solution will be deployed in.</w:t>
-      </w:r>
-    </w:p>
     <w:p/>
+    <w:p>
+      <w:r>
+        <w:t xml:space="preserve">The front-end of the proposed system will include a web-based user interface and will be locally hosted internally on equipment currently owned by the company.  Utilizing appropriate firewall configuration and the use of a VPN will allow safe access to the front end by authorized users only. </w:t>
+      </w:r>
+    </w:p>
+    <w:p/>
+    <w:p>
+      <w:r>
+        <w:t xml:space="preserve">The </w:t>
+      </w:r>
+      <w:r>
+        <w:t>back end</w:t>
+      </w:r>
+      <w:r>
+        <w:t xml:space="preserve"> will be a </w:t>
+      </w:r>
+      <w:r>
+        <w:t>java-based</w:t>
+      </w:r>
+      <w:r>
+        <w:t xml:space="preserve"> application that will run on </w:t>
+      </w:r>
+      <w:r>
+        <w:t>a Windows</w:t>
+      </w:r>
+      <w:r>
+        <w:t xml:space="preserve"> VM </w:t>
+      </w:r>
+      <w:r>
+        <w:t xml:space="preserve">hosted by the same locally hosted equipment. Spring Boot will be utilized to interface between the front-end and back-end. This allows easy and safe access to current databases and other resources. </w:t>
+      </w:r>
+    </w:p>
     <w:p>
       <w:r>
         <w:br w:type="page"/>
@@ -5206,6 +5650,95 @@
 <file path=word/numbering.xml><?xml version="1.0" encoding="utf-8"?>
 <w:numbering xmlns:wpc="http://schemas.microsoft.com/office/word/2010/wordprocessingCanvas" xmlns:cx="http://schemas.microsoft.com/office/drawing/2014/chartex" xmlns:cx1="http://schemas.microsoft.com/office/drawing/2015/9/8/chartex" xmlns:cx2="http://schemas.microsoft.com/office/drawing/2015/10/21/chartex" xmlns:cx3="http://schemas.microsoft.com/office/drawing/2016/5/9/chartex" xmlns:cx4="http://schemas.microsoft.com/office/drawing/2016/5/10/chartex" xmlns:cx5="http://schemas.microsoft.com/office/drawing/2016/5/11/chartex" xmlns:cx6="http://schemas.microsoft.com/office/drawing/2016/5/12/chartex" xmlns:cx7="http://schemas.microsoft.com/office/drawing/2016/5/13/chartex" xmlns:cx8="http://schemas.microsoft.com/office/drawing/2016/5/14/chartex" xmlns:mc="http://schemas.openxmlformats.org/markup-compatibility/2006" xmlns:aink="http://schemas.microsoft.com/office/drawing/2016/ink" xmlns:am3d="http://schemas.microsoft.com/office/drawing/2017/model3d" xmlns:o="urn:schemas-microsoft-com:office:office" xmlns:oel="http://schemas.microsoft.com/office/2019/extlst" xmlns:r="http://schemas.openxmlformats.org/officeDocument/2006/relationships" xmlns:m="http://schemas.openxmlformats.org/officeDocument/2006/math" xmlns:v="urn:schemas-microsoft-com:vml" xmlns:wp14="http://schemas.microsoft.com/office/word/2010/wordprocessingDrawing" xmlns:wp="http://schemas.openxmlformats.org/drawingml/2006/wordprocessingDrawing" xmlns:w10="urn:schemas-microsoft-com:office:word" xmlns:w="http://schemas.openxmlformats.org/wordprocessingml/2006/main" xmlns:w14="http://schemas.microsoft.com/office/word/2010/wordml" xmlns:w15="http://schemas.microsoft.com/office/word/2012/wordml" xmlns:w16cex="http://schemas.microsoft.com/office/word/2018/wordml/cex" xmlns:w16cid="http://schemas.microsoft.com/office/word/2016/wordml/cid" xmlns:w16="http://schemas.microsoft.com/office/word/2018/wordml" xmlns:w16du="http://schemas.microsoft.com/office/word/2023/wordml/word16du" xmlns:w16sdtdh="http://schemas.microsoft.com/office/word/2020/wordml/sdtdatahash" xmlns:w16sdtfl="http://schemas.microsoft.com/office/word/2024/wordml/sdtformatlock" xmlns:w16se="http://schemas.microsoft.com/office/word/2015/wordml/symex" xmlns:wpg="http://schemas.microsoft.com/office/word/2010/wordprocessingGroup" xmlns:wpi="http://schemas.microsoft.com/office/word/2010/wordprocessingInk" xmlns:wne="http://schemas.microsoft.com/office/word/2006/wordml" xmlns:wps="http://schemas.microsoft.com/office/word/2010/wordprocessingShape" mc:Ignorable="w14 w15 w16se w16cid w16 w16cex w16sdtdh w16sdtfl w16du wp14">
   <w:abstractNum w:abstractNumId="0" w15:restartNumberingAfterBreak="0">
+    <w:nsid w:val="1C2865F9"/>
+    <w:multiLevelType w:val="hybridMultilevel"/>
+    <w:tmpl w:val="22DE047E"/>
+    <w:lvl w:ilvl="0" w:tplc="0409000F">
+      <w:start w:val="1"/>
+      <w:numFmt w:val="decimal"/>
+      <w:lvlText w:val="%1."/>
+      <w:lvlJc w:val="left"/>
+      <w:pPr>
+        <w:ind w:left="720" w:hanging="360"/>
+      </w:pPr>
+      <w:rPr>
+        <w:rFonts w:hint="default"/>
+      </w:rPr>
+    </w:lvl>
+    <w:lvl w:ilvl="1" w:tplc="04090019" w:tentative="1">
+      <w:start w:val="1"/>
+      <w:numFmt w:val="lowerLetter"/>
+      <w:lvlText w:val="%2."/>
+      <w:lvlJc w:val="left"/>
+      <w:pPr>
+        <w:ind w:left="1440" w:hanging="360"/>
+      </w:pPr>
+    </w:lvl>
+    <w:lvl w:ilvl="2" w:tplc="0409001B" w:tentative="1">
+      <w:start w:val="1"/>
+      <w:numFmt w:val="lowerRoman"/>
+      <w:lvlText w:val="%3."/>
+      <w:lvlJc w:val="right"/>
+      <w:pPr>
+        <w:ind w:left="2160" w:hanging="180"/>
+      </w:pPr>
+    </w:lvl>
+    <w:lvl w:ilvl="3" w:tplc="0409000F" w:tentative="1">
+      <w:start w:val="1"/>
+      <w:numFmt w:val="decimal"/>
+      <w:lvlText w:val="%4."/>
+      <w:lvlJc w:val="left"/>
+      <w:pPr>
+        <w:ind w:left="2880" w:hanging="360"/>
+      </w:pPr>
+    </w:lvl>
+    <w:lvl w:ilvl="4" w:tplc="04090019" w:tentative="1">
+      <w:start w:val="1"/>
+      <w:numFmt w:val="lowerLetter"/>
+      <w:lvlText w:val="%5."/>
+      <w:lvlJc w:val="left"/>
+      <w:pPr>
+        <w:ind w:left="3600" w:hanging="360"/>
+      </w:pPr>
+    </w:lvl>
+    <w:lvl w:ilvl="5" w:tplc="0409001B" w:tentative="1">
+      <w:start w:val="1"/>
+      <w:numFmt w:val="lowerRoman"/>
+      <w:lvlText w:val="%6."/>
+      <w:lvlJc w:val="right"/>
+      <w:pPr>
+        <w:ind w:left="4320" w:hanging="180"/>
+      </w:pPr>
+    </w:lvl>
+    <w:lvl w:ilvl="6" w:tplc="0409000F" w:tentative="1">
+      <w:start w:val="1"/>
+      <w:numFmt w:val="decimal"/>
+      <w:lvlText w:val="%7."/>
+      <w:lvlJc w:val="left"/>
+      <w:pPr>
+        <w:ind w:left="5040" w:hanging="360"/>
+      </w:pPr>
+    </w:lvl>
+    <w:lvl w:ilvl="7" w:tplc="04090019" w:tentative="1">
+      <w:start w:val="1"/>
+      <w:numFmt w:val="lowerLetter"/>
+      <w:lvlText w:val="%8."/>
+      <w:lvlJc w:val="left"/>
+      <w:pPr>
+        <w:ind w:left="5760" w:hanging="360"/>
+      </w:pPr>
+    </w:lvl>
+    <w:lvl w:ilvl="8" w:tplc="0409001B" w:tentative="1">
+      <w:start w:val="1"/>
+      <w:numFmt w:val="lowerRoman"/>
+      <w:lvlText w:val="%9."/>
+      <w:lvlJc w:val="right"/>
+      <w:pPr>
+        <w:ind w:left="6480" w:hanging="180"/>
+      </w:pPr>
+    </w:lvl>
+  </w:abstractNum>
+  <w:abstractNum w:abstractNumId="1" w15:restartNumberingAfterBreak="0">
     <w:nsid w:val="2D414129"/>
     <w:multiLevelType w:val="hybridMultilevel"/>
     <w:tmpl w:val="C3B219C2"/>
@@ -5318,7 +5851,7 @@
       </w:rPr>
     </w:lvl>
   </w:abstractNum>
-  <w:abstractNum w:abstractNumId="1" w15:restartNumberingAfterBreak="0">
+  <w:abstractNum w:abstractNumId="2" w15:restartNumberingAfterBreak="0">
     <w:nsid w:val="413146A0"/>
     <w:multiLevelType w:val="hybridMultilevel"/>
     <w:tmpl w:val="C3B219C2"/>
@@ -5431,7 +5964,7 @@
       </w:rPr>
     </w:lvl>
   </w:abstractNum>
-  <w:abstractNum w:abstractNumId="2" w15:restartNumberingAfterBreak="0">
+  <w:abstractNum w:abstractNumId="3" w15:restartNumberingAfterBreak="0">
     <w:nsid w:val="523174DB"/>
     <w:multiLevelType w:val="multilevel"/>
     <w:tmpl w:val="2E9A22F2"/>
@@ -5517,7 +6050,7 @@
       </w:pPr>
     </w:lvl>
   </w:abstractNum>
-  <w:abstractNum w:abstractNumId="3" w15:restartNumberingAfterBreak="0">
+  <w:abstractNum w:abstractNumId="4" w15:restartNumberingAfterBreak="0">
     <w:nsid w:val="534C4CB1"/>
     <w:multiLevelType w:val="multilevel"/>
     <w:tmpl w:val="0409001F"/>
@@ -5603,7 +6136,96 @@
       </w:pPr>
     </w:lvl>
   </w:abstractNum>
-  <w:abstractNum w:abstractNumId="4" w15:restartNumberingAfterBreak="0">
+  <w:abstractNum w:abstractNumId="5" w15:restartNumberingAfterBreak="0">
+    <w:nsid w:val="5A874009"/>
+    <w:multiLevelType w:val="hybridMultilevel"/>
+    <w:tmpl w:val="26444DDA"/>
+    <w:lvl w:ilvl="0" w:tplc="0409000F">
+      <w:start w:val="1"/>
+      <w:numFmt w:val="decimal"/>
+      <w:lvlText w:val="%1."/>
+      <w:lvlJc w:val="left"/>
+      <w:pPr>
+        <w:ind w:left="720" w:hanging="360"/>
+      </w:pPr>
+      <w:rPr>
+        <w:rFonts w:hint="default"/>
+      </w:rPr>
+    </w:lvl>
+    <w:lvl w:ilvl="1" w:tplc="04090019">
+      <w:start w:val="1"/>
+      <w:numFmt w:val="lowerLetter"/>
+      <w:lvlText w:val="%2."/>
+      <w:lvlJc w:val="left"/>
+      <w:pPr>
+        <w:ind w:left="1440" w:hanging="360"/>
+      </w:pPr>
+    </w:lvl>
+    <w:lvl w:ilvl="2" w:tplc="0409001B" w:tentative="1">
+      <w:start w:val="1"/>
+      <w:numFmt w:val="lowerRoman"/>
+      <w:lvlText w:val="%3."/>
+      <w:lvlJc w:val="right"/>
+      <w:pPr>
+        <w:ind w:left="2160" w:hanging="180"/>
+      </w:pPr>
+    </w:lvl>
+    <w:lvl w:ilvl="3" w:tplc="0409000F" w:tentative="1">
+      <w:start w:val="1"/>
+      <w:numFmt w:val="decimal"/>
+      <w:lvlText w:val="%4."/>
+      <w:lvlJc w:val="left"/>
+      <w:pPr>
+        <w:ind w:left="2880" w:hanging="360"/>
+      </w:pPr>
+    </w:lvl>
+    <w:lvl w:ilvl="4" w:tplc="04090019" w:tentative="1">
+      <w:start w:val="1"/>
+      <w:numFmt w:val="lowerLetter"/>
+      <w:lvlText w:val="%5."/>
+      <w:lvlJc w:val="left"/>
+      <w:pPr>
+        <w:ind w:left="3600" w:hanging="360"/>
+      </w:pPr>
+    </w:lvl>
+    <w:lvl w:ilvl="5" w:tplc="0409001B" w:tentative="1">
+      <w:start w:val="1"/>
+      <w:numFmt w:val="lowerRoman"/>
+      <w:lvlText w:val="%6."/>
+      <w:lvlJc w:val="right"/>
+      <w:pPr>
+        <w:ind w:left="4320" w:hanging="180"/>
+      </w:pPr>
+    </w:lvl>
+    <w:lvl w:ilvl="6" w:tplc="0409000F" w:tentative="1">
+      <w:start w:val="1"/>
+      <w:numFmt w:val="decimal"/>
+      <w:lvlText w:val="%7."/>
+      <w:lvlJc w:val="left"/>
+      <w:pPr>
+        <w:ind w:left="5040" w:hanging="360"/>
+      </w:pPr>
+    </w:lvl>
+    <w:lvl w:ilvl="7" w:tplc="04090019" w:tentative="1">
+      <w:start w:val="1"/>
+      <w:numFmt w:val="lowerLetter"/>
+      <w:lvlText w:val="%8."/>
+      <w:lvlJc w:val="left"/>
+      <w:pPr>
+        <w:ind w:left="5760" w:hanging="360"/>
+      </w:pPr>
+    </w:lvl>
+    <w:lvl w:ilvl="8" w:tplc="0409001B" w:tentative="1">
+      <w:start w:val="1"/>
+      <w:numFmt w:val="lowerRoman"/>
+      <w:lvlText w:val="%9."/>
+      <w:lvlJc w:val="right"/>
+      <w:pPr>
+        <w:ind w:left="6480" w:hanging="180"/>
+      </w:pPr>
+    </w:lvl>
+  </w:abstractNum>
+  <w:abstractNum w:abstractNumId="6" w15:restartNumberingAfterBreak="0">
     <w:nsid w:val="63353E17"/>
     <w:multiLevelType w:val="multilevel"/>
     <w:tmpl w:val="2E9A22F2"/>
@@ -5689,7 +6311,7 @@
       </w:pPr>
     </w:lvl>
   </w:abstractNum>
-  <w:abstractNum w:abstractNumId="5" w15:restartNumberingAfterBreak="0">
+  <w:abstractNum w:abstractNumId="7" w15:restartNumberingAfterBreak="0">
     <w:nsid w:val="6D06502E"/>
     <w:multiLevelType w:val="hybridMultilevel"/>
     <w:tmpl w:val="C3B219C2"/>
@@ -5802,23 +6424,145 @@
       </w:rPr>
     </w:lvl>
   </w:abstractNum>
+  <w:abstractNum w:abstractNumId="8" w15:restartNumberingAfterBreak="0">
+    <w:nsid w:val="744B3713"/>
+    <w:multiLevelType w:val="hybridMultilevel"/>
+    <w:tmpl w:val="1B1A1F18"/>
+    <w:lvl w:ilvl="0" w:tplc="04090001">
+      <w:start w:val="1"/>
+      <w:numFmt w:val="bullet"/>
+      <w:lvlText w:val=""/>
+      <w:lvlJc w:val="left"/>
+      <w:pPr>
+        <w:ind w:left="1440" w:hanging="360"/>
+      </w:pPr>
+      <w:rPr>
+        <w:rFonts w:ascii="Symbol" w:hAnsi="Symbol" w:hint="default"/>
+      </w:rPr>
+    </w:lvl>
+    <w:lvl w:ilvl="1" w:tplc="04090003" w:tentative="1">
+      <w:start w:val="1"/>
+      <w:numFmt w:val="bullet"/>
+      <w:lvlText w:val="o"/>
+      <w:lvlJc w:val="left"/>
+      <w:pPr>
+        <w:ind w:left="2160" w:hanging="360"/>
+      </w:pPr>
+      <w:rPr>
+        <w:rFonts w:ascii="Courier New" w:hAnsi="Courier New" w:cs="Courier New" w:hint="default"/>
+      </w:rPr>
+    </w:lvl>
+    <w:lvl w:ilvl="2" w:tplc="04090005" w:tentative="1">
+      <w:start w:val="1"/>
+      <w:numFmt w:val="bullet"/>
+      <w:lvlText w:val=""/>
+      <w:lvlJc w:val="left"/>
+      <w:pPr>
+        <w:ind w:left="2880" w:hanging="360"/>
+      </w:pPr>
+      <w:rPr>
+        <w:rFonts w:ascii="Wingdings" w:hAnsi="Wingdings" w:hint="default"/>
+      </w:rPr>
+    </w:lvl>
+    <w:lvl w:ilvl="3" w:tplc="04090001" w:tentative="1">
+      <w:start w:val="1"/>
+      <w:numFmt w:val="bullet"/>
+      <w:lvlText w:val=""/>
+      <w:lvlJc w:val="left"/>
+      <w:pPr>
+        <w:ind w:left="3600" w:hanging="360"/>
+      </w:pPr>
+      <w:rPr>
+        <w:rFonts w:ascii="Symbol" w:hAnsi="Symbol" w:hint="default"/>
+      </w:rPr>
+    </w:lvl>
+    <w:lvl w:ilvl="4" w:tplc="04090003" w:tentative="1">
+      <w:start w:val="1"/>
+      <w:numFmt w:val="bullet"/>
+      <w:lvlText w:val="o"/>
+      <w:lvlJc w:val="left"/>
+      <w:pPr>
+        <w:ind w:left="4320" w:hanging="360"/>
+      </w:pPr>
+      <w:rPr>
+        <w:rFonts w:ascii="Courier New" w:hAnsi="Courier New" w:cs="Courier New" w:hint="default"/>
+      </w:rPr>
+    </w:lvl>
+    <w:lvl w:ilvl="5" w:tplc="04090005" w:tentative="1">
+      <w:start w:val="1"/>
+      <w:numFmt w:val="bullet"/>
+      <w:lvlText w:val=""/>
+      <w:lvlJc w:val="left"/>
+      <w:pPr>
+        <w:ind w:left="5040" w:hanging="360"/>
+      </w:pPr>
+      <w:rPr>
+        <w:rFonts w:ascii="Wingdings" w:hAnsi="Wingdings" w:hint="default"/>
+      </w:rPr>
+    </w:lvl>
+    <w:lvl w:ilvl="6" w:tplc="04090001" w:tentative="1">
+      <w:start w:val="1"/>
+      <w:numFmt w:val="bullet"/>
+      <w:lvlText w:val=""/>
+      <w:lvlJc w:val="left"/>
+      <w:pPr>
+        <w:ind w:left="5760" w:hanging="360"/>
+      </w:pPr>
+      <w:rPr>
+        <w:rFonts w:ascii="Symbol" w:hAnsi="Symbol" w:hint="default"/>
+      </w:rPr>
+    </w:lvl>
+    <w:lvl w:ilvl="7" w:tplc="04090003" w:tentative="1">
+      <w:start w:val="1"/>
+      <w:numFmt w:val="bullet"/>
+      <w:lvlText w:val="o"/>
+      <w:lvlJc w:val="left"/>
+      <w:pPr>
+        <w:ind w:left="6480" w:hanging="360"/>
+      </w:pPr>
+      <w:rPr>
+        <w:rFonts w:ascii="Courier New" w:hAnsi="Courier New" w:cs="Courier New" w:hint="default"/>
+      </w:rPr>
+    </w:lvl>
+    <w:lvl w:ilvl="8" w:tplc="04090005" w:tentative="1">
+      <w:start w:val="1"/>
+      <w:numFmt w:val="bullet"/>
+      <w:lvlText w:val=""/>
+      <w:lvlJc w:val="left"/>
+      <w:pPr>
+        <w:ind w:left="7200" w:hanging="360"/>
+      </w:pPr>
+      <w:rPr>
+        <w:rFonts w:ascii="Wingdings" w:hAnsi="Wingdings" w:hint="default"/>
+      </w:rPr>
+    </w:lvl>
+  </w:abstractNum>
   <w:num w:numId="1" w16cid:durableId="531962245">
+    <w:abstractNumId w:val="3"/>
+  </w:num>
+  <w:num w:numId="2" w16cid:durableId="1342657301">
+    <w:abstractNumId w:val="4"/>
+  </w:num>
+  <w:num w:numId="3" w16cid:durableId="1027675712">
     <w:abstractNumId w:val="2"/>
   </w:num>
-  <w:num w:numId="2" w16cid:durableId="1342657301">
-    <w:abstractNumId w:val="3"/>
+  <w:num w:numId="4" w16cid:durableId="655189614">
+    <w:abstractNumId w:val="7"/>
   </w:num>
-  <w:num w:numId="3" w16cid:durableId="1027675712">
+  <w:num w:numId="5" w16cid:durableId="210118218">
     <w:abstractNumId w:val="1"/>
   </w:num>
-  <w:num w:numId="4" w16cid:durableId="655189614">
+  <w:num w:numId="6" w16cid:durableId="602567145">
+    <w:abstractNumId w:val="6"/>
+  </w:num>
+  <w:num w:numId="7" w16cid:durableId="473764808">
     <w:abstractNumId w:val="5"/>
   </w:num>
-  <w:num w:numId="5" w16cid:durableId="210118218">
+  <w:num w:numId="8" w16cid:durableId="455952919">
     <w:abstractNumId w:val="0"/>
   </w:num>
-  <w:num w:numId="6" w16cid:durableId="602567145">
-    <w:abstractNumId w:val="4"/>
+  <w:num w:numId="9" w16cid:durableId="194318713">
+    <w:abstractNumId w:val="8"/>
   </w:num>
 </w:numbering>
 </file>
@@ -6705,37 +7449,6 @@
     </w:docPart>
     <w:docPart>
       <w:docPartPr>
-        <w:name w:val="18C33A2590F04869BDC38C7C71D00865"/>
-        <w:category>
-          <w:name w:val="General"/>
-          <w:gallery w:val="placeholder"/>
-        </w:category>
-        <w:types>
-          <w:type w:val="bbPlcHdr"/>
-        </w:types>
-        <w:behaviors>
-          <w:behavior w:val="content"/>
-        </w:behaviors>
-        <w:guid w:val="{6FF3D24A-1A54-4ABA-9508-4258AB4E0CB8}"/>
-      </w:docPartPr>
-      <w:docPartBody>
-        <w:p>
-          <w:pPr>
-            <w:pStyle w:val="18C33A2590F04869BDC38C7C71D00865"/>
-          </w:pPr>
-          <w:r>
-            <w:rPr>
-              <w:color w:val="0F4761" w:themeColor="accent1" w:themeShade="BF"/>
-              <w:sz w:val="24"/>
-              <w:szCs w:val="24"/>
-            </w:rPr>
-            <w:t>[Document subtitle]</w:t>
-          </w:r>
-        </w:p>
-      </w:docPartBody>
-    </w:docPart>
-    <w:docPart>
-      <w:docPartPr>
         <w:name w:val="5BC671AF45FD4E21A1D7C99768C8535D"/>
         <w:category>
           <w:name w:val="General"/>
@@ -6808,6 +7521,27 @@
     <w:family w:val="roman"/>
     <w:pitch w:val="variable"/>
     <w:sig w:usb0="E0002EFF" w:usb1="C000785B" w:usb2="00000009" w:usb3="00000000" w:csb0="000001FF" w:csb1="00000000"/>
+  </w:font>
+  <w:font w:name="Symbol">
+    <w:panose1 w:val="05050102010706020507"/>
+    <w:charset w:val="02"/>
+    <w:family w:val="roman"/>
+    <w:pitch w:val="variable"/>
+    <w:sig w:usb0="00000000" w:usb1="10000000" w:usb2="00000000" w:usb3="00000000" w:csb0="80000000" w:csb1="00000000"/>
+  </w:font>
+  <w:font w:name="Courier New">
+    <w:panose1 w:val="02070309020205020404"/>
+    <w:charset w:val="00"/>
+    <w:family w:val="modern"/>
+    <w:pitch w:val="fixed"/>
+    <w:sig w:usb0="E0002EFF" w:usb1="C0007843" w:usb2="00000009" w:usb3="00000000" w:csb0="000001FF" w:csb1="00000000"/>
+  </w:font>
+  <w:font w:name="Wingdings">
+    <w:panose1 w:val="05000000000000000000"/>
+    <w:charset w:val="02"/>
+    <w:family w:val="auto"/>
+    <w:pitch w:val="variable"/>
+    <w:sig w:usb0="00000000" w:usb1="10000000" w:usb2="00000000" w:usb3="00000000" w:csb0="80000000" w:csb1="00000000"/>
   </w:font>
   <w:font w:name="Calibri">
     <w:panose1 w:val="020F0502020204030204"/>
@@ -6884,15 +7618,19 @@
     <w:rsidRoot w:val="0047202C"/>
     <w:rsid w:val="00057D5B"/>
     <w:rsid w:val="00066E6B"/>
+    <w:rsid w:val="002E77B7"/>
+    <w:rsid w:val="002F4536"/>
     <w:rsid w:val="0047202C"/>
     <w:rsid w:val="004E4522"/>
     <w:rsid w:val="0094157A"/>
     <w:rsid w:val="009714D9"/>
     <w:rsid w:val="009D2E3B"/>
+    <w:rsid w:val="009F07B5"/>
     <w:rsid w:val="00A82CD5"/>
     <w:rsid w:val="00A9089F"/>
     <w:rsid w:val="00B606DC"/>
     <w:rsid w:val="00C939B0"/>
+    <w:rsid w:val="00D52881"/>
     <w:rsid w:val="00F42FC0"/>
   </w:rsids>
   <m:mathPr>
@@ -7635,7 +8373,7 @@
 
 <file path=customXml/item1.xml><?xml version="1.0" encoding="utf-8"?>
 <CoverPageProperties xmlns="http://schemas.microsoft.com/office/2006/coverPageProps">
-  <PublishDate>2026-03-02T00:00:00</PublishDate>
+  <PublishDate>2026-03-17T00:00:00</PublishDate>
   <Abstract/>
   <CompanyAddress/>
   <CompanyPhone/>
@@ -8225,4 +8963,10 @@
     <ds:schemaRef ds:uri="1f707338-ea0f-4fe5-baee-59b996692b22"/>
   </ds:schemaRefs>
 </ds:datastoreItem>
+</file>
+
+<file path=docMetadata/LabelInfo.xml><?xml version="1.0" encoding="utf-8"?>
+<clbl:labelList xmlns:clbl="http://schemas.microsoft.com/office/2020/mipLabelMetadata">
+  <clbl:label id="{9d258917-277f-42cd-a3cd-14c4e9ee58bc}" enabled="1" method="Standard" siteId="{38ae3bcd-9579-4fd4-adda-b42e1495d55a}" contentBits="0" removed="0"/>
+</clbl:labelList>
 </file>
--- a/Task1.docx
+++ b/Task1.docx
@@ -93,23 +93,7 @@
                     <w:sz w:val="24"/>
                     <w:szCs w:val="24"/>
                   </w:rPr>
-                  <w:t xml:space="preserve"> </w:t>
-                </w:r>
-                <w:r>
-                  <w:rPr>
-                    <w:color w:val="2E74B5" w:themeColor="accent1" w:themeShade="BF"/>
-                    <w:sz w:val="24"/>
-                    <w:szCs w:val="24"/>
-                  </w:rPr>
-                  <w:t>ML Logistics Gaming Company</w:t>
-                </w:r>
-                <w:r>
-                  <w:rPr>
-                    <w:color w:val="2E74B5" w:themeColor="accent1" w:themeShade="BF"/>
-                    <w:sz w:val="24"/>
-                    <w:szCs w:val="24"/>
-                  </w:rPr>
-                  <w:t xml:space="preserve"> </w:t>
+                  <w:t>Bob’s Software</w:t>
                 </w:r>
               </w:p>
             </w:tc>
@@ -2755,7 +2739,6 @@
       </w:r>
       <w:bookmarkEnd w:id="1"/>
     </w:p>
-    <w:p/>
     <w:p>
       <w:r>
         <w:t>The purpose of this proposed system is to supply</w:t>
@@ -2784,7 +2767,6 @@
       </w:r>
       <w:bookmarkEnd w:id="2"/>
     </w:p>
-    <w:p/>
     <w:p>
       <w:r>
         <w:t>A high-level overview of the problems the customer is currently facing includes the following:</w:t>
@@ -2923,15 +2905,6 @@
         <w:t xml:space="preserve"> Goals and Objectives</w:t>
       </w:r>
       <w:bookmarkEnd w:id="3"/>
-    </w:p>
-    <w:p>
-      <w:pPr>
-        <w:pStyle w:val="CommentText"/>
-        <w:rPr>
-          <w:sz w:val="22"/>
-          <w:szCs w:val="22"/>
-        </w:rPr>
-      </w:pPr>
     </w:p>
     <w:p>
       <w:pPr>
@@ -3305,7 +3278,6 @@
               <w:spacing w:after="0" w:line="240" w:lineRule="auto"/>
             </w:pPr>
             <w:r>
-              <w:lastRenderedPageBreak/>
               <w:t>Current CRM system admin</w:t>
             </w:r>
           </w:p>
@@ -3330,7 +3302,6 @@
           </w:tcPr>
           <w:p>
             <w:r>
-              <w:lastRenderedPageBreak/>
               <w:t>60 Days</w:t>
             </w:r>
           </w:p>
@@ -3348,10 +3319,7 @@
               <w:jc w:val="center"/>
             </w:pPr>
             <w:r>
-              <w:t>4</w:t>
-            </w:r>
-            <w:r>
-              <w:t>.</w:t>
+              <w:t>4.</w:t>
             </w:r>
           </w:p>
         </w:tc>
@@ -3405,7 +3373,6 @@
       </w:r>
       <w:bookmarkEnd w:id="5"/>
     </w:p>
-    <w:p/>
     <w:p>
       <w:r>
         <w:t>The system provided will fulfill the following requirements.</w:t>
@@ -3572,13 +3539,11 @@
       </w:r>
       <w:bookmarkEnd w:id="6"/>
     </w:p>
-    <w:p/>
     <w:p>
       <w:r>
         <w:t xml:space="preserve">The front-end of the proposed system will include a web-based user interface and will be locally hosted internally on equipment currently owned by the company.  Utilizing appropriate firewall configuration and the use of a VPN will allow safe access to the front end by authorized users only. </w:t>
       </w:r>
     </w:p>
-    <w:p/>
     <w:p>
       <w:r>
         <w:t xml:space="preserve">The </w:t>
@@ -3603,6 +3568,17 @@
       </w:r>
       <w:r>
         <w:t xml:space="preserve">hosted by the same locally hosted equipment. Spring Boot will be utilized to interface between the front-end and back-end. This allows easy and safe access to current databases and other resources. </w:t>
+      </w:r>
+      <w:r>
+        <w:t>Microsoft Graph API</w:t>
+      </w:r>
+      <w:r>
+        <w:t xml:space="preserve"> will be used to allow bi-directional communication between the back end and M365 apps.</w:t>
+      </w:r>
+    </w:p>
+    <w:p>
+      <w:r>
+        <w:t>A subscription to an AI service for the purpose of forecasting will be included.</w:t>
       </w:r>
     </w:p>
     <w:p>
@@ -3756,18 +3732,185 @@
     <w:p>
       <w:pPr>
         <w:ind w:left="450"/>
-      </w:pPr>
-      <w:r>
-        <w:t>Explain</w:t>
-      </w:r>
-      <w:r>
-        <w:t xml:space="preserve"> </w:t>
-      </w:r>
-      <w:r>
-        <w:t>how your software solution addresses a distinct business requirement</w:t>
-      </w:r>
-      <w:r>
-        <w:t>.</w:t>
+        <w:rPr>
+          <w:u w:val="single"/>
+        </w:rPr>
+      </w:pPr>
+      <w:r>
+        <w:rPr>
+          <w:u w:val="single"/>
+        </w:rPr>
+        <w:t>Reporting:</w:t>
+      </w:r>
+    </w:p>
+    <w:p>
+      <w:pPr>
+        <w:ind w:left="450"/>
+      </w:pPr>
+      <w:r>
+        <w:t xml:space="preserve">The supplied system will provide the user with adequate options to generate predefined and custom reports to meet their needs. This will include options for filtering, formatting, querying, and exporting data. The user will also be able to customize these options by using familiar </w:t>
+      </w:r>
+      <w:proofErr w:type="gramStart"/>
+      <w:r>
+        <w:t>text based</w:t>
+      </w:r>
+      <w:proofErr w:type="gramEnd"/>
+      <w:r>
+        <w:t xml:space="preserve"> code. This code will be similar to the code used in Excel for macros and such.</w:t>
+      </w:r>
+    </w:p>
+    <w:p>
+      <w:pPr>
+        <w:ind w:left="450"/>
+      </w:pPr>
+      <w:r>
+        <w:t>The required reporting capabilities will be included in the supplied system as follows:</w:t>
+      </w:r>
+    </w:p>
+    <w:p>
+      <w:pPr>
+        <w:pStyle w:val="ListParagraph"/>
+        <w:numPr>
+          <w:ilvl w:val="0"/>
+          <w:numId w:val="10"/>
+        </w:numPr>
+      </w:pPr>
+      <w:r>
+        <w:t>High and low lever reporting which will include customizable dashboard and automated configurable executive-level summery reports</w:t>
+      </w:r>
+    </w:p>
+    <w:p>
+      <w:pPr>
+        <w:pStyle w:val="ListParagraph"/>
+        <w:numPr>
+          <w:ilvl w:val="0"/>
+          <w:numId w:val="10"/>
+        </w:numPr>
+      </w:pPr>
+      <w:r>
+        <w:t>A point and click UI to browse displayed data</w:t>
+      </w:r>
+    </w:p>
+    <w:p>
+      <w:pPr>
+        <w:pStyle w:val="ListParagraph"/>
+        <w:numPr>
+          <w:ilvl w:val="0"/>
+          <w:numId w:val="10"/>
+        </w:numPr>
+      </w:pPr>
+      <w:r>
+        <w:t>User access control to provide need-based security and access to sensitive data</w:t>
+      </w:r>
+    </w:p>
+    <w:p>
+      <w:pPr>
+        <w:pStyle w:val="ListParagraph"/>
+        <w:numPr>
+          <w:ilvl w:val="0"/>
+          <w:numId w:val="10"/>
+        </w:numPr>
+      </w:pPr>
+      <w:r>
+        <w:t>The ability to save and archive reports and the creation of report templates</w:t>
+      </w:r>
+    </w:p>
+    <w:p>
+      <w:pPr>
+        <w:pStyle w:val="ListParagraph"/>
+        <w:numPr>
+          <w:ilvl w:val="0"/>
+          <w:numId w:val="10"/>
+        </w:numPr>
+      </w:pPr>
+      <w:r>
+        <w:t xml:space="preserve">Allowing the saving and reusing of filters </w:t>
+      </w:r>
+    </w:p>
+    <w:p>
+      <w:pPr>
+        <w:pStyle w:val="ListParagraph"/>
+        <w:numPr>
+          <w:ilvl w:val="0"/>
+          <w:numId w:val="10"/>
+        </w:numPr>
+      </w:pPr>
+      <w:r>
+        <w:t>Configurable historical data reporting capabilities</w:t>
+      </w:r>
+    </w:p>
+    <w:p>
+      <w:pPr>
+        <w:ind w:left="450"/>
+      </w:pPr>
+    </w:p>
+    <w:p>
+      <w:pPr>
+        <w:ind w:left="450"/>
+      </w:pPr>
+      <w:r>
+        <w:rPr>
+          <w:u w:val="single"/>
+        </w:rPr>
+        <w:t>Activity Management</w:t>
+      </w:r>
+      <w:r>
+        <w:t>:</w:t>
+      </w:r>
+    </w:p>
+    <w:p>
+      <w:pPr>
+        <w:ind w:left="450"/>
+      </w:pPr>
+      <w:r>
+        <w:t>The system will fully integrate with m365 applications by utilizing the Microsoft Graph API. This will allow the system to mirror meetings and visit information from apps such as MS Teams.</w:t>
+      </w:r>
+    </w:p>
+    <w:p>
+      <w:pPr>
+        <w:ind w:left="450"/>
+      </w:pPr>
+      <w:r>
+        <w:t>The required activity management capabilities will be included in the supplied system as follows;</w:t>
+      </w:r>
+    </w:p>
+    <w:p>
+      <w:pPr>
+        <w:pStyle w:val="ListParagraph"/>
+        <w:numPr>
+          <w:ilvl w:val="0"/>
+          <w:numId w:val="12"/>
+        </w:numPr>
+      </w:pPr>
+      <w:r>
+        <w:t>Two-way</w:t>
+      </w:r>
+      <w:r>
+        <w:t xml:space="preserve"> communication between all M365 apps via the Microsoft Graph API</w:t>
+      </w:r>
+    </w:p>
+    <w:p>
+      <w:pPr>
+        <w:pStyle w:val="ListParagraph"/>
+        <w:numPr>
+          <w:ilvl w:val="0"/>
+          <w:numId w:val="12"/>
+        </w:numPr>
+      </w:pPr>
+      <w:r>
+        <w:t>A ticket system will be provided that will include a simple workflow. The ticket system will allow for customizable actions to cover any interaction with a contact.</w:t>
+      </w:r>
+    </w:p>
+    <w:p>
+      <w:pPr>
+        <w:pStyle w:val="ListParagraph"/>
+        <w:numPr>
+          <w:ilvl w:val="0"/>
+          <w:numId w:val="12"/>
+        </w:numPr>
+      </w:pPr>
+      <w:r>
+        <w:t xml:space="preserve">The ability to export and import data safely using industry standard safeguards along with the use of PKI keys and two factor authentication. </w:t>
       </w:r>
     </w:p>
     <w:p>
@@ -3790,16 +3933,193 @@
         <w:ind w:left="450"/>
       </w:pPr>
       <w:r>
-        <w:t>Explain</w:t>
-      </w:r>
-      <w:r>
-        <w:t xml:space="preserve"> </w:t>
-      </w:r>
-      <w:r>
-        <w:t>how your software solution addresses a distinct user requirement</w:t>
-      </w:r>
-      <w:r>
-        <w:t>.</w:t>
+        <w:t xml:space="preserve">The supplied system will match the demand capability of the current system. A benefit of using existing hardware is expanding number of users currently using the system at the same time is as easy as purchasing additional hardware. </w:t>
+      </w:r>
+    </w:p>
+    <w:p>
+      <w:pPr>
+        <w:ind w:left="450"/>
+        <w:rPr>
+          <w:u w:val="single"/>
+        </w:rPr>
+      </w:pPr>
+      <w:r>
+        <w:rPr>
+          <w:u w:val="single"/>
+        </w:rPr>
+        <w:t>OS and Browser support</w:t>
+      </w:r>
+    </w:p>
+    <w:p>
+      <w:pPr>
+        <w:pStyle w:val="ListParagraph"/>
+        <w:numPr>
+          <w:ilvl w:val="0"/>
+          <w:numId w:val="15"/>
+        </w:numPr>
+      </w:pPr>
+      <w:r>
+        <w:lastRenderedPageBreak/>
+        <w:t>The supplied system will be compatible</w:t>
+      </w:r>
+      <w:r>
+        <w:t xml:space="preserve"> with any OS that has</w:t>
+      </w:r>
+      <w:r>
+        <w:t xml:space="preserve"> any browser capable of running html scripts.</w:t>
+      </w:r>
+    </w:p>
+    <w:p>
+      <w:pPr>
+        <w:pStyle w:val="ListParagraph"/>
+        <w:numPr>
+          <w:ilvl w:val="0"/>
+          <w:numId w:val="15"/>
+        </w:numPr>
+        <w:rPr>
+          <w:u w:val="single"/>
+        </w:rPr>
+      </w:pPr>
+      <w:r>
+        <w:t>A mobile application for Android and iOS will be provided.</w:t>
+      </w:r>
+    </w:p>
+    <w:p>
+      <w:pPr>
+        <w:ind w:left="450"/>
+      </w:pPr>
+      <w:r>
+        <w:rPr>
+          <w:u w:val="single"/>
+        </w:rPr>
+        <w:t>Contact Management</w:t>
+      </w:r>
+    </w:p>
+    <w:p>
+      <w:pPr>
+        <w:ind w:left="450"/>
+      </w:pPr>
+      <w:r>
+        <w:t xml:space="preserve">The supplied system will have the capability to categorize business and end users. A database will  be utilized to hold the set of terms and conditions for how each user may or may not be contacted along with how their details may be used. This database will be securely connected to each user account and will be </w:t>
+      </w:r>
+      <w:r>
+        <w:t>configurable</w:t>
+      </w:r>
+      <w:r>
+        <w:t xml:space="preserve"> by the user. Additionally, these attributes can be changed during a contact from a </w:t>
+      </w:r>
+      <w:r>
+        <w:t>member of the company’s team.</w:t>
+      </w:r>
+    </w:p>
+    <w:p>
+      <w:pPr>
+        <w:ind w:left="450"/>
+      </w:pPr>
+      <w:r>
+        <w:t>How rules and requirements will be handled:</w:t>
+      </w:r>
+    </w:p>
+    <w:p>
+      <w:pPr>
+        <w:pStyle w:val="ListParagraph"/>
+        <w:numPr>
+          <w:ilvl w:val="0"/>
+          <w:numId w:val="16"/>
+        </w:numPr>
+      </w:pPr>
+      <w:r>
+        <w:t xml:space="preserve">The system will have the ability to detect the attempt to create duplicate businesses </w:t>
+      </w:r>
+    </w:p>
+    <w:p>
+      <w:pPr>
+        <w:pStyle w:val="ListParagraph"/>
+        <w:numPr>
+          <w:ilvl w:val="0"/>
+          <w:numId w:val="16"/>
+        </w:numPr>
+      </w:pPr>
+      <w:r>
+        <w:t>Each created business will be a single overreaching entity</w:t>
+      </w:r>
+    </w:p>
+    <w:p>
+      <w:pPr>
+        <w:pStyle w:val="ListParagraph"/>
+        <w:numPr>
+          <w:ilvl w:val="0"/>
+          <w:numId w:val="16"/>
+        </w:numPr>
+      </w:pPr>
+      <w:r>
+        <w:t>Multiple contacts can be associated with multiple business, offices, or subcompanies</w:t>
+      </w:r>
+    </w:p>
+    <w:p>
+      <w:pPr>
+        <w:pStyle w:val="ListParagraph"/>
+        <w:numPr>
+          <w:ilvl w:val="0"/>
+          <w:numId w:val="16"/>
+        </w:numPr>
+      </w:pPr>
+      <w:r>
+        <w:t>Contacts can be associated with multiple roles, businesses, and offices</w:t>
+      </w:r>
+    </w:p>
+    <w:p>
+      <w:pPr>
+        <w:pStyle w:val="ListParagraph"/>
+        <w:numPr>
+          <w:ilvl w:val="0"/>
+          <w:numId w:val="16"/>
+        </w:numPr>
+      </w:pPr>
+      <w:r>
+        <w:t>Contact attributes can be modified at any time by an authorized user</w:t>
+      </w:r>
+    </w:p>
+    <w:p>
+      <w:pPr>
+        <w:pStyle w:val="ListParagraph"/>
+        <w:numPr>
+          <w:ilvl w:val="0"/>
+          <w:numId w:val="16"/>
+        </w:numPr>
+      </w:pPr>
+      <w:r>
+        <w:t>The system will notify and ask the appropriate individuals for approval before accepting the modification of contact attributes</w:t>
+      </w:r>
+    </w:p>
+    <w:p>
+      <w:pPr>
+        <w:pStyle w:val="ListParagraph"/>
+        <w:numPr>
+          <w:ilvl w:val="0"/>
+          <w:numId w:val="16"/>
+        </w:numPr>
+      </w:pPr>
+      <w:r>
+        <w:t>Incomplete entries will be accepted; A flag and notification will be sent to an account of a configured user.</w:t>
+      </w:r>
+    </w:p>
+    <w:p>
+      <w:pPr>
+        <w:pStyle w:val="ListParagraph"/>
+        <w:numPr>
+          <w:ilvl w:val="0"/>
+          <w:numId w:val="16"/>
+        </w:numPr>
+      </w:pPr>
+      <w:r>
+        <w:t xml:space="preserve">By using the call function in MS Teams, along with </w:t>
+      </w:r>
+      <w:r>
+        <w:t>Microsoft Graph API</w:t>
+      </w:r>
+      <w:r>
+        <w:t>, the user will be able to tag inquiries to existing business and contacts or new business and contacts can be created.</w:t>
       </w:r>
     </w:p>
     <w:p>
@@ -3818,19 +4138,314 @@
     </w:p>
     <w:p>
       <w:pPr>
+        <w:ind w:firstLine="450"/>
+      </w:pPr>
+      <w:r>
+        <w:rPr>
+          <w:u w:val="single"/>
+        </w:rPr>
+        <w:t>Ticketing System:</w:t>
+      </w:r>
+    </w:p>
+    <w:p>
+      <w:pPr>
         <w:ind w:left="450"/>
       </w:pPr>
       <w:r>
-        <w:t>Explain</w:t>
-      </w:r>
-      <w:r>
-        <w:t xml:space="preserve"> </w:t>
-      </w:r>
-      <w:r>
-        <w:t>how your software solution addresses a distinct functional requirement</w:t>
-      </w:r>
-      <w:r>
-        <w:t>.</w:t>
+        <w:t xml:space="preserve">The system provided will have a fully configurable ticketing system that will allow the entry and tracking of communications and inquiries for contacts. The ticketing system will track who called, notes on the call, and follow up information. Modifications and updates to tickets will be saved and mapped into a history system that will </w:t>
+      </w:r>
+      <w:proofErr w:type="gramStart"/>
+      <w:r>
+        <w:t>allow for</w:t>
+      </w:r>
+      <w:proofErr w:type="gramEnd"/>
+      <w:r>
+        <w:t xml:space="preserve"> tracking and monitoring. Due to the </w:t>
+      </w:r>
+      <w:r>
+        <w:t>Microsoft Graph API</w:t>
+      </w:r>
+      <w:r>
+        <w:t xml:space="preserve"> connection, email replies can be detected, and updates can automatically be made to the associated ticket.</w:t>
+      </w:r>
+    </w:p>
+    <w:p>
+      <w:pPr>
+        <w:ind w:left="450"/>
+        <w:rPr>
+          <w:u w:val="single"/>
+        </w:rPr>
+      </w:pPr>
+      <w:r>
+        <w:rPr>
+          <w:u w:val="single"/>
+        </w:rPr>
+        <w:t>Order Management:</w:t>
+      </w:r>
+    </w:p>
+    <w:p>
+      <w:pPr>
+        <w:ind w:left="450"/>
+      </w:pPr>
+      <w:r>
+        <w:t xml:space="preserve">The system will provide the ability to manage orders and provide the process of turning a quote into an order and a completed sale. </w:t>
+      </w:r>
+    </w:p>
+    <w:p>
+      <w:pPr>
+        <w:ind w:left="450"/>
+      </w:pPr>
+      <w:r>
+        <w:t>Attributes the order management system will provide:</w:t>
+      </w:r>
+    </w:p>
+    <w:p>
+      <w:pPr>
+        <w:pStyle w:val="ListParagraph"/>
+        <w:numPr>
+          <w:ilvl w:val="0"/>
+          <w:numId w:val="17"/>
+        </w:numPr>
+      </w:pPr>
+      <w:r>
+        <w:t>Order tracking and updates sent to the customer and sales personnel if desired</w:t>
+      </w:r>
+    </w:p>
+    <w:p>
+      <w:pPr>
+        <w:pStyle w:val="ListParagraph"/>
+        <w:numPr>
+          <w:ilvl w:val="0"/>
+          <w:numId w:val="17"/>
+        </w:numPr>
+      </w:pPr>
+      <w:r>
+        <w:t>Order entry will be possible for approved users</w:t>
+      </w:r>
+    </w:p>
+    <w:p>
+      <w:pPr>
+        <w:pStyle w:val="ListParagraph"/>
+        <w:numPr>
+          <w:ilvl w:val="0"/>
+          <w:numId w:val="17"/>
+        </w:numPr>
+      </w:pPr>
+      <w:r>
+        <w:t>An automated process to convert a quote to an order will be provided</w:t>
+      </w:r>
+    </w:p>
+    <w:p>
+      <w:pPr>
+        <w:pStyle w:val="ListParagraph"/>
+        <w:numPr>
+          <w:ilvl w:val="0"/>
+          <w:numId w:val="17"/>
+        </w:numPr>
+      </w:pPr>
+      <w:r>
+        <w:t>A flag will be provided at the time of order entry that will allow for automated re-ordering of products</w:t>
+      </w:r>
+    </w:p>
+    <w:p>
+      <w:pPr>
+        <w:pStyle w:val="ListParagraph"/>
+        <w:numPr>
+          <w:ilvl w:val="0"/>
+          <w:numId w:val="17"/>
+        </w:numPr>
+      </w:pPr>
+      <w:r>
+        <w:lastRenderedPageBreak/>
+        <w:t>The system will provide a process to order parts that can be combined and associated with a chosen product</w:t>
+      </w:r>
+    </w:p>
+    <w:p>
+      <w:pPr>
+        <w:pStyle w:val="ListParagraph"/>
+        <w:numPr>
+          <w:ilvl w:val="0"/>
+          <w:numId w:val="17"/>
+        </w:numPr>
+      </w:pPr>
+      <w:r>
+        <w:t>The customer will have access to a self-service portal that will have several options to allow the customer to request quotes, order approved products, and request customer service</w:t>
+      </w:r>
+    </w:p>
+    <w:p>
+      <w:pPr>
+        <w:ind w:left="810"/>
+      </w:pPr>
+      <w:r>
+        <w:rPr>
+          <w:u w:val="single"/>
+        </w:rPr>
+        <w:t>Contracting:</w:t>
+      </w:r>
+    </w:p>
+    <w:p>
+      <w:pPr>
+        <w:ind w:left="810"/>
+      </w:pPr>
+      <w:r>
+        <w:t>A system for creating and monitoring the contracting process</w:t>
+      </w:r>
+    </w:p>
+    <w:p>
+      <w:pPr>
+        <w:pStyle w:val="ListParagraph"/>
+        <w:numPr>
+          <w:ilvl w:val="0"/>
+          <w:numId w:val="18"/>
+        </w:numPr>
+      </w:pPr>
+      <w:r>
+        <w:t>The system will allow the creation of contracts along with the ability to save templates</w:t>
+      </w:r>
+    </w:p>
+    <w:p>
+      <w:pPr>
+        <w:pStyle w:val="ListParagraph"/>
+        <w:numPr>
+          <w:ilvl w:val="0"/>
+          <w:numId w:val="18"/>
+        </w:numPr>
+      </w:pPr>
+      <w:r>
+        <w:t>The system will utilize Docusign to allow customers to digitally sign contracts and other documents</w:t>
+      </w:r>
+    </w:p>
+    <w:p>
+      <w:pPr>
+        <w:pStyle w:val="ListParagraph"/>
+        <w:numPr>
+          <w:ilvl w:val="0"/>
+          <w:numId w:val="18"/>
+        </w:numPr>
+      </w:pPr>
+      <w:r>
+        <w:t xml:space="preserve">The system will notify customers and </w:t>
+      </w:r>
+      <w:proofErr w:type="gramStart"/>
+      <w:r>
+        <w:t>assigned</w:t>
+      </w:r>
+      <w:proofErr w:type="gramEnd"/>
+      <w:r>
+        <w:t xml:space="preserve"> users before a contract term expires. This information will also be provided on self-serve portal</w:t>
+      </w:r>
+    </w:p>
+    <w:p>
+      <w:pPr>
+        <w:pStyle w:val="ListParagraph"/>
+        <w:numPr>
+          <w:ilvl w:val="0"/>
+          <w:numId w:val="18"/>
+        </w:numPr>
+      </w:pPr>
+      <w:r>
+        <w:t>An authorized user will have the ability to terminate a contract. This will automatically send approval and authorization requests to those involved</w:t>
+      </w:r>
+    </w:p>
+    <w:p>
+      <w:pPr>
+        <w:ind w:left="720"/>
+      </w:pPr>
+      <w:r>
+        <w:rPr>
+          <w:u w:val="single"/>
+        </w:rPr>
+        <w:t>Opportunity Management</w:t>
+      </w:r>
+      <w:r>
+        <w:rPr>
+          <w:u w:val="single"/>
+        </w:rPr>
+        <w:t>:</w:t>
+      </w:r>
+    </w:p>
+    <w:p>
+      <w:pPr>
+        <w:ind w:left="720"/>
+      </w:pPr>
+      <w:r>
+        <w:t>The Opportunity Management system will do the following:</w:t>
+      </w:r>
+    </w:p>
+    <w:p>
+      <w:pPr>
+        <w:pStyle w:val="ListParagraph"/>
+        <w:numPr>
+          <w:ilvl w:val="0"/>
+          <w:numId w:val="20"/>
+        </w:numPr>
+      </w:pPr>
+      <w:r>
+        <w:t>Implement workflows and manage activities for the sales process</w:t>
+      </w:r>
+    </w:p>
+    <w:p>
+      <w:pPr>
+        <w:pStyle w:val="ListParagraph"/>
+        <w:numPr>
+          <w:ilvl w:val="0"/>
+          <w:numId w:val="20"/>
+        </w:numPr>
+      </w:pPr>
+      <w:r>
+        <w:t>The system will create a sales process pipeline that can be tracked</w:t>
+      </w:r>
+    </w:p>
+    <w:p>
+      <w:pPr>
+        <w:pStyle w:val="ListParagraph"/>
+        <w:numPr>
+          <w:ilvl w:val="0"/>
+          <w:numId w:val="20"/>
+        </w:numPr>
+      </w:pPr>
+      <w:r>
+        <w:t xml:space="preserve">The system will </w:t>
+      </w:r>
+      <w:proofErr w:type="spellStart"/>
+      <w:r>
+        <w:t>proform</w:t>
+      </w:r>
+      <w:proofErr w:type="spellEnd"/>
+      <w:r>
+        <w:t xml:space="preserve"> win/loss </w:t>
+      </w:r>
+      <w:proofErr w:type="spellStart"/>
+      <w:r>
+        <w:t>analysys</w:t>
+      </w:r>
+      <w:proofErr w:type="spellEnd"/>
+      <w:r>
+        <w:t xml:space="preserve"> on sales processes</w:t>
+      </w:r>
+    </w:p>
+    <w:p>
+      <w:pPr>
+        <w:pStyle w:val="ListParagraph"/>
+        <w:numPr>
+          <w:ilvl w:val="0"/>
+          <w:numId w:val="20"/>
+        </w:numPr>
+      </w:pPr>
+      <w:r>
+        <w:t>Perform competitive analysis, and competitive product analysis</w:t>
+      </w:r>
+    </w:p>
+    <w:p>
+      <w:pPr>
+        <w:pStyle w:val="ListParagraph"/>
+        <w:numPr>
+          <w:ilvl w:val="0"/>
+          <w:numId w:val="20"/>
+        </w:numPr>
+      </w:pPr>
+      <w:r>
+        <w:t>Automate or seek discount approval if required for a sale</w:t>
       </w:r>
     </w:p>
     <w:p>
@@ -3855,25 +4470,359 @@
     </w:p>
     <w:p>
       <w:pPr>
-        <w:ind w:left="450"/>
-      </w:pPr>
-      <w:r>
-        <w:t>Explain</w:t>
-      </w:r>
-      <w:r>
-        <w:t xml:space="preserve"> </w:t>
-      </w:r>
-      <w:r>
-        <w:t>how your software solution addresses a distinct non</w:t>
-      </w:r>
-      <w:r>
-        <w:t>-</w:t>
-      </w:r>
-      <w:r>
-        <w:t>functional requirement</w:t>
-      </w:r>
-      <w:r>
-        <w:t>.</w:t>
+        <w:ind w:left="720"/>
+      </w:pPr>
+      <w:r>
+        <w:rPr>
+          <w:u w:val="single"/>
+        </w:rPr>
+        <w:t>Hosting:</w:t>
+      </w:r>
+    </w:p>
+    <w:p>
+      <w:pPr>
+        <w:ind w:left="720"/>
+      </w:pPr>
+      <w:r>
+        <w:t xml:space="preserve">Existing equipment will be utilized as long as it is sufficient, then additional equipment will be purchased. An AI service will be utilized that will require a monthly subscription. The use of an AI service will require significantly less cost, interaction and maintenance by onsite personnel if it </w:t>
+      </w:r>
+      <w:proofErr w:type="gramStart"/>
+      <w:r>
+        <w:t>was</w:t>
+      </w:r>
+      <w:proofErr w:type="gramEnd"/>
+      <w:r>
+        <w:t xml:space="preserve"> hosted locally.  All data will be housed on site except for data used for AI. AI data will be securely transferred and monitored to ensure security. Within the locally hosted environment, an approved secure system will be provided for the testing of enhancement and changes prior to the deployment of production. </w:t>
+      </w:r>
+    </w:p>
+    <w:p>
+      <w:pPr>
+        <w:ind w:left="720"/>
+      </w:pPr>
+      <w:r>
+        <w:rPr>
+          <w:u w:val="single"/>
+        </w:rPr>
+        <w:t>Datatypes:</w:t>
+      </w:r>
+    </w:p>
+    <w:p>
+      <w:pPr>
+        <w:ind w:left="720"/>
+      </w:pPr>
+      <w:r>
+        <w:t xml:space="preserve">The following datatypes </w:t>
+      </w:r>
+      <w:proofErr w:type="gramStart"/>
+      <w:r>
+        <w:t>are</w:t>
+      </w:r>
+      <w:proofErr w:type="gramEnd"/>
+      <w:r>
+        <w:t xml:space="preserve"> a high-level overview. The final list of datatypes will be </w:t>
+      </w:r>
+      <w:r>
+        <w:t>created after a thorough and comprehensive review of what is needed</w:t>
+      </w:r>
+    </w:p>
+    <w:p>
+      <w:pPr>
+        <w:pStyle w:val="ListParagraph"/>
+        <w:numPr>
+          <w:ilvl w:val="0"/>
+          <w:numId w:val="21"/>
+        </w:numPr>
+      </w:pPr>
+      <w:r>
+        <w:t>Stakeholders – Anyone the company interacts with. This can be an individual, business or organization</w:t>
+      </w:r>
+    </w:p>
+    <w:p>
+      <w:pPr>
+        <w:pStyle w:val="ListParagraph"/>
+        <w:numPr>
+          <w:ilvl w:val="0"/>
+          <w:numId w:val="21"/>
+        </w:numPr>
+      </w:pPr>
+      <w:r>
+        <w:t>Businesses – Organizations that are supported by the company within the industry</w:t>
+      </w:r>
+    </w:p>
+    <w:p>
+      <w:pPr>
+        <w:pStyle w:val="ListParagraph"/>
+        <w:numPr>
+          <w:ilvl w:val="0"/>
+          <w:numId w:val="21"/>
+        </w:numPr>
+      </w:pPr>
+      <w:r>
+        <w:t>Contacts – Any contacts made</w:t>
+      </w:r>
+    </w:p>
+    <w:p>
+      <w:pPr>
+        <w:ind w:left="720"/>
+      </w:pPr>
+      <w:r>
+        <w:rPr>
+          <w:u w:val="single"/>
+        </w:rPr>
+        <w:t>Quoting:</w:t>
+      </w:r>
+    </w:p>
+    <w:p>
+      <w:pPr>
+        <w:ind w:left="720"/>
+      </w:pPr>
+      <w:r>
+        <w:lastRenderedPageBreak/>
+        <w:t>Requirements for Quoting:</w:t>
+      </w:r>
+    </w:p>
+    <w:p>
+      <w:pPr>
+        <w:pStyle w:val="ListParagraph"/>
+        <w:numPr>
+          <w:ilvl w:val="0"/>
+          <w:numId w:val="22"/>
+        </w:numPr>
+      </w:pPr>
+      <w:r>
+        <w:t>Generation of quotes and assembly</w:t>
+      </w:r>
+    </w:p>
+    <w:p>
+      <w:pPr>
+        <w:pStyle w:val="ListParagraph"/>
+        <w:numPr>
+          <w:ilvl w:val="0"/>
+          <w:numId w:val="22"/>
+        </w:numPr>
+      </w:pPr>
+      <w:proofErr w:type="gramStart"/>
+      <w:r>
+        <w:t>Adding of</w:t>
+      </w:r>
+      <w:proofErr w:type="gramEnd"/>
+      <w:r>
+        <w:t xml:space="preserve"> discounts, tax and shipping costs</w:t>
+      </w:r>
+    </w:p>
+    <w:p>
+      <w:pPr>
+        <w:pStyle w:val="ListParagraph"/>
+        <w:numPr>
+          <w:ilvl w:val="0"/>
+          <w:numId w:val="22"/>
+        </w:numPr>
+      </w:pPr>
+      <w:r>
+        <w:t xml:space="preserve">Automatic currency conversion based on the customer account </w:t>
+      </w:r>
+    </w:p>
+    <w:p>
+      <w:pPr>
+        <w:pStyle w:val="ListParagraph"/>
+        <w:numPr>
+          <w:ilvl w:val="0"/>
+          <w:numId w:val="22"/>
+        </w:numPr>
+      </w:pPr>
+      <w:r>
+        <w:t>The use of Docusign for electronic signatures</w:t>
+      </w:r>
+    </w:p>
+    <w:p>
+      <w:pPr>
+        <w:pStyle w:val="ListParagraph"/>
+        <w:numPr>
+          <w:ilvl w:val="0"/>
+          <w:numId w:val="22"/>
+        </w:numPr>
+      </w:pPr>
+      <w:r>
+        <w:t>Options for configure price quote and configure pricing</w:t>
+      </w:r>
+    </w:p>
+    <w:p>
+      <w:pPr>
+        <w:pStyle w:val="ListParagraph"/>
+        <w:numPr>
+          <w:ilvl w:val="0"/>
+          <w:numId w:val="22"/>
+        </w:numPr>
+      </w:pPr>
+      <w:r>
+        <w:t>Ability to perform substitutions if a product is unavailable</w:t>
+      </w:r>
+    </w:p>
+    <w:p>
+      <w:pPr>
+        <w:pStyle w:val="ListParagraph"/>
+        <w:numPr>
+          <w:ilvl w:val="0"/>
+          <w:numId w:val="22"/>
+        </w:numPr>
+      </w:pPr>
+      <w:r>
+        <w:t>Tracking of inventory and availability</w:t>
+      </w:r>
+    </w:p>
+    <w:p>
+      <w:pPr>
+        <w:pStyle w:val="ListParagraph"/>
+        <w:numPr>
+          <w:ilvl w:val="0"/>
+          <w:numId w:val="22"/>
+        </w:numPr>
+      </w:pPr>
+      <w:proofErr w:type="spellStart"/>
+      <w:r>
+        <w:t>Forcasting</w:t>
+      </w:r>
+      <w:proofErr w:type="spellEnd"/>
+      <w:r>
+        <w:t xml:space="preserve"> of shipping prices</w:t>
+      </w:r>
+    </w:p>
+    <w:p>
+      <w:pPr>
+        <w:pStyle w:val="ListParagraph"/>
+        <w:numPr>
+          <w:ilvl w:val="0"/>
+          <w:numId w:val="22"/>
+        </w:numPr>
+      </w:pPr>
+      <w:r>
+        <w:t xml:space="preserve">Integration with </w:t>
+      </w:r>
+      <w:proofErr w:type="gramStart"/>
+      <w:r>
+        <w:t>a</w:t>
+      </w:r>
+      <w:proofErr w:type="gramEnd"/>
+      <w:r>
+        <w:t xml:space="preserve"> already established contract that includes pricing promises</w:t>
+      </w:r>
+    </w:p>
+    <w:p>
+      <w:pPr>
+        <w:pStyle w:val="ListParagraph"/>
+        <w:numPr>
+          <w:ilvl w:val="0"/>
+          <w:numId w:val="22"/>
+        </w:numPr>
+      </w:pPr>
+      <w:r>
+        <w:t>Efficient and automatic delivery of quotes to who requested the quote</w:t>
+      </w:r>
+    </w:p>
+    <w:p>
+      <w:pPr>
+        <w:ind w:left="720"/>
+      </w:pPr>
+      <w:r>
+        <w:rPr>
+          <w:u w:val="single"/>
+        </w:rPr>
+        <w:t>Forecasting:</w:t>
+      </w:r>
+    </w:p>
+    <w:p>
+      <w:pPr>
+        <w:ind w:left="720"/>
+      </w:pPr>
+      <w:r>
+        <w:t>The system will include the functionality of forecasting utilizing AI models</w:t>
+      </w:r>
+    </w:p>
+    <w:p>
+      <w:pPr>
+        <w:pStyle w:val="ListParagraph"/>
+        <w:numPr>
+          <w:ilvl w:val="0"/>
+          <w:numId w:val="19"/>
+        </w:numPr>
+      </w:pPr>
+      <w:r>
+        <w:t>Automatic currency adjustments that apply to the user requesting the forecast</w:t>
+      </w:r>
+    </w:p>
+    <w:p>
+      <w:pPr>
+        <w:pStyle w:val="ListParagraph"/>
+        <w:numPr>
+          <w:ilvl w:val="0"/>
+          <w:numId w:val="19"/>
+        </w:numPr>
+      </w:pPr>
+      <w:r>
+        <w:t>Snapshot view of forecasts and the option to compare to other snapshots</w:t>
+      </w:r>
+    </w:p>
+    <w:p>
+      <w:pPr>
+        <w:pStyle w:val="ListParagraph"/>
+        <w:numPr>
+          <w:ilvl w:val="0"/>
+          <w:numId w:val="19"/>
+        </w:numPr>
+      </w:pPr>
+      <w:r>
+        <w:t>Authorized managers will have the ability to adjust forecasts</w:t>
+      </w:r>
+    </w:p>
+    <w:p>
+      <w:pPr>
+        <w:pStyle w:val="ListParagraph"/>
+        <w:numPr>
+          <w:ilvl w:val="0"/>
+          <w:numId w:val="19"/>
+        </w:numPr>
+      </w:pPr>
+      <w:r>
+        <w:t>Utilize AI for the purpose of calculating upsides</w:t>
+      </w:r>
+    </w:p>
+    <w:p>
+      <w:pPr>
+        <w:pStyle w:val="ListParagraph"/>
+        <w:numPr>
+          <w:ilvl w:val="0"/>
+          <w:numId w:val="19"/>
+        </w:numPr>
+      </w:pPr>
+      <w:r>
+        <w:t>Utilize AI for sales distribution</w:t>
+      </w:r>
+    </w:p>
+    <w:p>
+      <w:pPr>
+        <w:pStyle w:val="ListParagraph"/>
+        <w:numPr>
+          <w:ilvl w:val="0"/>
+          <w:numId w:val="19"/>
+        </w:numPr>
+      </w:pPr>
+      <w:r>
+        <w:t>Ability to set forecast periods</w:t>
+      </w:r>
+    </w:p>
+    <w:p>
+      <w:pPr>
+        <w:pStyle w:val="ListParagraph"/>
+        <w:numPr>
+          <w:ilvl w:val="0"/>
+          <w:numId w:val="19"/>
+        </w:numPr>
+      </w:pPr>
+      <w:r>
+        <w:t xml:space="preserve">Utilize AI for product </w:t>
+      </w:r>
+      <w:r>
+        <w:t>forecasting</w:t>
       </w:r>
     </w:p>
     <w:p>
@@ -4085,6 +5034,7 @@
       </w:pPr>
       <w:bookmarkStart w:id="17" w:name="_Toc117147402"/>
       <w:r>
+        <w:lastRenderedPageBreak/>
         <w:t>Disadvantages of {A Different Method}</w:t>
       </w:r>
       <w:bookmarkEnd w:id="17"/>
@@ -4120,7 +5070,6 @@
       </w:pPr>
       <w:bookmarkStart w:id="18" w:name="_Toc117147403"/>
       <w:r>
-        <w:lastRenderedPageBreak/>
         <w:t xml:space="preserve">C2. </w:t>
       </w:r>
       <w:r>
@@ -5650,6 +6599,345 @@
 <file path=word/numbering.xml><?xml version="1.0" encoding="utf-8"?>
 <w:numbering xmlns:wpc="http://schemas.microsoft.com/office/word/2010/wordprocessingCanvas" xmlns:cx="http://schemas.microsoft.com/office/drawing/2014/chartex" xmlns:cx1="http://schemas.microsoft.com/office/drawing/2015/9/8/chartex" xmlns:cx2="http://schemas.microsoft.com/office/drawing/2015/10/21/chartex" xmlns:cx3="http://schemas.microsoft.com/office/drawing/2016/5/9/chartex" xmlns:cx4="http://schemas.microsoft.com/office/drawing/2016/5/10/chartex" xmlns:cx5="http://schemas.microsoft.com/office/drawing/2016/5/11/chartex" xmlns:cx6="http://schemas.microsoft.com/office/drawing/2016/5/12/chartex" xmlns:cx7="http://schemas.microsoft.com/office/drawing/2016/5/13/chartex" xmlns:cx8="http://schemas.microsoft.com/office/drawing/2016/5/14/chartex" xmlns:mc="http://schemas.openxmlformats.org/markup-compatibility/2006" xmlns:aink="http://schemas.microsoft.com/office/drawing/2016/ink" xmlns:am3d="http://schemas.microsoft.com/office/drawing/2017/model3d" xmlns:o="urn:schemas-microsoft-com:office:office" xmlns:oel="http://schemas.microsoft.com/office/2019/extlst" xmlns:r="http://schemas.openxmlformats.org/officeDocument/2006/relationships" xmlns:m="http://schemas.openxmlformats.org/officeDocument/2006/math" xmlns:v="urn:schemas-microsoft-com:vml" xmlns:wp14="http://schemas.microsoft.com/office/word/2010/wordprocessingDrawing" xmlns:wp="http://schemas.openxmlformats.org/drawingml/2006/wordprocessingDrawing" xmlns:w10="urn:schemas-microsoft-com:office:word" xmlns:w="http://schemas.openxmlformats.org/wordprocessingml/2006/main" xmlns:w14="http://schemas.microsoft.com/office/word/2010/wordml" xmlns:w15="http://schemas.microsoft.com/office/word/2012/wordml" xmlns:w16cex="http://schemas.microsoft.com/office/word/2018/wordml/cex" xmlns:w16cid="http://schemas.microsoft.com/office/word/2016/wordml/cid" xmlns:w16="http://schemas.microsoft.com/office/word/2018/wordml" xmlns:w16du="http://schemas.microsoft.com/office/word/2023/wordml/word16du" xmlns:w16sdtdh="http://schemas.microsoft.com/office/word/2020/wordml/sdtdatahash" xmlns:w16sdtfl="http://schemas.microsoft.com/office/word/2024/wordml/sdtformatlock" xmlns:w16se="http://schemas.microsoft.com/office/word/2015/wordml/symex" xmlns:wpg="http://schemas.microsoft.com/office/word/2010/wordprocessingGroup" xmlns:wpi="http://schemas.microsoft.com/office/word/2010/wordprocessingInk" xmlns:wne="http://schemas.microsoft.com/office/word/2006/wordml" xmlns:wps="http://schemas.microsoft.com/office/word/2010/wordprocessingShape" mc:Ignorable="w14 w15 w16se w16cid w16 w16cex w16sdtdh w16sdtfl w16du wp14">
   <w:abstractNum w:abstractNumId="0" w15:restartNumberingAfterBreak="0">
+    <w:nsid w:val="0183276E"/>
+    <w:multiLevelType w:val="hybridMultilevel"/>
+    <w:tmpl w:val="D916E202"/>
+    <w:lvl w:ilvl="0" w:tplc="04090001">
+      <w:start w:val="1"/>
+      <w:numFmt w:val="bullet"/>
+      <w:lvlText w:val=""/>
+      <w:lvlJc w:val="left"/>
+      <w:pPr>
+        <w:ind w:left="1170" w:hanging="360"/>
+      </w:pPr>
+      <w:rPr>
+        <w:rFonts w:ascii="Symbol" w:hAnsi="Symbol" w:hint="default"/>
+      </w:rPr>
+    </w:lvl>
+    <w:lvl w:ilvl="1" w:tplc="04090003" w:tentative="1">
+      <w:start w:val="1"/>
+      <w:numFmt w:val="bullet"/>
+      <w:lvlText w:val="o"/>
+      <w:lvlJc w:val="left"/>
+      <w:pPr>
+        <w:ind w:left="1890" w:hanging="360"/>
+      </w:pPr>
+      <w:rPr>
+        <w:rFonts w:ascii="Courier New" w:hAnsi="Courier New" w:cs="Courier New" w:hint="default"/>
+      </w:rPr>
+    </w:lvl>
+    <w:lvl w:ilvl="2" w:tplc="04090005" w:tentative="1">
+      <w:start w:val="1"/>
+      <w:numFmt w:val="bullet"/>
+      <w:lvlText w:val=""/>
+      <w:lvlJc w:val="left"/>
+      <w:pPr>
+        <w:ind w:left="2610" w:hanging="360"/>
+      </w:pPr>
+      <w:rPr>
+        <w:rFonts w:ascii="Wingdings" w:hAnsi="Wingdings" w:hint="default"/>
+      </w:rPr>
+    </w:lvl>
+    <w:lvl w:ilvl="3" w:tplc="04090001" w:tentative="1">
+      <w:start w:val="1"/>
+      <w:numFmt w:val="bullet"/>
+      <w:lvlText w:val=""/>
+      <w:lvlJc w:val="left"/>
+      <w:pPr>
+        <w:ind w:left="3330" w:hanging="360"/>
+      </w:pPr>
+      <w:rPr>
+        <w:rFonts w:ascii="Symbol" w:hAnsi="Symbol" w:hint="default"/>
+      </w:rPr>
+    </w:lvl>
+    <w:lvl w:ilvl="4" w:tplc="04090003" w:tentative="1">
+      <w:start w:val="1"/>
+      <w:numFmt w:val="bullet"/>
+      <w:lvlText w:val="o"/>
+      <w:lvlJc w:val="left"/>
+      <w:pPr>
+        <w:ind w:left="4050" w:hanging="360"/>
+      </w:pPr>
+      <w:rPr>
+        <w:rFonts w:ascii="Courier New" w:hAnsi="Courier New" w:cs="Courier New" w:hint="default"/>
+      </w:rPr>
+    </w:lvl>
+    <w:lvl w:ilvl="5" w:tplc="04090005" w:tentative="1">
+      <w:start w:val="1"/>
+      <w:numFmt w:val="bullet"/>
+      <w:lvlText w:val=""/>
+      <w:lvlJc w:val="left"/>
+      <w:pPr>
+        <w:ind w:left="4770" w:hanging="360"/>
+      </w:pPr>
+      <w:rPr>
+        <w:rFonts w:ascii="Wingdings" w:hAnsi="Wingdings" w:hint="default"/>
+      </w:rPr>
+    </w:lvl>
+    <w:lvl w:ilvl="6" w:tplc="04090001" w:tentative="1">
+      <w:start w:val="1"/>
+      <w:numFmt w:val="bullet"/>
+      <w:lvlText w:val=""/>
+      <w:lvlJc w:val="left"/>
+      <w:pPr>
+        <w:ind w:left="5490" w:hanging="360"/>
+      </w:pPr>
+      <w:rPr>
+        <w:rFonts w:ascii="Symbol" w:hAnsi="Symbol" w:hint="default"/>
+      </w:rPr>
+    </w:lvl>
+    <w:lvl w:ilvl="7" w:tplc="04090003" w:tentative="1">
+      <w:start w:val="1"/>
+      <w:numFmt w:val="bullet"/>
+      <w:lvlText w:val="o"/>
+      <w:lvlJc w:val="left"/>
+      <w:pPr>
+        <w:ind w:left="6210" w:hanging="360"/>
+      </w:pPr>
+      <w:rPr>
+        <w:rFonts w:ascii="Courier New" w:hAnsi="Courier New" w:cs="Courier New" w:hint="default"/>
+      </w:rPr>
+    </w:lvl>
+    <w:lvl w:ilvl="8" w:tplc="04090005" w:tentative="1">
+      <w:start w:val="1"/>
+      <w:numFmt w:val="bullet"/>
+      <w:lvlText w:val=""/>
+      <w:lvlJc w:val="left"/>
+      <w:pPr>
+        <w:ind w:left="6930" w:hanging="360"/>
+      </w:pPr>
+      <w:rPr>
+        <w:rFonts w:ascii="Wingdings" w:hAnsi="Wingdings" w:hint="default"/>
+      </w:rPr>
+    </w:lvl>
+  </w:abstractNum>
+  <w:abstractNum w:abstractNumId="1" w15:restartNumberingAfterBreak="0">
+    <w:nsid w:val="07767333"/>
+    <w:multiLevelType w:val="hybridMultilevel"/>
+    <w:tmpl w:val="9B52085C"/>
+    <w:lvl w:ilvl="0" w:tplc="04090001">
+      <w:start w:val="1"/>
+      <w:numFmt w:val="bullet"/>
+      <w:lvlText w:val=""/>
+      <w:lvlJc w:val="left"/>
+      <w:pPr>
+        <w:ind w:left="1440" w:hanging="360"/>
+      </w:pPr>
+      <w:rPr>
+        <w:rFonts w:ascii="Symbol" w:hAnsi="Symbol" w:hint="default"/>
+      </w:rPr>
+    </w:lvl>
+    <w:lvl w:ilvl="1" w:tplc="04090003" w:tentative="1">
+      <w:start w:val="1"/>
+      <w:numFmt w:val="bullet"/>
+      <w:lvlText w:val="o"/>
+      <w:lvlJc w:val="left"/>
+      <w:pPr>
+        <w:ind w:left="2160" w:hanging="360"/>
+      </w:pPr>
+      <w:rPr>
+        <w:rFonts w:ascii="Courier New" w:hAnsi="Courier New" w:cs="Courier New" w:hint="default"/>
+      </w:rPr>
+    </w:lvl>
+    <w:lvl w:ilvl="2" w:tplc="04090005" w:tentative="1">
+      <w:start w:val="1"/>
+      <w:numFmt w:val="bullet"/>
+      <w:lvlText w:val=""/>
+      <w:lvlJc w:val="left"/>
+      <w:pPr>
+        <w:ind w:left="2880" w:hanging="360"/>
+      </w:pPr>
+      <w:rPr>
+        <w:rFonts w:ascii="Wingdings" w:hAnsi="Wingdings" w:hint="default"/>
+      </w:rPr>
+    </w:lvl>
+    <w:lvl w:ilvl="3" w:tplc="04090001" w:tentative="1">
+      <w:start w:val="1"/>
+      <w:numFmt w:val="bullet"/>
+      <w:lvlText w:val=""/>
+      <w:lvlJc w:val="left"/>
+      <w:pPr>
+        <w:ind w:left="3600" w:hanging="360"/>
+      </w:pPr>
+      <w:rPr>
+        <w:rFonts w:ascii="Symbol" w:hAnsi="Symbol" w:hint="default"/>
+      </w:rPr>
+    </w:lvl>
+    <w:lvl w:ilvl="4" w:tplc="04090003" w:tentative="1">
+      <w:start w:val="1"/>
+      <w:numFmt w:val="bullet"/>
+      <w:lvlText w:val="o"/>
+      <w:lvlJc w:val="left"/>
+      <w:pPr>
+        <w:ind w:left="4320" w:hanging="360"/>
+      </w:pPr>
+      <w:rPr>
+        <w:rFonts w:ascii="Courier New" w:hAnsi="Courier New" w:cs="Courier New" w:hint="default"/>
+      </w:rPr>
+    </w:lvl>
+    <w:lvl w:ilvl="5" w:tplc="04090005" w:tentative="1">
+      <w:start w:val="1"/>
+      <w:numFmt w:val="bullet"/>
+      <w:lvlText w:val=""/>
+      <w:lvlJc w:val="left"/>
+      <w:pPr>
+        <w:ind w:left="5040" w:hanging="360"/>
+      </w:pPr>
+      <w:rPr>
+        <w:rFonts w:ascii="Wingdings" w:hAnsi="Wingdings" w:hint="default"/>
+      </w:rPr>
+    </w:lvl>
+    <w:lvl w:ilvl="6" w:tplc="04090001" w:tentative="1">
+      <w:start w:val="1"/>
+      <w:numFmt w:val="bullet"/>
+      <w:lvlText w:val=""/>
+      <w:lvlJc w:val="left"/>
+      <w:pPr>
+        <w:ind w:left="5760" w:hanging="360"/>
+      </w:pPr>
+      <w:rPr>
+        <w:rFonts w:ascii="Symbol" w:hAnsi="Symbol" w:hint="default"/>
+      </w:rPr>
+    </w:lvl>
+    <w:lvl w:ilvl="7" w:tplc="04090003" w:tentative="1">
+      <w:start w:val="1"/>
+      <w:numFmt w:val="bullet"/>
+      <w:lvlText w:val="o"/>
+      <w:lvlJc w:val="left"/>
+      <w:pPr>
+        <w:ind w:left="6480" w:hanging="360"/>
+      </w:pPr>
+      <w:rPr>
+        <w:rFonts w:ascii="Courier New" w:hAnsi="Courier New" w:cs="Courier New" w:hint="default"/>
+      </w:rPr>
+    </w:lvl>
+    <w:lvl w:ilvl="8" w:tplc="04090005" w:tentative="1">
+      <w:start w:val="1"/>
+      <w:numFmt w:val="bullet"/>
+      <w:lvlText w:val=""/>
+      <w:lvlJc w:val="left"/>
+      <w:pPr>
+        <w:ind w:left="7200" w:hanging="360"/>
+      </w:pPr>
+      <w:rPr>
+        <w:rFonts w:ascii="Wingdings" w:hAnsi="Wingdings" w:hint="default"/>
+      </w:rPr>
+    </w:lvl>
+  </w:abstractNum>
+  <w:abstractNum w:abstractNumId="2" w15:restartNumberingAfterBreak="0">
+    <w:nsid w:val="086A6A3D"/>
+    <w:multiLevelType w:val="hybridMultilevel"/>
+    <w:tmpl w:val="C7FEFF1A"/>
+    <w:lvl w:ilvl="0" w:tplc="04090001">
+      <w:start w:val="1"/>
+      <w:numFmt w:val="bullet"/>
+      <w:lvlText w:val=""/>
+      <w:lvlJc w:val="left"/>
+      <w:pPr>
+        <w:ind w:left="720" w:hanging="360"/>
+      </w:pPr>
+      <w:rPr>
+        <w:rFonts w:ascii="Symbol" w:hAnsi="Symbol" w:hint="default"/>
+      </w:rPr>
+    </w:lvl>
+    <w:lvl w:ilvl="1" w:tplc="04090003" w:tentative="1">
+      <w:start w:val="1"/>
+      <w:numFmt w:val="bullet"/>
+      <w:lvlText w:val="o"/>
+      <w:lvlJc w:val="left"/>
+      <w:pPr>
+        <w:ind w:left="1440" w:hanging="360"/>
+      </w:pPr>
+      <w:rPr>
+        <w:rFonts w:ascii="Courier New" w:hAnsi="Courier New" w:cs="Courier New" w:hint="default"/>
+      </w:rPr>
+    </w:lvl>
+    <w:lvl w:ilvl="2" w:tplc="04090005" w:tentative="1">
+      <w:start w:val="1"/>
+      <w:numFmt w:val="bullet"/>
+      <w:lvlText w:val=""/>
+      <w:lvlJc w:val="left"/>
+      <w:pPr>
+        <w:ind w:left="2160" w:hanging="360"/>
+      </w:pPr>
+      <w:rPr>
+        <w:rFonts w:ascii="Wingdings" w:hAnsi="Wingdings" w:hint="default"/>
+      </w:rPr>
+    </w:lvl>
+    <w:lvl w:ilvl="3" w:tplc="04090001" w:tentative="1">
+      <w:start w:val="1"/>
+      <w:numFmt w:val="bullet"/>
+      <w:lvlText w:val=""/>
+      <w:lvlJc w:val="left"/>
+      <w:pPr>
+        <w:ind w:left="2880" w:hanging="360"/>
+      </w:pPr>
+      <w:rPr>
+        <w:rFonts w:ascii="Symbol" w:hAnsi="Symbol" w:hint="default"/>
+      </w:rPr>
+    </w:lvl>
+    <w:lvl w:ilvl="4" w:tplc="04090003" w:tentative="1">
+      <w:start w:val="1"/>
+      <w:numFmt w:val="bullet"/>
+      <w:lvlText w:val="o"/>
+      <w:lvlJc w:val="left"/>
+      <w:pPr>
+        <w:ind w:left="3600" w:hanging="360"/>
+      </w:pPr>
+      <w:rPr>
+        <w:rFonts w:ascii="Courier New" w:hAnsi="Courier New" w:cs="Courier New" w:hint="default"/>
+      </w:rPr>
+    </w:lvl>
+    <w:lvl w:ilvl="5" w:tplc="04090005" w:tentative="1">
+      <w:start w:val="1"/>
+      <w:numFmt w:val="bullet"/>
+      <w:lvlText w:val=""/>
+      <w:lvlJc w:val="left"/>
+      <w:pPr>
+        <w:ind w:left="4320" w:hanging="360"/>
+      </w:pPr>
+      <w:rPr>
+        <w:rFonts w:ascii="Wingdings" w:hAnsi="Wingdings" w:hint="default"/>
+      </w:rPr>
+    </w:lvl>
+    <w:lvl w:ilvl="6" w:tplc="04090001" w:tentative="1">
+      <w:start w:val="1"/>
+      <w:numFmt w:val="bullet"/>
+      <w:lvlText w:val=""/>
+      <w:lvlJc w:val="left"/>
+      <w:pPr>
+        <w:ind w:left="5040" w:hanging="360"/>
+      </w:pPr>
+      <w:rPr>
+        <w:rFonts w:ascii="Symbol" w:hAnsi="Symbol" w:hint="default"/>
+      </w:rPr>
+    </w:lvl>
+    <w:lvl w:ilvl="7" w:tplc="04090003" w:tentative="1">
+      <w:start w:val="1"/>
+      <w:numFmt w:val="bullet"/>
+      <w:lvlText w:val="o"/>
+      <w:lvlJc w:val="left"/>
+      <w:pPr>
+        <w:ind w:left="5760" w:hanging="360"/>
+      </w:pPr>
+      <w:rPr>
+        <w:rFonts w:ascii="Courier New" w:hAnsi="Courier New" w:cs="Courier New" w:hint="default"/>
+      </w:rPr>
+    </w:lvl>
+    <w:lvl w:ilvl="8" w:tplc="04090005" w:tentative="1">
+      <w:start w:val="1"/>
+      <w:numFmt w:val="bullet"/>
+      <w:lvlText w:val=""/>
+      <w:lvlJc w:val="left"/>
+      <w:pPr>
+        <w:ind w:left="6480" w:hanging="360"/>
+      </w:pPr>
+      <w:rPr>
+        <w:rFonts w:ascii="Wingdings" w:hAnsi="Wingdings" w:hint="default"/>
+      </w:rPr>
+    </w:lvl>
+  </w:abstractNum>
+  <w:abstractNum w:abstractNumId="3" w15:restartNumberingAfterBreak="0">
     <w:nsid w:val="1C2865F9"/>
     <w:multiLevelType w:val="hybridMultilevel"/>
     <w:tmpl w:val="22DE047E"/>
@@ -5738,7 +7026,346 @@
       </w:pPr>
     </w:lvl>
   </w:abstractNum>
-  <w:abstractNum w:abstractNumId="1" w15:restartNumberingAfterBreak="0">
+  <w:abstractNum w:abstractNumId="4" w15:restartNumberingAfterBreak="0">
+    <w:nsid w:val="1CC85F5E"/>
+    <w:multiLevelType w:val="hybridMultilevel"/>
+    <w:tmpl w:val="BD341E10"/>
+    <w:lvl w:ilvl="0" w:tplc="04090001">
+      <w:start w:val="1"/>
+      <w:numFmt w:val="bullet"/>
+      <w:lvlText w:val=""/>
+      <w:lvlJc w:val="left"/>
+      <w:pPr>
+        <w:ind w:left="1170" w:hanging="360"/>
+      </w:pPr>
+      <w:rPr>
+        <w:rFonts w:ascii="Symbol" w:hAnsi="Symbol" w:hint="default"/>
+      </w:rPr>
+    </w:lvl>
+    <w:lvl w:ilvl="1" w:tplc="04090003" w:tentative="1">
+      <w:start w:val="1"/>
+      <w:numFmt w:val="bullet"/>
+      <w:lvlText w:val="o"/>
+      <w:lvlJc w:val="left"/>
+      <w:pPr>
+        <w:ind w:left="1890" w:hanging="360"/>
+      </w:pPr>
+      <w:rPr>
+        <w:rFonts w:ascii="Courier New" w:hAnsi="Courier New" w:cs="Courier New" w:hint="default"/>
+      </w:rPr>
+    </w:lvl>
+    <w:lvl w:ilvl="2" w:tplc="04090005" w:tentative="1">
+      <w:start w:val="1"/>
+      <w:numFmt w:val="bullet"/>
+      <w:lvlText w:val=""/>
+      <w:lvlJc w:val="left"/>
+      <w:pPr>
+        <w:ind w:left="2610" w:hanging="360"/>
+      </w:pPr>
+      <w:rPr>
+        <w:rFonts w:ascii="Wingdings" w:hAnsi="Wingdings" w:hint="default"/>
+      </w:rPr>
+    </w:lvl>
+    <w:lvl w:ilvl="3" w:tplc="04090001" w:tentative="1">
+      <w:start w:val="1"/>
+      <w:numFmt w:val="bullet"/>
+      <w:lvlText w:val=""/>
+      <w:lvlJc w:val="left"/>
+      <w:pPr>
+        <w:ind w:left="3330" w:hanging="360"/>
+      </w:pPr>
+      <w:rPr>
+        <w:rFonts w:ascii="Symbol" w:hAnsi="Symbol" w:hint="default"/>
+      </w:rPr>
+    </w:lvl>
+    <w:lvl w:ilvl="4" w:tplc="04090003" w:tentative="1">
+      <w:start w:val="1"/>
+      <w:numFmt w:val="bullet"/>
+      <w:lvlText w:val="o"/>
+      <w:lvlJc w:val="left"/>
+      <w:pPr>
+        <w:ind w:left="4050" w:hanging="360"/>
+      </w:pPr>
+      <w:rPr>
+        <w:rFonts w:ascii="Courier New" w:hAnsi="Courier New" w:cs="Courier New" w:hint="default"/>
+      </w:rPr>
+    </w:lvl>
+    <w:lvl w:ilvl="5" w:tplc="04090005" w:tentative="1">
+      <w:start w:val="1"/>
+      <w:numFmt w:val="bullet"/>
+      <w:lvlText w:val=""/>
+      <w:lvlJc w:val="left"/>
+      <w:pPr>
+        <w:ind w:left="4770" w:hanging="360"/>
+      </w:pPr>
+      <w:rPr>
+        <w:rFonts w:ascii="Wingdings" w:hAnsi="Wingdings" w:hint="default"/>
+      </w:rPr>
+    </w:lvl>
+    <w:lvl w:ilvl="6" w:tplc="04090001" w:tentative="1">
+      <w:start w:val="1"/>
+      <w:numFmt w:val="bullet"/>
+      <w:lvlText w:val=""/>
+      <w:lvlJc w:val="left"/>
+      <w:pPr>
+        <w:ind w:left="5490" w:hanging="360"/>
+      </w:pPr>
+      <w:rPr>
+        <w:rFonts w:ascii="Symbol" w:hAnsi="Symbol" w:hint="default"/>
+      </w:rPr>
+    </w:lvl>
+    <w:lvl w:ilvl="7" w:tplc="04090003" w:tentative="1">
+      <w:start w:val="1"/>
+      <w:numFmt w:val="bullet"/>
+      <w:lvlText w:val="o"/>
+      <w:lvlJc w:val="left"/>
+      <w:pPr>
+        <w:ind w:left="6210" w:hanging="360"/>
+      </w:pPr>
+      <w:rPr>
+        <w:rFonts w:ascii="Courier New" w:hAnsi="Courier New" w:cs="Courier New" w:hint="default"/>
+      </w:rPr>
+    </w:lvl>
+    <w:lvl w:ilvl="8" w:tplc="04090005" w:tentative="1">
+      <w:start w:val="1"/>
+      <w:numFmt w:val="bullet"/>
+      <w:lvlText w:val=""/>
+      <w:lvlJc w:val="left"/>
+      <w:pPr>
+        <w:ind w:left="6930" w:hanging="360"/>
+      </w:pPr>
+      <w:rPr>
+        <w:rFonts w:ascii="Wingdings" w:hAnsi="Wingdings" w:hint="default"/>
+      </w:rPr>
+    </w:lvl>
+  </w:abstractNum>
+  <w:abstractNum w:abstractNumId="5" w15:restartNumberingAfterBreak="0">
+    <w:nsid w:val="1EB25771"/>
+    <w:multiLevelType w:val="hybridMultilevel"/>
+    <w:tmpl w:val="9A46DD80"/>
+    <w:lvl w:ilvl="0" w:tplc="04090001">
+      <w:start w:val="1"/>
+      <w:numFmt w:val="bullet"/>
+      <w:lvlText w:val=""/>
+      <w:lvlJc w:val="left"/>
+      <w:pPr>
+        <w:ind w:left="1440" w:hanging="360"/>
+      </w:pPr>
+      <w:rPr>
+        <w:rFonts w:ascii="Symbol" w:hAnsi="Symbol" w:hint="default"/>
+      </w:rPr>
+    </w:lvl>
+    <w:lvl w:ilvl="1" w:tplc="04090003" w:tentative="1">
+      <w:start w:val="1"/>
+      <w:numFmt w:val="bullet"/>
+      <w:lvlText w:val="o"/>
+      <w:lvlJc w:val="left"/>
+      <w:pPr>
+        <w:ind w:left="2160" w:hanging="360"/>
+      </w:pPr>
+      <w:rPr>
+        <w:rFonts w:ascii="Courier New" w:hAnsi="Courier New" w:cs="Courier New" w:hint="default"/>
+      </w:rPr>
+    </w:lvl>
+    <w:lvl w:ilvl="2" w:tplc="04090005" w:tentative="1">
+      <w:start w:val="1"/>
+      <w:numFmt w:val="bullet"/>
+      <w:lvlText w:val=""/>
+      <w:lvlJc w:val="left"/>
+      <w:pPr>
+        <w:ind w:left="2880" w:hanging="360"/>
+      </w:pPr>
+      <w:rPr>
+        <w:rFonts w:ascii="Wingdings" w:hAnsi="Wingdings" w:hint="default"/>
+      </w:rPr>
+    </w:lvl>
+    <w:lvl w:ilvl="3" w:tplc="04090001" w:tentative="1">
+      <w:start w:val="1"/>
+      <w:numFmt w:val="bullet"/>
+      <w:lvlText w:val=""/>
+      <w:lvlJc w:val="left"/>
+      <w:pPr>
+        <w:ind w:left="3600" w:hanging="360"/>
+      </w:pPr>
+      <w:rPr>
+        <w:rFonts w:ascii="Symbol" w:hAnsi="Symbol" w:hint="default"/>
+      </w:rPr>
+    </w:lvl>
+    <w:lvl w:ilvl="4" w:tplc="04090003" w:tentative="1">
+      <w:start w:val="1"/>
+      <w:numFmt w:val="bullet"/>
+      <w:lvlText w:val="o"/>
+      <w:lvlJc w:val="left"/>
+      <w:pPr>
+        <w:ind w:left="4320" w:hanging="360"/>
+      </w:pPr>
+      <w:rPr>
+        <w:rFonts w:ascii="Courier New" w:hAnsi="Courier New" w:cs="Courier New" w:hint="default"/>
+      </w:rPr>
+    </w:lvl>
+    <w:lvl w:ilvl="5" w:tplc="04090005" w:tentative="1">
+      <w:start w:val="1"/>
+      <w:numFmt w:val="bullet"/>
+      <w:lvlText w:val=""/>
+      <w:lvlJc w:val="left"/>
+      <w:pPr>
+        <w:ind w:left="5040" w:hanging="360"/>
+      </w:pPr>
+      <w:rPr>
+        <w:rFonts w:ascii="Wingdings" w:hAnsi="Wingdings" w:hint="default"/>
+      </w:rPr>
+    </w:lvl>
+    <w:lvl w:ilvl="6" w:tplc="04090001" w:tentative="1">
+      <w:start w:val="1"/>
+      <w:numFmt w:val="bullet"/>
+      <w:lvlText w:val=""/>
+      <w:lvlJc w:val="left"/>
+      <w:pPr>
+        <w:ind w:left="5760" w:hanging="360"/>
+      </w:pPr>
+      <w:rPr>
+        <w:rFonts w:ascii="Symbol" w:hAnsi="Symbol" w:hint="default"/>
+      </w:rPr>
+    </w:lvl>
+    <w:lvl w:ilvl="7" w:tplc="04090003" w:tentative="1">
+      <w:start w:val="1"/>
+      <w:numFmt w:val="bullet"/>
+      <w:lvlText w:val="o"/>
+      <w:lvlJc w:val="left"/>
+      <w:pPr>
+        <w:ind w:left="6480" w:hanging="360"/>
+      </w:pPr>
+      <w:rPr>
+        <w:rFonts w:ascii="Courier New" w:hAnsi="Courier New" w:cs="Courier New" w:hint="default"/>
+      </w:rPr>
+    </w:lvl>
+    <w:lvl w:ilvl="8" w:tplc="04090005" w:tentative="1">
+      <w:start w:val="1"/>
+      <w:numFmt w:val="bullet"/>
+      <w:lvlText w:val=""/>
+      <w:lvlJc w:val="left"/>
+      <w:pPr>
+        <w:ind w:left="7200" w:hanging="360"/>
+      </w:pPr>
+      <w:rPr>
+        <w:rFonts w:ascii="Wingdings" w:hAnsi="Wingdings" w:hint="default"/>
+      </w:rPr>
+    </w:lvl>
+  </w:abstractNum>
+  <w:abstractNum w:abstractNumId="6" w15:restartNumberingAfterBreak="0">
+    <w:nsid w:val="232B513A"/>
+    <w:multiLevelType w:val="hybridMultilevel"/>
+    <w:tmpl w:val="EA58BB18"/>
+    <w:lvl w:ilvl="0" w:tplc="04090001">
+      <w:start w:val="1"/>
+      <w:numFmt w:val="bullet"/>
+      <w:lvlText w:val=""/>
+      <w:lvlJc w:val="left"/>
+      <w:pPr>
+        <w:ind w:left="1440" w:hanging="360"/>
+      </w:pPr>
+      <w:rPr>
+        <w:rFonts w:ascii="Symbol" w:hAnsi="Symbol" w:hint="default"/>
+      </w:rPr>
+    </w:lvl>
+    <w:lvl w:ilvl="1" w:tplc="04090003" w:tentative="1">
+      <w:start w:val="1"/>
+      <w:numFmt w:val="bullet"/>
+      <w:lvlText w:val="o"/>
+      <w:lvlJc w:val="left"/>
+      <w:pPr>
+        <w:ind w:left="2160" w:hanging="360"/>
+      </w:pPr>
+      <w:rPr>
+        <w:rFonts w:ascii="Courier New" w:hAnsi="Courier New" w:cs="Courier New" w:hint="default"/>
+      </w:rPr>
+    </w:lvl>
+    <w:lvl w:ilvl="2" w:tplc="04090005" w:tentative="1">
+      <w:start w:val="1"/>
+      <w:numFmt w:val="bullet"/>
+      <w:lvlText w:val=""/>
+      <w:lvlJc w:val="left"/>
+      <w:pPr>
+        <w:ind w:left="2880" w:hanging="360"/>
+      </w:pPr>
+      <w:rPr>
+        <w:rFonts w:ascii="Wingdings" w:hAnsi="Wingdings" w:hint="default"/>
+      </w:rPr>
+    </w:lvl>
+    <w:lvl w:ilvl="3" w:tplc="04090001" w:tentative="1">
+      <w:start w:val="1"/>
+      <w:numFmt w:val="bullet"/>
+      <w:lvlText w:val=""/>
+      <w:lvlJc w:val="left"/>
+      <w:pPr>
+        <w:ind w:left="3600" w:hanging="360"/>
+      </w:pPr>
+      <w:rPr>
+        <w:rFonts w:ascii="Symbol" w:hAnsi="Symbol" w:hint="default"/>
+      </w:rPr>
+    </w:lvl>
+    <w:lvl w:ilvl="4" w:tplc="04090003" w:tentative="1">
+      <w:start w:val="1"/>
+      <w:numFmt w:val="bullet"/>
+      <w:lvlText w:val="o"/>
+      <w:lvlJc w:val="left"/>
+      <w:pPr>
+        <w:ind w:left="4320" w:hanging="360"/>
+      </w:pPr>
+      <w:rPr>
+        <w:rFonts w:ascii="Courier New" w:hAnsi="Courier New" w:cs="Courier New" w:hint="default"/>
+      </w:rPr>
+    </w:lvl>
+    <w:lvl w:ilvl="5" w:tplc="04090005" w:tentative="1">
+      <w:start w:val="1"/>
+      <w:numFmt w:val="bullet"/>
+      <w:lvlText w:val=""/>
+      <w:lvlJc w:val="left"/>
+      <w:pPr>
+        <w:ind w:left="5040" w:hanging="360"/>
+      </w:pPr>
+      <w:rPr>
+        <w:rFonts w:ascii="Wingdings" w:hAnsi="Wingdings" w:hint="default"/>
+      </w:rPr>
+    </w:lvl>
+    <w:lvl w:ilvl="6" w:tplc="04090001" w:tentative="1">
+      <w:start w:val="1"/>
+      <w:numFmt w:val="bullet"/>
+      <w:lvlText w:val=""/>
+      <w:lvlJc w:val="left"/>
+      <w:pPr>
+        <w:ind w:left="5760" w:hanging="360"/>
+      </w:pPr>
+      <w:rPr>
+        <w:rFonts w:ascii="Symbol" w:hAnsi="Symbol" w:hint="default"/>
+      </w:rPr>
+    </w:lvl>
+    <w:lvl w:ilvl="7" w:tplc="04090003" w:tentative="1">
+      <w:start w:val="1"/>
+      <w:numFmt w:val="bullet"/>
+      <w:lvlText w:val="o"/>
+      <w:lvlJc w:val="left"/>
+      <w:pPr>
+        <w:ind w:left="6480" w:hanging="360"/>
+      </w:pPr>
+      <w:rPr>
+        <w:rFonts w:ascii="Courier New" w:hAnsi="Courier New" w:cs="Courier New" w:hint="default"/>
+      </w:rPr>
+    </w:lvl>
+    <w:lvl w:ilvl="8" w:tplc="04090005" w:tentative="1">
+      <w:start w:val="1"/>
+      <w:numFmt w:val="bullet"/>
+      <w:lvlText w:val=""/>
+      <w:lvlJc w:val="left"/>
+      <w:pPr>
+        <w:ind w:left="7200" w:hanging="360"/>
+      </w:pPr>
+      <w:rPr>
+        <w:rFonts w:ascii="Wingdings" w:hAnsi="Wingdings" w:hint="default"/>
+      </w:rPr>
+    </w:lvl>
+  </w:abstractNum>
+  <w:abstractNum w:abstractNumId="7" w15:restartNumberingAfterBreak="0">
     <w:nsid w:val="2D414129"/>
     <w:multiLevelType w:val="hybridMultilevel"/>
     <w:tmpl w:val="C3B219C2"/>
@@ -5851,7 +7478,120 @@
       </w:rPr>
     </w:lvl>
   </w:abstractNum>
-  <w:abstractNum w:abstractNumId="2" w15:restartNumberingAfterBreak="0">
+  <w:abstractNum w:abstractNumId="8" w15:restartNumberingAfterBreak="0">
+    <w:nsid w:val="3C7B7433"/>
+    <w:multiLevelType w:val="hybridMultilevel"/>
+    <w:tmpl w:val="3B22E13A"/>
+    <w:lvl w:ilvl="0" w:tplc="04090001">
+      <w:start w:val="1"/>
+      <w:numFmt w:val="bullet"/>
+      <w:lvlText w:val=""/>
+      <w:lvlJc w:val="left"/>
+      <w:pPr>
+        <w:ind w:left="1170" w:hanging="360"/>
+      </w:pPr>
+      <w:rPr>
+        <w:rFonts w:ascii="Symbol" w:hAnsi="Symbol" w:hint="default"/>
+      </w:rPr>
+    </w:lvl>
+    <w:lvl w:ilvl="1" w:tplc="04090003" w:tentative="1">
+      <w:start w:val="1"/>
+      <w:numFmt w:val="bullet"/>
+      <w:lvlText w:val="o"/>
+      <w:lvlJc w:val="left"/>
+      <w:pPr>
+        <w:ind w:left="1890" w:hanging="360"/>
+      </w:pPr>
+      <w:rPr>
+        <w:rFonts w:ascii="Courier New" w:hAnsi="Courier New" w:cs="Courier New" w:hint="default"/>
+      </w:rPr>
+    </w:lvl>
+    <w:lvl w:ilvl="2" w:tplc="04090005" w:tentative="1">
+      <w:start w:val="1"/>
+      <w:numFmt w:val="bullet"/>
+      <w:lvlText w:val=""/>
+      <w:lvlJc w:val="left"/>
+      <w:pPr>
+        <w:ind w:left="2610" w:hanging="360"/>
+      </w:pPr>
+      <w:rPr>
+        <w:rFonts w:ascii="Wingdings" w:hAnsi="Wingdings" w:hint="default"/>
+      </w:rPr>
+    </w:lvl>
+    <w:lvl w:ilvl="3" w:tplc="04090001" w:tentative="1">
+      <w:start w:val="1"/>
+      <w:numFmt w:val="bullet"/>
+      <w:lvlText w:val=""/>
+      <w:lvlJc w:val="left"/>
+      <w:pPr>
+        <w:ind w:left="3330" w:hanging="360"/>
+      </w:pPr>
+      <w:rPr>
+        <w:rFonts w:ascii="Symbol" w:hAnsi="Symbol" w:hint="default"/>
+      </w:rPr>
+    </w:lvl>
+    <w:lvl w:ilvl="4" w:tplc="04090003" w:tentative="1">
+      <w:start w:val="1"/>
+      <w:numFmt w:val="bullet"/>
+      <w:lvlText w:val="o"/>
+      <w:lvlJc w:val="left"/>
+      <w:pPr>
+        <w:ind w:left="4050" w:hanging="360"/>
+      </w:pPr>
+      <w:rPr>
+        <w:rFonts w:ascii="Courier New" w:hAnsi="Courier New" w:cs="Courier New" w:hint="default"/>
+      </w:rPr>
+    </w:lvl>
+    <w:lvl w:ilvl="5" w:tplc="04090005" w:tentative="1">
+      <w:start w:val="1"/>
+      <w:numFmt w:val="bullet"/>
+      <w:lvlText w:val=""/>
+      <w:lvlJc w:val="left"/>
+      <w:pPr>
+        <w:ind w:left="4770" w:hanging="360"/>
+      </w:pPr>
+      <w:rPr>
+        <w:rFonts w:ascii="Wingdings" w:hAnsi="Wingdings" w:hint="default"/>
+      </w:rPr>
+    </w:lvl>
+    <w:lvl w:ilvl="6" w:tplc="04090001" w:tentative="1">
+      <w:start w:val="1"/>
+      <w:numFmt w:val="bullet"/>
+      <w:lvlText w:val=""/>
+      <w:lvlJc w:val="left"/>
+      <w:pPr>
+        <w:ind w:left="5490" w:hanging="360"/>
+      </w:pPr>
+      <w:rPr>
+        <w:rFonts w:ascii="Symbol" w:hAnsi="Symbol" w:hint="default"/>
+      </w:rPr>
+    </w:lvl>
+    <w:lvl w:ilvl="7" w:tplc="04090003" w:tentative="1">
+      <w:start w:val="1"/>
+      <w:numFmt w:val="bullet"/>
+      <w:lvlText w:val="o"/>
+      <w:lvlJc w:val="left"/>
+      <w:pPr>
+        <w:ind w:left="6210" w:hanging="360"/>
+      </w:pPr>
+      <w:rPr>
+        <w:rFonts w:ascii="Courier New" w:hAnsi="Courier New" w:cs="Courier New" w:hint="default"/>
+      </w:rPr>
+    </w:lvl>
+    <w:lvl w:ilvl="8" w:tplc="04090005" w:tentative="1">
+      <w:start w:val="1"/>
+      <w:numFmt w:val="bullet"/>
+      <w:lvlText w:val=""/>
+      <w:lvlJc w:val="left"/>
+      <w:pPr>
+        <w:ind w:left="6930" w:hanging="360"/>
+      </w:pPr>
+      <w:rPr>
+        <w:rFonts w:ascii="Wingdings" w:hAnsi="Wingdings" w:hint="default"/>
+      </w:rPr>
+    </w:lvl>
+  </w:abstractNum>
+  <w:abstractNum w:abstractNumId="9" w15:restartNumberingAfterBreak="0">
     <w:nsid w:val="413146A0"/>
     <w:multiLevelType w:val="hybridMultilevel"/>
     <w:tmpl w:val="C3B219C2"/>
@@ -5964,7 +7704,7 @@
       </w:rPr>
     </w:lvl>
   </w:abstractNum>
-  <w:abstractNum w:abstractNumId="3" w15:restartNumberingAfterBreak="0">
+  <w:abstractNum w:abstractNumId="10" w15:restartNumberingAfterBreak="0">
     <w:nsid w:val="523174DB"/>
     <w:multiLevelType w:val="multilevel"/>
     <w:tmpl w:val="2E9A22F2"/>
@@ -6050,7 +7790,7 @@
       </w:pPr>
     </w:lvl>
   </w:abstractNum>
-  <w:abstractNum w:abstractNumId="4" w15:restartNumberingAfterBreak="0">
+  <w:abstractNum w:abstractNumId="11" w15:restartNumberingAfterBreak="0">
     <w:nsid w:val="534C4CB1"/>
     <w:multiLevelType w:val="multilevel"/>
     <w:tmpl w:val="0409001F"/>
@@ -6136,7 +7876,233 @@
       </w:pPr>
     </w:lvl>
   </w:abstractNum>
-  <w:abstractNum w:abstractNumId="5" w15:restartNumberingAfterBreak="0">
+  <w:abstractNum w:abstractNumId="12" w15:restartNumberingAfterBreak="0">
+    <w:nsid w:val="57D963FF"/>
+    <w:multiLevelType w:val="hybridMultilevel"/>
+    <w:tmpl w:val="00A04422"/>
+    <w:lvl w:ilvl="0" w:tplc="04090001">
+      <w:start w:val="1"/>
+      <w:numFmt w:val="bullet"/>
+      <w:lvlText w:val=""/>
+      <w:lvlJc w:val="left"/>
+      <w:pPr>
+        <w:ind w:left="1530" w:hanging="360"/>
+      </w:pPr>
+      <w:rPr>
+        <w:rFonts w:ascii="Symbol" w:hAnsi="Symbol" w:hint="default"/>
+      </w:rPr>
+    </w:lvl>
+    <w:lvl w:ilvl="1" w:tplc="04090003" w:tentative="1">
+      <w:start w:val="1"/>
+      <w:numFmt w:val="bullet"/>
+      <w:lvlText w:val="o"/>
+      <w:lvlJc w:val="left"/>
+      <w:pPr>
+        <w:ind w:left="2250" w:hanging="360"/>
+      </w:pPr>
+      <w:rPr>
+        <w:rFonts w:ascii="Courier New" w:hAnsi="Courier New" w:cs="Courier New" w:hint="default"/>
+      </w:rPr>
+    </w:lvl>
+    <w:lvl w:ilvl="2" w:tplc="04090005" w:tentative="1">
+      <w:start w:val="1"/>
+      <w:numFmt w:val="bullet"/>
+      <w:lvlText w:val=""/>
+      <w:lvlJc w:val="left"/>
+      <w:pPr>
+        <w:ind w:left="2970" w:hanging="360"/>
+      </w:pPr>
+      <w:rPr>
+        <w:rFonts w:ascii="Wingdings" w:hAnsi="Wingdings" w:hint="default"/>
+      </w:rPr>
+    </w:lvl>
+    <w:lvl w:ilvl="3" w:tplc="04090001" w:tentative="1">
+      <w:start w:val="1"/>
+      <w:numFmt w:val="bullet"/>
+      <w:lvlText w:val=""/>
+      <w:lvlJc w:val="left"/>
+      <w:pPr>
+        <w:ind w:left="3690" w:hanging="360"/>
+      </w:pPr>
+      <w:rPr>
+        <w:rFonts w:ascii="Symbol" w:hAnsi="Symbol" w:hint="default"/>
+      </w:rPr>
+    </w:lvl>
+    <w:lvl w:ilvl="4" w:tplc="04090003" w:tentative="1">
+      <w:start w:val="1"/>
+      <w:numFmt w:val="bullet"/>
+      <w:lvlText w:val="o"/>
+      <w:lvlJc w:val="left"/>
+      <w:pPr>
+        <w:ind w:left="4410" w:hanging="360"/>
+      </w:pPr>
+      <w:rPr>
+        <w:rFonts w:ascii="Courier New" w:hAnsi="Courier New" w:cs="Courier New" w:hint="default"/>
+      </w:rPr>
+    </w:lvl>
+    <w:lvl w:ilvl="5" w:tplc="04090005" w:tentative="1">
+      <w:start w:val="1"/>
+      <w:numFmt w:val="bullet"/>
+      <w:lvlText w:val=""/>
+      <w:lvlJc w:val="left"/>
+      <w:pPr>
+        <w:ind w:left="5130" w:hanging="360"/>
+      </w:pPr>
+      <w:rPr>
+        <w:rFonts w:ascii="Wingdings" w:hAnsi="Wingdings" w:hint="default"/>
+      </w:rPr>
+    </w:lvl>
+    <w:lvl w:ilvl="6" w:tplc="04090001" w:tentative="1">
+      <w:start w:val="1"/>
+      <w:numFmt w:val="bullet"/>
+      <w:lvlText w:val=""/>
+      <w:lvlJc w:val="left"/>
+      <w:pPr>
+        <w:ind w:left="5850" w:hanging="360"/>
+      </w:pPr>
+      <w:rPr>
+        <w:rFonts w:ascii="Symbol" w:hAnsi="Symbol" w:hint="default"/>
+      </w:rPr>
+    </w:lvl>
+    <w:lvl w:ilvl="7" w:tplc="04090003" w:tentative="1">
+      <w:start w:val="1"/>
+      <w:numFmt w:val="bullet"/>
+      <w:lvlText w:val="o"/>
+      <w:lvlJc w:val="left"/>
+      <w:pPr>
+        <w:ind w:left="6570" w:hanging="360"/>
+      </w:pPr>
+      <w:rPr>
+        <w:rFonts w:ascii="Courier New" w:hAnsi="Courier New" w:cs="Courier New" w:hint="default"/>
+      </w:rPr>
+    </w:lvl>
+    <w:lvl w:ilvl="8" w:tplc="04090005" w:tentative="1">
+      <w:start w:val="1"/>
+      <w:numFmt w:val="bullet"/>
+      <w:lvlText w:val=""/>
+      <w:lvlJc w:val="left"/>
+      <w:pPr>
+        <w:ind w:left="7290" w:hanging="360"/>
+      </w:pPr>
+      <w:rPr>
+        <w:rFonts w:ascii="Wingdings" w:hAnsi="Wingdings" w:hint="default"/>
+      </w:rPr>
+    </w:lvl>
+  </w:abstractNum>
+  <w:abstractNum w:abstractNumId="13" w15:restartNumberingAfterBreak="0">
+    <w:nsid w:val="5A6F104C"/>
+    <w:multiLevelType w:val="hybridMultilevel"/>
+    <w:tmpl w:val="B454895A"/>
+    <w:lvl w:ilvl="0" w:tplc="04090001">
+      <w:start w:val="1"/>
+      <w:numFmt w:val="bullet"/>
+      <w:lvlText w:val=""/>
+      <w:lvlJc w:val="left"/>
+      <w:pPr>
+        <w:ind w:left="1170" w:hanging="360"/>
+      </w:pPr>
+      <w:rPr>
+        <w:rFonts w:ascii="Symbol" w:hAnsi="Symbol" w:hint="default"/>
+      </w:rPr>
+    </w:lvl>
+    <w:lvl w:ilvl="1" w:tplc="04090003" w:tentative="1">
+      <w:start w:val="1"/>
+      <w:numFmt w:val="bullet"/>
+      <w:lvlText w:val="o"/>
+      <w:lvlJc w:val="left"/>
+      <w:pPr>
+        <w:ind w:left="1890" w:hanging="360"/>
+      </w:pPr>
+      <w:rPr>
+        <w:rFonts w:ascii="Courier New" w:hAnsi="Courier New" w:cs="Courier New" w:hint="default"/>
+      </w:rPr>
+    </w:lvl>
+    <w:lvl w:ilvl="2" w:tplc="04090005" w:tentative="1">
+      <w:start w:val="1"/>
+      <w:numFmt w:val="bullet"/>
+      <w:lvlText w:val=""/>
+      <w:lvlJc w:val="left"/>
+      <w:pPr>
+        <w:ind w:left="2610" w:hanging="360"/>
+      </w:pPr>
+      <w:rPr>
+        <w:rFonts w:ascii="Wingdings" w:hAnsi="Wingdings" w:hint="default"/>
+      </w:rPr>
+    </w:lvl>
+    <w:lvl w:ilvl="3" w:tplc="04090001" w:tentative="1">
+      <w:start w:val="1"/>
+      <w:numFmt w:val="bullet"/>
+      <w:lvlText w:val=""/>
+      <w:lvlJc w:val="left"/>
+      <w:pPr>
+        <w:ind w:left="3330" w:hanging="360"/>
+      </w:pPr>
+      <w:rPr>
+        <w:rFonts w:ascii="Symbol" w:hAnsi="Symbol" w:hint="default"/>
+      </w:rPr>
+    </w:lvl>
+    <w:lvl w:ilvl="4" w:tplc="04090003" w:tentative="1">
+      <w:start w:val="1"/>
+      <w:numFmt w:val="bullet"/>
+      <w:lvlText w:val="o"/>
+      <w:lvlJc w:val="left"/>
+      <w:pPr>
+        <w:ind w:left="4050" w:hanging="360"/>
+      </w:pPr>
+      <w:rPr>
+        <w:rFonts w:ascii="Courier New" w:hAnsi="Courier New" w:cs="Courier New" w:hint="default"/>
+      </w:rPr>
+    </w:lvl>
+    <w:lvl w:ilvl="5" w:tplc="04090005" w:tentative="1">
+      <w:start w:val="1"/>
+      <w:numFmt w:val="bullet"/>
+      <w:lvlText w:val=""/>
+      <w:lvlJc w:val="left"/>
+      <w:pPr>
+        <w:ind w:left="4770" w:hanging="360"/>
+      </w:pPr>
+      <w:rPr>
+        <w:rFonts w:ascii="Wingdings" w:hAnsi="Wingdings" w:hint="default"/>
+      </w:rPr>
+    </w:lvl>
+    <w:lvl w:ilvl="6" w:tplc="04090001" w:tentative="1">
+      <w:start w:val="1"/>
+      <w:numFmt w:val="bullet"/>
+      <w:lvlText w:val=""/>
+      <w:lvlJc w:val="left"/>
+      <w:pPr>
+        <w:ind w:left="5490" w:hanging="360"/>
+      </w:pPr>
+      <w:rPr>
+        <w:rFonts w:ascii="Symbol" w:hAnsi="Symbol" w:hint="default"/>
+      </w:rPr>
+    </w:lvl>
+    <w:lvl w:ilvl="7" w:tplc="04090003" w:tentative="1">
+      <w:start w:val="1"/>
+      <w:numFmt w:val="bullet"/>
+      <w:lvlText w:val="o"/>
+      <w:lvlJc w:val="left"/>
+      <w:pPr>
+        <w:ind w:left="6210" w:hanging="360"/>
+      </w:pPr>
+      <w:rPr>
+        <w:rFonts w:ascii="Courier New" w:hAnsi="Courier New" w:cs="Courier New" w:hint="default"/>
+      </w:rPr>
+    </w:lvl>
+    <w:lvl w:ilvl="8" w:tplc="04090005" w:tentative="1">
+      <w:start w:val="1"/>
+      <w:numFmt w:val="bullet"/>
+      <w:lvlText w:val=""/>
+      <w:lvlJc w:val="left"/>
+      <w:pPr>
+        <w:ind w:left="6930" w:hanging="360"/>
+      </w:pPr>
+      <w:rPr>
+        <w:rFonts w:ascii="Wingdings" w:hAnsi="Wingdings" w:hint="default"/>
+      </w:rPr>
+    </w:lvl>
+  </w:abstractNum>
+  <w:abstractNum w:abstractNumId="14" w15:restartNumberingAfterBreak="0">
     <w:nsid w:val="5A874009"/>
     <w:multiLevelType w:val="hybridMultilevel"/>
     <w:tmpl w:val="26444DDA"/>
@@ -6225,7 +8191,233 @@
       </w:pPr>
     </w:lvl>
   </w:abstractNum>
-  <w:abstractNum w:abstractNumId="6" w15:restartNumberingAfterBreak="0">
+  <w:abstractNum w:abstractNumId="15" w15:restartNumberingAfterBreak="0">
+    <w:nsid w:val="625351D4"/>
+    <w:multiLevelType w:val="hybridMultilevel"/>
+    <w:tmpl w:val="FFE8EE26"/>
+    <w:lvl w:ilvl="0" w:tplc="04090001">
+      <w:start w:val="1"/>
+      <w:numFmt w:val="bullet"/>
+      <w:lvlText w:val=""/>
+      <w:lvlJc w:val="left"/>
+      <w:pPr>
+        <w:ind w:left="1443" w:hanging="360"/>
+      </w:pPr>
+      <w:rPr>
+        <w:rFonts w:ascii="Symbol" w:hAnsi="Symbol" w:hint="default"/>
+      </w:rPr>
+    </w:lvl>
+    <w:lvl w:ilvl="1" w:tplc="04090003" w:tentative="1">
+      <w:start w:val="1"/>
+      <w:numFmt w:val="bullet"/>
+      <w:lvlText w:val="o"/>
+      <w:lvlJc w:val="left"/>
+      <w:pPr>
+        <w:ind w:left="2163" w:hanging="360"/>
+      </w:pPr>
+      <w:rPr>
+        <w:rFonts w:ascii="Courier New" w:hAnsi="Courier New" w:cs="Courier New" w:hint="default"/>
+      </w:rPr>
+    </w:lvl>
+    <w:lvl w:ilvl="2" w:tplc="04090005" w:tentative="1">
+      <w:start w:val="1"/>
+      <w:numFmt w:val="bullet"/>
+      <w:lvlText w:val=""/>
+      <w:lvlJc w:val="left"/>
+      <w:pPr>
+        <w:ind w:left="2883" w:hanging="360"/>
+      </w:pPr>
+      <w:rPr>
+        <w:rFonts w:ascii="Wingdings" w:hAnsi="Wingdings" w:hint="default"/>
+      </w:rPr>
+    </w:lvl>
+    <w:lvl w:ilvl="3" w:tplc="04090001" w:tentative="1">
+      <w:start w:val="1"/>
+      <w:numFmt w:val="bullet"/>
+      <w:lvlText w:val=""/>
+      <w:lvlJc w:val="left"/>
+      <w:pPr>
+        <w:ind w:left="3603" w:hanging="360"/>
+      </w:pPr>
+      <w:rPr>
+        <w:rFonts w:ascii="Symbol" w:hAnsi="Symbol" w:hint="default"/>
+      </w:rPr>
+    </w:lvl>
+    <w:lvl w:ilvl="4" w:tplc="04090003" w:tentative="1">
+      <w:start w:val="1"/>
+      <w:numFmt w:val="bullet"/>
+      <w:lvlText w:val="o"/>
+      <w:lvlJc w:val="left"/>
+      <w:pPr>
+        <w:ind w:left="4323" w:hanging="360"/>
+      </w:pPr>
+      <w:rPr>
+        <w:rFonts w:ascii="Courier New" w:hAnsi="Courier New" w:cs="Courier New" w:hint="default"/>
+      </w:rPr>
+    </w:lvl>
+    <w:lvl w:ilvl="5" w:tplc="04090005" w:tentative="1">
+      <w:start w:val="1"/>
+      <w:numFmt w:val="bullet"/>
+      <w:lvlText w:val=""/>
+      <w:lvlJc w:val="left"/>
+      <w:pPr>
+        <w:ind w:left="5043" w:hanging="360"/>
+      </w:pPr>
+      <w:rPr>
+        <w:rFonts w:ascii="Wingdings" w:hAnsi="Wingdings" w:hint="default"/>
+      </w:rPr>
+    </w:lvl>
+    <w:lvl w:ilvl="6" w:tplc="04090001" w:tentative="1">
+      <w:start w:val="1"/>
+      <w:numFmt w:val="bullet"/>
+      <w:lvlText w:val=""/>
+      <w:lvlJc w:val="left"/>
+      <w:pPr>
+        <w:ind w:left="5763" w:hanging="360"/>
+      </w:pPr>
+      <w:rPr>
+        <w:rFonts w:ascii="Symbol" w:hAnsi="Symbol" w:hint="default"/>
+      </w:rPr>
+    </w:lvl>
+    <w:lvl w:ilvl="7" w:tplc="04090003" w:tentative="1">
+      <w:start w:val="1"/>
+      <w:numFmt w:val="bullet"/>
+      <w:lvlText w:val="o"/>
+      <w:lvlJc w:val="left"/>
+      <w:pPr>
+        <w:ind w:left="6483" w:hanging="360"/>
+      </w:pPr>
+      <w:rPr>
+        <w:rFonts w:ascii="Courier New" w:hAnsi="Courier New" w:cs="Courier New" w:hint="default"/>
+      </w:rPr>
+    </w:lvl>
+    <w:lvl w:ilvl="8" w:tplc="04090005" w:tentative="1">
+      <w:start w:val="1"/>
+      <w:numFmt w:val="bullet"/>
+      <w:lvlText w:val=""/>
+      <w:lvlJc w:val="left"/>
+      <w:pPr>
+        <w:ind w:left="7203" w:hanging="360"/>
+      </w:pPr>
+      <w:rPr>
+        <w:rFonts w:ascii="Wingdings" w:hAnsi="Wingdings" w:hint="default"/>
+      </w:rPr>
+    </w:lvl>
+  </w:abstractNum>
+  <w:abstractNum w:abstractNumId="16" w15:restartNumberingAfterBreak="0">
+    <w:nsid w:val="62B57B86"/>
+    <w:multiLevelType w:val="hybridMultilevel"/>
+    <w:tmpl w:val="08BC658C"/>
+    <w:lvl w:ilvl="0" w:tplc="04090001">
+      <w:start w:val="1"/>
+      <w:numFmt w:val="bullet"/>
+      <w:lvlText w:val=""/>
+      <w:lvlJc w:val="left"/>
+      <w:pPr>
+        <w:ind w:left="1170" w:hanging="360"/>
+      </w:pPr>
+      <w:rPr>
+        <w:rFonts w:ascii="Symbol" w:hAnsi="Symbol" w:hint="default"/>
+      </w:rPr>
+    </w:lvl>
+    <w:lvl w:ilvl="1" w:tplc="04090003" w:tentative="1">
+      <w:start w:val="1"/>
+      <w:numFmt w:val="bullet"/>
+      <w:lvlText w:val="o"/>
+      <w:lvlJc w:val="left"/>
+      <w:pPr>
+        <w:ind w:left="1890" w:hanging="360"/>
+      </w:pPr>
+      <w:rPr>
+        <w:rFonts w:ascii="Courier New" w:hAnsi="Courier New" w:cs="Courier New" w:hint="default"/>
+      </w:rPr>
+    </w:lvl>
+    <w:lvl w:ilvl="2" w:tplc="04090005" w:tentative="1">
+      <w:start w:val="1"/>
+      <w:numFmt w:val="bullet"/>
+      <w:lvlText w:val=""/>
+      <w:lvlJc w:val="left"/>
+      <w:pPr>
+        <w:ind w:left="2610" w:hanging="360"/>
+      </w:pPr>
+      <w:rPr>
+        <w:rFonts w:ascii="Wingdings" w:hAnsi="Wingdings" w:hint="default"/>
+      </w:rPr>
+    </w:lvl>
+    <w:lvl w:ilvl="3" w:tplc="04090001" w:tentative="1">
+      <w:start w:val="1"/>
+      <w:numFmt w:val="bullet"/>
+      <w:lvlText w:val=""/>
+      <w:lvlJc w:val="left"/>
+      <w:pPr>
+        <w:ind w:left="3330" w:hanging="360"/>
+      </w:pPr>
+      <w:rPr>
+        <w:rFonts w:ascii="Symbol" w:hAnsi="Symbol" w:hint="default"/>
+      </w:rPr>
+    </w:lvl>
+    <w:lvl w:ilvl="4" w:tplc="04090003" w:tentative="1">
+      <w:start w:val="1"/>
+      <w:numFmt w:val="bullet"/>
+      <w:lvlText w:val="o"/>
+      <w:lvlJc w:val="left"/>
+      <w:pPr>
+        <w:ind w:left="4050" w:hanging="360"/>
+      </w:pPr>
+      <w:rPr>
+        <w:rFonts w:ascii="Courier New" w:hAnsi="Courier New" w:cs="Courier New" w:hint="default"/>
+      </w:rPr>
+    </w:lvl>
+    <w:lvl w:ilvl="5" w:tplc="04090005" w:tentative="1">
+      <w:start w:val="1"/>
+      <w:numFmt w:val="bullet"/>
+      <w:lvlText w:val=""/>
+      <w:lvlJc w:val="left"/>
+      <w:pPr>
+        <w:ind w:left="4770" w:hanging="360"/>
+      </w:pPr>
+      <w:rPr>
+        <w:rFonts w:ascii="Wingdings" w:hAnsi="Wingdings" w:hint="default"/>
+      </w:rPr>
+    </w:lvl>
+    <w:lvl w:ilvl="6" w:tplc="04090001" w:tentative="1">
+      <w:start w:val="1"/>
+      <w:numFmt w:val="bullet"/>
+      <w:lvlText w:val=""/>
+      <w:lvlJc w:val="left"/>
+      <w:pPr>
+        <w:ind w:left="5490" w:hanging="360"/>
+      </w:pPr>
+      <w:rPr>
+        <w:rFonts w:ascii="Symbol" w:hAnsi="Symbol" w:hint="default"/>
+      </w:rPr>
+    </w:lvl>
+    <w:lvl w:ilvl="7" w:tplc="04090003" w:tentative="1">
+      <w:start w:val="1"/>
+      <w:numFmt w:val="bullet"/>
+      <w:lvlText w:val="o"/>
+      <w:lvlJc w:val="left"/>
+      <w:pPr>
+        <w:ind w:left="6210" w:hanging="360"/>
+      </w:pPr>
+      <w:rPr>
+        <w:rFonts w:ascii="Courier New" w:hAnsi="Courier New" w:cs="Courier New" w:hint="default"/>
+      </w:rPr>
+    </w:lvl>
+    <w:lvl w:ilvl="8" w:tplc="04090005" w:tentative="1">
+      <w:start w:val="1"/>
+      <w:numFmt w:val="bullet"/>
+      <w:lvlText w:val=""/>
+      <w:lvlJc w:val="left"/>
+      <w:pPr>
+        <w:ind w:left="6930" w:hanging="360"/>
+      </w:pPr>
+      <w:rPr>
+        <w:rFonts w:ascii="Wingdings" w:hAnsi="Wingdings" w:hint="default"/>
+      </w:rPr>
+    </w:lvl>
+  </w:abstractNum>
+  <w:abstractNum w:abstractNumId="17" w15:restartNumberingAfterBreak="0">
     <w:nsid w:val="63353E17"/>
     <w:multiLevelType w:val="multilevel"/>
     <w:tmpl w:val="2E9A22F2"/>
@@ -6311,7 +8503,120 @@
       </w:pPr>
     </w:lvl>
   </w:abstractNum>
-  <w:abstractNum w:abstractNumId="7" w15:restartNumberingAfterBreak="0">
+  <w:abstractNum w:abstractNumId="18" w15:restartNumberingAfterBreak="0">
+    <w:nsid w:val="6C0A7A9E"/>
+    <w:multiLevelType w:val="hybridMultilevel"/>
+    <w:tmpl w:val="AB4893CA"/>
+    <w:lvl w:ilvl="0" w:tplc="04090001">
+      <w:start w:val="1"/>
+      <w:numFmt w:val="bullet"/>
+      <w:lvlText w:val=""/>
+      <w:lvlJc w:val="left"/>
+      <w:pPr>
+        <w:ind w:left="1440" w:hanging="360"/>
+      </w:pPr>
+      <w:rPr>
+        <w:rFonts w:ascii="Symbol" w:hAnsi="Symbol" w:hint="default"/>
+      </w:rPr>
+    </w:lvl>
+    <w:lvl w:ilvl="1" w:tplc="04090003" w:tentative="1">
+      <w:start w:val="1"/>
+      <w:numFmt w:val="bullet"/>
+      <w:lvlText w:val="o"/>
+      <w:lvlJc w:val="left"/>
+      <w:pPr>
+        <w:ind w:left="2160" w:hanging="360"/>
+      </w:pPr>
+      <w:rPr>
+        <w:rFonts w:ascii="Courier New" w:hAnsi="Courier New" w:cs="Courier New" w:hint="default"/>
+      </w:rPr>
+    </w:lvl>
+    <w:lvl w:ilvl="2" w:tplc="04090005" w:tentative="1">
+      <w:start w:val="1"/>
+      <w:numFmt w:val="bullet"/>
+      <w:lvlText w:val=""/>
+      <w:lvlJc w:val="left"/>
+      <w:pPr>
+        <w:ind w:left="2880" w:hanging="360"/>
+      </w:pPr>
+      <w:rPr>
+        <w:rFonts w:ascii="Wingdings" w:hAnsi="Wingdings" w:hint="default"/>
+      </w:rPr>
+    </w:lvl>
+    <w:lvl w:ilvl="3" w:tplc="04090001" w:tentative="1">
+      <w:start w:val="1"/>
+      <w:numFmt w:val="bullet"/>
+      <w:lvlText w:val=""/>
+      <w:lvlJc w:val="left"/>
+      <w:pPr>
+        <w:ind w:left="3600" w:hanging="360"/>
+      </w:pPr>
+      <w:rPr>
+        <w:rFonts w:ascii="Symbol" w:hAnsi="Symbol" w:hint="default"/>
+      </w:rPr>
+    </w:lvl>
+    <w:lvl w:ilvl="4" w:tplc="04090003" w:tentative="1">
+      <w:start w:val="1"/>
+      <w:numFmt w:val="bullet"/>
+      <w:lvlText w:val="o"/>
+      <w:lvlJc w:val="left"/>
+      <w:pPr>
+        <w:ind w:left="4320" w:hanging="360"/>
+      </w:pPr>
+      <w:rPr>
+        <w:rFonts w:ascii="Courier New" w:hAnsi="Courier New" w:cs="Courier New" w:hint="default"/>
+      </w:rPr>
+    </w:lvl>
+    <w:lvl w:ilvl="5" w:tplc="04090005" w:tentative="1">
+      <w:start w:val="1"/>
+      <w:numFmt w:val="bullet"/>
+      <w:lvlText w:val=""/>
+      <w:lvlJc w:val="left"/>
+      <w:pPr>
+        <w:ind w:left="5040" w:hanging="360"/>
+      </w:pPr>
+      <w:rPr>
+        <w:rFonts w:ascii="Wingdings" w:hAnsi="Wingdings" w:hint="default"/>
+      </w:rPr>
+    </w:lvl>
+    <w:lvl w:ilvl="6" w:tplc="04090001" w:tentative="1">
+      <w:start w:val="1"/>
+      <w:numFmt w:val="bullet"/>
+      <w:lvlText w:val=""/>
+      <w:lvlJc w:val="left"/>
+      <w:pPr>
+        <w:ind w:left="5760" w:hanging="360"/>
+      </w:pPr>
+      <w:rPr>
+        <w:rFonts w:ascii="Symbol" w:hAnsi="Symbol" w:hint="default"/>
+      </w:rPr>
+    </w:lvl>
+    <w:lvl w:ilvl="7" w:tplc="04090003" w:tentative="1">
+      <w:start w:val="1"/>
+      <w:numFmt w:val="bullet"/>
+      <w:lvlText w:val="o"/>
+      <w:lvlJc w:val="left"/>
+      <w:pPr>
+        <w:ind w:left="6480" w:hanging="360"/>
+      </w:pPr>
+      <w:rPr>
+        <w:rFonts w:ascii="Courier New" w:hAnsi="Courier New" w:cs="Courier New" w:hint="default"/>
+      </w:rPr>
+    </w:lvl>
+    <w:lvl w:ilvl="8" w:tplc="04090005" w:tentative="1">
+      <w:start w:val="1"/>
+      <w:numFmt w:val="bullet"/>
+      <w:lvlText w:val=""/>
+      <w:lvlJc w:val="left"/>
+      <w:pPr>
+        <w:ind w:left="7200" w:hanging="360"/>
+      </w:pPr>
+      <w:rPr>
+        <w:rFonts w:ascii="Wingdings" w:hAnsi="Wingdings" w:hint="default"/>
+      </w:rPr>
+    </w:lvl>
+  </w:abstractNum>
+  <w:abstractNum w:abstractNumId="19" w15:restartNumberingAfterBreak="0">
     <w:nsid w:val="6D06502E"/>
     <w:multiLevelType w:val="hybridMultilevel"/>
     <w:tmpl w:val="C3B219C2"/>
@@ -6424,7 +8729,120 @@
       </w:rPr>
     </w:lvl>
   </w:abstractNum>
-  <w:abstractNum w:abstractNumId="8" w15:restartNumberingAfterBreak="0">
+  <w:abstractNum w:abstractNumId="20" w15:restartNumberingAfterBreak="0">
+    <w:nsid w:val="6D7D24AA"/>
+    <w:multiLevelType w:val="hybridMultilevel"/>
+    <w:tmpl w:val="7A765E4E"/>
+    <w:lvl w:ilvl="0" w:tplc="04090001">
+      <w:start w:val="1"/>
+      <w:numFmt w:val="bullet"/>
+      <w:lvlText w:val=""/>
+      <w:lvlJc w:val="left"/>
+      <w:pPr>
+        <w:ind w:left="1170" w:hanging="360"/>
+      </w:pPr>
+      <w:rPr>
+        <w:rFonts w:ascii="Symbol" w:hAnsi="Symbol" w:hint="default"/>
+      </w:rPr>
+    </w:lvl>
+    <w:lvl w:ilvl="1" w:tplc="04090003" w:tentative="1">
+      <w:start w:val="1"/>
+      <w:numFmt w:val="bullet"/>
+      <w:lvlText w:val="o"/>
+      <w:lvlJc w:val="left"/>
+      <w:pPr>
+        <w:ind w:left="1890" w:hanging="360"/>
+      </w:pPr>
+      <w:rPr>
+        <w:rFonts w:ascii="Courier New" w:hAnsi="Courier New" w:cs="Courier New" w:hint="default"/>
+      </w:rPr>
+    </w:lvl>
+    <w:lvl w:ilvl="2" w:tplc="04090005" w:tentative="1">
+      <w:start w:val="1"/>
+      <w:numFmt w:val="bullet"/>
+      <w:lvlText w:val=""/>
+      <w:lvlJc w:val="left"/>
+      <w:pPr>
+        <w:ind w:left="2610" w:hanging="360"/>
+      </w:pPr>
+      <w:rPr>
+        <w:rFonts w:ascii="Wingdings" w:hAnsi="Wingdings" w:hint="default"/>
+      </w:rPr>
+    </w:lvl>
+    <w:lvl w:ilvl="3" w:tplc="04090001" w:tentative="1">
+      <w:start w:val="1"/>
+      <w:numFmt w:val="bullet"/>
+      <w:lvlText w:val=""/>
+      <w:lvlJc w:val="left"/>
+      <w:pPr>
+        <w:ind w:left="3330" w:hanging="360"/>
+      </w:pPr>
+      <w:rPr>
+        <w:rFonts w:ascii="Symbol" w:hAnsi="Symbol" w:hint="default"/>
+      </w:rPr>
+    </w:lvl>
+    <w:lvl w:ilvl="4" w:tplc="04090003" w:tentative="1">
+      <w:start w:val="1"/>
+      <w:numFmt w:val="bullet"/>
+      <w:lvlText w:val="o"/>
+      <w:lvlJc w:val="left"/>
+      <w:pPr>
+        <w:ind w:left="4050" w:hanging="360"/>
+      </w:pPr>
+      <w:rPr>
+        <w:rFonts w:ascii="Courier New" w:hAnsi="Courier New" w:cs="Courier New" w:hint="default"/>
+      </w:rPr>
+    </w:lvl>
+    <w:lvl w:ilvl="5" w:tplc="04090005" w:tentative="1">
+      <w:start w:val="1"/>
+      <w:numFmt w:val="bullet"/>
+      <w:lvlText w:val=""/>
+      <w:lvlJc w:val="left"/>
+      <w:pPr>
+        <w:ind w:left="4770" w:hanging="360"/>
+      </w:pPr>
+      <w:rPr>
+        <w:rFonts w:ascii="Wingdings" w:hAnsi="Wingdings" w:hint="default"/>
+      </w:rPr>
+    </w:lvl>
+    <w:lvl w:ilvl="6" w:tplc="04090001" w:tentative="1">
+      <w:start w:val="1"/>
+      <w:numFmt w:val="bullet"/>
+      <w:lvlText w:val=""/>
+      <w:lvlJc w:val="left"/>
+      <w:pPr>
+        <w:ind w:left="5490" w:hanging="360"/>
+      </w:pPr>
+      <w:rPr>
+        <w:rFonts w:ascii="Symbol" w:hAnsi="Symbol" w:hint="default"/>
+      </w:rPr>
+    </w:lvl>
+    <w:lvl w:ilvl="7" w:tplc="04090003" w:tentative="1">
+      <w:start w:val="1"/>
+      <w:numFmt w:val="bullet"/>
+      <w:lvlText w:val="o"/>
+      <w:lvlJc w:val="left"/>
+      <w:pPr>
+        <w:ind w:left="6210" w:hanging="360"/>
+      </w:pPr>
+      <w:rPr>
+        <w:rFonts w:ascii="Courier New" w:hAnsi="Courier New" w:cs="Courier New" w:hint="default"/>
+      </w:rPr>
+    </w:lvl>
+    <w:lvl w:ilvl="8" w:tplc="04090005" w:tentative="1">
+      <w:start w:val="1"/>
+      <w:numFmt w:val="bullet"/>
+      <w:lvlText w:val=""/>
+      <w:lvlJc w:val="left"/>
+      <w:pPr>
+        <w:ind w:left="6930" w:hanging="360"/>
+      </w:pPr>
+      <w:rPr>
+        <w:rFonts w:ascii="Wingdings" w:hAnsi="Wingdings" w:hint="default"/>
+      </w:rPr>
+    </w:lvl>
+  </w:abstractNum>
+  <w:abstractNum w:abstractNumId="21" w15:restartNumberingAfterBreak="0">
     <w:nsid w:val="744B3713"/>
     <w:multiLevelType w:val="hybridMultilevel"/>
     <w:tmpl w:val="1B1A1F18"/>
@@ -6538,31 +8956,70 @@
     </w:lvl>
   </w:abstractNum>
   <w:num w:numId="1" w16cid:durableId="531962245">
+    <w:abstractNumId w:val="10"/>
+  </w:num>
+  <w:num w:numId="2" w16cid:durableId="1342657301">
+    <w:abstractNumId w:val="11"/>
+  </w:num>
+  <w:num w:numId="3" w16cid:durableId="1027675712">
+    <w:abstractNumId w:val="9"/>
+  </w:num>
+  <w:num w:numId="4" w16cid:durableId="655189614">
+    <w:abstractNumId w:val="19"/>
+  </w:num>
+  <w:num w:numId="5" w16cid:durableId="210118218">
+    <w:abstractNumId w:val="7"/>
+  </w:num>
+  <w:num w:numId="6" w16cid:durableId="602567145">
+    <w:abstractNumId w:val="17"/>
+  </w:num>
+  <w:num w:numId="7" w16cid:durableId="473764808">
+    <w:abstractNumId w:val="14"/>
+  </w:num>
+  <w:num w:numId="8" w16cid:durableId="455952919">
     <w:abstractNumId w:val="3"/>
   </w:num>
-  <w:num w:numId="2" w16cid:durableId="1342657301">
+  <w:num w:numId="9" w16cid:durableId="194318713">
+    <w:abstractNumId w:val="21"/>
+  </w:num>
+  <w:num w:numId="10" w16cid:durableId="1693800149">
+    <w:abstractNumId w:val="20"/>
+  </w:num>
+  <w:num w:numId="11" w16cid:durableId="340162927">
+    <w:abstractNumId w:val="13"/>
+  </w:num>
+  <w:num w:numId="12" w16cid:durableId="1581207348">
+    <w:abstractNumId w:val="8"/>
+  </w:num>
+  <w:num w:numId="13" w16cid:durableId="329260803">
+    <w:abstractNumId w:val="15"/>
+  </w:num>
+  <w:num w:numId="14" w16cid:durableId="1139616560">
+    <w:abstractNumId w:val="2"/>
+  </w:num>
+  <w:num w:numId="15" w16cid:durableId="428158564">
+    <w:abstractNumId w:val="0"/>
+  </w:num>
+  <w:num w:numId="16" w16cid:durableId="822702858">
     <w:abstractNumId w:val="4"/>
   </w:num>
-  <w:num w:numId="3" w16cid:durableId="1027675712">
-    <w:abstractNumId w:val="2"/>
+  <w:num w:numId="17" w16cid:durableId="1239750305">
+    <w:abstractNumId w:val="16"/>
   </w:num>
-  <w:num w:numId="4" w16cid:durableId="655189614">
-    <w:abstractNumId w:val="7"/>
+  <w:num w:numId="18" w16cid:durableId="365133427">
+    <w:abstractNumId w:val="12"/>
   </w:num>
-  <w:num w:numId="5" w16cid:durableId="210118218">
+  <w:num w:numId="19" w16cid:durableId="581260906">
+    <w:abstractNumId w:val="18"/>
+  </w:num>
+  <w:num w:numId="20" w16cid:durableId="1758550325">
     <w:abstractNumId w:val="1"/>
   </w:num>
-  <w:num w:numId="6" w16cid:durableId="602567145">
-    <w:abstractNumId w:val="6"/>
-  </w:num>
-  <w:num w:numId="7" w16cid:durableId="473764808">
+  <w:num w:numId="21" w16cid:durableId="1594894255">
     <w:abstractNumId w:val="5"/>
   </w:num>
-  <w:num w:numId="8" w16cid:durableId="455952919">
-    <w:abstractNumId w:val="0"/>
-  </w:num>
-  <w:num w:numId="9" w16cid:durableId="194318713">
-    <w:abstractNumId w:val="8"/>
+  <w:num w:numId="22" w16cid:durableId="977876665">
+    <w:abstractNumId w:val="6"/>
   </w:num>
 </w:numbering>
 </file>
@@ -7515,19 +9972,19 @@
 
 <file path=word/glossary/fontTable.xml><?xml version="1.0" encoding="utf-8"?>
 <w:fonts xmlns:mc="http://schemas.openxmlformats.org/markup-compatibility/2006" xmlns:r="http://schemas.openxmlformats.org/officeDocument/2006/relationships" xmlns:w="http://schemas.openxmlformats.org/wordprocessingml/2006/main" xmlns:w14="http://schemas.microsoft.com/office/word/2010/wordml" xmlns:w15="http://schemas.microsoft.com/office/word/2012/wordml" xmlns:w16cex="http://schemas.microsoft.com/office/word/2018/wordml/cex" xmlns:w16cid="http://schemas.microsoft.com/office/word/2016/wordml/cid" xmlns:w16="http://schemas.microsoft.com/office/word/2018/wordml" xmlns:w16du="http://schemas.microsoft.com/office/word/2023/wordml/word16du" xmlns:w16sdtdh="http://schemas.microsoft.com/office/word/2020/wordml/sdtdatahash" xmlns:w16sdtfl="http://schemas.microsoft.com/office/word/2024/wordml/sdtformatlock" xmlns:w16se="http://schemas.microsoft.com/office/word/2015/wordml/symex" mc:Ignorable="w14 w15 w16se w16cid w16 w16cex w16sdtdh w16sdtfl w16du">
+  <w:font w:name="Symbol">
+    <w:panose1 w:val="05050102010706020507"/>
+    <w:charset w:val="02"/>
+    <w:family w:val="roman"/>
+    <w:pitch w:val="variable"/>
+    <w:sig w:usb0="00000000" w:usb1="10000000" w:usb2="00000000" w:usb3="00000000" w:csb0="80000000" w:csb1="00000000"/>
+  </w:font>
   <w:font w:name="Times New Roman">
     <w:panose1 w:val="02020603050405020304"/>
     <w:charset w:val="00"/>
     <w:family w:val="roman"/>
     <w:pitch w:val="variable"/>
     <w:sig w:usb0="E0002EFF" w:usb1="C000785B" w:usb2="00000009" w:usb3="00000000" w:csb0="000001FF" w:csb1="00000000"/>
-  </w:font>
-  <w:font w:name="Symbol">
-    <w:panose1 w:val="05050102010706020507"/>
-    <w:charset w:val="02"/>
-    <w:family w:val="roman"/>
-    <w:pitch w:val="variable"/>
-    <w:sig w:usb0="00000000" w:usb1="10000000" w:usb2="00000000" w:usb3="00000000" w:csb0="80000000" w:csb1="00000000"/>
   </w:font>
   <w:font w:name="Courier New">
     <w:panose1 w:val="02070309020205020404"/>
@@ -7548,7 +10005,7 @@
     <w:charset w:val="00"/>
     <w:family w:val="swiss"/>
     <w:pitch w:val="variable"/>
-    <w:sig w:usb0="E4002EFF" w:usb1="C200247B" w:usb2="00000009" w:usb3="00000000" w:csb0="000001FF" w:csb1="00000000"/>
+    <w:sig w:usb0="E4002EFF" w:usb1="C200ACFF" w:usb2="00000009" w:usb3="00000000" w:csb0="000001FF" w:csb1="00000000"/>
   </w:font>
   <w:font w:name="Segoe UI">
     <w:panose1 w:val="020B0502040204020203"/>
@@ -7618,14 +10075,19 @@
     <w:rsidRoot w:val="0047202C"/>
     <w:rsid w:val="00057D5B"/>
     <w:rsid w:val="00066E6B"/>
+    <w:rsid w:val="0016614A"/>
+    <w:rsid w:val="002B1B8C"/>
     <w:rsid w:val="002E77B7"/>
     <w:rsid w:val="002F4536"/>
+    <w:rsid w:val="00374944"/>
     <w:rsid w:val="0047202C"/>
     <w:rsid w:val="004E4522"/>
+    <w:rsid w:val="006B13B5"/>
     <w:rsid w:val="0094157A"/>
     <w:rsid w:val="009714D9"/>
     <w:rsid w:val="009D2E3B"/>
     <w:rsid w:val="009F07B5"/>
+    <w:rsid w:val="009F66F6"/>
     <w:rsid w:val="00A82CD5"/>
     <w:rsid w:val="00A9089F"/>
     <w:rsid w:val="00B606DC"/>
@@ -8086,10 +10548,6 @@
   </w:style>
   <w:style w:type="paragraph" w:customStyle="1" w:styleId="6A251316090E4928B258D1F149D459BC">
     <w:name w:val="6A251316090E4928B258D1F149D459BC"/>
-    <w:rsid w:val="0047202C"/>
-  </w:style>
-  <w:style w:type="paragraph" w:customStyle="1" w:styleId="18C33A2590F04869BDC38C7C71D00865">
-    <w:name w:val="18C33A2590F04869BDC38C7C71D00865"/>
     <w:rsid w:val="0047202C"/>
   </w:style>
   <w:style w:type="paragraph" w:customStyle="1" w:styleId="5BC671AF45FD4E21A1D7C99768C8535D">

--- a/Task1.docx
+++ b/Task1.docx
@@ -3570,10 +3570,7 @@
         <w:t xml:space="preserve">hosted by the same locally hosted equipment. Spring Boot will be utilized to interface between the front-end and back-end. This allows easy and safe access to current databases and other resources. </w:t>
       </w:r>
       <w:r>
-        <w:t>Microsoft Graph API</w:t>
-      </w:r>
-      <w:r>
-        <w:t xml:space="preserve"> will be used to allow bi-directional communication between the back end and M365 apps.</w:t>
+        <w:t>Microsoft Graph API will be used to allow bi-directional communication between the back end and M365 apps.</w:t>
       </w:r>
     </w:p>
     <w:p>
@@ -3960,13 +3957,7 @@
       </w:pPr>
       <w:r>
         <w:lastRenderedPageBreak/>
-        <w:t>The supplied system will be compatible</w:t>
-      </w:r>
-      <w:r>
-        <w:t xml:space="preserve"> with any OS that has</w:t>
-      </w:r>
-      <w:r>
-        <w:t xml:space="preserve"> any browser capable of running html scripts.</w:t>
+        <w:t>The supplied system will be compatible with any OS that has any browser capable of running html scripts.</w:t>
       </w:r>
     </w:p>
     <w:p>
@@ -4113,13 +4104,7 @@
         </w:numPr>
       </w:pPr>
       <w:r>
-        <w:t xml:space="preserve">By using the call function in MS Teams, along with </w:t>
-      </w:r>
-      <w:r>
-        <w:t>Microsoft Graph API</w:t>
-      </w:r>
-      <w:r>
-        <w:t>, the user will be able to tag inquiries to existing business and contacts or new business and contacts can be created.</w:t>
+        <w:t>By using the call function in MS Teams, along with Microsoft Graph API, the user will be able to tag inquiries to existing business and contacts or new business and contacts can be created.</w:t>
       </w:r>
     </w:p>
     <w:p>
@@ -4160,13 +4145,7 @@
       </w:r>
       <w:proofErr w:type="gramEnd"/>
       <w:r>
-        <w:t xml:space="preserve"> tracking and monitoring. Due to the </w:t>
-      </w:r>
-      <w:r>
-        <w:t>Microsoft Graph API</w:t>
-      </w:r>
-      <w:r>
-        <w:t xml:space="preserve"> connection, email replies can be detected, and updates can automatically be made to the associated ticket.</w:t>
+        <w:t xml:space="preserve"> tracking and monitoring. Due to the Microsoft Graph API connection, email replies can be detected, and updates can automatically be made to the associated ticket.</w:t>
       </w:r>
     </w:p>
     <w:p>
@@ -4929,102 +4908,64 @@
     </w:p>
     <w:p>
       <w:pPr>
+        <w:pStyle w:val="ListParagraph"/>
+        <w:numPr>
+          <w:ilvl w:val="0"/>
+          <w:numId w:val="23"/>
+        </w:numPr>
         <w:tabs>
           <w:tab w:val="left" w:pos="450"/>
         </w:tabs>
-        <w:ind w:left="540"/>
-      </w:pPr>
-      <w:r>
-        <w:t xml:space="preserve">Describe </w:t>
-      </w:r>
-      <w:r>
-        <w:t>at least</w:t>
-      </w:r>
-      <w:r>
-        <w:t xml:space="preserve"> three</w:t>
-      </w:r>
-      <w:r>
-        <w:t xml:space="preserve"> </w:t>
-      </w:r>
-      <w:r>
-        <w:t xml:space="preserve">advantages of the </w:t>
-      </w:r>
-      <w:r>
-        <w:t xml:space="preserve">Agile </w:t>
-      </w:r>
-      <w:r>
-        <w:t xml:space="preserve">methodology and how they will benefit this project.  </w:t>
-      </w:r>
-    </w:p>
-    <w:p>
-      <w:pPr>
-        <w:pStyle w:val="Heading2"/>
-        <w:ind w:left="540"/>
-      </w:pPr>
-      <w:bookmarkStart w:id="15" w:name="_Toc117147400"/>
-      <w:r>
-        <w:t>Disadvantages of the Agile Method</w:t>
-      </w:r>
-      <w:bookmarkEnd w:id="15"/>
-    </w:p>
-    <w:p>
-      <w:pPr>
+      </w:pPr>
+      <w:r>
+        <w:t xml:space="preserve">The requirements for this system include the ability to adapt to increasing users and demand. </w:t>
+      </w:r>
+      <w:r>
+        <w:t>The agile method allows for increased flexib</w:t>
+      </w:r>
+      <w:r>
+        <w:t>ility and adaptability.</w:t>
+      </w:r>
+    </w:p>
+    <w:p>
+      <w:pPr>
+        <w:pStyle w:val="ListParagraph"/>
+        <w:numPr>
+          <w:ilvl w:val="0"/>
+          <w:numId w:val="23"/>
+        </w:numPr>
         <w:tabs>
           <w:tab w:val="left" w:pos="450"/>
         </w:tabs>
-        <w:ind w:left="540"/>
-      </w:pPr>
-      <w:r>
-        <w:t xml:space="preserve">Describe </w:t>
-      </w:r>
-      <w:r>
-        <w:t xml:space="preserve">at least </w:t>
-      </w:r>
-      <w:r>
-        <w:t>three</w:t>
-      </w:r>
-      <w:r>
-        <w:t xml:space="preserve"> </w:t>
-      </w:r>
-      <w:r>
-        <w:t xml:space="preserve">disadvantages of the </w:t>
-      </w:r>
-      <w:r>
-        <w:t xml:space="preserve">Agile </w:t>
-      </w:r>
-      <w:r>
-        <w:t>methodology and how they may hinder this project.</w:t>
-      </w:r>
-    </w:p>
-    <w:p>
-      <w:pPr>
-        <w:pStyle w:val="Heading2"/>
-        <w:ind w:left="540"/>
-      </w:pPr>
-      <w:bookmarkStart w:id="16" w:name="_Toc117147401"/>
-      <w:r>
-        <w:t xml:space="preserve">Advantages of </w:t>
-      </w:r>
-      <w:r>
-        <w:t>{A Different Method}</w:t>
-      </w:r>
-      <w:bookmarkEnd w:id="16"/>
-    </w:p>
-    <w:p>
-      <w:pPr>
+      </w:pPr>
+      <w:r>
+        <w:t xml:space="preserve">Utilizing the Agile method allows for faster delivery and the realization of value. The system can be deployed in incremental steps allowing users to start using the system for certain tasks sooner. </w:t>
+      </w:r>
+    </w:p>
+    <w:p>
+      <w:pPr>
+        <w:pStyle w:val="ListParagraph"/>
+        <w:numPr>
+          <w:ilvl w:val="0"/>
+          <w:numId w:val="23"/>
+        </w:numPr>
         <w:tabs>
           <w:tab w:val="left" w:pos="450"/>
         </w:tabs>
-        <w:ind w:left="540"/>
-      </w:pPr>
-      <w:r>
-        <w:t xml:space="preserve">Describe </w:t>
-      </w:r>
-      <w:r>
-        <w:t xml:space="preserve">at least three </w:t>
-      </w:r>
-      <w:r>
-        <w:t xml:space="preserve">advantages of a different methodology and how they will benefit this project.  </w:t>
+      </w:pPr>
+      <w:r>
+        <w:t xml:space="preserve">The agile methodology promotes a close collaborative environment between the users, stakeholders, and developers. This allows </w:t>
+      </w:r>
+      <w:r>
+        <w:t xml:space="preserve">the system to be somewhat tailored to the users and </w:t>
+      </w:r>
+      <w:proofErr w:type="gramStart"/>
+      <w:r>
+        <w:t>stakeholders</w:t>
+      </w:r>
+      <w:proofErr w:type="gramEnd"/>
+      <w:r>
+        <w:t xml:space="preserve"> needs and wants.</w:t>
       </w:r>
     </w:p>
     <w:p>
@@ -5032,37 +4973,210 @@
         <w:pStyle w:val="Heading2"/>
         <w:ind w:left="540"/>
       </w:pPr>
-      <w:bookmarkStart w:id="17" w:name="_Toc117147402"/>
-      <w:r>
-        <w:lastRenderedPageBreak/>
-        <w:t>Disadvantages of {A Different Method}</w:t>
-      </w:r>
-      <w:bookmarkEnd w:id="17"/>
-    </w:p>
-    <w:p>
-      <w:pPr>
+      <w:bookmarkStart w:id="15" w:name="_Toc117147400"/>
+      <w:r>
+        <w:t>Disadvantages of the Agile Method</w:t>
+      </w:r>
+      <w:bookmarkEnd w:id="15"/>
+    </w:p>
+    <w:p>
+      <w:pPr>
+        <w:pStyle w:val="ListParagraph"/>
+        <w:numPr>
+          <w:ilvl w:val="0"/>
+          <w:numId w:val="24"/>
+        </w:numPr>
         <w:tabs>
           <w:tab w:val="left" w:pos="450"/>
         </w:tabs>
-        <w:ind w:left="540"/>
-      </w:pPr>
-      <w:r>
-        <w:t xml:space="preserve">Describe </w:t>
-      </w:r>
-      <w:r>
-        <w:t xml:space="preserve">three </w:t>
-      </w:r>
-      <w:r>
-        <w:t>disadvantages of a different methodology and how they may hinder this project.</w:t>
-      </w:r>
-    </w:p>
-    <w:p>
-      <w:pPr>
+      </w:pPr>
+      <w:r>
+        <w:lastRenderedPageBreak/>
+        <w:t>It may be difficult to predict the final cost and schedule for the system due to the flexibility and iterative nature of the agile methodology.</w:t>
+      </w:r>
+    </w:p>
+    <w:p>
+      <w:pPr>
+        <w:pStyle w:val="ListParagraph"/>
+        <w:numPr>
+          <w:ilvl w:val="0"/>
+          <w:numId w:val="24"/>
+        </w:numPr>
         <w:tabs>
           <w:tab w:val="left" w:pos="450"/>
         </w:tabs>
+      </w:pPr>
+      <w:r>
+        <w:t xml:space="preserve">There is a possibility that the users and stakeholders will not always be available to discuss the system or provide meaningful feedback. They have many other responsibilities and commitments. The added workload of communication with development may not seem immediately valuable. </w:t>
+      </w:r>
+    </w:p>
+    <w:p>
+      <w:pPr>
+        <w:pStyle w:val="ListParagraph"/>
+        <w:numPr>
+          <w:ilvl w:val="0"/>
+          <w:numId w:val="24"/>
+        </w:numPr>
+        <w:tabs>
+          <w:tab w:val="left" w:pos="450"/>
+        </w:tabs>
+      </w:pPr>
+      <w:r>
+        <w:t xml:space="preserve">The chance of scope creep is a disadvantage if not monitored and handled appropriately. Development can spend more time adding and removing features </w:t>
+      </w:r>
+      <w:proofErr w:type="gramStart"/>
+      <w:r>
+        <w:t>at</w:t>
+      </w:r>
+      <w:proofErr w:type="gramEnd"/>
+      <w:r>
+        <w:t xml:space="preserve"> </w:t>
+      </w:r>
+      <w:r>
+        <w:t>the direction of users and stakeholders and not spend appropriate time maintaining existing increments.</w:t>
+      </w:r>
+    </w:p>
+    <w:p>
+      <w:pPr>
+        <w:pStyle w:val="Heading2"/>
         <w:ind w:left="540"/>
       </w:pPr>
+      <w:bookmarkStart w:id="16" w:name="_Toc117147401"/>
+      <w:r>
+        <w:t xml:space="preserve">Advantages of </w:t>
+      </w:r>
+      <w:bookmarkEnd w:id="16"/>
+      <w:r>
+        <w:t>The WATERFALL METHOD</w:t>
+      </w:r>
+    </w:p>
+    <w:p>
+      <w:pPr>
+        <w:pStyle w:val="ListParagraph"/>
+        <w:numPr>
+          <w:ilvl w:val="0"/>
+          <w:numId w:val="25"/>
+        </w:numPr>
+        <w:tabs>
+          <w:tab w:val="left" w:pos="450"/>
+        </w:tabs>
+      </w:pPr>
+      <w:r>
+        <w:t xml:space="preserve">There </w:t>
+      </w:r>
+      <w:proofErr w:type="gramStart"/>
+      <w:r>
+        <w:t>is</w:t>
+      </w:r>
+      <w:proofErr w:type="gramEnd"/>
+      <w:r>
+        <w:t xml:space="preserve"> clear structure and predictability of the development process. This includes a sequential approach to the design, implementation, testing, development, and maintenance of the provided system</w:t>
+      </w:r>
+    </w:p>
+    <w:p>
+      <w:pPr>
+        <w:pStyle w:val="ListParagraph"/>
+        <w:numPr>
+          <w:ilvl w:val="0"/>
+          <w:numId w:val="25"/>
+        </w:numPr>
+        <w:tabs>
+          <w:tab w:val="left" w:pos="450"/>
+        </w:tabs>
+      </w:pPr>
+      <w:r>
+        <w:t xml:space="preserve">There is extensive documentation at the beginning of the project highlighting every aspect of the development process. </w:t>
+      </w:r>
+    </w:p>
+    <w:p>
+      <w:pPr>
+        <w:pStyle w:val="ListParagraph"/>
+        <w:numPr>
+          <w:ilvl w:val="0"/>
+          <w:numId w:val="25"/>
+        </w:numPr>
+        <w:tabs>
+          <w:tab w:val="left" w:pos="450"/>
+        </w:tabs>
+      </w:pPr>
+      <w:r>
+        <w:t xml:space="preserve">Easy management since the project is well defined. This allows the simple distribution of the design process among developers and testers. Everyone </w:t>
+      </w:r>
+      <w:proofErr w:type="gramStart"/>
+      <w:r>
+        <w:t>know</w:t>
+      </w:r>
+      <w:proofErr w:type="gramEnd"/>
+      <w:r>
+        <w:t xml:space="preserve"> what has to be done at the beginning of the project </w:t>
+      </w:r>
+    </w:p>
+    <w:p>
+      <w:pPr>
+        <w:pStyle w:val="Heading2"/>
+        <w:ind w:left="540"/>
+      </w:pPr>
+      <w:bookmarkStart w:id="17" w:name="_Toc117147402"/>
+      <w:r>
+        <w:t xml:space="preserve">Disadvantages of </w:t>
+      </w:r>
+      <w:bookmarkEnd w:id="17"/>
+      <w:r>
+        <w:t>The WATERFALL METHOD</w:t>
+      </w:r>
+    </w:p>
+    <w:p>
+      <w:pPr>
+        <w:pStyle w:val="ListParagraph"/>
+        <w:numPr>
+          <w:ilvl w:val="0"/>
+          <w:numId w:val="26"/>
+        </w:numPr>
+        <w:tabs>
+          <w:tab w:val="left" w:pos="450"/>
+        </w:tabs>
+      </w:pPr>
+      <w:r>
+        <w:t>A lack of flexibility and difficulty adapting to change. Since structure and design are decided in the beginning, changes to the requirements would be difficult</w:t>
+      </w:r>
+    </w:p>
+    <w:p>
+      <w:pPr>
+        <w:pStyle w:val="ListParagraph"/>
+        <w:numPr>
+          <w:ilvl w:val="0"/>
+          <w:numId w:val="26"/>
+        </w:numPr>
+        <w:tabs>
+          <w:tab w:val="left" w:pos="450"/>
+        </w:tabs>
+      </w:pPr>
+      <w:r>
+        <w:t>There may be a delay in the discovery of issues and risks. Because testing is usually done at the end of development, bugs and security issues may not get caught until the final testing phase.</w:t>
+      </w:r>
+    </w:p>
+    <w:p>
+      <w:pPr>
+        <w:pStyle w:val="ListParagraph"/>
+        <w:numPr>
+          <w:ilvl w:val="0"/>
+          <w:numId w:val="26"/>
+        </w:numPr>
+        <w:tabs>
+          <w:tab w:val="left" w:pos="450"/>
+        </w:tabs>
+      </w:pPr>
+      <w:r>
+        <w:t xml:space="preserve">Limited user/stakeholder involvement and potential for misalignment. Since the design </w:t>
+      </w:r>
+      <w:proofErr w:type="gramStart"/>
+      <w:r>
+        <w:t>is</w:t>
+      </w:r>
+      <w:proofErr w:type="gramEnd"/>
+      <w:r>
+        <w:t xml:space="preserve"> decided at the beginning, once development has begun, the users/stakeholders are not involved until the system is released. On the fly changes will not be possible</w:t>
+      </w:r>
     </w:p>
     <w:p>
       <w:pPr>
@@ -5079,66 +5193,16 @@
     </w:p>
     <w:p>
       <w:r>
-        <w:t xml:space="preserve">Describe why the </w:t>
-      </w:r>
-      <w:r>
-        <w:t xml:space="preserve">Agile </w:t>
-      </w:r>
-      <w:r>
-        <w:t>methodology is the best software development methodology for this project</w:t>
-      </w:r>
-      <w:r>
-        <w:t>, including specific examples to justify your claims</w:t>
-      </w:r>
-      <w:r>
-        <w:t>.</w:t>
-      </w:r>
-    </w:p>
-    <w:p>
-      <w:pPr>
-        <w:rPr>
-          <w:b/>
-        </w:rPr>
-      </w:pPr>
-      <w:r>
-        <w:rPr>
-          <w:b/>
-        </w:rPr>
-        <w:t>O</w:t>
-      </w:r>
-      <w:r>
-        <w:rPr>
-          <w:b/>
-        </w:rPr>
-        <w:t>r</w:t>
-      </w:r>
-    </w:p>
-    <w:p>
-      <w:r>
-        <w:t xml:space="preserve">Provide the details of a different development process and outline why you have selected it and how it </w:t>
-      </w:r>
-      <w:r>
-        <w:t>is</w:t>
-      </w:r>
-      <w:r>
-        <w:t xml:space="preserve"> better suited for this project</w:t>
-      </w:r>
-      <w:r>
-        <w:t>, including specific examples to justify your claims</w:t>
-      </w:r>
-      <w:r>
-        <w:t>.</w:t>
-      </w:r>
-    </w:p>
-    <w:p>
-      <w:pPr>
-        <w:rPr>
-          <w:rFonts w:asciiTheme="majorHAnsi" w:eastAsiaTheme="majorEastAsia" w:hAnsiTheme="majorHAnsi" w:cstheme="majorBidi"/>
-          <w:color w:val="262626" w:themeColor="text1" w:themeTint="D9"/>
-          <w:sz w:val="40"/>
-          <w:szCs w:val="40"/>
-        </w:rPr>
-      </w:pPr>
+        <w:t xml:space="preserve">The waterfall method is the best method given the scope of the requirements and the desire to have the system be flexible for added users and business conditions. This will allow the constant connection between users and stakeholders to allow the provided system to be truly tailored to </w:t>
+      </w:r>
+      <w:proofErr w:type="gramStart"/>
+      <w:r>
+        <w:t>the their</w:t>
+      </w:r>
+      <w:proofErr w:type="gramEnd"/>
+      <w:r>
+        <w:t xml:space="preserve"> needs and wants. </w:t>
+      </w:r>
     </w:p>
     <w:p>
       <w:pPr>
@@ -5589,6 +5653,7 @@
           </w:tcPr>
           <w:p>
             <w:r>
+              <w:lastRenderedPageBreak/>
               <w:t>Expected results: Expected results and any side effects such as updating a database, writing to a file, etc.</w:t>
             </w:r>
           </w:p>
@@ -5650,7 +5715,6 @@
       </w:pPr>
       <w:bookmarkStart w:id="24" w:name="_Toc117147409"/>
       <w:r>
-        <w:lastRenderedPageBreak/>
         <w:t>Test Name 2</w:t>
       </w:r>
       <w:bookmarkEnd w:id="24"/>
@@ -5733,6 +5797,7 @@
           </w:tcPr>
           <w:p>
             <w:r>
+              <w:lastRenderedPageBreak/>
               <w:t xml:space="preserve">Steps: The steps the tester must execute to test the feature. </w:t>
             </w:r>
           </w:p>
@@ -5847,7 +5912,6 @@
           </w:tcPr>
           <w:p>
             <w:r>
-              <w:lastRenderedPageBreak/>
               <w:t xml:space="preserve">Pass/Fail: </w:t>
             </w:r>
             <w:r>
@@ -5961,6 +6025,7 @@
           </w:tcPr>
           <w:p>
             <w:r>
+              <w:lastRenderedPageBreak/>
               <w:t xml:space="preserve">Steps: The steps the tester must execute to test the feature. </w:t>
             </w:r>
           </w:p>
@@ -6078,7 +6143,6 @@
           </w:tcPr>
           <w:p>
             <w:r>
-              <w:lastRenderedPageBreak/>
               <w:t xml:space="preserve">Pass/Fail: </w:t>
             </w:r>
             <w:r>
@@ -6938,6 +7002,95 @@
     </w:lvl>
   </w:abstractNum>
   <w:abstractNum w:abstractNumId="3" w15:restartNumberingAfterBreak="0">
+    <w:nsid w:val="119D5481"/>
+    <w:multiLevelType w:val="hybridMultilevel"/>
+    <w:tmpl w:val="5C3282BC"/>
+    <w:lvl w:ilvl="0" w:tplc="476C6FBE">
+      <w:start w:val="1"/>
+      <w:numFmt w:val="decimal"/>
+      <w:lvlText w:val="%1."/>
+      <w:lvlJc w:val="left"/>
+      <w:pPr>
+        <w:ind w:left="900" w:hanging="360"/>
+      </w:pPr>
+      <w:rPr>
+        <w:rFonts w:hint="default"/>
+      </w:rPr>
+    </w:lvl>
+    <w:lvl w:ilvl="1" w:tplc="04090019" w:tentative="1">
+      <w:start w:val="1"/>
+      <w:numFmt w:val="lowerLetter"/>
+      <w:lvlText w:val="%2."/>
+      <w:lvlJc w:val="left"/>
+      <w:pPr>
+        <w:ind w:left="1620" w:hanging="360"/>
+      </w:pPr>
+    </w:lvl>
+    <w:lvl w:ilvl="2" w:tplc="0409001B" w:tentative="1">
+      <w:start w:val="1"/>
+      <w:numFmt w:val="lowerRoman"/>
+      <w:lvlText w:val="%3."/>
+      <w:lvlJc w:val="right"/>
+      <w:pPr>
+        <w:ind w:left="2340" w:hanging="180"/>
+      </w:pPr>
+    </w:lvl>
+    <w:lvl w:ilvl="3" w:tplc="0409000F" w:tentative="1">
+      <w:start w:val="1"/>
+      <w:numFmt w:val="decimal"/>
+      <w:lvlText w:val="%4."/>
+      <w:lvlJc w:val="left"/>
+      <w:pPr>
+        <w:ind w:left="3060" w:hanging="360"/>
+      </w:pPr>
+    </w:lvl>
+    <w:lvl w:ilvl="4" w:tplc="04090019" w:tentative="1">
+      <w:start w:val="1"/>
+      <w:numFmt w:val="lowerLetter"/>
+      <w:lvlText w:val="%5."/>
+      <w:lvlJc w:val="left"/>
+      <w:pPr>
+        <w:ind w:left="3780" w:hanging="360"/>
+      </w:pPr>
+    </w:lvl>
+    <w:lvl w:ilvl="5" w:tplc="0409001B" w:tentative="1">
+      <w:start w:val="1"/>
+      <w:numFmt w:val="lowerRoman"/>
+      <w:lvlText w:val="%6."/>
+      <w:lvlJc w:val="right"/>
+      <w:pPr>
+        <w:ind w:left="4500" w:hanging="180"/>
+      </w:pPr>
+    </w:lvl>
+    <w:lvl w:ilvl="6" w:tplc="0409000F" w:tentative="1">
+      <w:start w:val="1"/>
+      <w:numFmt w:val="decimal"/>
+      <w:lvlText w:val="%7."/>
+      <w:lvlJc w:val="left"/>
+      <w:pPr>
+        <w:ind w:left="5220" w:hanging="360"/>
+      </w:pPr>
+    </w:lvl>
+    <w:lvl w:ilvl="7" w:tplc="04090019" w:tentative="1">
+      <w:start w:val="1"/>
+      <w:numFmt w:val="lowerLetter"/>
+      <w:lvlText w:val="%8."/>
+      <w:lvlJc w:val="left"/>
+      <w:pPr>
+        <w:ind w:left="5940" w:hanging="360"/>
+      </w:pPr>
+    </w:lvl>
+    <w:lvl w:ilvl="8" w:tplc="0409001B" w:tentative="1">
+      <w:start w:val="1"/>
+      <w:numFmt w:val="lowerRoman"/>
+      <w:lvlText w:val="%9."/>
+      <w:lvlJc w:val="right"/>
+      <w:pPr>
+        <w:ind w:left="6660" w:hanging="180"/>
+      </w:pPr>
+    </w:lvl>
+  </w:abstractNum>
+  <w:abstractNum w:abstractNumId="4" w15:restartNumberingAfterBreak="0">
     <w:nsid w:val="1C2865F9"/>
     <w:multiLevelType w:val="hybridMultilevel"/>
     <w:tmpl w:val="22DE047E"/>
@@ -7026,7 +7179,7 @@
       </w:pPr>
     </w:lvl>
   </w:abstractNum>
-  <w:abstractNum w:abstractNumId="4" w15:restartNumberingAfterBreak="0">
+  <w:abstractNum w:abstractNumId="5" w15:restartNumberingAfterBreak="0">
     <w:nsid w:val="1CC85F5E"/>
     <w:multiLevelType w:val="hybridMultilevel"/>
     <w:tmpl w:val="BD341E10"/>
@@ -7139,7 +7292,7 @@
       </w:rPr>
     </w:lvl>
   </w:abstractNum>
-  <w:abstractNum w:abstractNumId="5" w15:restartNumberingAfterBreak="0">
+  <w:abstractNum w:abstractNumId="6" w15:restartNumberingAfterBreak="0">
     <w:nsid w:val="1EB25771"/>
     <w:multiLevelType w:val="hybridMultilevel"/>
     <w:tmpl w:val="9A46DD80"/>
@@ -7252,7 +7405,7 @@
       </w:rPr>
     </w:lvl>
   </w:abstractNum>
-  <w:abstractNum w:abstractNumId="6" w15:restartNumberingAfterBreak="0">
+  <w:abstractNum w:abstractNumId="7" w15:restartNumberingAfterBreak="0">
     <w:nsid w:val="232B513A"/>
     <w:multiLevelType w:val="hybridMultilevel"/>
     <w:tmpl w:val="EA58BB18"/>
@@ -7365,7 +7518,7 @@
       </w:rPr>
     </w:lvl>
   </w:abstractNum>
-  <w:abstractNum w:abstractNumId="7" w15:restartNumberingAfterBreak="0">
+  <w:abstractNum w:abstractNumId="8" w15:restartNumberingAfterBreak="0">
     <w:nsid w:val="2D414129"/>
     <w:multiLevelType w:val="hybridMultilevel"/>
     <w:tmpl w:val="C3B219C2"/>
@@ -7478,7 +7631,7 @@
       </w:rPr>
     </w:lvl>
   </w:abstractNum>
-  <w:abstractNum w:abstractNumId="8" w15:restartNumberingAfterBreak="0">
+  <w:abstractNum w:abstractNumId="9" w15:restartNumberingAfterBreak="0">
     <w:nsid w:val="3C7B7433"/>
     <w:multiLevelType w:val="hybridMultilevel"/>
     <w:tmpl w:val="3B22E13A"/>
@@ -7591,7 +7744,7 @@
       </w:rPr>
     </w:lvl>
   </w:abstractNum>
-  <w:abstractNum w:abstractNumId="9" w15:restartNumberingAfterBreak="0">
+  <w:abstractNum w:abstractNumId="10" w15:restartNumberingAfterBreak="0">
     <w:nsid w:val="413146A0"/>
     <w:multiLevelType w:val="hybridMultilevel"/>
     <w:tmpl w:val="C3B219C2"/>
@@ -7704,7 +7857,96 @@
       </w:rPr>
     </w:lvl>
   </w:abstractNum>
-  <w:abstractNum w:abstractNumId="10" w15:restartNumberingAfterBreak="0">
+  <w:abstractNum w:abstractNumId="11" w15:restartNumberingAfterBreak="0">
+    <w:nsid w:val="435F48A1"/>
+    <w:multiLevelType w:val="hybridMultilevel"/>
+    <w:tmpl w:val="ABC07A2A"/>
+    <w:lvl w:ilvl="0" w:tplc="B6A20C6A">
+      <w:start w:val="1"/>
+      <w:numFmt w:val="decimal"/>
+      <w:lvlText w:val="%1."/>
+      <w:lvlJc w:val="left"/>
+      <w:pPr>
+        <w:ind w:left="900" w:hanging="360"/>
+      </w:pPr>
+      <w:rPr>
+        <w:rFonts w:hint="default"/>
+      </w:rPr>
+    </w:lvl>
+    <w:lvl w:ilvl="1" w:tplc="04090019" w:tentative="1">
+      <w:start w:val="1"/>
+      <w:numFmt w:val="lowerLetter"/>
+      <w:lvlText w:val="%2."/>
+      <w:lvlJc w:val="left"/>
+      <w:pPr>
+        <w:ind w:left="1620" w:hanging="360"/>
+      </w:pPr>
+    </w:lvl>
+    <w:lvl w:ilvl="2" w:tplc="0409001B" w:tentative="1">
+      <w:start w:val="1"/>
+      <w:numFmt w:val="lowerRoman"/>
+      <w:lvlText w:val="%3."/>
+      <w:lvlJc w:val="right"/>
+      <w:pPr>
+        <w:ind w:left="2340" w:hanging="180"/>
+      </w:pPr>
+    </w:lvl>
+    <w:lvl w:ilvl="3" w:tplc="0409000F" w:tentative="1">
+      <w:start w:val="1"/>
+      <w:numFmt w:val="decimal"/>
+      <w:lvlText w:val="%4."/>
+      <w:lvlJc w:val="left"/>
+      <w:pPr>
+        <w:ind w:left="3060" w:hanging="360"/>
+      </w:pPr>
+    </w:lvl>
+    <w:lvl w:ilvl="4" w:tplc="04090019" w:tentative="1">
+      <w:start w:val="1"/>
+      <w:numFmt w:val="lowerLetter"/>
+      <w:lvlText w:val="%5."/>
+      <w:lvlJc w:val="left"/>
+      <w:pPr>
+        <w:ind w:left="3780" w:hanging="360"/>
+      </w:pPr>
+    </w:lvl>
+    <w:lvl w:ilvl="5" w:tplc="0409001B" w:tentative="1">
+      <w:start w:val="1"/>
+      <w:numFmt w:val="lowerRoman"/>
+      <w:lvlText w:val="%6."/>
+      <w:lvlJc w:val="right"/>
+      <w:pPr>
+        <w:ind w:left="4500" w:hanging="180"/>
+      </w:pPr>
+    </w:lvl>
+    <w:lvl w:ilvl="6" w:tplc="0409000F" w:tentative="1">
+      <w:start w:val="1"/>
+      <w:numFmt w:val="decimal"/>
+      <w:lvlText w:val="%7."/>
+      <w:lvlJc w:val="left"/>
+      <w:pPr>
+        <w:ind w:left="5220" w:hanging="360"/>
+      </w:pPr>
+    </w:lvl>
+    <w:lvl w:ilvl="7" w:tplc="04090019" w:tentative="1">
+      <w:start w:val="1"/>
+      <w:numFmt w:val="lowerLetter"/>
+      <w:lvlText w:val="%8."/>
+      <w:lvlJc w:val="left"/>
+      <w:pPr>
+        <w:ind w:left="5940" w:hanging="360"/>
+      </w:pPr>
+    </w:lvl>
+    <w:lvl w:ilvl="8" w:tplc="0409001B" w:tentative="1">
+      <w:start w:val="1"/>
+      <w:numFmt w:val="lowerRoman"/>
+      <w:lvlText w:val="%9."/>
+      <w:lvlJc w:val="right"/>
+      <w:pPr>
+        <w:ind w:left="6660" w:hanging="180"/>
+      </w:pPr>
+    </w:lvl>
+  </w:abstractNum>
+  <w:abstractNum w:abstractNumId="12" w15:restartNumberingAfterBreak="0">
     <w:nsid w:val="523174DB"/>
     <w:multiLevelType w:val="multilevel"/>
     <w:tmpl w:val="2E9A22F2"/>
@@ -7790,7 +8032,7 @@
       </w:pPr>
     </w:lvl>
   </w:abstractNum>
-  <w:abstractNum w:abstractNumId="11" w15:restartNumberingAfterBreak="0">
+  <w:abstractNum w:abstractNumId="13" w15:restartNumberingAfterBreak="0">
     <w:nsid w:val="534C4CB1"/>
     <w:multiLevelType w:val="multilevel"/>
     <w:tmpl w:val="0409001F"/>
@@ -7876,7 +8118,7 @@
       </w:pPr>
     </w:lvl>
   </w:abstractNum>
-  <w:abstractNum w:abstractNumId="12" w15:restartNumberingAfterBreak="0">
+  <w:abstractNum w:abstractNumId="14" w15:restartNumberingAfterBreak="0">
     <w:nsid w:val="57D963FF"/>
     <w:multiLevelType w:val="hybridMultilevel"/>
     <w:tmpl w:val="00A04422"/>
@@ -7989,7 +8231,7 @@
       </w:rPr>
     </w:lvl>
   </w:abstractNum>
-  <w:abstractNum w:abstractNumId="13" w15:restartNumberingAfterBreak="0">
+  <w:abstractNum w:abstractNumId="15" w15:restartNumberingAfterBreak="0">
     <w:nsid w:val="5A6F104C"/>
     <w:multiLevelType w:val="hybridMultilevel"/>
     <w:tmpl w:val="B454895A"/>
@@ -8102,7 +8344,7 @@
       </w:rPr>
     </w:lvl>
   </w:abstractNum>
-  <w:abstractNum w:abstractNumId="14" w15:restartNumberingAfterBreak="0">
+  <w:abstractNum w:abstractNumId="16" w15:restartNumberingAfterBreak="0">
     <w:nsid w:val="5A874009"/>
     <w:multiLevelType w:val="hybridMultilevel"/>
     <w:tmpl w:val="26444DDA"/>
@@ -8191,7 +8433,7 @@
       </w:pPr>
     </w:lvl>
   </w:abstractNum>
-  <w:abstractNum w:abstractNumId="15" w15:restartNumberingAfterBreak="0">
+  <w:abstractNum w:abstractNumId="17" w15:restartNumberingAfterBreak="0">
     <w:nsid w:val="625351D4"/>
     <w:multiLevelType w:val="hybridMultilevel"/>
     <w:tmpl w:val="FFE8EE26"/>
@@ -8304,7 +8546,7 @@
       </w:rPr>
     </w:lvl>
   </w:abstractNum>
-  <w:abstractNum w:abstractNumId="16" w15:restartNumberingAfterBreak="0">
+  <w:abstractNum w:abstractNumId="18" w15:restartNumberingAfterBreak="0">
     <w:nsid w:val="62B57B86"/>
     <w:multiLevelType w:val="hybridMultilevel"/>
     <w:tmpl w:val="08BC658C"/>
@@ -8417,7 +8659,7 @@
       </w:rPr>
     </w:lvl>
   </w:abstractNum>
-  <w:abstractNum w:abstractNumId="17" w15:restartNumberingAfterBreak="0">
+  <w:abstractNum w:abstractNumId="19" w15:restartNumberingAfterBreak="0">
     <w:nsid w:val="63353E17"/>
     <w:multiLevelType w:val="multilevel"/>
     <w:tmpl w:val="2E9A22F2"/>
@@ -8503,7 +8745,7 @@
       </w:pPr>
     </w:lvl>
   </w:abstractNum>
-  <w:abstractNum w:abstractNumId="18" w15:restartNumberingAfterBreak="0">
+  <w:abstractNum w:abstractNumId="20" w15:restartNumberingAfterBreak="0">
     <w:nsid w:val="6C0A7A9E"/>
     <w:multiLevelType w:val="hybridMultilevel"/>
     <w:tmpl w:val="AB4893CA"/>
@@ -8616,7 +8858,7 @@
       </w:rPr>
     </w:lvl>
   </w:abstractNum>
-  <w:abstractNum w:abstractNumId="19" w15:restartNumberingAfterBreak="0">
+  <w:abstractNum w:abstractNumId="21" w15:restartNumberingAfterBreak="0">
     <w:nsid w:val="6D06502E"/>
     <w:multiLevelType w:val="hybridMultilevel"/>
     <w:tmpl w:val="C3B219C2"/>
@@ -8729,7 +8971,7 @@
       </w:rPr>
     </w:lvl>
   </w:abstractNum>
-  <w:abstractNum w:abstractNumId="20" w15:restartNumberingAfterBreak="0">
+  <w:abstractNum w:abstractNumId="22" w15:restartNumberingAfterBreak="0">
     <w:nsid w:val="6D7D24AA"/>
     <w:multiLevelType w:val="hybridMultilevel"/>
     <w:tmpl w:val="7A765E4E"/>
@@ -8842,7 +9084,7 @@
       </w:rPr>
     </w:lvl>
   </w:abstractNum>
-  <w:abstractNum w:abstractNumId="21" w15:restartNumberingAfterBreak="0">
+  <w:abstractNum w:abstractNumId="23" w15:restartNumberingAfterBreak="0">
     <w:nsid w:val="744B3713"/>
     <w:multiLevelType w:val="hybridMultilevel"/>
     <w:tmpl w:val="1B1A1F18"/>
@@ -8955,44 +9197,222 @@
       </w:rPr>
     </w:lvl>
   </w:abstractNum>
+  <w:abstractNum w:abstractNumId="24" w15:restartNumberingAfterBreak="0">
+    <w:nsid w:val="7789161A"/>
+    <w:multiLevelType w:val="hybridMultilevel"/>
+    <w:tmpl w:val="4BB6F6CA"/>
+    <w:lvl w:ilvl="0" w:tplc="45BEE61C">
+      <w:start w:val="1"/>
+      <w:numFmt w:val="decimal"/>
+      <w:lvlText w:val="%1."/>
+      <w:lvlJc w:val="left"/>
+      <w:pPr>
+        <w:ind w:left="900" w:hanging="360"/>
+      </w:pPr>
+      <w:rPr>
+        <w:rFonts w:hint="default"/>
+      </w:rPr>
+    </w:lvl>
+    <w:lvl w:ilvl="1" w:tplc="04090019" w:tentative="1">
+      <w:start w:val="1"/>
+      <w:numFmt w:val="lowerLetter"/>
+      <w:lvlText w:val="%2."/>
+      <w:lvlJc w:val="left"/>
+      <w:pPr>
+        <w:ind w:left="1620" w:hanging="360"/>
+      </w:pPr>
+    </w:lvl>
+    <w:lvl w:ilvl="2" w:tplc="0409001B" w:tentative="1">
+      <w:start w:val="1"/>
+      <w:numFmt w:val="lowerRoman"/>
+      <w:lvlText w:val="%3."/>
+      <w:lvlJc w:val="right"/>
+      <w:pPr>
+        <w:ind w:left="2340" w:hanging="180"/>
+      </w:pPr>
+    </w:lvl>
+    <w:lvl w:ilvl="3" w:tplc="0409000F" w:tentative="1">
+      <w:start w:val="1"/>
+      <w:numFmt w:val="decimal"/>
+      <w:lvlText w:val="%4."/>
+      <w:lvlJc w:val="left"/>
+      <w:pPr>
+        <w:ind w:left="3060" w:hanging="360"/>
+      </w:pPr>
+    </w:lvl>
+    <w:lvl w:ilvl="4" w:tplc="04090019" w:tentative="1">
+      <w:start w:val="1"/>
+      <w:numFmt w:val="lowerLetter"/>
+      <w:lvlText w:val="%5."/>
+      <w:lvlJc w:val="left"/>
+      <w:pPr>
+        <w:ind w:left="3780" w:hanging="360"/>
+      </w:pPr>
+    </w:lvl>
+    <w:lvl w:ilvl="5" w:tplc="0409001B" w:tentative="1">
+      <w:start w:val="1"/>
+      <w:numFmt w:val="lowerRoman"/>
+      <w:lvlText w:val="%6."/>
+      <w:lvlJc w:val="right"/>
+      <w:pPr>
+        <w:ind w:left="4500" w:hanging="180"/>
+      </w:pPr>
+    </w:lvl>
+    <w:lvl w:ilvl="6" w:tplc="0409000F" w:tentative="1">
+      <w:start w:val="1"/>
+      <w:numFmt w:val="decimal"/>
+      <w:lvlText w:val="%7."/>
+      <w:lvlJc w:val="left"/>
+      <w:pPr>
+        <w:ind w:left="5220" w:hanging="360"/>
+      </w:pPr>
+    </w:lvl>
+    <w:lvl w:ilvl="7" w:tplc="04090019" w:tentative="1">
+      <w:start w:val="1"/>
+      <w:numFmt w:val="lowerLetter"/>
+      <w:lvlText w:val="%8."/>
+      <w:lvlJc w:val="left"/>
+      <w:pPr>
+        <w:ind w:left="5940" w:hanging="360"/>
+      </w:pPr>
+    </w:lvl>
+    <w:lvl w:ilvl="8" w:tplc="0409001B" w:tentative="1">
+      <w:start w:val="1"/>
+      <w:numFmt w:val="lowerRoman"/>
+      <w:lvlText w:val="%9."/>
+      <w:lvlJc w:val="right"/>
+      <w:pPr>
+        <w:ind w:left="6660" w:hanging="180"/>
+      </w:pPr>
+    </w:lvl>
+  </w:abstractNum>
+  <w:abstractNum w:abstractNumId="25" w15:restartNumberingAfterBreak="0">
+    <w:nsid w:val="796B4CEE"/>
+    <w:multiLevelType w:val="hybridMultilevel"/>
+    <w:tmpl w:val="02C229AE"/>
+    <w:lvl w:ilvl="0" w:tplc="826E37CC">
+      <w:start w:val="1"/>
+      <w:numFmt w:val="decimal"/>
+      <w:lvlText w:val="%1."/>
+      <w:lvlJc w:val="left"/>
+      <w:pPr>
+        <w:ind w:left="900" w:hanging="360"/>
+      </w:pPr>
+      <w:rPr>
+        <w:rFonts w:hint="default"/>
+      </w:rPr>
+    </w:lvl>
+    <w:lvl w:ilvl="1" w:tplc="04090019" w:tentative="1">
+      <w:start w:val="1"/>
+      <w:numFmt w:val="lowerLetter"/>
+      <w:lvlText w:val="%2."/>
+      <w:lvlJc w:val="left"/>
+      <w:pPr>
+        <w:ind w:left="1620" w:hanging="360"/>
+      </w:pPr>
+    </w:lvl>
+    <w:lvl w:ilvl="2" w:tplc="0409001B" w:tentative="1">
+      <w:start w:val="1"/>
+      <w:numFmt w:val="lowerRoman"/>
+      <w:lvlText w:val="%3."/>
+      <w:lvlJc w:val="right"/>
+      <w:pPr>
+        <w:ind w:left="2340" w:hanging="180"/>
+      </w:pPr>
+    </w:lvl>
+    <w:lvl w:ilvl="3" w:tplc="0409000F" w:tentative="1">
+      <w:start w:val="1"/>
+      <w:numFmt w:val="decimal"/>
+      <w:lvlText w:val="%4."/>
+      <w:lvlJc w:val="left"/>
+      <w:pPr>
+        <w:ind w:left="3060" w:hanging="360"/>
+      </w:pPr>
+    </w:lvl>
+    <w:lvl w:ilvl="4" w:tplc="04090019" w:tentative="1">
+      <w:start w:val="1"/>
+      <w:numFmt w:val="lowerLetter"/>
+      <w:lvlText w:val="%5."/>
+      <w:lvlJc w:val="left"/>
+      <w:pPr>
+        <w:ind w:left="3780" w:hanging="360"/>
+      </w:pPr>
+    </w:lvl>
+    <w:lvl w:ilvl="5" w:tplc="0409001B" w:tentative="1">
+      <w:start w:val="1"/>
+      <w:numFmt w:val="lowerRoman"/>
+      <w:lvlText w:val="%6."/>
+      <w:lvlJc w:val="right"/>
+      <w:pPr>
+        <w:ind w:left="4500" w:hanging="180"/>
+      </w:pPr>
+    </w:lvl>
+    <w:lvl w:ilvl="6" w:tplc="0409000F" w:tentative="1">
+      <w:start w:val="1"/>
+      <w:numFmt w:val="decimal"/>
+      <w:lvlText w:val="%7."/>
+      <w:lvlJc w:val="left"/>
+      <w:pPr>
+        <w:ind w:left="5220" w:hanging="360"/>
+      </w:pPr>
+    </w:lvl>
+    <w:lvl w:ilvl="7" w:tplc="04090019" w:tentative="1">
+      <w:start w:val="1"/>
+      <w:numFmt w:val="lowerLetter"/>
+      <w:lvlText w:val="%8."/>
+      <w:lvlJc w:val="left"/>
+      <w:pPr>
+        <w:ind w:left="5940" w:hanging="360"/>
+      </w:pPr>
+    </w:lvl>
+    <w:lvl w:ilvl="8" w:tplc="0409001B" w:tentative="1">
+      <w:start w:val="1"/>
+      <w:numFmt w:val="lowerRoman"/>
+      <w:lvlText w:val="%9."/>
+      <w:lvlJc w:val="right"/>
+      <w:pPr>
+        <w:ind w:left="6660" w:hanging="180"/>
+      </w:pPr>
+    </w:lvl>
+  </w:abstractNum>
   <w:num w:numId="1" w16cid:durableId="531962245">
+    <w:abstractNumId w:val="12"/>
+  </w:num>
+  <w:num w:numId="2" w16cid:durableId="1342657301">
+    <w:abstractNumId w:val="13"/>
+  </w:num>
+  <w:num w:numId="3" w16cid:durableId="1027675712">
     <w:abstractNumId w:val="10"/>
   </w:num>
-  <w:num w:numId="2" w16cid:durableId="1342657301">
-    <w:abstractNumId w:val="11"/>
+  <w:num w:numId="4" w16cid:durableId="655189614">
+    <w:abstractNumId w:val="21"/>
   </w:num>
-  <w:num w:numId="3" w16cid:durableId="1027675712">
+  <w:num w:numId="5" w16cid:durableId="210118218">
+    <w:abstractNumId w:val="8"/>
+  </w:num>
+  <w:num w:numId="6" w16cid:durableId="602567145">
+    <w:abstractNumId w:val="19"/>
+  </w:num>
+  <w:num w:numId="7" w16cid:durableId="473764808">
+    <w:abstractNumId w:val="16"/>
+  </w:num>
+  <w:num w:numId="8" w16cid:durableId="455952919">
+    <w:abstractNumId w:val="4"/>
+  </w:num>
+  <w:num w:numId="9" w16cid:durableId="194318713">
+    <w:abstractNumId w:val="23"/>
+  </w:num>
+  <w:num w:numId="10" w16cid:durableId="1693800149">
+    <w:abstractNumId w:val="22"/>
+  </w:num>
+  <w:num w:numId="11" w16cid:durableId="340162927">
+    <w:abstractNumId w:val="15"/>
+  </w:num>
+  <w:num w:numId="12" w16cid:durableId="1581207348">
     <w:abstractNumId w:val="9"/>
   </w:num>
-  <w:num w:numId="4" w16cid:durableId="655189614">
-    <w:abstractNumId w:val="19"/>
-  </w:num>
-  <w:num w:numId="5" w16cid:durableId="210118218">
-    <w:abstractNumId w:val="7"/>
-  </w:num>
-  <w:num w:numId="6" w16cid:durableId="602567145">
+  <w:num w:numId="13" w16cid:durableId="329260803">
     <w:abstractNumId w:val="17"/>
-  </w:num>
-  <w:num w:numId="7" w16cid:durableId="473764808">
-    <w:abstractNumId w:val="14"/>
-  </w:num>
-  <w:num w:numId="8" w16cid:durableId="455952919">
-    <w:abstractNumId w:val="3"/>
-  </w:num>
-  <w:num w:numId="9" w16cid:durableId="194318713">
-    <w:abstractNumId w:val="21"/>
-  </w:num>
-  <w:num w:numId="10" w16cid:durableId="1693800149">
-    <w:abstractNumId w:val="20"/>
-  </w:num>
-  <w:num w:numId="11" w16cid:durableId="340162927">
-    <w:abstractNumId w:val="13"/>
-  </w:num>
-  <w:num w:numId="12" w16cid:durableId="1581207348">
-    <w:abstractNumId w:val="8"/>
-  </w:num>
-  <w:num w:numId="13" w16cid:durableId="329260803">
-    <w:abstractNumId w:val="15"/>
   </w:num>
   <w:num w:numId="14" w16cid:durableId="1139616560">
     <w:abstractNumId w:val="2"/>
@@ -9001,25 +9421,37 @@
     <w:abstractNumId w:val="0"/>
   </w:num>
   <w:num w:numId="16" w16cid:durableId="822702858">
-    <w:abstractNumId w:val="4"/>
+    <w:abstractNumId w:val="5"/>
   </w:num>
   <w:num w:numId="17" w16cid:durableId="1239750305">
-    <w:abstractNumId w:val="16"/>
+    <w:abstractNumId w:val="18"/>
   </w:num>
   <w:num w:numId="18" w16cid:durableId="365133427">
-    <w:abstractNumId w:val="12"/>
+    <w:abstractNumId w:val="14"/>
   </w:num>
   <w:num w:numId="19" w16cid:durableId="581260906">
-    <w:abstractNumId w:val="18"/>
+    <w:abstractNumId w:val="20"/>
   </w:num>
   <w:num w:numId="20" w16cid:durableId="1758550325">
     <w:abstractNumId w:val="1"/>
   </w:num>
   <w:num w:numId="21" w16cid:durableId="1594894255">
-    <w:abstractNumId w:val="5"/>
+    <w:abstractNumId w:val="6"/>
   </w:num>
   <w:num w:numId="22" w16cid:durableId="977876665">
-    <w:abstractNumId w:val="6"/>
+    <w:abstractNumId w:val="7"/>
+  </w:num>
+  <w:num w:numId="23" w16cid:durableId="1596402915">
+    <w:abstractNumId w:val="25"/>
+  </w:num>
+  <w:num w:numId="24" w16cid:durableId="1183395283">
+    <w:abstractNumId w:val="24"/>
+  </w:num>
+  <w:num w:numId="25" w16cid:durableId="1108815011">
+    <w:abstractNumId w:val="3"/>
+  </w:num>
+  <w:num w:numId="26" w16cid:durableId="238171851">
+    <w:abstractNumId w:val="11"/>
   </w:num>
 </w:numbering>
 </file>
@@ -10075,6 +10507,7 @@
     <w:rsidRoot w:val="0047202C"/>
     <w:rsid w:val="00057D5B"/>
     <w:rsid w:val="00066E6B"/>
+    <w:rsid w:val="000A7149"/>
     <w:rsid w:val="0016614A"/>
     <w:rsid w:val="002B1B8C"/>
     <w:rsid w:val="002E77B7"/>
@@ -10089,6 +10522,7 @@
     <w:rsid w:val="009F07B5"/>
     <w:rsid w:val="009F66F6"/>
     <w:rsid w:val="00A82CD5"/>
+    <w:rsid w:val="00A86E70"/>
     <w:rsid w:val="00A9089F"/>
     <w:rsid w:val="00B606DC"/>
     <w:rsid w:val="00C939B0"/>
@@ -11313,19 +11747,6 @@
 </file>
 
 <file path=customXml/item3.xml><?xml version="1.0" encoding="utf-8"?>
-<b:Sources xmlns:b="http://schemas.openxmlformats.org/officeDocument/2006/bibliography" xmlns="http://schemas.openxmlformats.org/officeDocument/2006/bibliography" SelectedStyle="\APASixthEditionOfficeOnline.xsl" StyleName="APA" Version="6"/>
-</file>
-
-<file path=customXml/item4.xml><?xml version="1.0" encoding="utf-8"?>
-<?mso-contentType ?>
-<FormTemplates xmlns="http://schemas.microsoft.com/sharepoint/v3/contenttype/forms">
-  <Display>DocumentLibraryForm</Display>
-  <Edit>DocumentLibraryForm</Edit>
-  <New>DocumentLibraryForm</New>
-</FormTemplates>
-</file>
-
-<file path=customXml/item5.xml><?xml version="1.0" encoding="utf-8"?>
 <p:properties xmlns:p="http://schemas.microsoft.com/office/2006/metadata/properties" xmlns:xsi="http://www.w3.org/2001/XMLSchema-instance" xmlns:pc="http://schemas.microsoft.com/office/infopath/2007/PartnerControls">
   <documentManagement>
     <Vendor xmlns="0feec74c-ecc7-44c3-9c64-3623cf89ed41">N/A</Vendor>
@@ -11367,6 +11788,19 @@
 </p:properties>
 </file>
 
+<file path=customXml/item4.xml><?xml version="1.0" encoding="utf-8"?>
+<?mso-contentType ?>
+<FormTemplates xmlns="http://schemas.microsoft.com/sharepoint/v3/contenttype/forms">
+  <Display>DocumentLibraryForm</Display>
+  <Edit>DocumentLibraryForm</Edit>
+  <New>DocumentLibraryForm</New>
+</FormTemplates>
+</file>
+
+<file path=customXml/item5.xml><?xml version="1.0" encoding="utf-8"?>
+<b:Sources xmlns:b="http://schemas.openxmlformats.org/officeDocument/2006/bibliography" xmlns="http://schemas.openxmlformats.org/officeDocument/2006/bibliography" SelectedStyle="\APASixthEditionOfficeOnline.xsl" StyleName="APA" Version="6"/>
+</file>
+
 <file path=customXml/itemProps1.xml><?xml version="1.0" encoding="utf-8"?>
 <ds:datastoreItem xmlns:ds="http://schemas.openxmlformats.org/officeDocument/2006/customXml" ds:itemID="{55AF091B-3C7A-41E3-B477-F2FDAA23CFDA}">
   <ds:schemaRefs>
@@ -11396,9 +11830,13 @@
 </file>
 
 <file path=customXml/itemProps3.xml><?xml version="1.0" encoding="utf-8"?>
-<ds:datastoreItem xmlns:ds="http://schemas.openxmlformats.org/officeDocument/2006/customXml" ds:itemID="{74219D01-7E60-4B0D-A06F-2ACE43EE004F}">
+<ds:datastoreItem xmlns:ds="http://schemas.openxmlformats.org/officeDocument/2006/customXml" ds:itemID="{BE77973C-3EFF-4A22-973C-A88DE1353176}">
   <ds:schemaRefs>
-    <ds:schemaRef ds:uri="http://schemas.openxmlformats.org/officeDocument/2006/bibliography"/>
+    <ds:schemaRef ds:uri="http://schemas.microsoft.com/office/2006/metadata/properties"/>
+    <ds:schemaRef ds:uri="http://schemas.microsoft.com/office/infopath/2007/PartnerControls"/>
+    <ds:schemaRef ds:uri="0feec74c-ecc7-44c3-9c64-3623cf89ed41"/>
+    <ds:schemaRef ds:uri="http://schemas.microsoft.com/sharepoint/v3"/>
+    <ds:schemaRef ds:uri="1f707338-ea0f-4fe5-baee-59b996692b22"/>
   </ds:schemaRefs>
 </ds:datastoreItem>
 </file>
@@ -11412,13 +11850,9 @@
 </file>
 
 <file path=customXml/itemProps5.xml><?xml version="1.0" encoding="utf-8"?>
-<ds:datastoreItem xmlns:ds="http://schemas.openxmlformats.org/officeDocument/2006/customXml" ds:itemID="{BE77973C-3EFF-4A22-973C-A88DE1353176}">
+<ds:datastoreItem xmlns:ds="http://schemas.openxmlformats.org/officeDocument/2006/customXml" ds:itemID="{74219D01-7E60-4B0D-A06F-2ACE43EE004F}">
   <ds:schemaRefs>
-    <ds:schemaRef ds:uri="http://schemas.microsoft.com/office/2006/metadata/properties"/>
-    <ds:schemaRef ds:uri="http://schemas.microsoft.com/office/infopath/2007/PartnerControls"/>
-    <ds:schemaRef ds:uri="0feec74c-ecc7-44c3-9c64-3623cf89ed41"/>
-    <ds:schemaRef ds:uri="http://schemas.microsoft.com/sharepoint/v3"/>
-    <ds:schemaRef ds:uri="1f707338-ea0f-4fe5-baee-59b996692b22"/>
+    <ds:schemaRef ds:uri="http://schemas.openxmlformats.org/officeDocument/2006/bibliography"/>
   </ds:schemaRefs>
 </ds:datastoreItem>
 </file>

--- a/Task1.docx
+++ b/Task1.docx
@@ -3599,123 +3599,6 @@
       <w:bookmarkEnd w:id="7"/>
     </w:p>
     <w:p>
-      <w:r>
-        <w:t xml:space="preserve">In the </w:t>
-      </w:r>
-      <w:r>
-        <w:t>subsections</w:t>
-      </w:r>
-      <w:r>
-        <w:t xml:space="preserve"> below</w:t>
-      </w:r>
-      <w:r>
-        <w:t xml:space="preserve">, explain your four distinct requirements, one for each subsection. </w:t>
-      </w:r>
-    </w:p>
-    <w:p>
-      <w:pPr>
-        <w:rPr>
-          <w:i/>
-        </w:rPr>
-      </w:pPr>
-      <w:r>
-        <w:rPr>
-          <w:i/>
-        </w:rPr>
-        <w:t xml:space="preserve">Note: All requirements must be in your own words and </w:t>
-      </w:r>
-      <w:r>
-        <w:rPr>
-          <w:i/>
-        </w:rPr>
-        <w:t xml:space="preserve">must </w:t>
-      </w:r>
-      <w:r>
-        <w:rPr>
-          <w:i/>
-        </w:rPr>
-        <w:t xml:space="preserve">interpret the requirements found in the </w:t>
-      </w:r>
-      <w:r>
-        <w:rPr>
-          <w:i/>
-        </w:rPr>
-        <w:t>“</w:t>
-      </w:r>
-      <w:r>
-        <w:rPr>
-          <w:i/>
-        </w:rPr>
-        <w:t>CRM Requirements</w:t>
-      </w:r>
-      <w:r>
-        <w:rPr>
-          <w:i/>
-        </w:rPr>
-        <w:t>”</w:t>
-      </w:r>
-      <w:r>
-        <w:rPr>
-          <w:i/>
-        </w:rPr>
-        <w:t xml:space="preserve"> </w:t>
-      </w:r>
-      <w:r>
-        <w:rPr>
-          <w:i/>
-        </w:rPr>
-        <w:t>supporting document</w:t>
-      </w:r>
-      <w:r>
-        <w:rPr>
-          <w:i/>
-        </w:rPr>
-        <w:t>. Please do not copy and paste word for word from the requi</w:t>
-      </w:r>
-      <w:r>
-        <w:rPr>
-          <w:i/>
-        </w:rPr>
-        <w:t xml:space="preserve">rements in the </w:t>
-      </w:r>
-      <w:r>
-        <w:rPr>
-          <w:i/>
-        </w:rPr>
-        <w:t>“</w:t>
-      </w:r>
-      <w:r>
-        <w:rPr>
-          <w:i/>
-        </w:rPr>
-        <w:t>CRM Requirements</w:t>
-      </w:r>
-      <w:r>
-        <w:rPr>
-          <w:i/>
-        </w:rPr>
-        <w:t>”</w:t>
-      </w:r>
-      <w:r>
-        <w:rPr>
-          <w:i/>
-        </w:rPr>
-        <w:t xml:space="preserve"> </w:t>
-      </w:r>
-      <w:r>
-        <w:rPr>
-          <w:i/>
-        </w:rPr>
-        <w:t>supporting document</w:t>
-      </w:r>
-      <w:r>
-        <w:rPr>
-          <w:i/>
-        </w:rPr>
-        <w:t xml:space="preserve">. </w:t>
-      </w:r>
-    </w:p>
-    <w:p>
       <w:pPr>
         <w:pStyle w:val="Heading2"/>
         <w:ind w:left="450"/>
@@ -3747,11 +3630,9 @@
       <w:r>
         <w:t xml:space="preserve">The supplied system will provide the user with adequate options to generate predefined and custom reports to meet their needs. This will include options for filtering, formatting, querying, and exporting data. The user will also be able to customize these options by using familiar </w:t>
       </w:r>
-      <w:proofErr w:type="gramStart"/>
-      <w:r>
-        <w:t>text based</w:t>
-      </w:r>
-      <w:proofErr w:type="gramEnd"/>
+      <w:r>
+        <w:t>text-based</w:t>
+      </w:r>
       <w:r>
         <w:t xml:space="preserve"> code. This code will be similar to the code used in Excel for macros and such.</w:t>
       </w:r>
@@ -3956,7 +3837,6 @@
         </w:numPr>
       </w:pPr>
       <w:r>
-        <w:lastRenderedPageBreak/>
         <w:t>The supplied system will be compatible with any OS that has any browser capable of running html scripts.</w:t>
       </w:r>
     </w:p>
@@ -3991,6 +3871,7 @@
         <w:ind w:left="450"/>
       </w:pPr>
       <w:r>
+        <w:lastRenderedPageBreak/>
         <w:t xml:space="preserve">The supplied system will have the capability to categorize business and end users. A database will  be utilized to hold the set of terms and conditions for how each user may or may not be contacted along with how their details may be used. This database will be securely connected to each user account and will be </w:t>
       </w:r>
       <w:r>
@@ -4235,7 +4116,6 @@
         </w:numPr>
       </w:pPr>
       <w:r>
-        <w:lastRenderedPageBreak/>
         <w:t>The system will provide a process to order parts that can be combined and associated with a chosen product</w:t>
       </w:r>
     </w:p>
@@ -4259,6 +4139,7 @@
         <w:rPr>
           <w:u w:val="single"/>
         </w:rPr>
+        <w:lastRenderedPageBreak/>
         <w:t>Contracting:</w:t>
       </w:r>
     </w:p>
@@ -4386,19 +4267,15 @@
       <w:r>
         <w:t xml:space="preserve">The system will </w:t>
       </w:r>
-      <w:proofErr w:type="spellStart"/>
-      <w:r>
-        <w:t>proform</w:t>
-      </w:r>
-      <w:proofErr w:type="spellEnd"/>
+      <w:r>
+        <w:t>perform</w:t>
+      </w:r>
       <w:r>
         <w:t xml:space="preserve"> win/loss </w:t>
       </w:r>
-      <w:proofErr w:type="spellStart"/>
-      <w:r>
-        <w:t>analysys</w:t>
-      </w:r>
-      <w:proofErr w:type="spellEnd"/>
+      <w:r>
+        <w:t>analysis</w:t>
+      </w:r>
       <w:r>
         <w:t xml:space="preserve"> on sales processes</w:t>
       </w:r>
@@ -4556,7 +4433,6 @@
         <w:ind w:left="720"/>
       </w:pPr>
       <w:r>
-        <w:lastRenderedPageBreak/>
         <w:t>Requirements for Quoting:</w:t>
       </w:r>
     </w:p>
@@ -4580,11 +4456,9 @@
           <w:numId w:val="22"/>
         </w:numPr>
       </w:pPr>
-      <w:proofErr w:type="gramStart"/>
-      <w:r>
-        <w:t>Adding of</w:t>
-      </w:r>
-      <w:proofErr w:type="gramEnd"/>
+      <w:r>
+        <w:t>Adding</w:t>
+      </w:r>
       <w:r>
         <w:t xml:space="preserve"> discounts, tax and shipping costs</w:t>
       </w:r>
@@ -4598,6 +4472,7 @@
         </w:numPr>
       </w:pPr>
       <w:r>
+        <w:lastRenderedPageBreak/>
         <w:t xml:space="preserve">Automatic currency conversion based on the customer account </w:t>
       </w:r>
     </w:p>
@@ -4657,11 +4532,9 @@
           <w:numId w:val="22"/>
         </w:numPr>
       </w:pPr>
-      <w:proofErr w:type="spellStart"/>
-      <w:r>
-        <w:t>Forcasting</w:t>
-      </w:r>
-      <w:proofErr w:type="spellEnd"/>
+      <w:r>
+        <w:t>Forecasting</w:t>
+      </w:r>
       <w:r>
         <w:t xml:space="preserve"> of shipping prices</w:t>
       </w:r>
@@ -4677,11 +4550,9 @@
       <w:r>
         <w:t xml:space="preserve">Integration with </w:t>
       </w:r>
-      <w:proofErr w:type="gramStart"/>
-      <w:r>
-        <w:t>a</w:t>
-      </w:r>
-      <w:proofErr w:type="gramEnd"/>
+      <w:r>
+        <w:t>an</w:t>
+      </w:r>
       <w:r>
         <w:t xml:space="preserve"> already established contract that includes pricing promises</w:t>
       </w:r>
@@ -4918,13 +4789,7 @@
         </w:tabs>
       </w:pPr>
       <w:r>
-        <w:t xml:space="preserve">The requirements for this system include the ability to adapt to increasing users and demand. </w:t>
-      </w:r>
-      <w:r>
-        <w:t>The agile method allows for increased flexib</w:t>
-      </w:r>
-      <w:r>
-        <w:t>ility and adaptability.</w:t>
+        <w:t>The requirements for this system include the ability to adapt to increasing users and demand. The agile method allows for increased flexibility and adaptability.</w:t>
       </w:r>
     </w:p>
     <w:p>
@@ -4991,7 +4856,6 @@
         </w:tabs>
       </w:pPr>
       <w:r>
-        <w:lastRenderedPageBreak/>
         <w:t>It may be difficult to predict the final cost and schedule for the system due to the flexibility and iterative nature of the agile methodology.</w:t>
       </w:r>
     </w:p>
@@ -5007,6 +4871,7 @@
         </w:tabs>
       </w:pPr>
       <w:r>
+        <w:lastRenderedPageBreak/>
         <w:t xml:space="preserve">There is a possibility that the users and stakeholders will not always be available to discuss the system or provide meaningful feedback. They have many other responsibilities and commitments. The added workload of communication with development may not seem immediately valuable. </w:t>
       </w:r>
     </w:p>
@@ -5193,13 +5058,19 @@
     </w:p>
     <w:p>
       <w:r>
-        <w:t xml:space="preserve">The waterfall method is the best method given the scope of the requirements and the desire to have the system be flexible for added users and business conditions. This will allow the constant connection between users and stakeholders to allow the provided system to be truly tailored to </w:t>
+        <w:t xml:space="preserve">The waterfall method is the best method given the scope of the requirements and the desire to have the system be flexible for added users and business conditions. This will allow </w:t>
       </w:r>
       <w:proofErr w:type="gramStart"/>
       <w:r>
-        <w:t>the their</w:t>
+        <w:t>the constant</w:t>
       </w:r>
       <w:proofErr w:type="gramEnd"/>
+      <w:r>
+        <w:t xml:space="preserve"> connection between users and stakeholders to allow the provided system to be truly tailored to </w:t>
+      </w:r>
+      <w:r>
+        <w:t>their</w:t>
+      </w:r>
       <w:r>
         <w:t xml:space="preserve"> needs and wants. </w:t>
       </w:r>
@@ -5250,55 +5121,6 @@
     </w:p>
     <w:p>
       <w:pPr>
-        <w:rPr>
-          <w:i/>
-        </w:rPr>
-      </w:pPr>
-      <w:r>
-        <w:rPr>
-          <w:i/>
-        </w:rPr>
-        <w:t xml:space="preserve">Note: </w:t>
-      </w:r>
-      <w:r>
-        <w:rPr>
-          <w:i/>
-        </w:rPr>
-        <w:t>You may add subsections here</w:t>
-      </w:r>
-      <w:r>
-        <w:rPr>
-          <w:i/>
-        </w:rPr>
-        <w:t xml:space="preserve"> to fit the needs of the solution. A</w:t>
-      </w:r>
-      <w:r>
-        <w:rPr>
-          <w:i/>
-        </w:rPr>
-        <w:t xml:space="preserve">t least two </w:t>
-      </w:r>
-      <w:r>
-        <w:rPr>
-          <w:i/>
-        </w:rPr>
-        <w:t xml:space="preserve">different </w:t>
-      </w:r>
-      <w:r>
-        <w:rPr>
-          <w:i/>
-        </w:rPr>
-        <w:t>representations of your design</w:t>
-      </w:r>
-      <w:r>
-        <w:rPr>
-          <w:i/>
-        </w:rPr>
-        <w:t xml:space="preserve"> need to be present. </w:t>
-      </w:r>
-    </w:p>
-    <w:p>
-      <w:pPr>
         <w:pStyle w:val="Heading2"/>
         <w:ind w:left="450"/>
       </w:pPr>
@@ -5312,57 +5134,556 @@
       <w:pPr>
         <w:ind w:left="450"/>
       </w:pPr>
-      <w:r>
-        <w:t xml:space="preserve">Provide </w:t>
-      </w:r>
-      <w:r>
-        <w:t xml:space="preserve">the first </w:t>
-      </w:r>
-      <w:r>
-        <w:t xml:space="preserve">representation </w:t>
-      </w:r>
-      <w:r>
-        <w:t>of the application</w:t>
-      </w:r>
-      <w:r>
-        <w:t xml:space="preserve"> (</w:t>
-      </w:r>
-      <w:r>
-        <w:t>e.g., storyboard, flowchart, UML diagram, ERD</w:t>
-      </w:r>
-      <w:r>
-        <w:t xml:space="preserve">, </w:t>
-      </w:r>
-      <w:r>
-        <w:t xml:space="preserve">GUI, </w:t>
-      </w:r>
-      <w:r>
-        <w:t>etc</w:t>
-      </w:r>
-      <w:r>
-        <w:t>.</w:t>
-      </w:r>
-      <w:r>
-        <w:t>)</w:t>
-      </w:r>
-      <w:r>
-        <w:t xml:space="preserve"> and a brief description of the representation.</w:t>
-      </w:r>
     </w:p>
     <w:p>
       <w:pPr>
         <w:ind w:left="450"/>
-      </w:pPr>
+        <w:rPr>
+          <w:u w:val="single"/>
+        </w:rPr>
+      </w:pPr>
+      <w:r>
+        <w:rPr>
+          <w:u w:val="single"/>
+        </w:rPr>
+        <w:t>D1.1 Login</w:t>
+      </w:r>
     </w:p>
     <w:p>
       <w:pPr>
         <w:ind w:left="450"/>
       </w:pPr>
+      <w:r>
+        <w:lastRenderedPageBreak/>
+        <w:drawing>
+          <wp:inline distT="0" distB="0" distL="0" distR="0" wp14:anchorId="6FE80038" wp14:editId="641C80F9">
+            <wp:extent cx="2924175" cy="3423425"/>
+            <wp:effectExtent l="0" t="0" r="0" b="5715"/>
+            <wp:docPr id="131907964" name="Picture 1"/>
+            <wp:cNvGraphicFramePr>
+              <a:graphicFrameLocks xmlns:a="http://schemas.openxmlformats.org/drawingml/2006/main" noChangeAspect="1"/>
+            </wp:cNvGraphicFramePr>
+            <a:graphic xmlns:a="http://schemas.openxmlformats.org/drawingml/2006/main">
+              <a:graphicData uri="http://schemas.openxmlformats.org/drawingml/2006/picture">
+                <pic:pic xmlns:pic="http://schemas.openxmlformats.org/drawingml/2006/picture">
+                  <pic:nvPicPr>
+                    <pic:cNvPr id="131907964" name=""/>
+                    <pic:cNvPicPr/>
+                  </pic:nvPicPr>
+                  <pic:blipFill>
+                    <a:blip r:embed="rId16"/>
+                    <a:stretch>
+                      <a:fillRect/>
+                    </a:stretch>
+                  </pic:blipFill>
+                  <pic:spPr>
+                    <a:xfrm>
+                      <a:off x="0" y="0"/>
+                      <a:ext cx="2929742" cy="3429942"/>
+                    </a:xfrm>
+                    <a:prstGeom prst="rect">
+                      <a:avLst/>
+                    </a:prstGeom>
+                  </pic:spPr>
+                </pic:pic>
+              </a:graphicData>
+            </a:graphic>
+          </wp:inline>
+        </w:drawing>
+      </w:r>
     </w:p>
     <w:p>
       <w:pPr>
         <w:ind w:left="450"/>
       </w:pPr>
+    </w:p>
+    <w:p>
+      <w:pPr>
+        <w:ind w:left="450"/>
+        <w:rPr>
+          <w:u w:val="single"/>
+        </w:rPr>
+      </w:pPr>
+      <w:r>
+        <w:rPr>
+          <w:u w:val="single"/>
+        </w:rPr>
+        <w:t>D1.2 Main Menu</w:t>
+      </w:r>
+    </w:p>
+    <w:p>
+      <w:pPr>
+        <w:ind w:left="450"/>
+      </w:pPr>
+      <w:r>
+        <w:lastRenderedPageBreak/>
+        <w:drawing>
+          <wp:inline distT="0" distB="0" distL="0" distR="0" wp14:anchorId="23395901" wp14:editId="0111E4D8">
+            <wp:extent cx="2419350" cy="4169005"/>
+            <wp:effectExtent l="0" t="0" r="0" b="3175"/>
+            <wp:docPr id="166499502" name="Picture 1"/>
+            <wp:cNvGraphicFramePr>
+              <a:graphicFrameLocks xmlns:a="http://schemas.openxmlformats.org/drawingml/2006/main" noChangeAspect="1"/>
+            </wp:cNvGraphicFramePr>
+            <a:graphic xmlns:a="http://schemas.openxmlformats.org/drawingml/2006/main">
+              <a:graphicData uri="http://schemas.openxmlformats.org/drawingml/2006/picture">
+                <pic:pic xmlns:pic="http://schemas.openxmlformats.org/drawingml/2006/picture">
+                  <pic:nvPicPr>
+                    <pic:cNvPr id="166499502" name=""/>
+                    <pic:cNvPicPr/>
+                  </pic:nvPicPr>
+                  <pic:blipFill>
+                    <a:blip r:embed="rId17"/>
+                    <a:stretch>
+                      <a:fillRect/>
+                    </a:stretch>
+                  </pic:blipFill>
+                  <pic:spPr>
+                    <a:xfrm>
+                      <a:off x="0" y="0"/>
+                      <a:ext cx="2425716" cy="4179976"/>
+                    </a:xfrm>
+                    <a:prstGeom prst="rect">
+                      <a:avLst/>
+                    </a:prstGeom>
+                  </pic:spPr>
+                </pic:pic>
+              </a:graphicData>
+            </a:graphic>
+          </wp:inline>
+        </w:drawing>
+      </w:r>
+    </w:p>
+    <w:p>
+      <w:pPr>
+        <w:ind w:left="450"/>
+      </w:pPr>
+    </w:p>
+    <w:p>
+      <w:pPr>
+        <w:ind w:left="450"/>
+        <w:rPr>
+          <w:u w:val="single"/>
+        </w:rPr>
+      </w:pPr>
+      <w:r>
+        <w:rPr>
+          <w:u w:val="single"/>
+        </w:rPr>
+        <w:t>D1.3 Reporting</w:t>
+      </w:r>
+    </w:p>
+    <w:p>
+      <w:pPr>
+        <w:ind w:left="450"/>
+      </w:pPr>
+      <w:r>
+        <w:lastRenderedPageBreak/>
+        <w:drawing>
+          <wp:inline distT="0" distB="0" distL="0" distR="0" wp14:anchorId="1CF014AB" wp14:editId="369096AE">
+            <wp:extent cx="4276725" cy="3356955"/>
+            <wp:effectExtent l="0" t="0" r="0" b="0"/>
+            <wp:docPr id="1821444652" name="Picture 1"/>
+            <wp:cNvGraphicFramePr>
+              <a:graphicFrameLocks xmlns:a="http://schemas.openxmlformats.org/drawingml/2006/main" noChangeAspect="1"/>
+            </wp:cNvGraphicFramePr>
+            <a:graphic xmlns:a="http://schemas.openxmlformats.org/drawingml/2006/main">
+              <a:graphicData uri="http://schemas.openxmlformats.org/drawingml/2006/picture">
+                <pic:pic xmlns:pic="http://schemas.openxmlformats.org/drawingml/2006/picture">
+                  <pic:nvPicPr>
+                    <pic:cNvPr id="1821444652" name=""/>
+                    <pic:cNvPicPr/>
+                  </pic:nvPicPr>
+                  <pic:blipFill>
+                    <a:blip r:embed="rId18"/>
+                    <a:stretch>
+                      <a:fillRect/>
+                    </a:stretch>
+                  </pic:blipFill>
+                  <pic:spPr>
+                    <a:xfrm>
+                      <a:off x="0" y="0"/>
+                      <a:ext cx="4279018" cy="3358755"/>
+                    </a:xfrm>
+                    <a:prstGeom prst="rect">
+                      <a:avLst/>
+                    </a:prstGeom>
+                  </pic:spPr>
+                </pic:pic>
+              </a:graphicData>
+            </a:graphic>
+          </wp:inline>
+        </w:drawing>
+      </w:r>
+    </w:p>
+    <w:p>
+      <w:pPr>
+        <w:ind w:left="450"/>
+      </w:pPr>
+    </w:p>
+    <w:p>
+      <w:pPr>
+        <w:ind w:left="450"/>
+        <w:rPr>
+          <w:u w:val="single"/>
+        </w:rPr>
+      </w:pPr>
+      <w:r>
+        <w:rPr>
+          <w:u w:val="single"/>
+        </w:rPr>
+        <w:t>D1.4 Activity Management</w:t>
+      </w:r>
+    </w:p>
+    <w:p>
+      <w:pPr>
+        <w:ind w:left="450"/>
+      </w:pPr>
+      <w:r>
+        <w:drawing>
+          <wp:inline distT="0" distB="0" distL="0" distR="0" wp14:anchorId="771A8F34" wp14:editId="6BF33BF7">
+            <wp:extent cx="4629150" cy="2692919"/>
+            <wp:effectExtent l="0" t="0" r="0" b="0"/>
+            <wp:docPr id="1899711541" name="Picture 1"/>
+            <wp:cNvGraphicFramePr>
+              <a:graphicFrameLocks xmlns:a="http://schemas.openxmlformats.org/drawingml/2006/main" noChangeAspect="1"/>
+            </wp:cNvGraphicFramePr>
+            <a:graphic xmlns:a="http://schemas.openxmlformats.org/drawingml/2006/main">
+              <a:graphicData uri="http://schemas.openxmlformats.org/drawingml/2006/picture">
+                <pic:pic xmlns:pic="http://schemas.openxmlformats.org/drawingml/2006/picture">
+                  <pic:nvPicPr>
+                    <pic:cNvPr id="1899711541" name=""/>
+                    <pic:cNvPicPr/>
+                  </pic:nvPicPr>
+                  <pic:blipFill>
+                    <a:blip r:embed="rId19"/>
+                    <a:stretch>
+                      <a:fillRect/>
+                    </a:stretch>
+                  </pic:blipFill>
+                  <pic:spPr>
+                    <a:xfrm>
+                      <a:off x="0" y="0"/>
+                      <a:ext cx="4634311" cy="2695922"/>
+                    </a:xfrm>
+                    <a:prstGeom prst="rect">
+                      <a:avLst/>
+                    </a:prstGeom>
+                  </pic:spPr>
+                </pic:pic>
+              </a:graphicData>
+            </a:graphic>
+          </wp:inline>
+        </w:drawing>
+      </w:r>
+    </w:p>
+    <w:p>
+      <w:pPr>
+        <w:ind w:left="450"/>
+      </w:pPr>
+    </w:p>
+    <w:p>
+      <w:pPr>
+        <w:ind w:left="450"/>
+        <w:rPr>
+          <w:u w:val="single"/>
+        </w:rPr>
+      </w:pPr>
+      <w:r>
+        <w:rPr>
+          <w:u w:val="single"/>
+        </w:rPr>
+        <w:t>D1.5 Contact Management</w:t>
+      </w:r>
+    </w:p>
+    <w:p>
+      <w:pPr>
+        <w:ind w:left="450"/>
+      </w:pPr>
+      <w:r>
+        <w:lastRenderedPageBreak/>
+        <w:drawing>
+          <wp:inline distT="0" distB="0" distL="0" distR="0" wp14:anchorId="236D51D9" wp14:editId="7C7BA573">
+            <wp:extent cx="4695825" cy="2642907"/>
+            <wp:effectExtent l="0" t="0" r="0" b="5080"/>
+            <wp:docPr id="692149541" name="Picture 1"/>
+            <wp:cNvGraphicFramePr>
+              <a:graphicFrameLocks xmlns:a="http://schemas.openxmlformats.org/drawingml/2006/main" noChangeAspect="1"/>
+            </wp:cNvGraphicFramePr>
+            <a:graphic xmlns:a="http://schemas.openxmlformats.org/drawingml/2006/main">
+              <a:graphicData uri="http://schemas.openxmlformats.org/drawingml/2006/picture">
+                <pic:pic xmlns:pic="http://schemas.openxmlformats.org/drawingml/2006/picture">
+                  <pic:nvPicPr>
+                    <pic:cNvPr id="692149541" name=""/>
+                    <pic:cNvPicPr/>
+                  </pic:nvPicPr>
+                  <pic:blipFill>
+                    <a:blip r:embed="rId20"/>
+                    <a:stretch>
+                      <a:fillRect/>
+                    </a:stretch>
+                  </pic:blipFill>
+                  <pic:spPr>
+                    <a:xfrm>
+                      <a:off x="0" y="0"/>
+                      <a:ext cx="4704618" cy="2647856"/>
+                    </a:xfrm>
+                    <a:prstGeom prst="rect">
+                      <a:avLst/>
+                    </a:prstGeom>
+                  </pic:spPr>
+                </pic:pic>
+              </a:graphicData>
+            </a:graphic>
+          </wp:inline>
+        </w:drawing>
+      </w:r>
+    </w:p>
+    <w:p>
+      <w:pPr>
+        <w:ind w:left="450"/>
+      </w:pPr>
+    </w:p>
+    <w:p>
+      <w:pPr>
+        <w:ind w:left="450"/>
+        <w:rPr>
+          <w:u w:val="single"/>
+        </w:rPr>
+      </w:pPr>
+      <w:r>
+        <w:rPr>
+          <w:u w:val="single"/>
+        </w:rPr>
+        <w:t>D1.6 Order Management</w:t>
+      </w:r>
+    </w:p>
+    <w:p>
+      <w:pPr>
+        <w:ind w:left="450"/>
+      </w:pPr>
+      <w:r>
+        <w:drawing>
+          <wp:inline distT="0" distB="0" distL="0" distR="0" wp14:anchorId="3B0856BA" wp14:editId="792EE6BF">
+            <wp:extent cx="4219575" cy="3861182"/>
+            <wp:effectExtent l="0" t="0" r="0" b="6350"/>
+            <wp:docPr id="67115777" name="Picture 1"/>
+            <wp:cNvGraphicFramePr>
+              <a:graphicFrameLocks xmlns:a="http://schemas.openxmlformats.org/drawingml/2006/main" noChangeAspect="1"/>
+            </wp:cNvGraphicFramePr>
+            <a:graphic xmlns:a="http://schemas.openxmlformats.org/drawingml/2006/main">
+              <a:graphicData uri="http://schemas.openxmlformats.org/drawingml/2006/picture">
+                <pic:pic xmlns:pic="http://schemas.openxmlformats.org/drawingml/2006/picture">
+                  <pic:nvPicPr>
+                    <pic:cNvPr id="67115777" name=""/>
+                    <pic:cNvPicPr/>
+                  </pic:nvPicPr>
+                  <pic:blipFill>
+                    <a:blip r:embed="rId21"/>
+                    <a:stretch>
+                      <a:fillRect/>
+                    </a:stretch>
+                  </pic:blipFill>
+                  <pic:spPr>
+                    <a:xfrm>
+                      <a:off x="0" y="0"/>
+                      <a:ext cx="4227673" cy="3868592"/>
+                    </a:xfrm>
+                    <a:prstGeom prst="rect">
+                      <a:avLst/>
+                    </a:prstGeom>
+                  </pic:spPr>
+                </pic:pic>
+              </a:graphicData>
+            </a:graphic>
+          </wp:inline>
+        </w:drawing>
+      </w:r>
+    </w:p>
+    <w:p>
+      <w:pPr>
+        <w:ind w:left="450"/>
+      </w:pPr>
+    </w:p>
+    <w:p>
+      <w:pPr>
+        <w:ind w:left="450"/>
+        <w:rPr>
+          <w:u w:val="single"/>
+        </w:rPr>
+      </w:pPr>
+      <w:r>
+        <w:rPr>
+          <w:u w:val="single"/>
+        </w:rPr>
+        <w:t>D1.7 Contracting</w:t>
+      </w:r>
+    </w:p>
+    <w:p>
+      <w:pPr>
+        <w:ind w:left="450"/>
+      </w:pPr>
+      <w:r>
+        <w:lastRenderedPageBreak/>
+        <w:drawing>
+          <wp:inline distT="0" distB="0" distL="0" distR="0" wp14:anchorId="16044673" wp14:editId="4DB1DCFB">
+            <wp:extent cx="3861158" cy="2752725"/>
+            <wp:effectExtent l="0" t="0" r="6350" b="0"/>
+            <wp:docPr id="1018696711" name="Picture 1"/>
+            <wp:cNvGraphicFramePr>
+              <a:graphicFrameLocks xmlns:a="http://schemas.openxmlformats.org/drawingml/2006/main" noChangeAspect="1"/>
+            </wp:cNvGraphicFramePr>
+            <a:graphic xmlns:a="http://schemas.openxmlformats.org/drawingml/2006/main">
+              <a:graphicData uri="http://schemas.openxmlformats.org/drawingml/2006/picture">
+                <pic:pic xmlns:pic="http://schemas.openxmlformats.org/drawingml/2006/picture">
+                  <pic:nvPicPr>
+                    <pic:cNvPr id="1018696711" name=""/>
+                    <pic:cNvPicPr/>
+                  </pic:nvPicPr>
+                  <pic:blipFill>
+                    <a:blip r:embed="rId22"/>
+                    <a:stretch>
+                      <a:fillRect/>
+                    </a:stretch>
+                  </pic:blipFill>
+                  <pic:spPr>
+                    <a:xfrm>
+                      <a:off x="0" y="0"/>
+                      <a:ext cx="3866701" cy="2756676"/>
+                    </a:xfrm>
+                    <a:prstGeom prst="rect">
+                      <a:avLst/>
+                    </a:prstGeom>
+                  </pic:spPr>
+                </pic:pic>
+              </a:graphicData>
+            </a:graphic>
+          </wp:inline>
+        </w:drawing>
+      </w:r>
+    </w:p>
+    <w:p>
+      <w:pPr>
+        <w:ind w:left="450"/>
+      </w:pPr>
+    </w:p>
+    <w:p>
+      <w:pPr>
+        <w:ind w:left="450"/>
+        <w:rPr>
+          <w:u w:val="single"/>
+        </w:rPr>
+      </w:pPr>
+      <w:r>
+        <w:rPr>
+          <w:u w:val="single"/>
+        </w:rPr>
+        <w:t>D1.8 Opportunity Management</w:t>
+      </w:r>
+    </w:p>
+    <w:p>
+      <w:pPr>
+        <w:ind w:left="450"/>
+      </w:pPr>
+      <w:r>
+        <w:drawing>
+          <wp:inline distT="0" distB="0" distL="0" distR="0" wp14:anchorId="00406EEC" wp14:editId="20A5CA30">
+            <wp:extent cx="3352800" cy="3163309"/>
+            <wp:effectExtent l="0" t="0" r="0" b="0"/>
+            <wp:docPr id="334969333" name="Picture 1"/>
+            <wp:cNvGraphicFramePr>
+              <a:graphicFrameLocks xmlns:a="http://schemas.openxmlformats.org/drawingml/2006/main" noChangeAspect="1"/>
+            </wp:cNvGraphicFramePr>
+            <a:graphic xmlns:a="http://schemas.openxmlformats.org/drawingml/2006/main">
+              <a:graphicData uri="http://schemas.openxmlformats.org/drawingml/2006/picture">
+                <pic:pic xmlns:pic="http://schemas.openxmlformats.org/drawingml/2006/picture">
+                  <pic:nvPicPr>
+                    <pic:cNvPr id="334969333" name=""/>
+                    <pic:cNvPicPr/>
+                  </pic:nvPicPr>
+                  <pic:blipFill>
+                    <a:blip r:embed="rId23"/>
+                    <a:stretch>
+                      <a:fillRect/>
+                    </a:stretch>
+                  </pic:blipFill>
+                  <pic:spPr>
+                    <a:xfrm>
+                      <a:off x="0" y="0"/>
+                      <a:ext cx="3356363" cy="3166670"/>
+                    </a:xfrm>
+                    <a:prstGeom prst="rect">
+                      <a:avLst/>
+                    </a:prstGeom>
+                  </pic:spPr>
+                </pic:pic>
+              </a:graphicData>
+            </a:graphic>
+          </wp:inline>
+        </w:drawing>
+      </w:r>
+    </w:p>
+    <w:p>
+      <w:pPr>
+        <w:ind w:left="450"/>
+      </w:pPr>
+    </w:p>
+    <w:p>
+      <w:pPr>
+        <w:ind w:left="450"/>
+        <w:rPr>
+          <w:u w:val="single"/>
+        </w:rPr>
+      </w:pPr>
+      <w:r>
+        <w:rPr>
+          <w:u w:val="single"/>
+        </w:rPr>
+        <w:t>D1.9 Forecasting</w:t>
+      </w:r>
+    </w:p>
+    <w:p>
+      <w:pPr>
+        <w:ind w:left="450"/>
+      </w:pPr>
+      <w:r>
+        <w:lastRenderedPageBreak/>
+        <w:drawing>
+          <wp:inline distT="0" distB="0" distL="0" distR="0" wp14:anchorId="6E117C0C" wp14:editId="6867A3EA">
+            <wp:extent cx="4584725" cy="2956560"/>
+            <wp:effectExtent l="0" t="0" r="6350" b="0"/>
+            <wp:docPr id="1422483102" name="Picture 1"/>
+            <wp:cNvGraphicFramePr>
+              <a:graphicFrameLocks xmlns:a="http://schemas.openxmlformats.org/drawingml/2006/main" noChangeAspect="1"/>
+            </wp:cNvGraphicFramePr>
+            <a:graphic xmlns:a="http://schemas.openxmlformats.org/drawingml/2006/main">
+              <a:graphicData uri="http://schemas.openxmlformats.org/drawingml/2006/picture">
+                <pic:pic xmlns:pic="http://schemas.openxmlformats.org/drawingml/2006/picture">
+                  <pic:nvPicPr>
+                    <pic:cNvPr id="1422483102" name=""/>
+                    <pic:cNvPicPr/>
+                  </pic:nvPicPr>
+                  <pic:blipFill>
+                    <a:blip r:embed="rId24"/>
+                    <a:stretch>
+                      <a:fillRect/>
+                    </a:stretch>
+                  </pic:blipFill>
+                  <pic:spPr>
+                    <a:xfrm>
+                      <a:off x="0" y="0"/>
+                      <a:ext cx="4592038" cy="2961276"/>
+                    </a:xfrm>
+                    <a:prstGeom prst="rect">
+                      <a:avLst/>
+                    </a:prstGeom>
+                  </pic:spPr>
+                </pic:pic>
+              </a:graphicData>
+            </a:graphic>
+          </wp:inline>
+        </w:drawing>
+      </w:r>
     </w:p>
     <w:p>
       <w:pPr>
@@ -5522,6 +5843,7 @@
           </w:tcPr>
           <w:p>
             <w:r>
+              <w:lastRenderedPageBreak/>
               <w:t xml:space="preserve">Preconditions: </w:t>
             </w:r>
             <w:r>
@@ -5653,7 +5975,6 @@
           </w:tcPr>
           <w:p>
             <w:r>
-              <w:lastRenderedPageBreak/>
               <w:t>Expected results: Expected results and any side effects such as updating a database, writing to a file, etc.</w:t>
             </w:r>
           </w:p>
@@ -5745,6 +6066,7 @@
           </w:tcPr>
           <w:p>
             <w:r>
+              <w:lastRenderedPageBreak/>
               <w:t>Requirement to be tested</w:t>
             </w:r>
             <w:r>
@@ -5797,7 +6119,6 @@
           </w:tcPr>
           <w:p>
             <w:r>
-              <w:lastRenderedPageBreak/>
               <w:t xml:space="preserve">Steps: The steps the tester must execute to test the feature. </w:t>
             </w:r>
           </w:p>
@@ -5973,6 +6294,7 @@
           </w:tcPr>
           <w:p>
             <w:r>
+              <w:lastRenderedPageBreak/>
               <w:t>Requirement to be tested</w:t>
             </w:r>
             <w:r>
@@ -6025,7 +6347,6 @@
           </w:tcPr>
           <w:p>
             <w:r>
-              <w:lastRenderedPageBreak/>
               <w:t xml:space="preserve">Steps: The steps the tester must execute to test the feature. </w:t>
             </w:r>
           </w:p>
@@ -10505,6 +10826,7 @@
   </w:compat>
   <w:rsids>
     <w:rsidRoot w:val="0047202C"/>
+    <w:rsid w:val="000104DF"/>
     <w:rsid w:val="00057D5B"/>
     <w:rsid w:val="00066E6B"/>
     <w:rsid w:val="000A7149"/>
@@ -10518,14 +10840,17 @@
     <w:rsid w:val="006B13B5"/>
     <w:rsid w:val="0094157A"/>
     <w:rsid w:val="009714D9"/>
+    <w:rsid w:val="009C0CF4"/>
     <w:rsid w:val="009D2E3B"/>
     <w:rsid w:val="009F07B5"/>
     <w:rsid w:val="009F66F6"/>
     <w:rsid w:val="00A82CD5"/>
     <w:rsid w:val="00A86E70"/>
     <w:rsid w:val="00A9089F"/>
+    <w:rsid w:val="00B04880"/>
     <w:rsid w:val="00B606DC"/>
     <w:rsid w:val="00C939B0"/>
+    <w:rsid w:val="00D36A91"/>
     <w:rsid w:val="00D52881"/>
     <w:rsid w:val="00F42FC0"/>
   </w:rsids>

--- a/Task1.docx
+++ b/Task1.docx
@@ -3570,6 +3570,12 @@
         <w:t xml:space="preserve">hosted by the same locally hosted equipment. Spring Boot will be utilized to interface between the front-end and back-end. This allows easy and safe access to current databases and other resources. </w:t>
       </w:r>
       <w:r>
+        <w:rPr>
+          <w:vertAlign w:val="superscript"/>
+        </w:rPr>
+        <w:t>1</w:t>
+      </w:r>
+      <w:r>
         <w:t>Microsoft Graph API will be used to allow bi-directional communication between the back end and M365 apps.</w:t>
       </w:r>
     </w:p>
@@ -3741,7 +3747,16 @@
         <w:ind w:left="450"/>
       </w:pPr>
       <w:r>
-        <w:t>The system will fully integrate with m365 applications by utilizing the Microsoft Graph API. This will allow the system to mirror meetings and visit information from apps such as MS Teams.</w:t>
+        <w:t xml:space="preserve">The system will fully integrate with m365 applications by utilizing the </w:t>
+      </w:r>
+      <w:r>
+        <w:rPr>
+          <w:vertAlign w:val="superscript"/>
+        </w:rPr>
+        <w:t>1</w:t>
+      </w:r>
+      <w:r>
+        <w:t>Microsoft Graph API. This will allow the system to mirror meetings and visit information from apps such as MS Teams.</w:t>
       </w:r>
     </w:p>
     <w:p>
@@ -3764,7 +3779,16 @@
         <w:t>Two-way</w:t>
       </w:r>
       <w:r>
-        <w:t xml:space="preserve"> communication between all M365 apps via the Microsoft Graph API</w:t>
+        <w:t xml:space="preserve"> communication between all M365 apps via the </w:t>
+      </w:r>
+      <w:r>
+        <w:rPr>
+          <w:vertAlign w:val="superscript"/>
+        </w:rPr>
+        <w:t>1</w:t>
+      </w:r>
+      <w:r>
+        <w:t>Microsoft Graph API</w:t>
       </w:r>
     </w:p>
     <w:p>
@@ -3985,7 +4009,24 @@
         </w:numPr>
       </w:pPr>
       <w:r>
-        <w:t>By using the call function in MS Teams, along with Microsoft Graph API, the user will be able to tag inquiries to existing business and contacts or new business and contacts can be created.</w:t>
+        <w:t xml:space="preserve">By using the call function in MS Teams, along with </w:t>
+      </w:r>
+      <w:r>
+        <w:rPr>
+          <w:vertAlign w:val="superscript"/>
+        </w:rPr>
+        <w:t>1</w:t>
+      </w:r>
+      <w:r>
+        <w:t xml:space="preserve">Microsoft Graph API, the user will be able to tag inquiries </w:t>
+      </w:r>
+      <w:proofErr w:type="gramStart"/>
+      <w:r>
+        <w:t>to</w:t>
+      </w:r>
+      <w:proofErr w:type="gramEnd"/>
+      <w:r>
+        <w:t xml:space="preserve"> existing business and contacts or new business and contacts can be created.</w:t>
       </w:r>
     </w:p>
     <w:p>
@@ -4026,7 +4067,16 @@
       </w:r>
       <w:proofErr w:type="gramEnd"/>
       <w:r>
-        <w:t xml:space="preserve"> tracking and monitoring. Due to the Microsoft Graph API connection, email replies can be detected, and updates can automatically be made to the associated ticket.</w:t>
+        <w:t xml:space="preserve"> tracking and monitoring. Due to the </w:t>
+      </w:r>
+      <w:r>
+        <w:rPr>
+          <w:vertAlign w:val="superscript"/>
+        </w:rPr>
+        <w:t>1</w:t>
+      </w:r>
+      <w:r>
+        <w:t>Microsoft Graph API connection, email replies can be detected, and updates can automatically be made to the associated ticket.</w:t>
       </w:r>
     </w:p>
     <w:p>
@@ -4392,6 +4442,9 @@
       <w:r>
         <w:t>Stakeholders – Anyone the company interacts with. This can be an individual, business or organization</w:t>
       </w:r>
+      <w:r>
+        <w:t>. Stakeholder status will be held within the contacts database as the attribute “type”.</w:t>
+      </w:r>
     </w:p>
     <w:p>
       <w:pPr>
@@ -4457,6 +4510,7 @@
         </w:numPr>
       </w:pPr>
       <w:r>
+        <w:lastRenderedPageBreak/>
         <w:t>Adding</w:t>
       </w:r>
       <w:r>
@@ -4472,7 +4526,6 @@
         </w:numPr>
       </w:pPr>
       <w:r>
-        <w:lastRenderedPageBreak/>
         <w:t xml:space="preserve">Automatic currency conversion based on the customer account </w:t>
       </w:r>
     </w:p>
@@ -5714,22 +5767,43 @@
         <w:ind w:left="450"/>
       </w:pPr>
       <w:r>
-        <w:t xml:space="preserve">Provide the </w:t>
-      </w:r>
-      <w:r>
-        <w:t>second</w:t>
-      </w:r>
-      <w:r>
-        <w:t xml:space="preserve"> representation of the application (e.g., storyboard, flowchart, UML diagram, ERD, etc.</w:t>
-      </w:r>
-      <w:r>
-        <w:t>) and a brief description of the representation.</w:t>
-      </w:r>
-    </w:p>
-    <w:p>
-      <w:pPr>
-        <w:ind w:left="450"/>
-      </w:pPr>
+        <w:lastRenderedPageBreak/>
+        <w:drawing>
+          <wp:inline distT="0" distB="0" distL="0" distR="0" wp14:anchorId="7DA27125" wp14:editId="4F1B4912">
+            <wp:extent cx="3637225" cy="5744452"/>
+            <wp:effectExtent l="0" t="0" r="1905" b="0"/>
+            <wp:docPr id="1435925185" name="Picture 1"/>
+            <wp:cNvGraphicFramePr>
+              <a:graphicFrameLocks xmlns:a="http://schemas.openxmlformats.org/drawingml/2006/main" noChangeAspect="1"/>
+            </wp:cNvGraphicFramePr>
+            <a:graphic xmlns:a="http://schemas.openxmlformats.org/drawingml/2006/main">
+              <a:graphicData uri="http://schemas.openxmlformats.org/drawingml/2006/picture">
+                <pic:pic xmlns:pic="http://schemas.openxmlformats.org/drawingml/2006/picture">
+                  <pic:nvPicPr>
+                    <pic:cNvPr id="1435925185" name=""/>
+                    <pic:cNvPicPr/>
+                  </pic:nvPicPr>
+                  <pic:blipFill>
+                    <a:blip r:embed="rId25"/>
+                    <a:stretch>
+                      <a:fillRect/>
+                    </a:stretch>
+                  </pic:blipFill>
+                  <pic:spPr>
+                    <a:xfrm>
+                      <a:off x="0" y="0"/>
+                      <a:ext cx="3647761" cy="5761092"/>
+                    </a:xfrm>
+                    <a:prstGeom prst="rect">
+                      <a:avLst/>
+                    </a:prstGeom>
+                  </pic:spPr>
+                </pic:pic>
+              </a:graphicData>
+            </a:graphic>
+          </wp:inline>
+        </w:drawing>
+      </w:r>
     </w:p>
     <w:p>
       <w:pPr>
@@ -5829,7 +5903,11 @@
               <w:t>:</w:t>
             </w:r>
           </w:p>
-          <w:p/>
+          <w:p>
+            <w:r>
+              <w:t>Save, duplicate, and approval checks for creating contacts</w:t>
+            </w:r>
+          </w:p>
           <w:p/>
         </w:tc>
       </w:tr>
@@ -5843,7 +5921,6 @@
           </w:tcPr>
           <w:p>
             <w:r>
-              <w:lastRenderedPageBreak/>
               <w:t xml:space="preserve">Preconditions: </w:t>
             </w:r>
             <w:r>
@@ -5860,6 +5937,23 @@
             </w:r>
             <w:r>
               <w:t>.</w:t>
+            </w:r>
+          </w:p>
+          <w:p>
+            <w:pPr>
+              <w:pStyle w:val="ListParagraph"/>
+              <w:numPr>
+                <w:ilvl w:val="0"/>
+                <w:numId w:val="27"/>
+              </w:numPr>
+            </w:pPr>
+            <w:proofErr w:type="gramStart"/>
+            <w:r>
+              <w:t>User</w:t>
+            </w:r>
+            <w:proofErr w:type="gramEnd"/>
+            <w:r>
+              <w:t xml:space="preserve"> must be logged in with high level security credentials.</w:t>
             </w:r>
           </w:p>
           <w:p/>
@@ -5890,6 +5984,9 @@
               <w:ind w:left="0" w:firstLine="0"/>
             </w:pPr>
             <w:r>
+              <w:t>Log in</w:t>
+            </w:r>
+            <w:r>
               <w:t xml:space="preserve"> </w:t>
             </w:r>
           </w:p>
@@ -5904,7 +6001,7 @@
               <w:ind w:left="0" w:firstLine="0"/>
             </w:pPr>
             <w:r>
-              <w:t xml:space="preserve"> </w:t>
+              <w:t>Navigate to Contact Management</w:t>
             </w:r>
           </w:p>
           <w:p>
@@ -5918,7 +6015,7 @@
               <w:ind w:left="0" w:firstLine="0"/>
             </w:pPr>
             <w:r>
-              <w:t xml:space="preserve"> </w:t>
+              <w:t>Create a new contact</w:t>
             </w:r>
           </w:p>
           <w:p>
@@ -5932,7 +6029,7 @@
               <w:ind w:left="0" w:firstLine="0"/>
             </w:pPr>
             <w:r>
-              <w:t xml:space="preserve"> </w:t>
+              <w:t>Save Contact</w:t>
             </w:r>
           </w:p>
           <w:p>
@@ -5946,7 +6043,7 @@
               <w:ind w:left="0" w:firstLine="0"/>
             </w:pPr>
             <w:r>
-              <w:t xml:space="preserve"> </w:t>
+              <w:t>Observe and accept the approval request</w:t>
             </w:r>
           </w:p>
           <w:p>
@@ -5960,7 +6057,35 @@
               <w:ind w:left="0" w:firstLine="0"/>
             </w:pPr>
             <w:r>
-              <w:t xml:space="preserve"> </w:t>
+              <w:t xml:space="preserve">Once the user has returned to the Contact Management window, create a duplicate contact </w:t>
+            </w:r>
+          </w:p>
+          <w:p>
+            <w:pPr>
+              <w:pStyle w:val="ListParagraph"/>
+              <w:numPr>
+                <w:ilvl w:val="0"/>
+                <w:numId w:val="3"/>
+              </w:numPr>
+              <w:spacing w:after="0" w:line="240" w:lineRule="auto"/>
+              <w:ind w:left="0" w:firstLine="0"/>
+            </w:pPr>
+            <w:r>
+              <w:t>Save Contact</w:t>
+            </w:r>
+          </w:p>
+          <w:p>
+            <w:pPr>
+              <w:pStyle w:val="ListParagraph"/>
+              <w:numPr>
+                <w:ilvl w:val="0"/>
+                <w:numId w:val="3"/>
+              </w:numPr>
+              <w:spacing w:after="0" w:line="240" w:lineRule="auto"/>
+              <w:ind w:left="0" w:firstLine="0"/>
+            </w:pPr>
+            <w:r>
+              <w:t>Observe the notification of a duplicate contact</w:t>
             </w:r>
           </w:p>
         </w:tc>
@@ -5976,6 +6101,19 @@
           <w:p>
             <w:r>
               <w:t>Expected results: Expected results and any side effects such as updating a database, writing to a file, etc.</w:t>
+            </w:r>
+          </w:p>
+          <w:p>
+            <w:r>
+              <w:t xml:space="preserve">The new contact should </w:t>
+            </w:r>
+            <w:proofErr w:type="gramStart"/>
+            <w:r>
+              <w:t>save</w:t>
+            </w:r>
+            <w:proofErr w:type="gramEnd"/>
+            <w:r>
+              <w:t xml:space="preserve"> successfully to the Contact/Business database after confirmation from an authorized user. Creating duplicate contacts should not be possible</w:t>
             </w:r>
           </w:p>
           <w:p/>
@@ -6017,6 +6155,31 @@
               <w:t>release.</w:t>
             </w:r>
           </w:p>
+          <w:p>
+            <w:r>
+              <w:t xml:space="preserve">PASS: </w:t>
+            </w:r>
+            <w:r>
+              <w:t>The new contact save</w:t>
+            </w:r>
+            <w:r>
+              <w:t>d</w:t>
+            </w:r>
+            <w:r>
+              <w:t xml:space="preserve"> successfully to the Contact/Business database after confirmation from an authorized user. Creating duplicate contacts </w:t>
+            </w:r>
+            <w:proofErr w:type="gramStart"/>
+            <w:r>
+              <w:t>was</w:t>
+            </w:r>
+            <w:r>
+              <w:t xml:space="preserve"> not be</w:t>
+            </w:r>
+            <w:proofErr w:type="gramEnd"/>
+            <w:r>
+              <w:t xml:space="preserve"> possible</w:t>
+            </w:r>
+          </w:p>
           <w:p/>
           <w:p/>
           <w:p/>
@@ -6036,6 +6199,7 @@
       </w:pPr>
       <w:bookmarkStart w:id="24" w:name="_Toc117147409"/>
       <w:r>
+        <w:lastRenderedPageBreak/>
         <w:t>Test Name 2</w:t>
       </w:r>
       <w:bookmarkEnd w:id="24"/>
@@ -6066,14 +6230,17 @@
           </w:tcPr>
           <w:p>
             <w:r>
-              <w:lastRenderedPageBreak/>
               <w:t>Requirement to be tested</w:t>
             </w:r>
             <w:r>
               <w:t>:</w:t>
             </w:r>
           </w:p>
-          <w:p/>
+          <w:p>
+            <w:r>
+              <w:t>Create contact ticket</w:t>
+            </w:r>
+          </w:p>
           <w:p/>
         </w:tc>
       </w:tr>
@@ -6105,7 +6272,11 @@
               <w:t>.</w:t>
             </w:r>
           </w:p>
-          <w:p/>
+          <w:p>
+            <w:r>
+              <w:t>User must be logged</w:t>
+            </w:r>
+          </w:p>
           <w:p/>
         </w:tc>
       </w:tr>
@@ -6133,6 +6304,9 @@
               <w:ind w:left="0" w:firstLine="0"/>
             </w:pPr>
             <w:r>
+              <w:t>Log in</w:t>
+            </w:r>
+            <w:r>
               <w:t xml:space="preserve"> </w:t>
             </w:r>
           </w:p>
@@ -6147,7 +6321,7 @@
               <w:ind w:left="0" w:firstLine="0"/>
             </w:pPr>
             <w:r>
-              <w:t xml:space="preserve"> </w:t>
+              <w:t>Navigate to Activity Management</w:t>
             </w:r>
           </w:p>
           <w:p>
@@ -6161,7 +6335,7 @@
               <w:ind w:left="0" w:firstLine="0"/>
             </w:pPr>
             <w:r>
-              <w:t xml:space="preserve"> </w:t>
+              <w:t>Select “create a contact ticket”</w:t>
             </w:r>
           </w:p>
           <w:p>
@@ -6175,7 +6349,7 @@
               <w:ind w:left="0" w:firstLine="0"/>
             </w:pPr>
             <w:r>
-              <w:t xml:space="preserve"> </w:t>
+              <w:t xml:space="preserve">Enter in appropriate values </w:t>
             </w:r>
           </w:p>
           <w:p>
@@ -6189,7 +6363,7 @@
               <w:ind w:left="0" w:firstLine="0"/>
             </w:pPr>
             <w:r>
-              <w:t xml:space="preserve"> </w:t>
+              <w:t>Save the contact ticket</w:t>
             </w:r>
           </w:p>
           <w:p>
@@ -6202,6 +6376,9 @@
               <w:spacing w:after="0" w:line="240" w:lineRule="auto"/>
               <w:ind w:left="0" w:firstLine="0"/>
             </w:pPr>
+            <w:r>
+              <w:t>Observe the successful creation of the contact ticket</w:t>
+            </w:r>
           </w:p>
         </w:tc>
       </w:tr>
@@ -6218,7 +6395,11 @@
               <w:t>Expected results: Expected results and any side effects such as updating a database, writing to a file, etc.</w:t>
             </w:r>
           </w:p>
-          <w:p/>
+          <w:p>
+            <w:r>
+              <w:t>Observe the successful creation of a contact ticket</w:t>
+            </w:r>
+          </w:p>
           <w:p/>
           <w:p/>
         </w:tc>
@@ -6233,6 +6414,7 @@
           </w:tcPr>
           <w:p>
             <w:r>
+              <w:lastRenderedPageBreak/>
               <w:t xml:space="preserve">Pass/Fail: </w:t>
             </w:r>
             <w:r>
@@ -6248,7 +6430,11 @@
               <w:t>release.</w:t>
             </w:r>
           </w:p>
-          <w:p/>
+          <w:p>
+            <w:r>
+              <w:t>PASS: Contact ticket successfully created</w:t>
+            </w:r>
+          </w:p>
           <w:p/>
           <w:p/>
           <w:p/>
@@ -6294,14 +6480,17 @@
           </w:tcPr>
           <w:p>
             <w:r>
-              <w:lastRenderedPageBreak/>
               <w:t>Requirement to be tested</w:t>
             </w:r>
             <w:r>
               <w:t>:</w:t>
             </w:r>
           </w:p>
-          <w:p/>
+          <w:p>
+            <w:r>
+              <w:t>Create an order/enable reordering</w:t>
+            </w:r>
+          </w:p>
           <w:p/>
         </w:tc>
       </w:tr>
@@ -6333,7 +6522,42 @@
               <w:t>.</w:t>
             </w:r>
           </w:p>
-          <w:p/>
+          <w:p>
+            <w:pPr>
+              <w:pStyle w:val="ListParagraph"/>
+              <w:numPr>
+                <w:ilvl w:val="0"/>
+                <w:numId w:val="28"/>
+              </w:numPr>
+            </w:pPr>
+            <w:r>
+              <w:t>User must be logged in</w:t>
+            </w:r>
+          </w:p>
+          <w:p>
+            <w:pPr>
+              <w:pStyle w:val="ListParagraph"/>
+              <w:numPr>
+                <w:ilvl w:val="0"/>
+                <w:numId w:val="28"/>
+              </w:numPr>
+            </w:pPr>
+            <w:r>
+              <w:t>Business must be in the appropriate database</w:t>
+            </w:r>
+          </w:p>
+          <w:p>
+            <w:pPr>
+              <w:pStyle w:val="ListParagraph"/>
+              <w:numPr>
+                <w:ilvl w:val="0"/>
+                <w:numId w:val="28"/>
+              </w:numPr>
+            </w:pPr>
+            <w:r>
+              <w:t>Contacts must be in the appropriate database</w:t>
+            </w:r>
+          </w:p>
           <w:p/>
         </w:tc>
       </w:tr>
@@ -6363,6 +6587,9 @@
             <w:r>
               <w:t xml:space="preserve"> </w:t>
             </w:r>
+            <w:r>
+              <w:t>Log in</w:t>
+            </w:r>
           </w:p>
           <w:p>
             <w:pPr>
@@ -6377,6 +6604,9 @@
             <w:r>
               <w:t xml:space="preserve"> </w:t>
             </w:r>
+            <w:r>
+              <w:t>Navigate to Order Management</w:t>
+            </w:r>
           </w:p>
           <w:p>
             <w:pPr>
@@ -6391,6 +6621,9 @@
             <w:r>
               <w:t xml:space="preserve"> </w:t>
             </w:r>
+            <w:r>
+              <w:t>Select “Create Order”</w:t>
+            </w:r>
           </w:p>
           <w:p>
             <w:pPr>
@@ -6405,6 +6638,9 @@
             <w:r>
               <w:t xml:space="preserve"> </w:t>
             </w:r>
+            <w:r>
+              <w:t>Select products to be ordered</w:t>
+            </w:r>
           </w:p>
           <w:p>
             <w:pPr>
@@ -6419,6 +6655,9 @@
             <w:r>
               <w:t xml:space="preserve"> </w:t>
             </w:r>
+            <w:r>
+              <w:t xml:space="preserve">Select business and/or contact </w:t>
+            </w:r>
           </w:p>
           <w:p>
             <w:pPr>
@@ -6432,6 +6671,37 @@
             </w:pPr>
             <w:r>
               <w:t xml:space="preserve"> </w:t>
+            </w:r>
+            <w:r>
+              <w:t>Select enable reordering</w:t>
+            </w:r>
+          </w:p>
+          <w:p>
+            <w:pPr>
+              <w:pStyle w:val="ListParagraph"/>
+              <w:numPr>
+                <w:ilvl w:val="0"/>
+                <w:numId w:val="5"/>
+              </w:numPr>
+              <w:spacing w:after="0" w:line="240" w:lineRule="auto"/>
+              <w:ind w:left="0" w:firstLine="0"/>
+            </w:pPr>
+            <w:r>
+              <w:t xml:space="preserve"> Enter in a date range and duration for the reordering</w:t>
+            </w:r>
+          </w:p>
+          <w:p>
+            <w:pPr>
+              <w:pStyle w:val="ListParagraph"/>
+              <w:numPr>
+                <w:ilvl w:val="0"/>
+                <w:numId w:val="5"/>
+              </w:numPr>
+              <w:spacing w:after="0" w:line="240" w:lineRule="auto"/>
+              <w:ind w:left="0" w:firstLine="0"/>
+            </w:pPr>
+            <w:r>
+              <w:t xml:space="preserve"> Select enter order</w:t>
             </w:r>
           </w:p>
         </w:tc>
@@ -6449,7 +6719,11 @@
               <w:t>Expected results: Expected results and any side effects such as updating a database, writing to a file, etc.</w:t>
             </w:r>
           </w:p>
-          <w:p/>
+          <w:p>
+            <w:r>
+              <w:t>Order should be present in the Order database with the appropriate info for automatic reordering</w:t>
+            </w:r>
+          </w:p>
           <w:p/>
           <w:p/>
         </w:tc>
@@ -6464,6 +6738,7 @@
           </w:tcPr>
           <w:p>
             <w:r>
+              <w:lastRenderedPageBreak/>
               <w:t xml:space="preserve">Pass/Fail: </w:t>
             </w:r>
             <w:r>
@@ -6477,6 +6752,17 @@
             </w:r>
             <w:r>
               <w:t>release.</w:t>
+            </w:r>
+          </w:p>
+          <w:p>
+            <w:r>
+              <w:t xml:space="preserve">Order </w:t>
+            </w:r>
+            <w:r>
+              <w:t>is</w:t>
+            </w:r>
+            <w:r>
+              <w:t xml:space="preserve"> present in the Order database with the appropriate info for automatic reordering</w:t>
             </w:r>
           </w:p>
           <w:p/>
@@ -6510,7 +6796,34 @@
     </w:p>
     <w:p>
       <w:r>
-        <w:t>Place the sources that you used here.</w:t>
+        <w:rPr>
+          <w:vertAlign w:val="superscript"/>
+        </w:rPr>
+        <w:t>1</w:t>
+      </w:r>
+      <w:r>
+        <w:t>"Use the Microsoft Graph API." </w:t>
+      </w:r>
+      <w:r>
+        <w:rPr>
+          <w:i/>
+          <w:iCs/>
+        </w:rPr>
+        <w:t>Microsoft Learn</w:t>
+      </w:r>
+      <w:r>
+        <w:t>, </w:t>
+      </w:r>
+      <w:hyperlink r:id="rId26" w:history="1">
+        <w:r>
+          <w:rPr>
+            <w:rStyle w:val="Hyperlink"/>
+          </w:rPr>
+          <w:t>https://learn.microsoft.com/en-us/graph/use-the-api. Accessed 29 March 2026</w:t>
+        </w:r>
+      </w:hyperlink>
+      <w:r>
+        <w:t>.</w:t>
       </w:r>
     </w:p>
     <w:p>
@@ -6523,15 +6836,29 @@
       </w:pPr>
       <w:r>
         <w:rPr>
+          <w:rFonts w:ascii="Verdana" w:hAnsi="Verdana" w:cs="Arial"/>
+          <w:sz w:val="20"/>
+          <w:szCs w:val="20"/>
+        </w:rPr>
+        <w:t>Kratochvil, Jiri. "Crow's Foot Notation Explained." </w:t>
+      </w:r>
+      <w:r>
+        <w:rPr>
+          <w:rFonts w:ascii="Verdana" w:hAnsi="Verdana" w:cs="Arial"/>
           <w:i/>
+          <w:iCs/>
+          <w:sz w:val="20"/>
+          <w:szCs w:val="20"/>
         </w:rPr>
-        <w:t>Note: See the sources section in the requirements and rubric.</w:t>
+        <w:t>Diagram Software</w:t>
       </w:r>
       <w:r>
         <w:rPr>
-          <w:i/>
+          <w:rFonts w:ascii="Verdana" w:hAnsi="Verdana" w:cs="Arial"/>
+          <w:sz w:val="20"/>
+          <w:szCs w:val="20"/>
         </w:rPr>
-        <w:t xml:space="preserve"> If you did not use any outside sources, you may delete this section.</w:t>
+        <w:t>, 13 Jan. 2023, https://www.drawio.com/blog/crows-foot-notation. Accessed 29 Mar. 2026.</w:t>
       </w:r>
     </w:p>
     <w:sectPr>
@@ -7412,6 +7739,95 @@
     </w:lvl>
   </w:abstractNum>
   <w:abstractNum w:abstractNumId="4" w15:restartNumberingAfterBreak="0">
+    <w:nsid w:val="163E70E7"/>
+    <w:multiLevelType w:val="hybridMultilevel"/>
+    <w:tmpl w:val="960A7992"/>
+    <w:lvl w:ilvl="0" w:tplc="0409000F">
+      <w:start w:val="1"/>
+      <w:numFmt w:val="decimal"/>
+      <w:lvlText w:val="%1."/>
+      <w:lvlJc w:val="left"/>
+      <w:pPr>
+        <w:ind w:left="720" w:hanging="360"/>
+      </w:pPr>
+      <w:rPr>
+        <w:rFonts w:hint="default"/>
+      </w:rPr>
+    </w:lvl>
+    <w:lvl w:ilvl="1" w:tplc="04090019" w:tentative="1">
+      <w:start w:val="1"/>
+      <w:numFmt w:val="lowerLetter"/>
+      <w:lvlText w:val="%2."/>
+      <w:lvlJc w:val="left"/>
+      <w:pPr>
+        <w:ind w:left="1440" w:hanging="360"/>
+      </w:pPr>
+    </w:lvl>
+    <w:lvl w:ilvl="2" w:tplc="0409001B" w:tentative="1">
+      <w:start w:val="1"/>
+      <w:numFmt w:val="lowerRoman"/>
+      <w:lvlText w:val="%3."/>
+      <w:lvlJc w:val="right"/>
+      <w:pPr>
+        <w:ind w:left="2160" w:hanging="180"/>
+      </w:pPr>
+    </w:lvl>
+    <w:lvl w:ilvl="3" w:tplc="0409000F" w:tentative="1">
+      <w:start w:val="1"/>
+      <w:numFmt w:val="decimal"/>
+      <w:lvlText w:val="%4."/>
+      <w:lvlJc w:val="left"/>
+      <w:pPr>
+        <w:ind w:left="2880" w:hanging="360"/>
+      </w:pPr>
+    </w:lvl>
+    <w:lvl w:ilvl="4" w:tplc="04090019" w:tentative="1">
+      <w:start w:val="1"/>
+      <w:numFmt w:val="lowerLetter"/>
+      <w:lvlText w:val="%5."/>
+      <w:lvlJc w:val="left"/>
+      <w:pPr>
+        <w:ind w:left="3600" w:hanging="360"/>
+      </w:pPr>
+    </w:lvl>
+    <w:lvl w:ilvl="5" w:tplc="0409001B" w:tentative="1">
+      <w:start w:val="1"/>
+      <w:numFmt w:val="lowerRoman"/>
+      <w:lvlText w:val="%6."/>
+      <w:lvlJc w:val="right"/>
+      <w:pPr>
+        <w:ind w:left="4320" w:hanging="180"/>
+      </w:pPr>
+    </w:lvl>
+    <w:lvl w:ilvl="6" w:tplc="0409000F" w:tentative="1">
+      <w:start w:val="1"/>
+      <w:numFmt w:val="decimal"/>
+      <w:lvlText w:val="%7."/>
+      <w:lvlJc w:val="left"/>
+      <w:pPr>
+        <w:ind w:left="5040" w:hanging="360"/>
+      </w:pPr>
+    </w:lvl>
+    <w:lvl w:ilvl="7" w:tplc="04090019" w:tentative="1">
+      <w:start w:val="1"/>
+      <w:numFmt w:val="lowerLetter"/>
+      <w:lvlText w:val="%8."/>
+      <w:lvlJc w:val="left"/>
+      <w:pPr>
+        <w:ind w:left="5760" w:hanging="360"/>
+      </w:pPr>
+    </w:lvl>
+    <w:lvl w:ilvl="8" w:tplc="0409001B" w:tentative="1">
+      <w:start w:val="1"/>
+      <w:numFmt w:val="lowerRoman"/>
+      <w:lvlText w:val="%9."/>
+      <w:lvlJc w:val="right"/>
+      <w:pPr>
+        <w:ind w:left="6480" w:hanging="180"/>
+      </w:pPr>
+    </w:lvl>
+  </w:abstractNum>
+  <w:abstractNum w:abstractNumId="5" w15:restartNumberingAfterBreak="0">
     <w:nsid w:val="1C2865F9"/>
     <w:multiLevelType w:val="hybridMultilevel"/>
     <w:tmpl w:val="22DE047E"/>
@@ -7500,7 +7916,7 @@
       </w:pPr>
     </w:lvl>
   </w:abstractNum>
-  <w:abstractNum w:abstractNumId="5" w15:restartNumberingAfterBreak="0">
+  <w:abstractNum w:abstractNumId="6" w15:restartNumberingAfterBreak="0">
     <w:nsid w:val="1CC85F5E"/>
     <w:multiLevelType w:val="hybridMultilevel"/>
     <w:tmpl w:val="BD341E10"/>
@@ -7613,7 +8029,7 @@
       </w:rPr>
     </w:lvl>
   </w:abstractNum>
-  <w:abstractNum w:abstractNumId="6" w15:restartNumberingAfterBreak="0">
+  <w:abstractNum w:abstractNumId="7" w15:restartNumberingAfterBreak="0">
     <w:nsid w:val="1EB25771"/>
     <w:multiLevelType w:val="hybridMultilevel"/>
     <w:tmpl w:val="9A46DD80"/>
@@ -7726,7 +8142,7 @@
       </w:rPr>
     </w:lvl>
   </w:abstractNum>
-  <w:abstractNum w:abstractNumId="7" w15:restartNumberingAfterBreak="0">
+  <w:abstractNum w:abstractNumId="8" w15:restartNumberingAfterBreak="0">
     <w:nsid w:val="232B513A"/>
     <w:multiLevelType w:val="hybridMultilevel"/>
     <w:tmpl w:val="EA58BB18"/>
@@ -7839,7 +8255,7 @@
       </w:rPr>
     </w:lvl>
   </w:abstractNum>
-  <w:abstractNum w:abstractNumId="8" w15:restartNumberingAfterBreak="0">
+  <w:abstractNum w:abstractNumId="9" w15:restartNumberingAfterBreak="0">
     <w:nsid w:val="2D414129"/>
     <w:multiLevelType w:val="hybridMultilevel"/>
     <w:tmpl w:val="C3B219C2"/>
@@ -7952,7 +8368,7 @@
       </w:rPr>
     </w:lvl>
   </w:abstractNum>
-  <w:abstractNum w:abstractNumId="9" w15:restartNumberingAfterBreak="0">
+  <w:abstractNum w:abstractNumId="10" w15:restartNumberingAfterBreak="0">
     <w:nsid w:val="3C7B7433"/>
     <w:multiLevelType w:val="hybridMultilevel"/>
     <w:tmpl w:val="3B22E13A"/>
@@ -8065,7 +8481,7 @@
       </w:rPr>
     </w:lvl>
   </w:abstractNum>
-  <w:abstractNum w:abstractNumId="10" w15:restartNumberingAfterBreak="0">
+  <w:abstractNum w:abstractNumId="11" w15:restartNumberingAfterBreak="0">
     <w:nsid w:val="413146A0"/>
     <w:multiLevelType w:val="hybridMultilevel"/>
     <w:tmpl w:val="C3B219C2"/>
@@ -8178,7 +8594,7 @@
       </w:rPr>
     </w:lvl>
   </w:abstractNum>
-  <w:abstractNum w:abstractNumId="11" w15:restartNumberingAfterBreak="0">
+  <w:abstractNum w:abstractNumId="12" w15:restartNumberingAfterBreak="0">
     <w:nsid w:val="435F48A1"/>
     <w:multiLevelType w:val="hybridMultilevel"/>
     <w:tmpl w:val="ABC07A2A"/>
@@ -8267,7 +8683,7 @@
       </w:pPr>
     </w:lvl>
   </w:abstractNum>
-  <w:abstractNum w:abstractNumId="12" w15:restartNumberingAfterBreak="0">
+  <w:abstractNum w:abstractNumId="13" w15:restartNumberingAfterBreak="0">
     <w:nsid w:val="523174DB"/>
     <w:multiLevelType w:val="multilevel"/>
     <w:tmpl w:val="2E9A22F2"/>
@@ -8353,7 +8769,7 @@
       </w:pPr>
     </w:lvl>
   </w:abstractNum>
-  <w:abstractNum w:abstractNumId="13" w15:restartNumberingAfterBreak="0">
+  <w:abstractNum w:abstractNumId="14" w15:restartNumberingAfterBreak="0">
     <w:nsid w:val="534C4CB1"/>
     <w:multiLevelType w:val="multilevel"/>
     <w:tmpl w:val="0409001F"/>
@@ -8439,7 +8855,96 @@
       </w:pPr>
     </w:lvl>
   </w:abstractNum>
-  <w:abstractNum w:abstractNumId="14" w15:restartNumberingAfterBreak="0">
+  <w:abstractNum w:abstractNumId="15" w15:restartNumberingAfterBreak="0">
+    <w:nsid w:val="57D6721D"/>
+    <w:multiLevelType w:val="hybridMultilevel"/>
+    <w:tmpl w:val="42D2F6A8"/>
+    <w:lvl w:ilvl="0" w:tplc="0409000F">
+      <w:start w:val="1"/>
+      <w:numFmt w:val="decimal"/>
+      <w:lvlText w:val="%1."/>
+      <w:lvlJc w:val="left"/>
+      <w:pPr>
+        <w:ind w:left="720" w:hanging="360"/>
+      </w:pPr>
+      <w:rPr>
+        <w:rFonts w:hint="default"/>
+      </w:rPr>
+    </w:lvl>
+    <w:lvl w:ilvl="1" w:tplc="04090019" w:tentative="1">
+      <w:start w:val="1"/>
+      <w:numFmt w:val="lowerLetter"/>
+      <w:lvlText w:val="%2."/>
+      <w:lvlJc w:val="left"/>
+      <w:pPr>
+        <w:ind w:left="1440" w:hanging="360"/>
+      </w:pPr>
+    </w:lvl>
+    <w:lvl w:ilvl="2" w:tplc="0409001B" w:tentative="1">
+      <w:start w:val="1"/>
+      <w:numFmt w:val="lowerRoman"/>
+      <w:lvlText w:val="%3."/>
+      <w:lvlJc w:val="right"/>
+      <w:pPr>
+        <w:ind w:left="2160" w:hanging="180"/>
+      </w:pPr>
+    </w:lvl>
+    <w:lvl w:ilvl="3" w:tplc="0409000F" w:tentative="1">
+      <w:start w:val="1"/>
+      <w:numFmt w:val="decimal"/>
+      <w:lvlText w:val="%4."/>
+      <w:lvlJc w:val="left"/>
+      <w:pPr>
+        <w:ind w:left="2880" w:hanging="360"/>
+      </w:pPr>
+    </w:lvl>
+    <w:lvl w:ilvl="4" w:tplc="04090019" w:tentative="1">
+      <w:start w:val="1"/>
+      <w:numFmt w:val="lowerLetter"/>
+      <w:lvlText w:val="%5."/>
+      <w:lvlJc w:val="left"/>
+      <w:pPr>
+        <w:ind w:left="3600" w:hanging="360"/>
+      </w:pPr>
+    </w:lvl>
+    <w:lvl w:ilvl="5" w:tplc="0409001B" w:tentative="1">
+      <w:start w:val="1"/>
+      <w:numFmt w:val="lowerRoman"/>
+      <w:lvlText w:val="%6."/>
+      <w:lvlJc w:val="right"/>
+      <w:pPr>
+        <w:ind w:left="4320" w:hanging="180"/>
+      </w:pPr>
+    </w:lvl>
+    <w:lvl w:ilvl="6" w:tplc="0409000F" w:tentative="1">
+      <w:start w:val="1"/>
+      <w:numFmt w:val="decimal"/>
+      <w:lvlText w:val="%7."/>
+      <w:lvlJc w:val="left"/>
+      <w:pPr>
+        <w:ind w:left="5040" w:hanging="360"/>
+      </w:pPr>
+    </w:lvl>
+    <w:lvl w:ilvl="7" w:tplc="04090019" w:tentative="1">
+      <w:start w:val="1"/>
+      <w:numFmt w:val="lowerLetter"/>
+      <w:lvlText w:val="%8."/>
+      <w:lvlJc w:val="left"/>
+      <w:pPr>
+        <w:ind w:left="5760" w:hanging="360"/>
+      </w:pPr>
+    </w:lvl>
+    <w:lvl w:ilvl="8" w:tplc="0409001B" w:tentative="1">
+      <w:start w:val="1"/>
+      <w:numFmt w:val="lowerRoman"/>
+      <w:lvlText w:val="%9."/>
+      <w:lvlJc w:val="right"/>
+      <w:pPr>
+        <w:ind w:left="6480" w:hanging="180"/>
+      </w:pPr>
+    </w:lvl>
+  </w:abstractNum>
+  <w:abstractNum w:abstractNumId="16" w15:restartNumberingAfterBreak="0">
     <w:nsid w:val="57D963FF"/>
     <w:multiLevelType w:val="hybridMultilevel"/>
     <w:tmpl w:val="00A04422"/>
@@ -8552,7 +9057,7 @@
       </w:rPr>
     </w:lvl>
   </w:abstractNum>
-  <w:abstractNum w:abstractNumId="15" w15:restartNumberingAfterBreak="0">
+  <w:abstractNum w:abstractNumId="17" w15:restartNumberingAfterBreak="0">
     <w:nsid w:val="5A6F104C"/>
     <w:multiLevelType w:val="hybridMultilevel"/>
     <w:tmpl w:val="B454895A"/>
@@ -8665,7 +9170,7 @@
       </w:rPr>
     </w:lvl>
   </w:abstractNum>
-  <w:abstractNum w:abstractNumId="16" w15:restartNumberingAfterBreak="0">
+  <w:abstractNum w:abstractNumId="18" w15:restartNumberingAfterBreak="0">
     <w:nsid w:val="5A874009"/>
     <w:multiLevelType w:val="hybridMultilevel"/>
     <w:tmpl w:val="26444DDA"/>
@@ -8754,7 +9259,7 @@
       </w:pPr>
     </w:lvl>
   </w:abstractNum>
-  <w:abstractNum w:abstractNumId="17" w15:restartNumberingAfterBreak="0">
+  <w:abstractNum w:abstractNumId="19" w15:restartNumberingAfterBreak="0">
     <w:nsid w:val="625351D4"/>
     <w:multiLevelType w:val="hybridMultilevel"/>
     <w:tmpl w:val="FFE8EE26"/>
@@ -8867,7 +9372,7 @@
       </w:rPr>
     </w:lvl>
   </w:abstractNum>
-  <w:abstractNum w:abstractNumId="18" w15:restartNumberingAfterBreak="0">
+  <w:abstractNum w:abstractNumId="20" w15:restartNumberingAfterBreak="0">
     <w:nsid w:val="62B57B86"/>
     <w:multiLevelType w:val="hybridMultilevel"/>
     <w:tmpl w:val="08BC658C"/>
@@ -8980,7 +9485,7 @@
       </w:rPr>
     </w:lvl>
   </w:abstractNum>
-  <w:abstractNum w:abstractNumId="19" w15:restartNumberingAfterBreak="0">
+  <w:abstractNum w:abstractNumId="21" w15:restartNumberingAfterBreak="0">
     <w:nsid w:val="63353E17"/>
     <w:multiLevelType w:val="multilevel"/>
     <w:tmpl w:val="2E9A22F2"/>
@@ -9066,7 +9571,7 @@
       </w:pPr>
     </w:lvl>
   </w:abstractNum>
-  <w:abstractNum w:abstractNumId="20" w15:restartNumberingAfterBreak="0">
+  <w:abstractNum w:abstractNumId="22" w15:restartNumberingAfterBreak="0">
     <w:nsid w:val="6C0A7A9E"/>
     <w:multiLevelType w:val="hybridMultilevel"/>
     <w:tmpl w:val="AB4893CA"/>
@@ -9179,7 +9684,7 @@
       </w:rPr>
     </w:lvl>
   </w:abstractNum>
-  <w:abstractNum w:abstractNumId="21" w15:restartNumberingAfterBreak="0">
+  <w:abstractNum w:abstractNumId="23" w15:restartNumberingAfterBreak="0">
     <w:nsid w:val="6D06502E"/>
     <w:multiLevelType w:val="hybridMultilevel"/>
     <w:tmpl w:val="C3B219C2"/>
@@ -9292,7 +9797,7 @@
       </w:rPr>
     </w:lvl>
   </w:abstractNum>
-  <w:abstractNum w:abstractNumId="22" w15:restartNumberingAfterBreak="0">
+  <w:abstractNum w:abstractNumId="24" w15:restartNumberingAfterBreak="0">
     <w:nsid w:val="6D7D24AA"/>
     <w:multiLevelType w:val="hybridMultilevel"/>
     <w:tmpl w:val="7A765E4E"/>
@@ -9405,7 +9910,7 @@
       </w:rPr>
     </w:lvl>
   </w:abstractNum>
-  <w:abstractNum w:abstractNumId="23" w15:restartNumberingAfterBreak="0">
+  <w:abstractNum w:abstractNumId="25" w15:restartNumberingAfterBreak="0">
     <w:nsid w:val="744B3713"/>
     <w:multiLevelType w:val="hybridMultilevel"/>
     <w:tmpl w:val="1B1A1F18"/>
@@ -9518,7 +10023,7 @@
       </w:rPr>
     </w:lvl>
   </w:abstractNum>
-  <w:abstractNum w:abstractNumId="24" w15:restartNumberingAfterBreak="0">
+  <w:abstractNum w:abstractNumId="26" w15:restartNumberingAfterBreak="0">
     <w:nsid w:val="7789161A"/>
     <w:multiLevelType w:val="hybridMultilevel"/>
     <w:tmpl w:val="4BB6F6CA"/>
@@ -9607,7 +10112,7 @@
       </w:pPr>
     </w:lvl>
   </w:abstractNum>
-  <w:abstractNum w:abstractNumId="25" w15:restartNumberingAfterBreak="0">
+  <w:abstractNum w:abstractNumId="27" w15:restartNumberingAfterBreak="0">
     <w:nsid w:val="796B4CEE"/>
     <w:multiLevelType w:val="hybridMultilevel"/>
     <w:tmpl w:val="02C229AE"/>
@@ -9697,43 +10202,43 @@
     </w:lvl>
   </w:abstractNum>
   <w:num w:numId="1" w16cid:durableId="531962245">
-    <w:abstractNumId w:val="12"/>
+    <w:abstractNumId w:val="13"/>
   </w:num>
   <w:num w:numId="2" w16cid:durableId="1342657301">
-    <w:abstractNumId w:val="13"/>
+    <w:abstractNumId w:val="14"/>
   </w:num>
   <w:num w:numId="3" w16cid:durableId="1027675712">
+    <w:abstractNumId w:val="11"/>
+  </w:num>
+  <w:num w:numId="4" w16cid:durableId="655189614">
+    <w:abstractNumId w:val="23"/>
+  </w:num>
+  <w:num w:numId="5" w16cid:durableId="210118218">
+    <w:abstractNumId w:val="9"/>
+  </w:num>
+  <w:num w:numId="6" w16cid:durableId="602567145">
+    <w:abstractNumId w:val="21"/>
+  </w:num>
+  <w:num w:numId="7" w16cid:durableId="473764808">
+    <w:abstractNumId w:val="18"/>
+  </w:num>
+  <w:num w:numId="8" w16cid:durableId="455952919">
+    <w:abstractNumId w:val="5"/>
+  </w:num>
+  <w:num w:numId="9" w16cid:durableId="194318713">
+    <w:abstractNumId w:val="25"/>
+  </w:num>
+  <w:num w:numId="10" w16cid:durableId="1693800149">
+    <w:abstractNumId w:val="24"/>
+  </w:num>
+  <w:num w:numId="11" w16cid:durableId="340162927">
+    <w:abstractNumId w:val="17"/>
+  </w:num>
+  <w:num w:numId="12" w16cid:durableId="1581207348">
     <w:abstractNumId w:val="10"/>
   </w:num>
-  <w:num w:numId="4" w16cid:durableId="655189614">
-    <w:abstractNumId w:val="21"/>
-  </w:num>
-  <w:num w:numId="5" w16cid:durableId="210118218">
-    <w:abstractNumId w:val="8"/>
-  </w:num>
-  <w:num w:numId="6" w16cid:durableId="602567145">
+  <w:num w:numId="13" w16cid:durableId="329260803">
     <w:abstractNumId w:val="19"/>
-  </w:num>
-  <w:num w:numId="7" w16cid:durableId="473764808">
-    <w:abstractNumId w:val="16"/>
-  </w:num>
-  <w:num w:numId="8" w16cid:durableId="455952919">
-    <w:abstractNumId w:val="4"/>
-  </w:num>
-  <w:num w:numId="9" w16cid:durableId="194318713">
-    <w:abstractNumId w:val="23"/>
-  </w:num>
-  <w:num w:numId="10" w16cid:durableId="1693800149">
-    <w:abstractNumId w:val="22"/>
-  </w:num>
-  <w:num w:numId="11" w16cid:durableId="340162927">
-    <w:abstractNumId w:val="15"/>
-  </w:num>
-  <w:num w:numId="12" w16cid:durableId="1581207348">
-    <w:abstractNumId w:val="9"/>
-  </w:num>
-  <w:num w:numId="13" w16cid:durableId="329260803">
-    <w:abstractNumId w:val="17"/>
   </w:num>
   <w:num w:numId="14" w16cid:durableId="1139616560">
     <w:abstractNumId w:val="2"/>
@@ -9742,37 +10247,43 @@
     <w:abstractNumId w:val="0"/>
   </w:num>
   <w:num w:numId="16" w16cid:durableId="822702858">
-    <w:abstractNumId w:val="5"/>
+    <w:abstractNumId w:val="6"/>
   </w:num>
   <w:num w:numId="17" w16cid:durableId="1239750305">
-    <w:abstractNumId w:val="18"/>
+    <w:abstractNumId w:val="20"/>
   </w:num>
   <w:num w:numId="18" w16cid:durableId="365133427">
-    <w:abstractNumId w:val="14"/>
+    <w:abstractNumId w:val="16"/>
   </w:num>
   <w:num w:numId="19" w16cid:durableId="581260906">
-    <w:abstractNumId w:val="20"/>
+    <w:abstractNumId w:val="22"/>
   </w:num>
   <w:num w:numId="20" w16cid:durableId="1758550325">
     <w:abstractNumId w:val="1"/>
   </w:num>
   <w:num w:numId="21" w16cid:durableId="1594894255">
-    <w:abstractNumId w:val="6"/>
+    <w:abstractNumId w:val="7"/>
   </w:num>
   <w:num w:numId="22" w16cid:durableId="977876665">
-    <w:abstractNumId w:val="7"/>
+    <w:abstractNumId w:val="8"/>
   </w:num>
   <w:num w:numId="23" w16cid:durableId="1596402915">
-    <w:abstractNumId w:val="25"/>
+    <w:abstractNumId w:val="27"/>
   </w:num>
   <w:num w:numId="24" w16cid:durableId="1183395283">
-    <w:abstractNumId w:val="24"/>
+    <w:abstractNumId w:val="26"/>
   </w:num>
   <w:num w:numId="25" w16cid:durableId="1108815011">
     <w:abstractNumId w:val="3"/>
   </w:num>
   <w:num w:numId="26" w16cid:durableId="238171851">
-    <w:abstractNumId w:val="11"/>
+    <w:abstractNumId w:val="12"/>
+  </w:num>
+  <w:num w:numId="27" w16cid:durableId="1032341646">
+    <w:abstractNumId w:val="15"/>
+  </w:num>
+  <w:num w:numId="28" w16cid:durableId="295529253">
+    <w:abstractNumId w:val="4"/>
   </w:num>
 </w:numbering>
 </file>
@@ -10233,7 +10744,6 @@
   <w:style w:type="character" w:default="1" w:styleId="DefaultParagraphFont">
     <w:name w:val="Default Paragraph Font"/>
     <w:uiPriority w:val="1"/>
-    <w:semiHidden/>
     <w:unhideWhenUsed/>
   </w:style>
   <w:style w:type="table" w:default="1" w:styleId="TableNormal">
@@ -10588,6 +11098,18 @@
       <w:spacing w:after="0" w:line="240" w:lineRule="auto"/>
     </w:pPr>
   </w:style>
+  <w:style w:type="character" w:styleId="UnresolvedMention">
+    <w:name w:val="Unresolved Mention"/>
+    <w:basedOn w:val="DefaultParagraphFont"/>
+    <w:uiPriority w:val="99"/>
+    <w:semiHidden/>
+    <w:unhideWhenUsed/>
+    <w:rsid w:val="00C05D19"/>
+    <w:rPr>
+      <w:color w:val="605E5C"/>
+      <w:shd w:val="clear" w:color="auto" w:fill="E1DFDD"/>
+    </w:rPr>
+  </w:style>
 </w:styles>
 </file>
 
@@ -10830,6 +11352,7 @@
     <w:rsid w:val="00057D5B"/>
     <w:rsid w:val="00066E6B"/>
     <w:rsid w:val="000A7149"/>
+    <w:rsid w:val="000E72AB"/>
     <w:rsid w:val="0016614A"/>
     <w:rsid w:val="002B1B8C"/>
     <w:rsid w:val="002E77B7"/>
@@ -10840,7 +11363,6 @@
     <w:rsid w:val="006B13B5"/>
     <w:rsid w:val="0094157A"/>
     <w:rsid w:val="009714D9"/>
-    <w:rsid w:val="009C0CF4"/>
     <w:rsid w:val="009D2E3B"/>
     <w:rsid w:val="009F07B5"/>
     <w:rsid w:val="009F66F6"/>

--- a/Task1.docx
+++ b/Task1.docx
@@ -5,7 +5,6 @@
     <w:p>
       <w:pPr>
         <w:spacing w:after="0" w:line="240" w:lineRule="auto"/>
-        <w:jc w:val="center"/>
         <w:rPr>
           <w:rFonts w:ascii="Baskerville Old Face" w:hAnsi="Baskerville Old Face" w:cs="Arial"/>
           <w:b/>
@@ -26,27 +25,6 @@
           <w:docGrid w:linePitch="360"/>
         </w:sectPr>
       </w:pPr>
-    </w:p>
-    <w:p>
-      <w:pPr>
-        <w:spacing w:after="0" w:line="240" w:lineRule="auto"/>
-        <w:jc w:val="center"/>
-        <w:rPr>
-          <w:rFonts w:ascii="Verdana" w:hAnsi="Verdana" w:cs="Arial"/>
-          <w:b/>
-          <w:color w:val="003057"/>
-          <w:sz w:val="44"/>
-        </w:rPr>
-      </w:pPr>
-      <w:r>
-        <w:rPr>
-          <w:rFonts w:ascii="Verdana" w:hAnsi="Verdana" w:cs="Arial"/>
-          <w:b/>
-          <w:color w:val="003057"/>
-          <w:sz w:val="44"/>
-        </w:rPr>
-        <w:t>Design Template</w:t>
-      </w:r>
     </w:p>
     <w:p>
       <w:pPr>
@@ -90,6 +68,7 @@
             <w:dataBinding w:prefixMappings="xmlns:ns0='http://schemas.openxmlformats.org/officeDocument/2006/extended-properties'" w:xpath="/ns0:Properties[1]/ns0:Company[1]" w:storeItemID="{6668398D-A668-4E3E-A5EB-62B293D839F1}"/>
             <w:text/>
           </w:sdtPr>
+          <w:sdtEndPr/>
           <w:sdtContent>
             <w:tc>
               <w:tcPr>
@@ -115,7 +94,7 @@
                     <w:sz w:val="24"/>
                     <w:szCs w:val="24"/>
                   </w:rPr>
-                  <w:t>MJ Logistics Gaming Company</w:t>
+                  <w:t>Bob’s Software</w:t>
                 </w:r>
               </w:p>
             </w:tc>
@@ -143,6 +122,7 @@
               <w:dataBinding w:prefixMappings="xmlns:ns0='http://schemas.openxmlformats.org/package/2006/metadata/core-properties' xmlns:ns1='http://purl.org/dc/elements/1.1/'" w:xpath="/ns0:coreProperties[1]/ns1:title[1]" w:storeItemID="{6C3C8BC8-F283-45AE-878A-BAB7291924A1}"/>
               <w:text/>
             </w:sdtPr>
+            <w:sdtEndPr/>
             <w:sdtContent>
               <w:p>
                 <w:pPr>
@@ -162,7 +142,16 @@
                     <w:sz w:val="88"/>
                     <w:szCs w:val="88"/>
                   </w:rPr>
-                  <w:t>Software Project Template</w:t>
+                  <w:t xml:space="preserve">Comprehensive </w:t>
+                </w:r>
+                <w:r>
+                  <w:rPr>
+                    <w:rFonts w:asciiTheme="majorHAnsi" w:eastAsiaTheme="majorEastAsia" w:hAnsiTheme="majorHAnsi" w:cstheme="majorBidi"/>
+                    <w:color w:val="5B9BD5" w:themeColor="accent1"/>
+                    <w:sz w:val="88"/>
+                    <w:szCs w:val="88"/>
+                  </w:rPr>
+                  <w:t>CRM</w:t>
                 </w:r>
               </w:p>
             </w:sdtContent>
@@ -170,52 +159,26 @@
         </w:tc>
       </w:tr>
       <w:tr>
-        <w:sdt>
-          <w:sdtPr>
-            <w:rPr>
-              <w:color w:val="2E74B5" w:themeColor="accent1" w:themeShade="BF"/>
-              <w:sz w:val="24"/>
-              <w:szCs w:val="24"/>
-            </w:rPr>
-            <w:alias w:val="Subtitle"/>
-            <w:id w:val="13406923"/>
-            <w:placeholder>
-              <w:docPart w:val="18C33A2590F04869BDC38C7C71D00865"/>
-            </w:placeholder>
-            <w:dataBinding w:prefixMappings="xmlns:ns0='http://schemas.openxmlformats.org/package/2006/metadata/core-properties' xmlns:ns1='http://purl.org/dc/elements/1.1/'" w:xpath="/ns0:coreProperties[1]/ns1:subject[1]" w:storeItemID="{6C3C8BC8-F283-45AE-878A-BAB7291924A1}"/>
-            <w:text/>
-          </w:sdtPr>
-          <w:sdtContent>
-            <w:tc>
-              <w:tcPr>
-                <w:tcW w:w="7476" w:type="dxa"/>
-                <w:tcMar>
-                  <w:top w:w="216" w:type="dxa"/>
-                  <w:left w:w="115" w:type="dxa"/>
-                  <w:bottom w:w="216" w:type="dxa"/>
-                  <w:right w:w="115" w:type="dxa"/>
-                </w:tcMar>
-              </w:tcPr>
-              <w:p>
-                <w:pPr>
-                  <w:pStyle w:val="NoSpacing"/>
-                  <w:rPr>
-                    <w:color w:val="2E74B5" w:themeColor="accent1" w:themeShade="BF"/>
-                    <w:sz w:val="24"/>
-                  </w:rPr>
-                </w:pPr>
-                <w:r>
-                  <w:rPr>
-                    <w:color w:val="2E74B5" w:themeColor="accent1" w:themeShade="BF"/>
-                    <w:sz w:val="24"/>
-                    <w:szCs w:val="24"/>
-                  </w:rPr>
-                  <w:t>[Name of Project]</w:t>
-                </w:r>
-              </w:p>
-            </w:tc>
-          </w:sdtContent>
-        </w:sdt>
+        <w:tc>
+          <w:tcPr>
+            <w:tcW w:w="7476" w:type="dxa"/>
+            <w:tcMar>
+              <w:top w:w="216" w:type="dxa"/>
+              <w:left w:w="115" w:type="dxa"/>
+              <w:bottom w:w="216" w:type="dxa"/>
+              <w:right w:w="115" w:type="dxa"/>
+            </w:tcMar>
+          </w:tcPr>
+          <w:p>
+            <w:pPr>
+              <w:pStyle w:val="NoSpacing"/>
+              <w:rPr>
+                <w:color w:val="2E74B5" w:themeColor="accent1" w:themeShade="BF"/>
+                <w:sz w:val="24"/>
+              </w:rPr>
+            </w:pPr>
+          </w:p>
+        </w:tc>
       </w:tr>
     </w:tbl>
     <w:tbl>
@@ -253,6 +216,7 @@
               <w:dataBinding w:prefixMappings="xmlns:ns0='http://schemas.openxmlformats.org/package/2006/metadata/core-properties' xmlns:ns1='http://purl.org/dc/elements/1.1/'" w:xpath="/ns0:coreProperties[1]/ns1:creator[1]" w:storeItemID="{6C3C8BC8-F283-45AE-878A-BAB7291924A1}"/>
               <w:text/>
             </w:sdtPr>
+            <w:sdtEndPr/>
             <w:sdtContent>
               <w:p>
                 <w:pPr>
@@ -288,13 +252,14 @@
                 <w:docPart w:val="1F7A9D589A5E4B4A9D8C03256AA4E890"/>
               </w:placeholder>
               <w:dataBinding w:prefixMappings="xmlns:ns0='http://schemas.microsoft.com/office/2006/coverPageProps'" w:xpath="/ns0:CoverPageProperties[1]/ns0:PublishDate[1]" w:storeItemID="{55AF091B-3C7A-41E3-B477-F2FDAA23CFDA}"/>
-              <w:date w:fullDate="2026-03-02T00:00:00Z">
+              <w:date w:fullDate="2026-03-17T00:00:00Z">
                 <w:dateFormat w:val="M-d-yyyy"/>
                 <w:lid w:val="en-US"/>
                 <w:storeMappedDataAs w:val="dateTime"/>
                 <w:calendar w:val="gregorian"/>
               </w:date>
             </w:sdtPr>
+            <w:sdtEndPr/>
             <w:sdtContent>
               <w:p>
                 <w:pPr>
@@ -311,7 +276,23 @@
                     <w:sz w:val="28"/>
                     <w:szCs w:val="28"/>
                   </w:rPr>
-                  <w:t>3-2-2026</w:t>
+                  <w:t>3-</w:t>
+                </w:r>
+                <w:r>
+                  <w:rPr>
+                    <w:color w:val="5B9BD5" w:themeColor="accent1"/>
+                    <w:sz w:val="28"/>
+                    <w:szCs w:val="28"/>
+                  </w:rPr>
+                  <w:t>17</w:t>
+                </w:r>
+                <w:r>
+                  <w:rPr>
+                    <w:color w:val="5B9BD5" w:themeColor="accent1"/>
+                    <w:sz w:val="28"/>
+                    <w:szCs w:val="28"/>
+                  </w:rPr>
+                  <w:t>-2026</w:t>
                 </w:r>
               </w:p>
             </w:sdtContent>
@@ -359,6 +340,7 @@
           <w:docPartUnique/>
         </w:docPartObj>
       </w:sdtPr>
+      <w:sdtEndPr/>
       <w:sdtContent>
         <w:p/>
         <w:p>
@@ -2764,34 +2746,13 @@
     </w:p>
     <w:p>
       <w:r>
-        <w:t>Provide a brief</w:t>
-      </w:r>
-      <w:r>
-        <w:t xml:space="preserve"> introduction</w:t>
-      </w:r>
-      <w:r>
-        <w:t xml:space="preserve"> and </w:t>
-      </w:r>
-      <w:r>
-        <w:t xml:space="preserve">explain the </w:t>
-      </w:r>
-      <w:r>
-        <w:t>purpose</w:t>
-      </w:r>
-      <w:r>
-        <w:t xml:space="preserve"> </w:t>
-      </w:r>
-      <w:r>
-        <w:t xml:space="preserve">of </w:t>
-      </w:r>
-      <w:r>
-        <w:t>the proposed syste</w:t>
-      </w:r>
-      <w:r>
-        <w:t>m</w:t>
-      </w:r>
-      <w:r>
-        <w:t>.</w:t>
+        <w:t xml:space="preserve">The purpose of this proposed system is to </w:t>
+      </w:r>
+      <w:r>
+        <w:t xml:space="preserve">provide the customer with the requested attributes and features that </w:t>
+      </w:r>
+      <w:r>
+        <w:t xml:space="preserve">meet or exceed their expectations. </w:t>
       </w:r>
     </w:p>
     <w:p>
@@ -2813,7 +2774,141 @@
     </w:p>
     <w:p>
       <w:r>
-        <w:t>Describe the problems the company is currently facing and how the proposed solution will solve those problems.</w:t>
+        <w:t>A high-level overview of the problems the customer is currently facing includes the following:</w:t>
+      </w:r>
+    </w:p>
+    <w:p>
+      <w:pPr>
+        <w:pStyle w:val="ListParagraph"/>
+        <w:numPr>
+          <w:ilvl w:val="0"/>
+          <w:numId w:val="7"/>
+        </w:numPr>
+        <w:rPr>
+          <w:sz w:val="22"/>
+          <w:szCs w:val="22"/>
+        </w:rPr>
+      </w:pPr>
+      <w:r>
+        <w:rPr>
+          <w:sz w:val="22"/>
+          <w:szCs w:val="22"/>
+        </w:rPr>
+        <w:t>The  customer is currently outgrowing their current system</w:t>
+      </w:r>
+    </w:p>
+    <w:p>
+      <w:pPr>
+        <w:pStyle w:val="ListParagraph"/>
+        <w:numPr>
+          <w:ilvl w:val="0"/>
+          <w:numId w:val="7"/>
+        </w:numPr>
+        <w:rPr>
+          <w:sz w:val="22"/>
+          <w:szCs w:val="22"/>
+        </w:rPr>
+      </w:pPr>
+      <w:r>
+        <w:rPr>
+          <w:sz w:val="22"/>
+          <w:szCs w:val="22"/>
+        </w:rPr>
+        <w:t xml:space="preserve">The current system includes a disconnected set of </w:t>
+      </w:r>
+      <w:r>
+        <w:rPr>
+          <w:sz w:val="22"/>
+          <w:szCs w:val="22"/>
+        </w:rPr>
+        <w:t>custom-built</w:t>
+      </w:r>
+      <w:r>
+        <w:rPr>
+          <w:sz w:val="22"/>
+          <w:szCs w:val="22"/>
+        </w:rPr>
+        <w:t xml:space="preserve"> tools that include</w:t>
+      </w:r>
+    </w:p>
+    <w:p>
+      <w:pPr>
+        <w:pStyle w:val="ListParagraph"/>
+        <w:numPr>
+          <w:ilvl w:val="1"/>
+          <w:numId w:val="7"/>
+        </w:numPr>
+        <w:rPr>
+          <w:sz w:val="22"/>
+          <w:szCs w:val="22"/>
+        </w:rPr>
+      </w:pPr>
+      <w:r>
+        <w:rPr>
+          <w:sz w:val="22"/>
+          <w:szCs w:val="22"/>
+        </w:rPr>
+        <w:t>The use of spreadsheet software</w:t>
+      </w:r>
+    </w:p>
+    <w:p>
+      <w:pPr>
+        <w:pStyle w:val="ListParagraph"/>
+        <w:numPr>
+          <w:ilvl w:val="1"/>
+          <w:numId w:val="7"/>
+        </w:numPr>
+        <w:rPr>
+          <w:sz w:val="22"/>
+          <w:szCs w:val="22"/>
+        </w:rPr>
+      </w:pPr>
+      <w:r>
+        <w:rPr>
+          <w:sz w:val="22"/>
+          <w:szCs w:val="22"/>
+        </w:rPr>
+        <w:t>Using database management systems that are not interconnected with other systems</w:t>
+      </w:r>
+    </w:p>
+    <w:p>
+      <w:pPr>
+        <w:pStyle w:val="ListParagraph"/>
+        <w:numPr>
+          <w:ilvl w:val="1"/>
+          <w:numId w:val="7"/>
+        </w:numPr>
+        <w:rPr>
+          <w:sz w:val="22"/>
+          <w:szCs w:val="22"/>
+        </w:rPr>
+      </w:pPr>
+      <w:r>
+        <w:rPr>
+          <w:sz w:val="22"/>
+          <w:szCs w:val="22"/>
+        </w:rPr>
+        <w:t>The use of many manual steps and processes</w:t>
+      </w:r>
+    </w:p>
+    <w:p>
+      <w:pPr>
+        <w:pStyle w:val="ListParagraph"/>
+        <w:numPr>
+          <w:ilvl w:val="1"/>
+          <w:numId w:val="7"/>
+        </w:numPr>
+        <w:rPr>
+          <w:sz w:val="22"/>
+          <w:szCs w:val="22"/>
+        </w:rPr>
+      </w:pPr>
+      <w:r>
+        <w:rPr>
+          <w:sz w:val="22"/>
+          <w:szCs w:val="22"/>
+        </w:rPr>
+        <w:t>The hosting of tools is spread across multiple locations</w:t>
       </w:r>
     </w:p>
     <w:p>
@@ -2843,7 +2938,49 @@
           <w:sz w:val="22"/>
           <w:szCs w:val="22"/>
         </w:rPr>
-        <w:t>Provide the goals and objectives for the project and solution.</w:t>
+        <w:t xml:space="preserve">It is </w:t>
+      </w:r>
+      <w:r>
+        <w:rPr>
+          <w:sz w:val="22"/>
+          <w:szCs w:val="22"/>
+        </w:rPr>
+        <w:t>our team's goal</w:t>
+      </w:r>
+      <w:r>
+        <w:rPr>
+          <w:sz w:val="22"/>
+          <w:szCs w:val="22"/>
+        </w:rPr>
+        <w:t xml:space="preserve"> to provide a solution to the customer that meets or exceeds the</w:t>
+      </w:r>
+      <w:r>
+        <w:rPr>
+          <w:sz w:val="22"/>
+          <w:szCs w:val="22"/>
+        </w:rPr>
+        <w:t>ir</w:t>
+      </w:r>
+      <w:r>
+        <w:rPr>
+          <w:sz w:val="22"/>
+          <w:szCs w:val="22"/>
+        </w:rPr>
+        <w:t xml:space="preserve"> expectations. The </w:t>
+      </w:r>
+      <w:r>
+        <w:rPr>
+          <w:sz w:val="22"/>
+          <w:szCs w:val="22"/>
+        </w:rPr>
+        <w:t>primary objective of the system provided is to deliver a solution that meets the customer's needs and enables them to accelerate</w:t>
+      </w:r>
+      <w:r>
+        <w:rPr>
+          <w:sz w:val="22"/>
+          <w:szCs w:val="22"/>
+        </w:rPr>
+        <w:t xml:space="preserve"> and grow in their market of expertise.</w:t>
       </w:r>
     </w:p>
     <w:p>
@@ -2860,26 +2997,7 @@
       </w:r>
       <w:bookmarkEnd w:id="4"/>
     </w:p>
-    <w:p>
-      <w:r>
-        <w:t>List the prerequisites, their descriptions</w:t>
-      </w:r>
-      <w:r>
-        <w:t>, and future completion dates</w:t>
-      </w:r>
-      <w:r>
-        <w:t xml:space="preserve">. Be sure to be clear and concise for all listed prerequisites. </w:t>
-      </w:r>
-      <w:r>
-        <w:t>(You may add lines for additional prerequisites if needed</w:t>
-      </w:r>
-      <w:r>
-        <w:t>.</w:t>
-      </w:r>
-      <w:r>
-        <w:t>)</w:t>
-      </w:r>
-    </w:p>
+    <w:p/>
     <w:tbl>
       <w:tblPr>
         <w:tblStyle w:val="TableGrid"/>
@@ -2888,9 +3006,9 @@
       </w:tblPr>
       <w:tblGrid>
         <w:gridCol w:w="918"/>
-        <w:gridCol w:w="1369"/>
-        <w:gridCol w:w="5718"/>
-        <w:gridCol w:w="1345"/>
+        <w:gridCol w:w="1777"/>
+        <w:gridCol w:w="5040"/>
+        <w:gridCol w:w="1615"/>
       </w:tblGrid>
       <w:tr>
         <w:tc>
@@ -2914,7 +3032,7 @@
         </w:tc>
         <w:tc>
           <w:tcPr>
-            <w:tcW w:w="1369" w:type="dxa"/>
+            <w:tcW w:w="1777" w:type="dxa"/>
             <w:shd w:val="clear" w:color="auto" w:fill="323E4F" w:themeFill="text2" w:themeFillShade="BF"/>
           </w:tcPr>
           <w:p>
@@ -2933,7 +3051,7 @@
         </w:tc>
         <w:tc>
           <w:tcPr>
-            <w:tcW w:w="5718" w:type="dxa"/>
+            <w:tcW w:w="5040" w:type="dxa"/>
             <w:shd w:val="clear" w:color="auto" w:fill="323E4F" w:themeFill="text2" w:themeFillShade="BF"/>
           </w:tcPr>
           <w:p>
@@ -2952,7 +3070,7 @@
         </w:tc>
         <w:tc>
           <w:tcPr>
-            <w:tcW w:w="1345" w:type="dxa"/>
+            <w:tcW w:w="1615" w:type="dxa"/>
             <w:shd w:val="clear" w:color="auto" w:fill="323E4F" w:themeFill="text2" w:themeFillShade="BF"/>
           </w:tcPr>
           <w:p>
@@ -2966,6 +3084,12 @@
                 <w:color w:val="FFFFFF" w:themeColor="background1"/>
               </w:rPr>
               <w:t>Completion Date</w:t>
+            </w:r>
+            <w:r>
+              <w:rPr>
+                <w:color w:val="FFFFFF" w:themeColor="background1"/>
+              </w:rPr>
+              <w:t xml:space="preserve"> (Days after an agreement is accepted)</w:t>
             </w:r>
           </w:p>
         </w:tc>
@@ -2980,27 +3104,226 @@
             <w:pPr>
               <w:jc w:val="center"/>
             </w:pPr>
+            <w:r>
+              <w:t>1.</w:t>
+            </w:r>
           </w:p>
         </w:tc>
         <w:tc>
           <w:tcPr>
-            <w:tcW w:w="1369" w:type="dxa"/>
+            <w:tcW w:w="1777" w:type="dxa"/>
             <w:shd w:val="clear" w:color="auto" w:fill="ACB9CA" w:themeFill="text2" w:themeFillTint="66"/>
           </w:tcPr>
-          <w:p/>
+          <w:p>
+            <w:r>
+              <w:t>Current software</w:t>
+            </w:r>
+          </w:p>
         </w:tc>
         <w:tc>
           <w:tcPr>
-            <w:tcW w:w="5718" w:type="dxa"/>
+            <w:tcW w:w="5040" w:type="dxa"/>
             <w:shd w:val="clear" w:color="auto" w:fill="ACB9CA" w:themeFill="text2" w:themeFillTint="66"/>
           </w:tcPr>
-          <w:p/>
+          <w:p>
+            <w:r>
+              <w:t xml:space="preserve">The customer is to provide the development team with access to their current system. This is to allow the development team to experience </w:t>
+            </w:r>
+            <w:r>
+              <w:t>the current system layout and log it</w:t>
+            </w:r>
+            <w:r>
+              <w:t>.</w:t>
+            </w:r>
+          </w:p>
         </w:tc>
         <w:tc>
           <w:tcPr>
-            <w:tcW w:w="1345" w:type="dxa"/>
+            <w:tcW w:w="1615" w:type="dxa"/>
             <w:shd w:val="clear" w:color="auto" w:fill="ACB9CA" w:themeFill="text2" w:themeFillTint="66"/>
           </w:tcPr>
+          <w:p>
+            <w:r>
+              <w:t>30 Days</w:t>
+            </w:r>
+          </w:p>
+        </w:tc>
+      </w:tr>
+      <w:tr>
+        <w:tc>
+          <w:tcPr>
+            <w:tcW w:w="918" w:type="dxa"/>
+            <w:shd w:val="clear" w:color="auto" w:fill="FFFFFF" w:themeFill="background1"/>
+          </w:tcPr>
+          <w:p>
+            <w:pPr>
+              <w:jc w:val="center"/>
+            </w:pPr>
+            <w:r>
+              <w:t>2.</w:t>
+            </w:r>
+          </w:p>
+        </w:tc>
+        <w:tc>
+          <w:tcPr>
+            <w:tcW w:w="1777" w:type="dxa"/>
+            <w:shd w:val="clear" w:color="auto" w:fill="FFFFFF" w:themeFill="background1"/>
+          </w:tcPr>
+          <w:p>
+            <w:r>
+              <w:t>List of current hardware</w:t>
+            </w:r>
+          </w:p>
+        </w:tc>
+        <w:tc>
+          <w:tcPr>
+            <w:tcW w:w="5040" w:type="dxa"/>
+            <w:shd w:val="clear" w:color="auto" w:fill="FFFFFF" w:themeFill="background1"/>
+          </w:tcPr>
+          <w:p>
+            <w:r>
+              <w:t xml:space="preserve">The customer is to provide the development team with a list of current </w:t>
+            </w:r>
+            <w:r>
+              <w:t>usable</w:t>
+            </w:r>
+            <w:r>
+              <w:t xml:space="preserve"> hardware. This is needed to determine what hardware </w:t>
+            </w:r>
+            <w:r>
+              <w:t>needs to be purchased, if</w:t>
+            </w:r>
+            <w:r>
+              <w:t xml:space="preserve"> any.</w:t>
+            </w:r>
+          </w:p>
+        </w:tc>
+        <w:tc>
+          <w:tcPr>
+            <w:tcW w:w="1615" w:type="dxa"/>
+            <w:shd w:val="clear" w:color="auto" w:fill="FFFFFF" w:themeFill="background1"/>
+          </w:tcPr>
+          <w:p>
+            <w:r>
+              <w:t>30 Days</w:t>
+            </w:r>
+          </w:p>
+        </w:tc>
+      </w:tr>
+      <w:tr>
+        <w:tc>
+          <w:tcPr>
+            <w:tcW w:w="918" w:type="dxa"/>
+            <w:shd w:val="clear" w:color="auto" w:fill="ACB9CA" w:themeFill="text2" w:themeFillTint="66"/>
+          </w:tcPr>
+          <w:p>
+            <w:pPr>
+              <w:jc w:val="center"/>
+            </w:pPr>
+            <w:r>
+              <w:t>3.</w:t>
+            </w:r>
+          </w:p>
+        </w:tc>
+        <w:tc>
+          <w:tcPr>
+            <w:tcW w:w="1777" w:type="dxa"/>
+            <w:shd w:val="clear" w:color="auto" w:fill="ACB9CA" w:themeFill="text2" w:themeFillTint="66"/>
+          </w:tcPr>
+          <w:p>
+            <w:r>
+              <w:t>Contact list</w:t>
+            </w:r>
+          </w:p>
+        </w:tc>
+        <w:tc>
+          <w:tcPr>
+            <w:tcW w:w="5040" w:type="dxa"/>
+            <w:shd w:val="clear" w:color="auto" w:fill="ACB9CA" w:themeFill="text2" w:themeFillTint="66"/>
+          </w:tcPr>
+          <w:p>
+            <w:r>
+              <w:t>The customer is to provide a contact list of emails for the following individuals.</w:t>
+            </w:r>
+          </w:p>
+          <w:p>
+            <w:pPr>
+              <w:pStyle w:val="ListParagraph"/>
+              <w:numPr>
+                <w:ilvl w:val="0"/>
+                <w:numId w:val="8"/>
+              </w:numPr>
+              <w:spacing w:after="0" w:line="240" w:lineRule="auto"/>
+            </w:pPr>
+            <w:r>
+              <w:t>IT manager</w:t>
+            </w:r>
+          </w:p>
+          <w:p>
+            <w:pPr>
+              <w:pStyle w:val="ListParagraph"/>
+              <w:numPr>
+                <w:ilvl w:val="0"/>
+                <w:numId w:val="8"/>
+              </w:numPr>
+              <w:spacing w:after="0" w:line="240" w:lineRule="auto"/>
+            </w:pPr>
+            <w:r>
+              <w:t>Security manage</w:t>
+            </w:r>
+            <w:r>
+              <w:t>r</w:t>
+            </w:r>
+          </w:p>
+          <w:p>
+            <w:pPr>
+              <w:pStyle w:val="ListParagraph"/>
+              <w:numPr>
+                <w:ilvl w:val="0"/>
+                <w:numId w:val="8"/>
+              </w:numPr>
+              <w:spacing w:after="0" w:line="240" w:lineRule="auto"/>
+            </w:pPr>
+            <w:r>
+              <w:t>Current CRM system admin</w:t>
+            </w:r>
+          </w:p>
+          <w:p>
+            <w:pPr>
+              <w:pStyle w:val="ListParagraph"/>
+              <w:numPr>
+                <w:ilvl w:val="0"/>
+                <w:numId w:val="8"/>
+              </w:numPr>
+              <w:spacing w:after="0" w:line="240" w:lineRule="auto"/>
+            </w:pPr>
+            <w:r>
+              <w:t xml:space="preserve">No </w:t>
+            </w:r>
+            <w:r>
+              <w:t>fewer</w:t>
+            </w:r>
+            <w:r>
+              <w:t xml:space="preserve"> </w:t>
+            </w:r>
+            <w:r>
+              <w:t>than</w:t>
+            </w:r>
+            <w:r>
+              <w:t xml:space="preserve"> 3 contacts that currently use the existing CRM system</w:t>
+            </w:r>
+          </w:p>
+        </w:tc>
+        <w:tc>
+          <w:tcPr>
+            <w:tcW w:w="1615" w:type="dxa"/>
+            <w:shd w:val="clear" w:color="auto" w:fill="ACB9CA" w:themeFill="text2" w:themeFillTint="66"/>
+          </w:tcPr>
+          <w:p>
+            <w:r>
+              <w:t>60 Days</w:t>
+            </w:r>
+          </w:p>
           <w:p/>
         </w:tc>
       </w:tr>
@@ -3014,96 +3337,58 @@
             <w:pPr>
               <w:jc w:val="center"/>
             </w:pPr>
+            <w:r>
+              <w:t>4.</w:t>
+            </w:r>
           </w:p>
         </w:tc>
         <w:tc>
           <w:tcPr>
-            <w:tcW w:w="1369" w:type="dxa"/>
+            <w:tcW w:w="1777" w:type="dxa"/>
             <w:shd w:val="clear" w:color="auto" w:fill="FFFFFF" w:themeFill="background1"/>
           </w:tcPr>
-          <w:p/>
-        </w:tc>
-        <w:tc>
-          <w:tcPr>
-            <w:tcW w:w="5718" w:type="dxa"/>
-            <w:shd w:val="clear" w:color="auto" w:fill="FFFFFF" w:themeFill="background1"/>
-          </w:tcPr>
-          <w:p/>
-        </w:tc>
-        <w:tc>
-          <w:tcPr>
-            <w:tcW w:w="1345" w:type="dxa"/>
-            <w:shd w:val="clear" w:color="auto" w:fill="FFFFFF" w:themeFill="background1"/>
-          </w:tcPr>
-          <w:p/>
-        </w:tc>
-      </w:tr>
-      <w:tr>
-        <w:tc>
-          <w:tcPr>
-            <w:tcW w:w="918" w:type="dxa"/>
-            <w:shd w:val="clear" w:color="auto" w:fill="ACB9CA" w:themeFill="text2" w:themeFillTint="66"/>
-          </w:tcPr>
           <w:p>
-            <w:pPr>
-              <w:jc w:val="center"/>
-            </w:pPr>
+            <w:r>
+              <w:t>On-site</w:t>
+            </w:r>
+            <w:r>
+              <w:t xml:space="preserve"> tour</w:t>
+            </w:r>
           </w:p>
         </w:tc>
         <w:tc>
           <w:tcPr>
-            <w:tcW w:w="1369" w:type="dxa"/>
-            <w:shd w:val="clear" w:color="auto" w:fill="ACB9CA" w:themeFill="text2" w:themeFillTint="66"/>
-          </w:tcPr>
-          <w:p/>
-        </w:tc>
-        <w:tc>
-          <w:tcPr>
-            <w:tcW w:w="5718" w:type="dxa"/>
-            <w:shd w:val="clear" w:color="auto" w:fill="ACB9CA" w:themeFill="text2" w:themeFillTint="66"/>
-          </w:tcPr>
-          <w:p/>
-        </w:tc>
-        <w:tc>
-          <w:tcPr>
-            <w:tcW w:w="1345" w:type="dxa"/>
-            <w:shd w:val="clear" w:color="auto" w:fill="ACB9CA" w:themeFill="text2" w:themeFillTint="66"/>
-          </w:tcPr>
-          <w:p/>
-        </w:tc>
-      </w:tr>
-      <w:tr>
-        <w:tc>
-          <w:tcPr>
-            <w:tcW w:w="918" w:type="dxa"/>
+            <w:tcW w:w="5040" w:type="dxa"/>
             <w:shd w:val="clear" w:color="auto" w:fill="FFFFFF" w:themeFill="background1"/>
           </w:tcPr>
           <w:p>
-            <w:pPr>
-              <w:jc w:val="center"/>
-            </w:pPr>
+            <w:r>
+              <w:t xml:space="preserve">The customer is to provide </w:t>
+            </w:r>
+            <w:r>
+              <w:t>the development team's representatives</w:t>
+            </w:r>
+            <w:r>
+              <w:t xml:space="preserve"> </w:t>
+            </w:r>
+            <w:r>
+              <w:t xml:space="preserve">with </w:t>
+            </w:r>
+            <w:r>
+              <w:t>a tour of the existing hardware.</w:t>
+            </w:r>
           </w:p>
         </w:tc>
         <w:tc>
           <w:tcPr>
-            <w:tcW w:w="1369" w:type="dxa"/>
+            <w:tcW w:w="1615" w:type="dxa"/>
             <w:shd w:val="clear" w:color="auto" w:fill="FFFFFF" w:themeFill="background1"/>
           </w:tcPr>
-          <w:p/>
-        </w:tc>
-        <w:tc>
-          <w:tcPr>
-            <w:tcW w:w="5718" w:type="dxa"/>
-            <w:shd w:val="clear" w:color="auto" w:fill="FFFFFF" w:themeFill="background1"/>
-          </w:tcPr>
-          <w:p/>
-        </w:tc>
-        <w:tc>
-          <w:tcPr>
-            <w:tcW w:w="1345" w:type="dxa"/>
-            <w:shd w:val="clear" w:color="auto" w:fill="FFFFFF" w:themeFill="background1"/>
-          </w:tcPr>
-          <w:p/>
+          <w:p>
+            <w:r>
+              <w:t>60 Days</w:t>
+            </w:r>
+          </w:p>
         </w:tc>
       </w:tr>
     </w:tbl>
@@ -3115,6 +3400,7 @@
       </w:pPr>
       <w:bookmarkStart w:id="5" w:name="_Toc117147390"/>
       <w:r>
+        <w:lastRenderedPageBreak/>
         <w:t xml:space="preserve">A5. </w:t>
       </w:r>
       <w:r>
@@ -3124,10 +3410,161 @@
     </w:p>
     <w:p>
       <w:r>
-        <w:t>Provide a brief overview of what the proposed solution will cover and what the proposed solution will not cover. It is important to set clear boundaries for the project</w:t>
-      </w:r>
-      <w:r>
-        <w:t>.</w:t>
+        <w:t>The system provided will fulfill the following requirements.</w:t>
+      </w:r>
+    </w:p>
+    <w:p>
+      <w:pPr>
+        <w:pStyle w:val="ListParagraph"/>
+        <w:numPr>
+          <w:ilvl w:val="0"/>
+          <w:numId w:val="9"/>
+        </w:numPr>
+        <w:rPr>
+          <w:sz w:val="22"/>
+          <w:szCs w:val="22"/>
+        </w:rPr>
+      </w:pPr>
+      <w:r>
+        <w:rPr>
+          <w:sz w:val="22"/>
+          <w:szCs w:val="22"/>
+        </w:rPr>
+        <w:t>Consolidate all contact</w:t>
+      </w:r>
+      <w:r>
+        <w:rPr>
+          <w:sz w:val="22"/>
+          <w:szCs w:val="22"/>
+        </w:rPr>
+        <w:t>s and business information</w:t>
+      </w:r>
+    </w:p>
+    <w:p>
+      <w:pPr>
+        <w:pStyle w:val="ListParagraph"/>
+        <w:numPr>
+          <w:ilvl w:val="0"/>
+          <w:numId w:val="9"/>
+        </w:numPr>
+        <w:rPr>
+          <w:sz w:val="22"/>
+          <w:szCs w:val="22"/>
+        </w:rPr>
+      </w:pPr>
+      <w:r>
+        <w:rPr>
+          <w:sz w:val="22"/>
+          <w:szCs w:val="22"/>
+        </w:rPr>
+        <w:t>Report the company’s activities and interactions with contacts</w:t>
+      </w:r>
+    </w:p>
+    <w:p>
+      <w:pPr>
+        <w:pStyle w:val="ListParagraph"/>
+        <w:numPr>
+          <w:ilvl w:val="0"/>
+          <w:numId w:val="9"/>
+        </w:numPr>
+        <w:rPr>
+          <w:sz w:val="22"/>
+          <w:szCs w:val="22"/>
+        </w:rPr>
+      </w:pPr>
+      <w:r>
+        <w:rPr>
+          <w:sz w:val="22"/>
+          <w:szCs w:val="22"/>
+        </w:rPr>
+        <w:t xml:space="preserve">Control access to features based on roles and permissions for the company’s users, both on and </w:t>
+      </w:r>
+      <w:r>
+        <w:rPr>
+          <w:sz w:val="22"/>
+          <w:szCs w:val="22"/>
+        </w:rPr>
+        <w:t>off-site</w:t>
+      </w:r>
+    </w:p>
+    <w:p>
+      <w:pPr>
+        <w:pStyle w:val="ListParagraph"/>
+        <w:numPr>
+          <w:ilvl w:val="0"/>
+          <w:numId w:val="9"/>
+        </w:numPr>
+        <w:rPr>
+          <w:sz w:val="22"/>
+          <w:szCs w:val="22"/>
+        </w:rPr>
+      </w:pPr>
+      <w:r>
+        <w:rPr>
+          <w:sz w:val="22"/>
+          <w:szCs w:val="22"/>
+        </w:rPr>
+        <w:t>Manage activities and track sales</w:t>
+      </w:r>
+    </w:p>
+    <w:p>
+      <w:pPr>
+        <w:pStyle w:val="ListParagraph"/>
+        <w:numPr>
+          <w:ilvl w:val="0"/>
+          <w:numId w:val="9"/>
+        </w:numPr>
+        <w:rPr>
+          <w:sz w:val="22"/>
+          <w:szCs w:val="22"/>
+        </w:rPr>
+      </w:pPr>
+      <w:r>
+        <w:rPr>
+          <w:sz w:val="22"/>
+          <w:szCs w:val="22"/>
+        </w:rPr>
+        <w:t xml:space="preserve">Integrate with M365 apps </w:t>
+      </w:r>
+    </w:p>
+    <w:p>
+      <w:pPr>
+        <w:pStyle w:val="ListParagraph"/>
+        <w:numPr>
+          <w:ilvl w:val="0"/>
+          <w:numId w:val="9"/>
+        </w:numPr>
+        <w:rPr>
+          <w:sz w:val="22"/>
+          <w:szCs w:val="22"/>
+        </w:rPr>
+      </w:pPr>
+      <w:r>
+        <w:rPr>
+          <w:sz w:val="22"/>
+          <w:szCs w:val="22"/>
+        </w:rPr>
+        <w:t>Has robust security that meets or exceeds industry standards</w:t>
+      </w:r>
+    </w:p>
+    <w:p>
+      <w:pPr>
+        <w:pStyle w:val="ListParagraph"/>
+        <w:numPr>
+          <w:ilvl w:val="0"/>
+          <w:numId w:val="9"/>
+        </w:numPr>
+        <w:rPr>
+          <w:sz w:val="22"/>
+          <w:szCs w:val="22"/>
+        </w:rPr>
+      </w:pPr>
+      <w:r>
+        <w:rPr>
+          <w:sz w:val="22"/>
+          <w:szCs w:val="22"/>
+        </w:rPr>
+        <w:t xml:space="preserve">Can be enhanced and scaled </w:t>
       </w:r>
     </w:p>
     <w:p>
@@ -3145,22 +3582,80 @@
       <w:bookmarkEnd w:id="6"/>
     </w:p>
     <w:p>
-      <w:pPr>
+      <w:r>
+        <w:t xml:space="preserve">The </w:t>
+      </w:r>
+      <w:r>
+        <w:t xml:space="preserve">front end of the proposed system will include a web-based user interface and </w:t>
+      </w:r>
+      <w:r>
+        <w:t xml:space="preserve">be </w:t>
+      </w:r>
+      <w:r>
+        <w:t>hosted internally on company-owned equipment</w:t>
+      </w:r>
+      <w:r>
+        <w:t xml:space="preserve">.  </w:t>
+      </w:r>
+      <w:r>
+        <w:t>Appropriate firewall configuration and a VPN will allow authorized users to access the front end safely</w:t>
+      </w:r>
+      <w:r>
+        <w:t xml:space="preserve">. </w:t>
+      </w:r>
+    </w:p>
+    <w:p>
+      <w:r>
+        <w:t xml:space="preserve">The </w:t>
+      </w:r>
+      <w:r>
+        <w:t>back end</w:t>
+      </w:r>
+      <w:r>
+        <w:t xml:space="preserve"> will be a </w:t>
+      </w:r>
+      <w:r>
+        <w:t>Java-based</w:t>
+      </w:r>
+      <w:r>
+        <w:t xml:space="preserve"> application </w:t>
+      </w:r>
+      <w:r>
+        <w:t>running on a Windows VM hosted on</w:t>
+      </w:r>
+      <w:r>
+        <w:t xml:space="preserve"> the same locally hosted equipment. Spring Boot will be utilized to interface between the front-end and back-end. This </w:t>
+      </w:r>
+      <w:r>
+        <w:t>provides easy,</w:t>
+      </w:r>
+      <w:r>
+        <w:t xml:space="preserve"> safe access to current databases and other resources. </w:t>
+      </w:r>
+      <w:r>
         <w:rPr>
-          <w:strike/>
+          <w:vertAlign w:val="superscript"/>
         </w:rPr>
-      </w:pPr>
-      <w:r>
-        <w:t xml:space="preserve">Describe the </w:t>
-      </w:r>
-      <w:r>
-        <w:t>front-end and back-end environments</w:t>
-      </w:r>
-      <w:r>
-        <w:t xml:space="preserve"> that the solution will be deployed in.</w:t>
-      </w:r>
-    </w:p>
-    <w:p/>
+        <w:t xml:space="preserve">1 </w:t>
+      </w:r>
+      <w:r>
+        <w:t>The Microsoft Graph API will be used to enable</w:t>
+      </w:r>
+      <w:r>
+        <w:t xml:space="preserve"> bi-directional communication between the back end and M365 apps.</w:t>
+      </w:r>
+    </w:p>
+    <w:p>
+      <w:r>
+        <w:t xml:space="preserve">A subscription to an AI </w:t>
+      </w:r>
+      <w:r>
+        <w:t>forecasting service</w:t>
+      </w:r>
+      <w:r>
+        <w:t xml:space="preserve"> will be included.</w:t>
+      </w:r>
+    </w:p>
     <w:p>
       <w:r>
         <w:br w:type="page"/>
@@ -3182,123 +3677,6 @@
       <w:bookmarkEnd w:id="7"/>
     </w:p>
     <w:p>
-      <w:r>
-        <w:t xml:space="preserve">In the </w:t>
-      </w:r>
-      <w:r>
-        <w:t>subsections</w:t>
-      </w:r>
-      <w:r>
-        <w:t xml:space="preserve"> below</w:t>
-      </w:r>
-      <w:r>
-        <w:t xml:space="preserve">, explain your four distinct requirements, one for each subsection. </w:t>
-      </w:r>
-    </w:p>
-    <w:p>
-      <w:pPr>
-        <w:rPr>
-          <w:i/>
-        </w:rPr>
-      </w:pPr>
-      <w:r>
-        <w:rPr>
-          <w:i/>
-        </w:rPr>
-        <w:t xml:space="preserve">Note: All requirements must be in your own words and </w:t>
-      </w:r>
-      <w:r>
-        <w:rPr>
-          <w:i/>
-        </w:rPr>
-        <w:t xml:space="preserve">must </w:t>
-      </w:r>
-      <w:r>
-        <w:rPr>
-          <w:i/>
-        </w:rPr>
-        <w:t xml:space="preserve">interpret the requirements found in the </w:t>
-      </w:r>
-      <w:r>
-        <w:rPr>
-          <w:i/>
-        </w:rPr>
-        <w:t>“</w:t>
-      </w:r>
-      <w:r>
-        <w:rPr>
-          <w:i/>
-        </w:rPr>
-        <w:t>CRM Requirements</w:t>
-      </w:r>
-      <w:r>
-        <w:rPr>
-          <w:i/>
-        </w:rPr>
-        <w:t>”</w:t>
-      </w:r>
-      <w:r>
-        <w:rPr>
-          <w:i/>
-        </w:rPr>
-        <w:t xml:space="preserve"> </w:t>
-      </w:r>
-      <w:r>
-        <w:rPr>
-          <w:i/>
-        </w:rPr>
-        <w:t>supporting document</w:t>
-      </w:r>
-      <w:r>
-        <w:rPr>
-          <w:i/>
-        </w:rPr>
-        <w:t>. Please do not copy and paste word for word from the requi</w:t>
-      </w:r>
-      <w:r>
-        <w:rPr>
-          <w:i/>
-        </w:rPr>
-        <w:t xml:space="preserve">rements in the </w:t>
-      </w:r>
-      <w:r>
-        <w:rPr>
-          <w:i/>
-        </w:rPr>
-        <w:t>“</w:t>
-      </w:r>
-      <w:r>
-        <w:rPr>
-          <w:i/>
-        </w:rPr>
-        <w:t>CRM Requirements</w:t>
-      </w:r>
-      <w:r>
-        <w:rPr>
-          <w:i/>
-        </w:rPr>
-        <w:t>”</w:t>
-      </w:r>
-      <w:r>
-        <w:rPr>
-          <w:i/>
-        </w:rPr>
-        <w:t xml:space="preserve"> </w:t>
-      </w:r>
-      <w:r>
-        <w:rPr>
-          <w:i/>
-        </w:rPr>
-        <w:t>supporting document</w:t>
-      </w:r>
-      <w:r>
-        <w:rPr>
-          <w:i/>
-        </w:rPr>
-        <w:t xml:space="preserve">. </w:t>
-      </w:r>
-    </w:p>
-    <w:p>
       <w:pPr>
         <w:pStyle w:val="Heading2"/>
         <w:ind w:left="450"/>
@@ -3312,18 +3690,255 @@
     <w:p>
       <w:pPr>
         <w:ind w:left="450"/>
-      </w:pPr>
-      <w:r>
-        <w:t>Explain</w:t>
-      </w:r>
-      <w:r>
-        <w:t xml:space="preserve"> </w:t>
-      </w:r>
-      <w:r>
-        <w:t>how your software solution addresses a distinct business requirement</w:t>
-      </w:r>
-      <w:r>
-        <w:t>.</w:t>
+        <w:rPr>
+          <w:u w:val="single"/>
+        </w:rPr>
+      </w:pPr>
+      <w:r>
+        <w:rPr>
+          <w:u w:val="single"/>
+        </w:rPr>
+        <w:t>Reporting:</w:t>
+      </w:r>
+    </w:p>
+    <w:p>
+      <w:pPr>
+        <w:ind w:left="450"/>
+      </w:pPr>
+      <w:r>
+        <w:t xml:space="preserve">The supplied system will provide the user with </w:t>
+      </w:r>
+      <w:r>
+        <w:t>sufficient options for generating</w:t>
+      </w:r>
+      <w:r>
+        <w:t xml:space="preserve"> predefined and custom reports to meet their needs. This will include options for filtering, formatting, querying, and exporting data. The user will also be able to customize these options by using familiar </w:t>
+      </w:r>
+      <w:r>
+        <w:t>text-based</w:t>
+      </w:r>
+      <w:r>
+        <w:t xml:space="preserve"> code. This code will be similar to the code used in Excel for macros and such.</w:t>
+      </w:r>
+    </w:p>
+    <w:p>
+      <w:pPr>
+        <w:ind w:left="450"/>
+      </w:pPr>
+      <w:r>
+        <w:t>The required reporting capabilities will be included in the supplied system as follows:</w:t>
+      </w:r>
+    </w:p>
+    <w:p>
+      <w:pPr>
+        <w:pStyle w:val="ListParagraph"/>
+        <w:numPr>
+          <w:ilvl w:val="0"/>
+          <w:numId w:val="10"/>
+        </w:numPr>
+      </w:pPr>
+      <w:r>
+        <w:t xml:space="preserve">High and </w:t>
+      </w:r>
+      <w:r>
+        <w:t>low-level</w:t>
+      </w:r>
+      <w:r>
+        <w:t xml:space="preserve"> reporting</w:t>
+      </w:r>
+      <w:r>
+        <w:t>,</w:t>
+      </w:r>
+      <w:r>
+        <w:t xml:space="preserve"> which will include </w:t>
+      </w:r>
+      <w:r>
+        <w:t xml:space="preserve">a </w:t>
+      </w:r>
+      <w:r>
+        <w:t>customizable dashboard and automated</w:t>
+      </w:r>
+      <w:r>
+        <w:t>,</w:t>
+      </w:r>
+      <w:r>
+        <w:t xml:space="preserve"> configurable executive-level </w:t>
+      </w:r>
+      <w:r>
+        <w:t>summary</w:t>
+      </w:r>
+      <w:r>
+        <w:t xml:space="preserve"> reports</w:t>
+      </w:r>
+    </w:p>
+    <w:p>
+      <w:pPr>
+        <w:pStyle w:val="ListParagraph"/>
+        <w:numPr>
+          <w:ilvl w:val="0"/>
+          <w:numId w:val="10"/>
+        </w:numPr>
+      </w:pPr>
+      <w:r>
+        <w:t>A point and click UI to browse displayed data</w:t>
+      </w:r>
+    </w:p>
+    <w:p>
+      <w:pPr>
+        <w:pStyle w:val="ListParagraph"/>
+        <w:numPr>
+          <w:ilvl w:val="0"/>
+          <w:numId w:val="10"/>
+        </w:numPr>
+      </w:pPr>
+      <w:r>
+        <w:t>User access control to provide need-based security and access to sensitive data</w:t>
+      </w:r>
+    </w:p>
+    <w:p>
+      <w:pPr>
+        <w:pStyle w:val="ListParagraph"/>
+        <w:numPr>
+          <w:ilvl w:val="0"/>
+          <w:numId w:val="10"/>
+        </w:numPr>
+      </w:pPr>
+      <w:r>
+        <w:t>The ability to save and archive reports and the creation of report templates</w:t>
+      </w:r>
+    </w:p>
+    <w:p>
+      <w:pPr>
+        <w:pStyle w:val="ListParagraph"/>
+        <w:numPr>
+          <w:ilvl w:val="0"/>
+          <w:numId w:val="10"/>
+        </w:numPr>
+      </w:pPr>
+      <w:r>
+        <w:t xml:space="preserve">Allowing the saving and reusing of filters </w:t>
+      </w:r>
+    </w:p>
+    <w:p>
+      <w:pPr>
+        <w:pStyle w:val="ListParagraph"/>
+        <w:numPr>
+          <w:ilvl w:val="0"/>
+          <w:numId w:val="10"/>
+        </w:numPr>
+      </w:pPr>
+      <w:r>
+        <w:t>Configurable historical data reporting capabilities</w:t>
+      </w:r>
+    </w:p>
+    <w:p>
+      <w:pPr>
+        <w:ind w:left="450"/>
+      </w:pPr>
+    </w:p>
+    <w:p>
+      <w:pPr>
+        <w:ind w:left="450"/>
+      </w:pPr>
+      <w:r>
+        <w:rPr>
+          <w:u w:val="single"/>
+        </w:rPr>
+        <w:t>Activity Management</w:t>
+      </w:r>
+      <w:r>
+        <w:t>:</w:t>
+      </w:r>
+    </w:p>
+    <w:p>
+      <w:pPr>
+        <w:ind w:left="450"/>
+      </w:pPr>
+      <w:r>
+        <w:t xml:space="preserve">The system will fully integrate with </w:t>
+      </w:r>
+      <w:r>
+        <w:t>M365</w:t>
+      </w:r>
+      <w:r>
+        <w:t xml:space="preserve"> applications by utilizing the </w:t>
+      </w:r>
+      <w:r>
+        <w:rPr>
+          <w:vertAlign w:val="superscript"/>
+        </w:rPr>
+        <w:t>1</w:t>
+      </w:r>
+      <w:r>
+        <w:t>Microsoft Graph API. This will allow the system to mirror meetings and visit information from apps such as MS Teams.</w:t>
+      </w:r>
+    </w:p>
+    <w:p>
+      <w:pPr>
+        <w:ind w:left="450"/>
+      </w:pPr>
+      <w:r>
+        <w:t>The required activity management capabilities will be included in the supplied system as follows;</w:t>
+      </w:r>
+    </w:p>
+    <w:p>
+      <w:pPr>
+        <w:pStyle w:val="ListParagraph"/>
+        <w:numPr>
+          <w:ilvl w:val="0"/>
+          <w:numId w:val="12"/>
+        </w:numPr>
+      </w:pPr>
+      <w:r>
+        <w:t>Two-way</w:t>
+      </w:r>
+      <w:r>
+        <w:t xml:space="preserve"> communication between all M365 apps via the </w:t>
+      </w:r>
+      <w:r>
+        <w:rPr>
+          <w:vertAlign w:val="superscript"/>
+        </w:rPr>
+        <w:t>1</w:t>
+      </w:r>
+      <w:r>
+        <w:t>Microsoft Graph API</w:t>
+      </w:r>
+    </w:p>
+    <w:p>
+      <w:pPr>
+        <w:pStyle w:val="ListParagraph"/>
+        <w:numPr>
+          <w:ilvl w:val="0"/>
+          <w:numId w:val="12"/>
+        </w:numPr>
+      </w:pPr>
+      <w:r>
+        <w:t>A ticket system will be provided that will include a simple workflow. The ticket system will allow for customizable actions to cover any interaction with a contact.</w:t>
+      </w:r>
+    </w:p>
+    <w:p>
+      <w:pPr>
+        <w:pStyle w:val="ListParagraph"/>
+        <w:numPr>
+          <w:ilvl w:val="0"/>
+          <w:numId w:val="12"/>
+        </w:numPr>
+      </w:pPr>
+      <w:r>
+        <w:t xml:space="preserve">The ability to export and import data safely using </w:t>
+      </w:r>
+      <w:r>
+        <w:t>industry-standard</w:t>
+      </w:r>
+      <w:r>
+        <w:t xml:space="preserve"> safeguards</w:t>
+      </w:r>
+      <w:r>
+        <w:t>, along with the use of PKI keys and two-factor</w:t>
+      </w:r>
+      <w:r>
+        <w:t xml:space="preserve"> authentication. </w:t>
       </w:r>
     </w:p>
     <w:p>
@@ -3346,16 +3961,280 @@
         <w:ind w:left="450"/>
       </w:pPr>
       <w:r>
-        <w:t>Explain</w:t>
+        <w:t xml:space="preserve">The supplied system will match the </w:t>
+      </w:r>
+      <w:r>
+        <w:t>current system's demand capability</w:t>
+      </w:r>
+      <w:r>
+        <w:t xml:space="preserve">. A benefit of using existing hardware is </w:t>
+      </w:r>
+      <w:r>
+        <w:t xml:space="preserve">that </w:t>
+      </w:r>
+      <w:r>
+        <w:t xml:space="preserve">expanding the </w:t>
+      </w:r>
+      <w:r>
+        <w:t xml:space="preserve">number of users </w:t>
+      </w:r>
+      <w:r>
+        <w:t>simultaneously</w:t>
+      </w:r>
+      <w:r>
+        <w:t xml:space="preserve"> is as easy as purchasing additional hardware. </w:t>
+      </w:r>
+    </w:p>
+    <w:p>
+      <w:pPr>
+        <w:ind w:left="450"/>
+        <w:rPr>
+          <w:u w:val="single"/>
+        </w:rPr>
+      </w:pPr>
+      <w:r>
+        <w:rPr>
+          <w:u w:val="single"/>
+        </w:rPr>
+        <w:t>OS and Browser support</w:t>
+      </w:r>
+    </w:p>
+    <w:p>
+      <w:pPr>
+        <w:pStyle w:val="ListParagraph"/>
+        <w:numPr>
+          <w:ilvl w:val="0"/>
+          <w:numId w:val="15"/>
+        </w:numPr>
+      </w:pPr>
+      <w:r>
+        <w:t xml:space="preserve">The supplied system will be compatible with any OS that has </w:t>
+      </w:r>
+      <w:r>
+        <w:t>a browser capable of running HTML</w:t>
+      </w:r>
+      <w:r>
+        <w:t xml:space="preserve"> scripts.</w:t>
+      </w:r>
+    </w:p>
+    <w:p>
+      <w:pPr>
+        <w:pStyle w:val="ListParagraph"/>
+        <w:numPr>
+          <w:ilvl w:val="0"/>
+          <w:numId w:val="15"/>
+        </w:numPr>
+        <w:rPr>
+          <w:u w:val="single"/>
+        </w:rPr>
+      </w:pPr>
+      <w:r>
+        <w:t>A mobile application for Android and iOS will be provided.</w:t>
+      </w:r>
+    </w:p>
+    <w:p>
+      <w:pPr>
+        <w:ind w:left="450"/>
+      </w:pPr>
+      <w:r>
+        <w:rPr>
+          <w:u w:val="single"/>
+        </w:rPr>
+        <w:t>Contact Management</w:t>
+      </w:r>
+    </w:p>
+    <w:p>
+      <w:pPr>
+        <w:ind w:left="450"/>
+      </w:pPr>
+      <w:r>
+        <w:lastRenderedPageBreak/>
+        <w:t xml:space="preserve">The supplied system will </w:t>
+      </w:r>
+      <w:r>
+        <w:t>be able</w:t>
+      </w:r>
+      <w:r>
+        <w:t xml:space="preserve"> to categorize business and end users.</w:t>
+      </w:r>
+      <w:r>
+        <w:t xml:space="preserve"> A</w:t>
       </w:r>
       <w:r>
         <w:t xml:space="preserve"> </w:t>
       </w:r>
       <w:r>
-        <w:t>how your software solution addresses a distinct user requirement</w:t>
-      </w:r>
-      <w:r>
-        <w:t>.</w:t>
+        <w:t>d</w:t>
+      </w:r>
+      <w:r>
+        <w:t xml:space="preserve">atabase will be </w:t>
+      </w:r>
+      <w:r>
+        <w:t>used to store the terms and conditions governing how each user may or may not be contacted,</w:t>
+      </w:r>
+      <w:r>
+        <w:t xml:space="preserve"> along with how their details may be used. This database will be securely </w:t>
+      </w:r>
+      <w:r>
+        <w:t xml:space="preserve">linked to each user account and </w:t>
+      </w:r>
+      <w:r>
+        <w:t>configurable</w:t>
+      </w:r>
+      <w:r>
+        <w:t xml:space="preserve"> by the user. Additionally, these attributes can be changed during a contact </w:t>
+      </w:r>
+      <w:r>
+        <w:t>with</w:t>
+      </w:r>
+      <w:r>
+        <w:t xml:space="preserve"> a </w:t>
+      </w:r>
+      <w:r>
+        <w:t>member of the company’s team.</w:t>
+      </w:r>
+    </w:p>
+    <w:p>
+      <w:pPr>
+        <w:ind w:left="450"/>
+      </w:pPr>
+      <w:r>
+        <w:t>How rules and requirements will be handled:</w:t>
+      </w:r>
+    </w:p>
+    <w:p>
+      <w:pPr>
+        <w:pStyle w:val="ListParagraph"/>
+        <w:numPr>
+          <w:ilvl w:val="0"/>
+          <w:numId w:val="16"/>
+        </w:numPr>
+      </w:pPr>
+      <w:r>
+        <w:t xml:space="preserve">The system will have the ability to detect </w:t>
+      </w:r>
+      <w:r>
+        <w:t>attempts</w:t>
+      </w:r>
+      <w:r>
+        <w:t xml:space="preserve"> to create duplicate businesses </w:t>
+      </w:r>
+    </w:p>
+    <w:p>
+      <w:pPr>
+        <w:pStyle w:val="ListParagraph"/>
+        <w:numPr>
+          <w:ilvl w:val="0"/>
+          <w:numId w:val="16"/>
+        </w:numPr>
+      </w:pPr>
+      <w:r>
+        <w:t xml:space="preserve">Each created business will be a single </w:t>
+      </w:r>
+      <w:r>
+        <w:t>overarching</w:t>
+      </w:r>
+      <w:r>
+        <w:t xml:space="preserve"> entity</w:t>
+      </w:r>
+    </w:p>
+    <w:p>
+      <w:pPr>
+        <w:pStyle w:val="ListParagraph"/>
+        <w:numPr>
+          <w:ilvl w:val="0"/>
+          <w:numId w:val="16"/>
+        </w:numPr>
+      </w:pPr>
+      <w:r>
+        <w:t xml:space="preserve">Multiple contacts can be associated with multiple </w:t>
+      </w:r>
+      <w:r>
+        <w:t>businesses</w:t>
+      </w:r>
+      <w:r>
+        <w:t>, offices, or subcompanies</w:t>
+      </w:r>
+    </w:p>
+    <w:p>
+      <w:pPr>
+        <w:pStyle w:val="ListParagraph"/>
+        <w:numPr>
+          <w:ilvl w:val="0"/>
+          <w:numId w:val="16"/>
+        </w:numPr>
+      </w:pPr>
+      <w:r>
+        <w:t>Contacts can be associated with multiple roles, businesses, and offices</w:t>
+      </w:r>
+    </w:p>
+    <w:p>
+      <w:pPr>
+        <w:pStyle w:val="ListParagraph"/>
+        <w:numPr>
+          <w:ilvl w:val="0"/>
+          <w:numId w:val="16"/>
+        </w:numPr>
+      </w:pPr>
+      <w:r>
+        <w:t>Contact attributes can be modified at any time by an authorized user</w:t>
+      </w:r>
+    </w:p>
+    <w:p>
+      <w:pPr>
+        <w:pStyle w:val="ListParagraph"/>
+        <w:numPr>
+          <w:ilvl w:val="0"/>
+          <w:numId w:val="16"/>
+        </w:numPr>
+      </w:pPr>
+      <w:r>
+        <w:t>The system will notify and ask the appropriate individuals for approval before accepting the modification of contact attributes</w:t>
+      </w:r>
+    </w:p>
+    <w:p>
+      <w:pPr>
+        <w:pStyle w:val="ListParagraph"/>
+        <w:numPr>
+          <w:ilvl w:val="0"/>
+          <w:numId w:val="16"/>
+        </w:numPr>
+      </w:pPr>
+      <w:r>
+        <w:t xml:space="preserve">Incomplete entries will be accepted; A flag and notification will be sent to </w:t>
+      </w:r>
+      <w:r>
+        <w:t>the</w:t>
+      </w:r>
+      <w:r>
+        <w:t xml:space="preserve"> account of a configured user.</w:t>
+      </w:r>
+    </w:p>
+    <w:p>
+      <w:pPr>
+        <w:pStyle w:val="ListParagraph"/>
+        <w:numPr>
+          <w:ilvl w:val="0"/>
+          <w:numId w:val="16"/>
+        </w:numPr>
+      </w:pPr>
+      <w:r>
+        <w:t xml:space="preserve">By using the call function in MS Teams, along with </w:t>
+      </w:r>
+      <w:r>
+        <w:rPr>
+          <w:vertAlign w:val="superscript"/>
+        </w:rPr>
+        <w:t>1</w:t>
+      </w:r>
+      <w:r>
+        <w:t>Microsoft Graph API, the user will be able to tag inquiries to existing business and contacts</w:t>
+      </w:r>
+      <w:r>
+        <w:t>,</w:t>
+      </w:r>
+      <w:r>
+        <w:t xml:space="preserve"> or new business and contacts can be created.</w:t>
       </w:r>
     </w:p>
     <w:p>
@@ -3374,19 +4253,348 @@
     </w:p>
     <w:p>
       <w:pPr>
+        <w:ind w:firstLine="450"/>
+      </w:pPr>
+      <w:r>
+        <w:rPr>
+          <w:u w:val="single"/>
+        </w:rPr>
+        <w:t>Ticketing System:</w:t>
+      </w:r>
+    </w:p>
+    <w:p>
+      <w:pPr>
         <w:ind w:left="450"/>
       </w:pPr>
       <w:r>
-        <w:t>Explain</w:t>
-      </w:r>
-      <w:r>
-        <w:t xml:space="preserve"> </w:t>
-      </w:r>
-      <w:r>
-        <w:t>how your software solution addresses a distinct functional requirement</w:t>
-      </w:r>
-      <w:r>
-        <w:t>.</w:t>
+        <w:t xml:space="preserve">The system </w:t>
+      </w:r>
+      <w:r>
+        <w:t>will include a fully configurable ticketing system that allows</w:t>
+      </w:r>
+      <w:r>
+        <w:t xml:space="preserve"> the entry and tracking of communications and inquiries for contacts. The ticketing system will track who called, </w:t>
+      </w:r>
+      <w:r>
+        <w:t>call notes, and follow-up</w:t>
+      </w:r>
+      <w:r>
+        <w:t xml:space="preserve"> information. Modifications and updates to tickets will be saved and </w:t>
+      </w:r>
+      <w:r>
+        <w:t>recorded in a history system that allows</w:t>
+      </w:r>
+      <w:r>
+        <w:t xml:space="preserve"> tracking and monitoring. </w:t>
+      </w:r>
+      <w:r>
+        <w:t xml:space="preserve">Using the </w:t>
+      </w:r>
+      <w:r>
+        <w:rPr>
+          <w:vertAlign w:val="superscript"/>
+        </w:rPr>
+        <w:t>1</w:t>
+      </w:r>
+      <w:r>
+        <w:t>Microsoft Graph API</w:t>
+      </w:r>
+      <w:r>
+        <w:t>, email replies can be detected, and updates can automatically be made to the associated ticket.</w:t>
+      </w:r>
+    </w:p>
+    <w:p>
+      <w:pPr>
+        <w:ind w:left="450"/>
+        <w:rPr>
+          <w:u w:val="single"/>
+        </w:rPr>
+      </w:pPr>
+      <w:r>
+        <w:rPr>
+          <w:u w:val="single"/>
+        </w:rPr>
+        <w:t>Order Management:</w:t>
+      </w:r>
+    </w:p>
+    <w:p>
+      <w:pPr>
+        <w:ind w:left="450"/>
+      </w:pPr>
+      <w:r>
+        <w:t xml:space="preserve">The system will </w:t>
+      </w:r>
+      <w:r>
+        <w:t xml:space="preserve">enable order management and </w:t>
+      </w:r>
+      <w:r>
+        <w:t xml:space="preserve">the process of turning a quote into an order and a completed sale. </w:t>
+      </w:r>
+    </w:p>
+    <w:p>
+      <w:pPr>
+        <w:ind w:left="450"/>
+      </w:pPr>
+      <w:r>
+        <w:t xml:space="preserve">Attributes </w:t>
+      </w:r>
+      <w:r>
+        <w:t xml:space="preserve">that </w:t>
+      </w:r>
+      <w:r>
+        <w:t>the order management system will provide:</w:t>
+      </w:r>
+    </w:p>
+    <w:p>
+      <w:pPr>
+        <w:pStyle w:val="ListParagraph"/>
+        <w:numPr>
+          <w:ilvl w:val="0"/>
+          <w:numId w:val="17"/>
+        </w:numPr>
+      </w:pPr>
+      <w:r>
+        <w:t>Order tracking and updates sent to the customer and sales personnel if desired</w:t>
+      </w:r>
+    </w:p>
+    <w:p>
+      <w:pPr>
+        <w:pStyle w:val="ListParagraph"/>
+        <w:numPr>
+          <w:ilvl w:val="0"/>
+          <w:numId w:val="17"/>
+        </w:numPr>
+      </w:pPr>
+      <w:r>
+        <w:t>Order entry will be possible for approved users</w:t>
+      </w:r>
+    </w:p>
+    <w:p>
+      <w:pPr>
+        <w:pStyle w:val="ListParagraph"/>
+        <w:numPr>
+          <w:ilvl w:val="0"/>
+          <w:numId w:val="17"/>
+        </w:numPr>
+      </w:pPr>
+      <w:r>
+        <w:t>An automated process to convert a quote to an order will be provided</w:t>
+      </w:r>
+    </w:p>
+    <w:p>
+      <w:pPr>
+        <w:pStyle w:val="ListParagraph"/>
+        <w:numPr>
+          <w:ilvl w:val="0"/>
+          <w:numId w:val="17"/>
+        </w:numPr>
+      </w:pPr>
+      <w:r>
+        <w:t>A flag will be provided at the time of order entry that will allow for automated re-ordering of products</w:t>
+      </w:r>
+    </w:p>
+    <w:p>
+      <w:pPr>
+        <w:pStyle w:val="ListParagraph"/>
+        <w:numPr>
+          <w:ilvl w:val="0"/>
+          <w:numId w:val="17"/>
+        </w:numPr>
+      </w:pPr>
+      <w:r>
+        <w:t>The system will provide a process to order parts that can be combined and associated with a chosen product</w:t>
+      </w:r>
+    </w:p>
+    <w:p>
+      <w:pPr>
+        <w:pStyle w:val="ListParagraph"/>
+        <w:numPr>
+          <w:ilvl w:val="0"/>
+          <w:numId w:val="17"/>
+        </w:numPr>
+      </w:pPr>
+      <w:r>
+        <w:t>The customer will have access to a self-service portal that will have several options to allow the customer to request quotes, order approved products, and request customer service</w:t>
+      </w:r>
+    </w:p>
+    <w:p>
+      <w:pPr>
+        <w:ind w:left="810"/>
+      </w:pPr>
+      <w:r>
+        <w:rPr>
+          <w:u w:val="single"/>
+        </w:rPr>
+        <w:t>Contracting:</w:t>
+      </w:r>
+    </w:p>
+    <w:p>
+      <w:pPr>
+        <w:ind w:left="810"/>
+      </w:pPr>
+      <w:r>
+        <w:lastRenderedPageBreak/>
+        <w:t>A system for creating and monitoring the contracting process</w:t>
+      </w:r>
+    </w:p>
+    <w:p>
+      <w:pPr>
+        <w:pStyle w:val="ListParagraph"/>
+        <w:numPr>
+          <w:ilvl w:val="0"/>
+          <w:numId w:val="18"/>
+        </w:numPr>
+      </w:pPr>
+      <w:r>
+        <w:t>The system will allow the creation of contracts along with the ability to save templates</w:t>
+      </w:r>
+    </w:p>
+    <w:p>
+      <w:pPr>
+        <w:pStyle w:val="ListParagraph"/>
+        <w:numPr>
+          <w:ilvl w:val="0"/>
+          <w:numId w:val="18"/>
+        </w:numPr>
+      </w:pPr>
+      <w:r>
+        <w:t xml:space="preserve">The system will utilize </w:t>
+      </w:r>
+      <w:r>
+        <w:t>DocuSign</w:t>
+      </w:r>
+      <w:r>
+        <w:t xml:space="preserve"> to allow customers </w:t>
+      </w:r>
+      <w:r>
+        <w:t>to sign contracts and other documents digitally</w:t>
+      </w:r>
+    </w:p>
+    <w:p>
+      <w:pPr>
+        <w:pStyle w:val="ListParagraph"/>
+        <w:numPr>
+          <w:ilvl w:val="0"/>
+          <w:numId w:val="18"/>
+        </w:numPr>
+      </w:pPr>
+      <w:r>
+        <w:t xml:space="preserve">The system will notify customers and assigned users before a contract term expires. This information will also be provided on </w:t>
+      </w:r>
+      <w:r>
+        <w:t xml:space="preserve">the </w:t>
+      </w:r>
+      <w:r>
+        <w:t>self-serve portal</w:t>
+      </w:r>
+    </w:p>
+    <w:p>
+      <w:pPr>
+        <w:pStyle w:val="ListParagraph"/>
+        <w:numPr>
+          <w:ilvl w:val="0"/>
+          <w:numId w:val="18"/>
+        </w:numPr>
+      </w:pPr>
+      <w:r>
+        <w:t>An authorized user will have the ability to terminate a contract. This will automatically send approval and authorization requests to those involved</w:t>
+      </w:r>
+    </w:p>
+    <w:p>
+      <w:pPr>
+        <w:ind w:left="720"/>
+      </w:pPr>
+      <w:r>
+        <w:rPr>
+          <w:u w:val="single"/>
+        </w:rPr>
+        <w:t>Opportunity Management</w:t>
+      </w:r>
+      <w:r>
+        <w:rPr>
+          <w:u w:val="single"/>
+        </w:rPr>
+        <w:t>:</w:t>
+      </w:r>
+    </w:p>
+    <w:p>
+      <w:pPr>
+        <w:ind w:left="720"/>
+      </w:pPr>
+      <w:r>
+        <w:t>The Opportunity Management system will do the following:</w:t>
+      </w:r>
+    </w:p>
+    <w:p>
+      <w:pPr>
+        <w:pStyle w:val="ListParagraph"/>
+        <w:numPr>
+          <w:ilvl w:val="0"/>
+          <w:numId w:val="20"/>
+        </w:numPr>
+      </w:pPr>
+      <w:r>
+        <w:t>Implement workflows and manage activities for the sales process</w:t>
+      </w:r>
+    </w:p>
+    <w:p>
+      <w:pPr>
+        <w:pStyle w:val="ListParagraph"/>
+        <w:numPr>
+          <w:ilvl w:val="0"/>
+          <w:numId w:val="20"/>
+        </w:numPr>
+      </w:pPr>
+      <w:r>
+        <w:t>The system will create a sales process pipeline that can be tracked</w:t>
+      </w:r>
+    </w:p>
+    <w:p>
+      <w:pPr>
+        <w:pStyle w:val="ListParagraph"/>
+        <w:numPr>
+          <w:ilvl w:val="0"/>
+          <w:numId w:val="20"/>
+        </w:numPr>
+      </w:pPr>
+      <w:r>
+        <w:t xml:space="preserve">The system will </w:t>
+      </w:r>
+      <w:r>
+        <w:t>perform</w:t>
+      </w:r>
+      <w:r>
+        <w:t xml:space="preserve"> win/loss </w:t>
+      </w:r>
+      <w:r>
+        <w:t>analysis</w:t>
+      </w:r>
+      <w:r>
+        <w:t xml:space="preserve"> on sales processes</w:t>
+      </w:r>
+    </w:p>
+    <w:p>
+      <w:pPr>
+        <w:pStyle w:val="ListParagraph"/>
+        <w:numPr>
+          <w:ilvl w:val="0"/>
+          <w:numId w:val="20"/>
+        </w:numPr>
+      </w:pPr>
+      <w:r>
+        <w:t>Perform competitive analysis and competitive product analysis</w:t>
+      </w:r>
+    </w:p>
+    <w:p>
+      <w:pPr>
+        <w:pStyle w:val="ListParagraph"/>
+        <w:numPr>
+          <w:ilvl w:val="0"/>
+          <w:numId w:val="20"/>
+        </w:numPr>
+      </w:pPr>
+      <w:r>
+        <w:t>Automate or seek discount approval if required for a sale</w:t>
       </w:r>
     </w:p>
     <w:p>
@@ -3411,25 +4619,433 @@
     </w:p>
     <w:p>
       <w:pPr>
-        <w:ind w:left="450"/>
-      </w:pPr>
-      <w:r>
-        <w:t>Explain</w:t>
+        <w:ind w:left="720"/>
+      </w:pPr>
+      <w:r>
+        <w:rPr>
+          <w:u w:val="single"/>
+        </w:rPr>
+        <w:t>Hosting:</w:t>
+      </w:r>
+    </w:p>
+    <w:p>
+      <w:pPr>
+        <w:ind w:left="720"/>
+      </w:pPr>
+      <w:r>
+        <w:t xml:space="preserve">Existing equipment will be </w:t>
+      </w:r>
+      <w:r>
+        <w:t>used as long as it is sufficient; additional equipment will be purchased if needed</w:t>
+      </w:r>
+      <w:r>
+        <w:t xml:space="preserve">. An AI service will be </w:t>
+      </w:r>
+      <w:r>
+        <w:t>used, requiring</w:t>
+      </w:r>
+      <w:r>
+        <w:t xml:space="preserve"> a monthly subscription. The use of an AI service </w:t>
+      </w:r>
+      <w:r>
+        <w:t>would require significantly less cost, interaction, and maintenance by onsite personnel if it were</w:t>
+      </w:r>
+      <w:r>
+        <w:t xml:space="preserve"> hosted locally.  All data will be housed </w:t>
+      </w:r>
+      <w:r>
+        <w:t>on-site, except for AI data</w:t>
+      </w:r>
+      <w:r>
+        <w:t>. AI data will be securely transferred and monitored to ensure security. Within the locally hosted environment, an approved</w:t>
+      </w:r>
+      <w:r>
+        <w:t>, secure system will be provided for testing enhancements and changes before deployment to</w:t>
+      </w:r>
+      <w:r>
+        <w:t xml:space="preserve"> production. </w:t>
+      </w:r>
+    </w:p>
+    <w:p>
+      <w:pPr>
+        <w:ind w:left="720"/>
+      </w:pPr>
+      <w:r>
+        <w:rPr>
+          <w:u w:val="single"/>
+        </w:rPr>
+        <w:t>Datatypes:</w:t>
+      </w:r>
+    </w:p>
+    <w:p>
+      <w:pPr>
+        <w:ind w:left="720"/>
+      </w:pPr>
+      <w:r>
+        <w:t xml:space="preserve">The following </w:t>
+      </w:r>
+      <w:r>
+        <w:t>data types</w:t>
       </w:r>
       <w:r>
         <w:t xml:space="preserve"> </w:t>
       </w:r>
       <w:r>
-        <w:t>how your software solution addresses a distinct non</w:t>
-      </w:r>
-      <w:r>
-        <w:t>-</w:t>
-      </w:r>
-      <w:r>
-        <w:t>functional requirement</w:t>
+        <w:t>are</w:t>
+      </w:r>
+      <w:r>
+        <w:t xml:space="preserve"> a high-level overview. The final list of datatypes will be </w:t>
+      </w:r>
+      <w:r>
+        <w:t xml:space="preserve">created after a </w:t>
+      </w:r>
+      <w:r>
+        <w:t>thorough</w:t>
+      </w:r>
+      <w:r>
+        <w:t xml:space="preserve"> review of </w:t>
+      </w:r>
+      <w:r>
+        <w:t>requirements.</w:t>
+      </w:r>
+    </w:p>
+    <w:p>
+      <w:pPr>
+        <w:pStyle w:val="ListParagraph"/>
+        <w:numPr>
+          <w:ilvl w:val="0"/>
+          <w:numId w:val="21"/>
+        </w:numPr>
+      </w:pPr>
+      <w:r>
+        <w:t xml:space="preserve">Stakeholders – Anyone the company interacts with. This can be an individual, </w:t>
+      </w:r>
+      <w:r>
+        <w:t xml:space="preserve">a business, or an </w:t>
+      </w:r>
+      <w:r>
+        <w:t>organization</w:t>
+      </w:r>
+      <w:r>
+        <w:t xml:space="preserve">. Stakeholder status will be </w:t>
+      </w:r>
+      <w:r>
+        <w:t>stored in the contacts database as the “type” attribute</w:t>
       </w:r>
       <w:r>
         <w:t>.</w:t>
+      </w:r>
+    </w:p>
+    <w:p>
+      <w:pPr>
+        <w:pStyle w:val="ListParagraph"/>
+        <w:numPr>
+          <w:ilvl w:val="0"/>
+          <w:numId w:val="21"/>
+        </w:numPr>
+      </w:pPr>
+      <w:r>
+        <w:t>Businesses – Organizations that are supported by the company within the industry</w:t>
+      </w:r>
+    </w:p>
+    <w:p>
+      <w:pPr>
+        <w:pStyle w:val="ListParagraph"/>
+        <w:numPr>
+          <w:ilvl w:val="0"/>
+          <w:numId w:val="21"/>
+        </w:numPr>
+      </w:pPr>
+      <w:r>
+        <w:t>Contacts – Any contacts made</w:t>
+      </w:r>
+    </w:p>
+    <w:p>
+      <w:pPr>
+        <w:ind w:left="720"/>
+      </w:pPr>
+      <w:r>
+        <w:rPr>
+          <w:u w:val="single"/>
+        </w:rPr>
+        <w:t>Quoting:</w:t>
+      </w:r>
+    </w:p>
+    <w:p>
+      <w:pPr>
+        <w:ind w:left="720"/>
+      </w:pPr>
+      <w:r>
+        <w:t>Requirements for Quoting:</w:t>
+      </w:r>
+    </w:p>
+    <w:p>
+      <w:pPr>
+        <w:pStyle w:val="ListParagraph"/>
+        <w:numPr>
+          <w:ilvl w:val="0"/>
+          <w:numId w:val="22"/>
+        </w:numPr>
+      </w:pPr>
+      <w:r>
+        <w:t>Generation of quotes and assembly</w:t>
+      </w:r>
+    </w:p>
+    <w:p>
+      <w:pPr>
+        <w:pStyle w:val="ListParagraph"/>
+        <w:numPr>
+          <w:ilvl w:val="0"/>
+          <w:numId w:val="22"/>
+        </w:numPr>
+      </w:pPr>
+      <w:r>
+        <w:t>Adding</w:t>
+      </w:r>
+      <w:r>
+        <w:t xml:space="preserve"> discounts, tax</w:t>
+      </w:r>
+      <w:r>
+        <w:t>,</w:t>
+      </w:r>
+      <w:r>
+        <w:t xml:space="preserve"> and shipping costs</w:t>
+      </w:r>
+    </w:p>
+    <w:p>
+      <w:pPr>
+        <w:pStyle w:val="ListParagraph"/>
+        <w:numPr>
+          <w:ilvl w:val="0"/>
+          <w:numId w:val="22"/>
+        </w:numPr>
+      </w:pPr>
+      <w:r>
+        <w:t xml:space="preserve">Automatic currency conversion based on the customer account </w:t>
+      </w:r>
+    </w:p>
+    <w:p>
+      <w:pPr>
+        <w:pStyle w:val="ListParagraph"/>
+        <w:numPr>
+          <w:ilvl w:val="0"/>
+          <w:numId w:val="22"/>
+        </w:numPr>
+      </w:pPr>
+      <w:r>
+        <w:t xml:space="preserve">The use of </w:t>
+      </w:r>
+      <w:r>
+        <w:t>DocuSign</w:t>
+      </w:r>
+      <w:r>
+        <w:t xml:space="preserve"> for electronic signatures</w:t>
+      </w:r>
+    </w:p>
+    <w:p>
+      <w:pPr>
+        <w:pStyle w:val="ListParagraph"/>
+        <w:numPr>
+          <w:ilvl w:val="0"/>
+          <w:numId w:val="22"/>
+        </w:numPr>
+      </w:pPr>
+      <w:r>
+        <w:lastRenderedPageBreak/>
+        <w:t xml:space="preserve">Options for </w:t>
+      </w:r>
+      <w:r>
+        <w:t>configuring</w:t>
+      </w:r>
+      <w:r>
+        <w:t xml:space="preserve"> price quote and </w:t>
+      </w:r>
+      <w:r>
+        <w:t>configuring</w:t>
+      </w:r>
+      <w:r>
+        <w:t xml:space="preserve"> pricing</w:t>
+      </w:r>
+    </w:p>
+    <w:p>
+      <w:pPr>
+        <w:pStyle w:val="ListParagraph"/>
+        <w:numPr>
+          <w:ilvl w:val="0"/>
+          <w:numId w:val="22"/>
+        </w:numPr>
+      </w:pPr>
+      <w:r>
+        <w:t>Ability to perform substitutions if a product is unavailable</w:t>
+      </w:r>
+    </w:p>
+    <w:p>
+      <w:pPr>
+        <w:pStyle w:val="ListParagraph"/>
+        <w:numPr>
+          <w:ilvl w:val="0"/>
+          <w:numId w:val="22"/>
+        </w:numPr>
+      </w:pPr>
+      <w:r>
+        <w:t>Tracking of inventory and availability</w:t>
+      </w:r>
+    </w:p>
+    <w:p>
+      <w:pPr>
+        <w:pStyle w:val="ListParagraph"/>
+        <w:numPr>
+          <w:ilvl w:val="0"/>
+          <w:numId w:val="22"/>
+        </w:numPr>
+      </w:pPr>
+      <w:r>
+        <w:t>Forecasting</w:t>
+      </w:r>
+      <w:r>
+        <w:t xml:space="preserve"> of shipping prices</w:t>
+      </w:r>
+    </w:p>
+    <w:p>
+      <w:pPr>
+        <w:pStyle w:val="ListParagraph"/>
+        <w:numPr>
+          <w:ilvl w:val="0"/>
+          <w:numId w:val="22"/>
+        </w:numPr>
+      </w:pPr>
+      <w:r>
+        <w:t xml:space="preserve">Integration with </w:t>
+      </w:r>
+      <w:r>
+        <w:t>an</w:t>
+      </w:r>
+      <w:r>
+        <w:t xml:space="preserve"> already established contract that includes pricing promises</w:t>
+      </w:r>
+    </w:p>
+    <w:p>
+      <w:pPr>
+        <w:pStyle w:val="ListParagraph"/>
+        <w:numPr>
+          <w:ilvl w:val="0"/>
+          <w:numId w:val="22"/>
+        </w:numPr>
+      </w:pPr>
+      <w:r>
+        <w:t xml:space="preserve">Efficient and automatic delivery of quotes to </w:t>
+      </w:r>
+      <w:r>
+        <w:t xml:space="preserve">those </w:t>
+      </w:r>
+      <w:r>
+        <w:t>who requested the quote</w:t>
+      </w:r>
+    </w:p>
+    <w:p>
+      <w:pPr>
+        <w:ind w:left="720"/>
+      </w:pPr>
+      <w:r>
+        <w:rPr>
+          <w:u w:val="single"/>
+        </w:rPr>
+        <w:t>Forecasting:</w:t>
+      </w:r>
+    </w:p>
+    <w:p>
+      <w:pPr>
+        <w:ind w:left="720"/>
+      </w:pPr>
+      <w:r>
+        <w:t>The system will include the functionality of forecasting utilizing AI models</w:t>
+      </w:r>
+    </w:p>
+    <w:p>
+      <w:pPr>
+        <w:pStyle w:val="ListParagraph"/>
+        <w:numPr>
+          <w:ilvl w:val="0"/>
+          <w:numId w:val="19"/>
+        </w:numPr>
+      </w:pPr>
+      <w:r>
+        <w:t>Automatic currency adjustments that apply to the user requesting the forecast</w:t>
+      </w:r>
+    </w:p>
+    <w:p>
+      <w:pPr>
+        <w:pStyle w:val="ListParagraph"/>
+        <w:numPr>
+          <w:ilvl w:val="0"/>
+          <w:numId w:val="19"/>
+        </w:numPr>
+      </w:pPr>
+      <w:r>
+        <w:t>Snapshot view of forecasts and the option to compare to other snapshots</w:t>
+      </w:r>
+    </w:p>
+    <w:p>
+      <w:pPr>
+        <w:pStyle w:val="ListParagraph"/>
+        <w:numPr>
+          <w:ilvl w:val="0"/>
+          <w:numId w:val="19"/>
+        </w:numPr>
+      </w:pPr>
+      <w:r>
+        <w:t>Authorized managers will have the ability to adjust forecasts</w:t>
+      </w:r>
+    </w:p>
+    <w:p>
+      <w:pPr>
+        <w:pStyle w:val="ListParagraph"/>
+        <w:numPr>
+          <w:ilvl w:val="0"/>
+          <w:numId w:val="19"/>
+        </w:numPr>
+      </w:pPr>
+      <w:r>
+        <w:t>Utilize AI for the purpose of calculating upsides</w:t>
+      </w:r>
+    </w:p>
+    <w:p>
+      <w:pPr>
+        <w:pStyle w:val="ListParagraph"/>
+        <w:numPr>
+          <w:ilvl w:val="0"/>
+          <w:numId w:val="19"/>
+        </w:numPr>
+      </w:pPr>
+      <w:r>
+        <w:t>Utilize AI for sales distribution</w:t>
+      </w:r>
+    </w:p>
+    <w:p>
+      <w:pPr>
+        <w:pStyle w:val="ListParagraph"/>
+        <w:numPr>
+          <w:ilvl w:val="0"/>
+          <w:numId w:val="19"/>
+        </w:numPr>
+      </w:pPr>
+      <w:r>
+        <w:t>Ability to set forecast periods</w:t>
+      </w:r>
+    </w:p>
+    <w:p>
+      <w:pPr>
+        <w:pStyle w:val="ListParagraph"/>
+        <w:numPr>
+          <w:ilvl w:val="0"/>
+          <w:numId w:val="19"/>
+        </w:numPr>
+      </w:pPr>
+      <w:r>
+        <w:t xml:space="preserve">Utilize AI for product </w:t>
+      </w:r>
+      <w:r>
+        <w:t>forecasting</w:t>
       </w:r>
     </w:p>
     <w:p>
@@ -3536,102 +5152,68 @@
     </w:p>
     <w:p>
       <w:pPr>
+        <w:pStyle w:val="ListParagraph"/>
+        <w:numPr>
+          <w:ilvl w:val="0"/>
+          <w:numId w:val="23"/>
+        </w:numPr>
         <w:tabs>
           <w:tab w:val="left" w:pos="450"/>
         </w:tabs>
-        <w:ind w:left="540"/>
-      </w:pPr>
-      <w:r>
-        <w:t xml:space="preserve">Describe </w:t>
-      </w:r>
-      <w:r>
-        <w:t>at least</w:t>
-      </w:r>
-      <w:r>
-        <w:t xml:space="preserve"> three</w:t>
-      </w:r>
-      <w:r>
-        <w:t xml:space="preserve"> </w:t>
-      </w:r>
-      <w:r>
-        <w:t xml:space="preserve">advantages of the </w:t>
-      </w:r>
-      <w:r>
-        <w:t xml:space="preserve">Agile </w:t>
-      </w:r>
-      <w:r>
-        <w:t xml:space="preserve">methodology and how they will benefit this project.  </w:t>
-      </w:r>
-    </w:p>
-    <w:p>
-      <w:pPr>
-        <w:pStyle w:val="Heading2"/>
-        <w:ind w:left="540"/>
-      </w:pPr>
-      <w:bookmarkStart w:id="15" w:name="_Toc117147400"/>
-      <w:r>
-        <w:t>Disadvantages of the Agile Method</w:t>
-      </w:r>
-      <w:bookmarkEnd w:id="15"/>
-    </w:p>
-    <w:p>
-      <w:pPr>
+      </w:pPr>
+      <w:r>
+        <w:t xml:space="preserve">The requirements for this system include the ability to adapt to increasing users and demand. The agile method </w:t>
+      </w:r>
+      <w:r>
+        <w:t>enables greater</w:t>
+      </w:r>
+      <w:r>
+        <w:t xml:space="preserve"> flexibility and adaptability.</w:t>
+      </w:r>
+    </w:p>
+    <w:p>
+      <w:pPr>
+        <w:pStyle w:val="ListParagraph"/>
+        <w:numPr>
+          <w:ilvl w:val="0"/>
+          <w:numId w:val="23"/>
+        </w:numPr>
         <w:tabs>
           <w:tab w:val="left" w:pos="450"/>
         </w:tabs>
-        <w:ind w:left="540"/>
-      </w:pPr>
-      <w:r>
-        <w:t xml:space="preserve">Describe </w:t>
-      </w:r>
-      <w:r>
-        <w:t xml:space="preserve">at least </w:t>
-      </w:r>
-      <w:r>
-        <w:t>three</w:t>
-      </w:r>
-      <w:r>
-        <w:t xml:space="preserve"> </w:t>
-      </w:r>
-      <w:r>
-        <w:t xml:space="preserve">disadvantages of the </w:t>
-      </w:r>
-      <w:r>
-        <w:t xml:space="preserve">Agile </w:t>
-      </w:r>
-      <w:r>
-        <w:t>methodology and how they may hinder this project.</w:t>
-      </w:r>
-    </w:p>
-    <w:p>
-      <w:pPr>
-        <w:pStyle w:val="Heading2"/>
-        <w:ind w:left="540"/>
-      </w:pPr>
-      <w:bookmarkStart w:id="16" w:name="_Toc117147401"/>
-      <w:r>
-        <w:t xml:space="preserve">Advantages of </w:t>
-      </w:r>
-      <w:r>
-        <w:t>{A Different Method}</w:t>
-      </w:r>
-      <w:bookmarkEnd w:id="16"/>
-    </w:p>
-    <w:p>
-      <w:pPr>
+      </w:pPr>
+      <w:r>
+        <w:t xml:space="preserve">Utilizing the Agile method allows for faster delivery and the realization of value. The system can be deployed </w:t>
+      </w:r>
+      <w:r>
+        <w:t>incrementally, allowing users to start using it</w:t>
+      </w:r>
+      <w:r>
+        <w:t xml:space="preserve"> for certain tasks sooner. </w:t>
+      </w:r>
+    </w:p>
+    <w:p>
+      <w:pPr>
+        <w:pStyle w:val="ListParagraph"/>
+        <w:numPr>
+          <w:ilvl w:val="0"/>
+          <w:numId w:val="23"/>
+        </w:numPr>
         <w:tabs>
           <w:tab w:val="left" w:pos="450"/>
         </w:tabs>
-        <w:ind w:left="540"/>
-      </w:pPr>
-      <w:r>
-        <w:t xml:space="preserve">Describe </w:t>
-      </w:r>
-      <w:r>
-        <w:t xml:space="preserve">at least three </w:t>
-      </w:r>
-      <w:r>
-        <w:t xml:space="preserve">advantages of a different methodology and how they will benefit this project.  </w:t>
+      </w:pPr>
+      <w:r>
+        <w:t xml:space="preserve">The agile methodology promotes a close collaborative environment between the users, stakeholders, and developers. This allows </w:t>
+      </w:r>
+      <w:r>
+        <w:t xml:space="preserve">the system to be somewhat tailored to </w:t>
+      </w:r>
+      <w:r>
+        <w:t>users' and stakeholders'</w:t>
+      </w:r>
+      <w:r>
+        <w:t xml:space="preserve"> needs and wants.</w:t>
       </w:r>
     </w:p>
     <w:p>
@@ -3639,36 +5221,211 @@
         <w:pStyle w:val="Heading2"/>
         <w:ind w:left="540"/>
       </w:pPr>
-      <w:bookmarkStart w:id="17" w:name="_Toc117147402"/>
-      <w:r>
-        <w:t>Disadvantages of {A Different Method}</w:t>
-      </w:r>
-      <w:bookmarkEnd w:id="17"/>
-    </w:p>
-    <w:p>
-      <w:pPr>
+      <w:bookmarkStart w:id="15" w:name="_Toc117147400"/>
+      <w:r>
+        <w:t>Disadvantages of the Agile Method</w:t>
+      </w:r>
+      <w:bookmarkEnd w:id="15"/>
+    </w:p>
+    <w:p>
+      <w:pPr>
+        <w:pStyle w:val="ListParagraph"/>
+        <w:numPr>
+          <w:ilvl w:val="0"/>
+          <w:numId w:val="24"/>
+        </w:numPr>
         <w:tabs>
           <w:tab w:val="left" w:pos="450"/>
         </w:tabs>
-        <w:ind w:left="540"/>
-      </w:pPr>
-      <w:r>
-        <w:t xml:space="preserve">Describe </w:t>
-      </w:r>
-      <w:r>
-        <w:t xml:space="preserve">three </w:t>
-      </w:r>
-      <w:r>
-        <w:t>disadvantages of a different methodology and how they may hinder this project.</w:t>
-      </w:r>
-    </w:p>
-    <w:p>
-      <w:pPr>
+      </w:pPr>
+      <w:r>
+        <w:t>It may be difficult to predict the final cost and schedule for the system due to the flexibility and iterative nature of the agile methodology.</w:t>
+      </w:r>
+    </w:p>
+    <w:p>
+      <w:pPr>
+        <w:pStyle w:val="ListParagraph"/>
+        <w:numPr>
+          <w:ilvl w:val="0"/>
+          <w:numId w:val="24"/>
+        </w:numPr>
         <w:tabs>
           <w:tab w:val="left" w:pos="450"/>
         </w:tabs>
+      </w:pPr>
+      <w:r>
+        <w:t xml:space="preserve">There is a possibility that the users and stakeholders will not always be available to discuss the system or provide meaningful feedback. They have many other responsibilities and commitments. The added workload of communication with development may not seem immediately valuable. </w:t>
+      </w:r>
+    </w:p>
+    <w:p>
+      <w:pPr>
+        <w:pStyle w:val="ListParagraph"/>
+        <w:numPr>
+          <w:ilvl w:val="0"/>
+          <w:numId w:val="24"/>
+        </w:numPr>
+        <w:tabs>
+          <w:tab w:val="left" w:pos="450"/>
+        </w:tabs>
+      </w:pPr>
+      <w:r>
+        <w:lastRenderedPageBreak/>
+        <w:t xml:space="preserve">The chance of scope creep is a disadvantage if not monitored and handled appropriately. Development can spend more time adding and removing features </w:t>
+      </w:r>
+      <w:r>
+        <w:t xml:space="preserve">at </w:t>
+      </w:r>
+      <w:r>
+        <w:t>the direction of users and stakeholders</w:t>
+      </w:r>
+      <w:r>
+        <w:t>, rather than spending</w:t>
+      </w:r>
+      <w:r>
+        <w:t xml:space="preserve"> appropriate time maintaining existing increments.</w:t>
+      </w:r>
+    </w:p>
+    <w:p>
+      <w:pPr>
+        <w:pStyle w:val="Heading2"/>
         <w:ind w:left="540"/>
       </w:pPr>
+      <w:bookmarkStart w:id="16" w:name="_Toc117147401"/>
+      <w:r>
+        <w:t xml:space="preserve">Advantages of </w:t>
+      </w:r>
+      <w:bookmarkEnd w:id="16"/>
+      <w:r>
+        <w:t>The WATERFALL METHOD</w:t>
+      </w:r>
+    </w:p>
+    <w:p>
+      <w:pPr>
+        <w:pStyle w:val="ListParagraph"/>
+        <w:numPr>
+          <w:ilvl w:val="0"/>
+          <w:numId w:val="25"/>
+        </w:numPr>
+        <w:tabs>
+          <w:tab w:val="left" w:pos="450"/>
+        </w:tabs>
+      </w:pPr>
+      <w:r>
+        <w:t xml:space="preserve">There is </w:t>
+      </w:r>
+      <w:r>
+        <w:t xml:space="preserve">a </w:t>
+      </w:r>
+      <w:r>
+        <w:t>clear structure and predictability of the development process. This includes a sequential approach to the design, implementation, testing, development, and maintenance of the provided system</w:t>
+      </w:r>
+    </w:p>
+    <w:p>
+      <w:pPr>
+        <w:pStyle w:val="ListParagraph"/>
+        <w:numPr>
+          <w:ilvl w:val="0"/>
+          <w:numId w:val="25"/>
+        </w:numPr>
+        <w:tabs>
+          <w:tab w:val="left" w:pos="450"/>
+        </w:tabs>
+      </w:pPr>
+      <w:r>
+        <w:t xml:space="preserve">There is extensive documentation at the beginning of the project highlighting every aspect of the development process. </w:t>
+      </w:r>
+    </w:p>
+    <w:p>
+      <w:pPr>
+        <w:pStyle w:val="ListParagraph"/>
+        <w:numPr>
+          <w:ilvl w:val="0"/>
+          <w:numId w:val="25"/>
+        </w:numPr>
+        <w:tabs>
+          <w:tab w:val="left" w:pos="450"/>
+        </w:tabs>
+      </w:pPr>
+      <w:r>
+        <w:t xml:space="preserve">Easy management since the project is well defined. This allows the </w:t>
+      </w:r>
+      <w:r>
+        <w:t>design process to be distributed</w:t>
+      </w:r>
+      <w:r>
+        <w:t xml:space="preserve"> among developers and testers. Everyone </w:t>
+      </w:r>
+      <w:r>
+        <w:t>knows</w:t>
+      </w:r>
+      <w:r>
+        <w:t xml:space="preserve"> what has to be done at the beginning of the project </w:t>
+      </w:r>
+    </w:p>
+    <w:p>
+      <w:pPr>
+        <w:pStyle w:val="Heading2"/>
+        <w:ind w:left="540"/>
+      </w:pPr>
+      <w:bookmarkStart w:id="17" w:name="_Toc117147402"/>
+      <w:r>
+        <w:t xml:space="preserve">Disadvantages of </w:t>
+      </w:r>
+      <w:bookmarkEnd w:id="17"/>
+      <w:r>
+        <w:t>The WATERFALL METHOD</w:t>
+      </w:r>
+    </w:p>
+    <w:p>
+      <w:pPr>
+        <w:pStyle w:val="ListParagraph"/>
+        <w:numPr>
+          <w:ilvl w:val="0"/>
+          <w:numId w:val="26"/>
+        </w:numPr>
+        <w:tabs>
+          <w:tab w:val="left" w:pos="450"/>
+        </w:tabs>
+      </w:pPr>
+      <w:r>
+        <w:t>A lack of flexibility and difficulty adapting to change. Since structure and design are decided in the beginning, changes to the requirements would be difficult</w:t>
+      </w:r>
+    </w:p>
+    <w:p>
+      <w:pPr>
+        <w:pStyle w:val="ListParagraph"/>
+        <w:numPr>
+          <w:ilvl w:val="0"/>
+          <w:numId w:val="26"/>
+        </w:numPr>
+        <w:tabs>
+          <w:tab w:val="left" w:pos="450"/>
+        </w:tabs>
+      </w:pPr>
+      <w:r>
+        <w:t>There may be a delay in the discovery of issues and risks. Because testing is usually done at the end of development, bugs and security issues may not get caught until the final testing phase.</w:t>
+      </w:r>
+    </w:p>
+    <w:p>
+      <w:pPr>
+        <w:pStyle w:val="ListParagraph"/>
+        <w:numPr>
+          <w:ilvl w:val="0"/>
+          <w:numId w:val="26"/>
+        </w:numPr>
+        <w:tabs>
+          <w:tab w:val="left" w:pos="450"/>
+        </w:tabs>
+      </w:pPr>
+      <w:r>
+        <w:t xml:space="preserve">Limited user/stakeholder involvement and potential for misalignment. Since the design is decided at the beginning, users/stakeholders are not involved until the system is released. </w:t>
+      </w:r>
+      <w:r>
+        <w:t>On-the-fly</w:t>
+      </w:r>
+      <w:r>
+        <w:t xml:space="preserve"> changes will not be possible</w:t>
+      </w:r>
     </w:p>
     <w:p>
       <w:pPr>
@@ -3676,7 +5433,6 @@
       </w:pPr>
       <w:bookmarkStart w:id="18" w:name="_Toc117147403"/>
       <w:r>
-        <w:lastRenderedPageBreak/>
         <w:t xml:space="preserve">C2. </w:t>
       </w:r>
       <w:r>
@@ -3686,66 +5442,32 @@
     </w:p>
     <w:p>
       <w:r>
-        <w:t xml:space="preserve">Describe why the </w:t>
-      </w:r>
-      <w:r>
-        <w:t xml:space="preserve">Agile </w:t>
-      </w:r>
-      <w:r>
-        <w:t>methodology is the best software development methodology for this project</w:t>
-      </w:r>
-      <w:r>
-        <w:t>, including specific examples to justify your claims</w:t>
-      </w:r>
-      <w:r>
-        <w:t>.</w:t>
-      </w:r>
-    </w:p>
-    <w:p>
-      <w:pPr>
-        <w:rPr>
-          <w:b/>
-        </w:rPr>
-      </w:pPr>
-      <w:r>
-        <w:rPr>
-          <w:b/>
-        </w:rPr>
-        <w:t>O</w:t>
-      </w:r>
-      <w:r>
-        <w:rPr>
-          <w:b/>
-        </w:rPr>
-        <w:t>r</w:t>
-      </w:r>
-    </w:p>
-    <w:p>
-      <w:r>
-        <w:t xml:space="preserve">Provide the details of a different development process and outline why you have selected it and how it </w:t>
-      </w:r>
-      <w:r>
-        <w:t>is</w:t>
-      </w:r>
-      <w:r>
-        <w:t xml:space="preserve"> better suited for this project</w:t>
-      </w:r>
-      <w:r>
-        <w:t>, including specific examples to justify your claims</w:t>
-      </w:r>
-      <w:r>
-        <w:t>.</w:t>
-      </w:r>
-    </w:p>
-    <w:p>
-      <w:pPr>
-        <w:rPr>
-          <w:rFonts w:asciiTheme="majorHAnsi" w:eastAsiaTheme="majorEastAsia" w:hAnsiTheme="majorHAnsi" w:cstheme="majorBidi"/>
-          <w:color w:val="262626" w:themeColor="text1" w:themeTint="D9"/>
-          <w:sz w:val="40"/>
-          <w:szCs w:val="40"/>
-        </w:rPr>
-      </w:pPr>
+        <w:t xml:space="preserve">The </w:t>
+      </w:r>
+      <w:r>
+        <w:t>Agile</w:t>
+      </w:r>
+      <w:r>
+        <w:t xml:space="preserve"> method is the best </w:t>
+      </w:r>
+      <w:r>
+        <w:t xml:space="preserve">given the scope of the requirements and the desire for the system to be flexible for additional users and changing </w:t>
+      </w:r>
+      <w:r>
+        <w:t xml:space="preserve">business conditions. This will </w:t>
+      </w:r>
+      <w:r>
+        <w:t xml:space="preserve">ensure a constant connection between users and stakeholders, enabling the </w:t>
+      </w:r>
+      <w:r>
+        <w:t xml:space="preserve">system to be truly tailored to </w:t>
+      </w:r>
+      <w:r>
+        <w:t>their</w:t>
+      </w:r>
+      <w:r>
+        <w:t xml:space="preserve"> needs and wants. </w:t>
+      </w:r>
     </w:p>
     <w:p>
       <w:pPr>
@@ -3793,55 +5515,6 @@
     </w:p>
     <w:p>
       <w:pPr>
-        <w:rPr>
-          <w:i/>
-        </w:rPr>
-      </w:pPr>
-      <w:r>
-        <w:rPr>
-          <w:i/>
-        </w:rPr>
-        <w:t xml:space="preserve">Note: </w:t>
-      </w:r>
-      <w:r>
-        <w:rPr>
-          <w:i/>
-        </w:rPr>
-        <w:t>You may add subsections here</w:t>
-      </w:r>
-      <w:r>
-        <w:rPr>
-          <w:i/>
-        </w:rPr>
-        <w:t xml:space="preserve"> to fit the needs of the solution. A</w:t>
-      </w:r>
-      <w:r>
-        <w:rPr>
-          <w:i/>
-        </w:rPr>
-        <w:t xml:space="preserve">t least two </w:t>
-      </w:r>
-      <w:r>
-        <w:rPr>
-          <w:i/>
-        </w:rPr>
-        <w:t xml:space="preserve">different </w:t>
-      </w:r>
-      <w:r>
-        <w:rPr>
-          <w:i/>
-        </w:rPr>
-        <w:t>representations of your design</w:t>
-      </w:r>
-      <w:r>
-        <w:rPr>
-          <w:i/>
-        </w:rPr>
-        <w:t xml:space="preserve"> need to be present. </w:t>
-      </w:r>
-    </w:p>
-    <w:p>
-      <w:pPr>
         <w:pStyle w:val="Heading2"/>
         <w:ind w:left="450"/>
       </w:pPr>
@@ -3855,57 +5528,583 @@
       <w:pPr>
         <w:ind w:left="450"/>
       </w:pPr>
-      <w:r>
-        <w:t xml:space="preserve">Provide </w:t>
-      </w:r>
-      <w:r>
-        <w:t xml:space="preserve">the first </w:t>
-      </w:r>
-      <w:r>
-        <w:t xml:space="preserve">representation </w:t>
-      </w:r>
-      <w:r>
-        <w:t>of the application</w:t>
-      </w:r>
-      <w:r>
-        <w:t xml:space="preserve"> (</w:t>
-      </w:r>
-      <w:r>
-        <w:t>e.g., storyboard, flowchart, UML diagram, ERD</w:t>
-      </w:r>
-      <w:r>
-        <w:t xml:space="preserve">, </w:t>
-      </w:r>
-      <w:r>
-        <w:t xml:space="preserve">GUI, </w:t>
-      </w:r>
-      <w:r>
-        <w:t>etc</w:t>
-      </w:r>
-      <w:r>
-        <w:t>.</w:t>
-      </w:r>
-      <w:r>
-        <w:t>)</w:t>
-      </w:r>
-      <w:r>
-        <w:t xml:space="preserve"> and a brief description of the representation.</w:t>
-      </w:r>
     </w:p>
     <w:p>
       <w:pPr>
         <w:ind w:left="450"/>
-      </w:pPr>
+        <w:rPr>
+          <w:u w:val="single"/>
+        </w:rPr>
+      </w:pPr>
+      <w:r>
+        <w:rPr>
+          <w:u w:val="single"/>
+        </w:rPr>
+        <w:t>D1.1 Login</w:t>
+      </w:r>
     </w:p>
     <w:p>
       <w:pPr>
         <w:ind w:left="450"/>
       </w:pPr>
+      <w:r>
+        <w:rPr>
+          <w:noProof/>
+        </w:rPr>
+        <w:lastRenderedPageBreak/>
+        <w:drawing>
+          <wp:inline distT="0" distB="0" distL="0" distR="0" wp14:anchorId="6FE80038" wp14:editId="641C80F9">
+            <wp:extent cx="2924175" cy="3423425"/>
+            <wp:effectExtent l="0" t="0" r="0" b="5715"/>
+            <wp:docPr id="131907964" name="Picture 1"/>
+            <wp:cNvGraphicFramePr>
+              <a:graphicFrameLocks xmlns:a="http://schemas.openxmlformats.org/drawingml/2006/main" noChangeAspect="1"/>
+            </wp:cNvGraphicFramePr>
+            <a:graphic xmlns:a="http://schemas.openxmlformats.org/drawingml/2006/main">
+              <a:graphicData uri="http://schemas.openxmlformats.org/drawingml/2006/picture">
+                <pic:pic xmlns:pic="http://schemas.openxmlformats.org/drawingml/2006/picture">
+                  <pic:nvPicPr>
+                    <pic:cNvPr id="131907964" name=""/>
+                    <pic:cNvPicPr/>
+                  </pic:nvPicPr>
+                  <pic:blipFill>
+                    <a:blip r:embed="rId16"/>
+                    <a:stretch>
+                      <a:fillRect/>
+                    </a:stretch>
+                  </pic:blipFill>
+                  <pic:spPr>
+                    <a:xfrm>
+                      <a:off x="0" y="0"/>
+                      <a:ext cx="2929742" cy="3429942"/>
+                    </a:xfrm>
+                    <a:prstGeom prst="rect">
+                      <a:avLst/>
+                    </a:prstGeom>
+                  </pic:spPr>
+                </pic:pic>
+              </a:graphicData>
+            </a:graphic>
+          </wp:inline>
+        </w:drawing>
+      </w:r>
     </w:p>
     <w:p>
       <w:pPr>
         <w:ind w:left="450"/>
       </w:pPr>
+    </w:p>
+    <w:p>
+      <w:pPr>
+        <w:ind w:left="450"/>
+        <w:rPr>
+          <w:u w:val="single"/>
+        </w:rPr>
+      </w:pPr>
+      <w:r>
+        <w:rPr>
+          <w:u w:val="single"/>
+        </w:rPr>
+        <w:t>D1.2 Main Menu</w:t>
+      </w:r>
+    </w:p>
+    <w:p>
+      <w:pPr>
+        <w:ind w:left="450"/>
+      </w:pPr>
+      <w:r>
+        <w:rPr>
+          <w:noProof/>
+        </w:rPr>
+        <w:lastRenderedPageBreak/>
+        <w:drawing>
+          <wp:inline distT="0" distB="0" distL="0" distR="0" wp14:anchorId="23395901" wp14:editId="0111E4D8">
+            <wp:extent cx="2419350" cy="4169005"/>
+            <wp:effectExtent l="0" t="0" r="0" b="3175"/>
+            <wp:docPr id="166499502" name="Picture 1"/>
+            <wp:cNvGraphicFramePr>
+              <a:graphicFrameLocks xmlns:a="http://schemas.openxmlformats.org/drawingml/2006/main" noChangeAspect="1"/>
+            </wp:cNvGraphicFramePr>
+            <a:graphic xmlns:a="http://schemas.openxmlformats.org/drawingml/2006/main">
+              <a:graphicData uri="http://schemas.openxmlformats.org/drawingml/2006/picture">
+                <pic:pic xmlns:pic="http://schemas.openxmlformats.org/drawingml/2006/picture">
+                  <pic:nvPicPr>
+                    <pic:cNvPr id="166499502" name=""/>
+                    <pic:cNvPicPr/>
+                  </pic:nvPicPr>
+                  <pic:blipFill>
+                    <a:blip r:embed="rId17"/>
+                    <a:stretch>
+                      <a:fillRect/>
+                    </a:stretch>
+                  </pic:blipFill>
+                  <pic:spPr>
+                    <a:xfrm>
+                      <a:off x="0" y="0"/>
+                      <a:ext cx="2425716" cy="4179976"/>
+                    </a:xfrm>
+                    <a:prstGeom prst="rect">
+                      <a:avLst/>
+                    </a:prstGeom>
+                  </pic:spPr>
+                </pic:pic>
+              </a:graphicData>
+            </a:graphic>
+          </wp:inline>
+        </w:drawing>
+      </w:r>
+    </w:p>
+    <w:p>
+      <w:pPr>
+        <w:ind w:left="450"/>
+      </w:pPr>
+    </w:p>
+    <w:p>
+      <w:pPr>
+        <w:ind w:left="450"/>
+        <w:rPr>
+          <w:u w:val="single"/>
+        </w:rPr>
+      </w:pPr>
+      <w:r>
+        <w:rPr>
+          <w:u w:val="single"/>
+        </w:rPr>
+        <w:t>D1.3 Reporting</w:t>
+      </w:r>
+    </w:p>
+    <w:p>
+      <w:pPr>
+        <w:ind w:left="450"/>
+      </w:pPr>
+      <w:r>
+        <w:rPr>
+          <w:noProof/>
+        </w:rPr>
+        <w:lastRenderedPageBreak/>
+        <w:drawing>
+          <wp:inline distT="0" distB="0" distL="0" distR="0" wp14:anchorId="1CF014AB" wp14:editId="369096AE">
+            <wp:extent cx="4276725" cy="3356955"/>
+            <wp:effectExtent l="0" t="0" r="0" b="0"/>
+            <wp:docPr id="1821444652" name="Picture 1"/>
+            <wp:cNvGraphicFramePr>
+              <a:graphicFrameLocks xmlns:a="http://schemas.openxmlformats.org/drawingml/2006/main" noChangeAspect="1"/>
+            </wp:cNvGraphicFramePr>
+            <a:graphic xmlns:a="http://schemas.openxmlformats.org/drawingml/2006/main">
+              <a:graphicData uri="http://schemas.openxmlformats.org/drawingml/2006/picture">
+                <pic:pic xmlns:pic="http://schemas.openxmlformats.org/drawingml/2006/picture">
+                  <pic:nvPicPr>
+                    <pic:cNvPr id="1821444652" name=""/>
+                    <pic:cNvPicPr/>
+                  </pic:nvPicPr>
+                  <pic:blipFill>
+                    <a:blip r:embed="rId18"/>
+                    <a:stretch>
+                      <a:fillRect/>
+                    </a:stretch>
+                  </pic:blipFill>
+                  <pic:spPr>
+                    <a:xfrm>
+                      <a:off x="0" y="0"/>
+                      <a:ext cx="4279018" cy="3358755"/>
+                    </a:xfrm>
+                    <a:prstGeom prst="rect">
+                      <a:avLst/>
+                    </a:prstGeom>
+                  </pic:spPr>
+                </pic:pic>
+              </a:graphicData>
+            </a:graphic>
+          </wp:inline>
+        </w:drawing>
+      </w:r>
+    </w:p>
+    <w:p>
+      <w:pPr>
+        <w:ind w:left="450"/>
+      </w:pPr>
+    </w:p>
+    <w:p>
+      <w:pPr>
+        <w:ind w:left="450"/>
+        <w:rPr>
+          <w:u w:val="single"/>
+        </w:rPr>
+      </w:pPr>
+      <w:r>
+        <w:rPr>
+          <w:u w:val="single"/>
+        </w:rPr>
+        <w:t>D1.4 Activity Management</w:t>
+      </w:r>
+    </w:p>
+    <w:p>
+      <w:pPr>
+        <w:ind w:left="450"/>
+      </w:pPr>
+      <w:r>
+        <w:rPr>
+          <w:noProof/>
+        </w:rPr>
+        <w:drawing>
+          <wp:inline distT="0" distB="0" distL="0" distR="0" wp14:anchorId="771A8F34" wp14:editId="6BF33BF7">
+            <wp:extent cx="4629150" cy="2692919"/>
+            <wp:effectExtent l="0" t="0" r="0" b="0"/>
+            <wp:docPr id="1899711541" name="Picture 1"/>
+            <wp:cNvGraphicFramePr>
+              <a:graphicFrameLocks xmlns:a="http://schemas.openxmlformats.org/drawingml/2006/main" noChangeAspect="1"/>
+            </wp:cNvGraphicFramePr>
+            <a:graphic xmlns:a="http://schemas.openxmlformats.org/drawingml/2006/main">
+              <a:graphicData uri="http://schemas.openxmlformats.org/drawingml/2006/picture">
+                <pic:pic xmlns:pic="http://schemas.openxmlformats.org/drawingml/2006/picture">
+                  <pic:nvPicPr>
+                    <pic:cNvPr id="1899711541" name=""/>
+                    <pic:cNvPicPr/>
+                  </pic:nvPicPr>
+                  <pic:blipFill>
+                    <a:blip r:embed="rId19"/>
+                    <a:stretch>
+                      <a:fillRect/>
+                    </a:stretch>
+                  </pic:blipFill>
+                  <pic:spPr>
+                    <a:xfrm>
+                      <a:off x="0" y="0"/>
+                      <a:ext cx="4634311" cy="2695922"/>
+                    </a:xfrm>
+                    <a:prstGeom prst="rect">
+                      <a:avLst/>
+                    </a:prstGeom>
+                  </pic:spPr>
+                </pic:pic>
+              </a:graphicData>
+            </a:graphic>
+          </wp:inline>
+        </w:drawing>
+      </w:r>
+    </w:p>
+    <w:p>
+      <w:pPr>
+        <w:ind w:left="450"/>
+      </w:pPr>
+    </w:p>
+    <w:p>
+      <w:pPr>
+        <w:ind w:left="450"/>
+        <w:rPr>
+          <w:u w:val="single"/>
+        </w:rPr>
+      </w:pPr>
+      <w:r>
+        <w:rPr>
+          <w:u w:val="single"/>
+        </w:rPr>
+        <w:t>D1.5 Contact Management</w:t>
+      </w:r>
+    </w:p>
+    <w:p>
+      <w:pPr>
+        <w:ind w:left="450"/>
+      </w:pPr>
+      <w:r>
+        <w:rPr>
+          <w:noProof/>
+        </w:rPr>
+        <w:lastRenderedPageBreak/>
+        <w:drawing>
+          <wp:inline distT="0" distB="0" distL="0" distR="0" wp14:anchorId="236D51D9" wp14:editId="7C7BA573">
+            <wp:extent cx="4695825" cy="2642907"/>
+            <wp:effectExtent l="0" t="0" r="0" b="5080"/>
+            <wp:docPr id="692149541" name="Picture 1"/>
+            <wp:cNvGraphicFramePr>
+              <a:graphicFrameLocks xmlns:a="http://schemas.openxmlformats.org/drawingml/2006/main" noChangeAspect="1"/>
+            </wp:cNvGraphicFramePr>
+            <a:graphic xmlns:a="http://schemas.openxmlformats.org/drawingml/2006/main">
+              <a:graphicData uri="http://schemas.openxmlformats.org/drawingml/2006/picture">
+                <pic:pic xmlns:pic="http://schemas.openxmlformats.org/drawingml/2006/picture">
+                  <pic:nvPicPr>
+                    <pic:cNvPr id="692149541" name=""/>
+                    <pic:cNvPicPr/>
+                  </pic:nvPicPr>
+                  <pic:blipFill>
+                    <a:blip r:embed="rId20"/>
+                    <a:stretch>
+                      <a:fillRect/>
+                    </a:stretch>
+                  </pic:blipFill>
+                  <pic:spPr>
+                    <a:xfrm>
+                      <a:off x="0" y="0"/>
+                      <a:ext cx="4704618" cy="2647856"/>
+                    </a:xfrm>
+                    <a:prstGeom prst="rect">
+                      <a:avLst/>
+                    </a:prstGeom>
+                  </pic:spPr>
+                </pic:pic>
+              </a:graphicData>
+            </a:graphic>
+          </wp:inline>
+        </w:drawing>
+      </w:r>
+    </w:p>
+    <w:p>
+      <w:pPr>
+        <w:ind w:left="450"/>
+      </w:pPr>
+    </w:p>
+    <w:p>
+      <w:pPr>
+        <w:ind w:left="450"/>
+        <w:rPr>
+          <w:u w:val="single"/>
+        </w:rPr>
+      </w:pPr>
+      <w:r>
+        <w:rPr>
+          <w:u w:val="single"/>
+        </w:rPr>
+        <w:t>D1.6 Order Management</w:t>
+      </w:r>
+    </w:p>
+    <w:p>
+      <w:pPr>
+        <w:ind w:left="450"/>
+      </w:pPr>
+      <w:r>
+        <w:rPr>
+          <w:noProof/>
+        </w:rPr>
+        <w:drawing>
+          <wp:inline distT="0" distB="0" distL="0" distR="0" wp14:anchorId="3B0856BA" wp14:editId="792EE6BF">
+            <wp:extent cx="4219575" cy="3861182"/>
+            <wp:effectExtent l="0" t="0" r="0" b="6350"/>
+            <wp:docPr id="67115777" name="Picture 1"/>
+            <wp:cNvGraphicFramePr>
+              <a:graphicFrameLocks xmlns:a="http://schemas.openxmlformats.org/drawingml/2006/main" noChangeAspect="1"/>
+            </wp:cNvGraphicFramePr>
+            <a:graphic xmlns:a="http://schemas.openxmlformats.org/drawingml/2006/main">
+              <a:graphicData uri="http://schemas.openxmlformats.org/drawingml/2006/picture">
+                <pic:pic xmlns:pic="http://schemas.openxmlformats.org/drawingml/2006/picture">
+                  <pic:nvPicPr>
+                    <pic:cNvPr id="67115777" name=""/>
+                    <pic:cNvPicPr/>
+                  </pic:nvPicPr>
+                  <pic:blipFill>
+                    <a:blip r:embed="rId21"/>
+                    <a:stretch>
+                      <a:fillRect/>
+                    </a:stretch>
+                  </pic:blipFill>
+                  <pic:spPr>
+                    <a:xfrm>
+                      <a:off x="0" y="0"/>
+                      <a:ext cx="4227673" cy="3868592"/>
+                    </a:xfrm>
+                    <a:prstGeom prst="rect">
+                      <a:avLst/>
+                    </a:prstGeom>
+                  </pic:spPr>
+                </pic:pic>
+              </a:graphicData>
+            </a:graphic>
+          </wp:inline>
+        </w:drawing>
+      </w:r>
+    </w:p>
+    <w:p>
+      <w:pPr>
+        <w:ind w:left="450"/>
+      </w:pPr>
+    </w:p>
+    <w:p>
+      <w:pPr>
+        <w:ind w:left="450"/>
+        <w:rPr>
+          <w:u w:val="single"/>
+        </w:rPr>
+      </w:pPr>
+      <w:r>
+        <w:rPr>
+          <w:u w:val="single"/>
+        </w:rPr>
+        <w:t>D1.7 Contracting</w:t>
+      </w:r>
+    </w:p>
+    <w:p>
+      <w:pPr>
+        <w:ind w:left="450"/>
+      </w:pPr>
+      <w:r>
+        <w:rPr>
+          <w:noProof/>
+        </w:rPr>
+        <w:lastRenderedPageBreak/>
+        <w:drawing>
+          <wp:inline distT="0" distB="0" distL="0" distR="0" wp14:anchorId="16044673" wp14:editId="4DB1DCFB">
+            <wp:extent cx="3861158" cy="2752725"/>
+            <wp:effectExtent l="0" t="0" r="6350" b="0"/>
+            <wp:docPr id="1018696711" name="Picture 1"/>
+            <wp:cNvGraphicFramePr>
+              <a:graphicFrameLocks xmlns:a="http://schemas.openxmlformats.org/drawingml/2006/main" noChangeAspect="1"/>
+            </wp:cNvGraphicFramePr>
+            <a:graphic xmlns:a="http://schemas.openxmlformats.org/drawingml/2006/main">
+              <a:graphicData uri="http://schemas.openxmlformats.org/drawingml/2006/picture">
+                <pic:pic xmlns:pic="http://schemas.openxmlformats.org/drawingml/2006/picture">
+                  <pic:nvPicPr>
+                    <pic:cNvPr id="1018696711" name=""/>
+                    <pic:cNvPicPr/>
+                  </pic:nvPicPr>
+                  <pic:blipFill>
+                    <a:blip r:embed="rId22"/>
+                    <a:stretch>
+                      <a:fillRect/>
+                    </a:stretch>
+                  </pic:blipFill>
+                  <pic:spPr>
+                    <a:xfrm>
+                      <a:off x="0" y="0"/>
+                      <a:ext cx="3866701" cy="2756676"/>
+                    </a:xfrm>
+                    <a:prstGeom prst="rect">
+                      <a:avLst/>
+                    </a:prstGeom>
+                  </pic:spPr>
+                </pic:pic>
+              </a:graphicData>
+            </a:graphic>
+          </wp:inline>
+        </w:drawing>
+      </w:r>
+    </w:p>
+    <w:p>
+      <w:pPr>
+        <w:ind w:left="450"/>
+      </w:pPr>
+    </w:p>
+    <w:p>
+      <w:pPr>
+        <w:ind w:left="450"/>
+        <w:rPr>
+          <w:u w:val="single"/>
+        </w:rPr>
+      </w:pPr>
+      <w:r>
+        <w:rPr>
+          <w:u w:val="single"/>
+        </w:rPr>
+        <w:t>D1.8 Opportunity Management</w:t>
+      </w:r>
+    </w:p>
+    <w:p>
+      <w:pPr>
+        <w:ind w:left="450"/>
+      </w:pPr>
+      <w:r>
+        <w:rPr>
+          <w:noProof/>
+        </w:rPr>
+        <w:drawing>
+          <wp:inline distT="0" distB="0" distL="0" distR="0" wp14:anchorId="00406EEC" wp14:editId="20A5CA30">
+            <wp:extent cx="3352800" cy="3163309"/>
+            <wp:effectExtent l="0" t="0" r="0" b="0"/>
+            <wp:docPr id="334969333" name="Picture 1"/>
+            <wp:cNvGraphicFramePr>
+              <a:graphicFrameLocks xmlns:a="http://schemas.openxmlformats.org/drawingml/2006/main" noChangeAspect="1"/>
+            </wp:cNvGraphicFramePr>
+            <a:graphic xmlns:a="http://schemas.openxmlformats.org/drawingml/2006/main">
+              <a:graphicData uri="http://schemas.openxmlformats.org/drawingml/2006/picture">
+                <pic:pic xmlns:pic="http://schemas.openxmlformats.org/drawingml/2006/picture">
+                  <pic:nvPicPr>
+                    <pic:cNvPr id="334969333" name=""/>
+                    <pic:cNvPicPr/>
+                  </pic:nvPicPr>
+                  <pic:blipFill>
+                    <a:blip r:embed="rId23"/>
+                    <a:stretch>
+                      <a:fillRect/>
+                    </a:stretch>
+                  </pic:blipFill>
+                  <pic:spPr>
+                    <a:xfrm>
+                      <a:off x="0" y="0"/>
+                      <a:ext cx="3356363" cy="3166670"/>
+                    </a:xfrm>
+                    <a:prstGeom prst="rect">
+                      <a:avLst/>
+                    </a:prstGeom>
+                  </pic:spPr>
+                </pic:pic>
+              </a:graphicData>
+            </a:graphic>
+          </wp:inline>
+        </w:drawing>
+      </w:r>
+    </w:p>
+    <w:p>
+      <w:pPr>
+        <w:ind w:left="450"/>
+      </w:pPr>
+    </w:p>
+    <w:p>
+      <w:pPr>
+        <w:ind w:left="450"/>
+        <w:rPr>
+          <w:u w:val="single"/>
+        </w:rPr>
+      </w:pPr>
+      <w:r>
+        <w:rPr>
+          <w:u w:val="single"/>
+        </w:rPr>
+        <w:t>D1.9 Forecasting</w:t>
+      </w:r>
+    </w:p>
+    <w:p>
+      <w:pPr>
+        <w:ind w:left="450"/>
+      </w:pPr>
+      <w:r>
+        <w:rPr>
+          <w:noProof/>
+        </w:rPr>
+        <w:lastRenderedPageBreak/>
+        <w:drawing>
+          <wp:inline distT="0" distB="0" distL="0" distR="0" wp14:anchorId="6E117C0C" wp14:editId="6867A3EA">
+            <wp:extent cx="4584725" cy="2956560"/>
+            <wp:effectExtent l="0" t="0" r="6350" b="0"/>
+            <wp:docPr id="1422483102" name="Picture 1"/>
+            <wp:cNvGraphicFramePr>
+              <a:graphicFrameLocks xmlns:a="http://schemas.openxmlformats.org/drawingml/2006/main" noChangeAspect="1"/>
+            </wp:cNvGraphicFramePr>
+            <a:graphic xmlns:a="http://schemas.openxmlformats.org/drawingml/2006/main">
+              <a:graphicData uri="http://schemas.openxmlformats.org/drawingml/2006/picture">
+                <pic:pic xmlns:pic="http://schemas.openxmlformats.org/drawingml/2006/picture">
+                  <pic:nvPicPr>
+                    <pic:cNvPr id="1422483102" name=""/>
+                    <pic:cNvPicPr/>
+                  </pic:nvPicPr>
+                  <pic:blipFill>
+                    <a:blip r:embed="rId24"/>
+                    <a:stretch>
+                      <a:fillRect/>
+                    </a:stretch>
+                  </pic:blipFill>
+                  <pic:spPr>
+                    <a:xfrm>
+                      <a:off x="0" y="0"/>
+                      <a:ext cx="4592038" cy="2961276"/>
+                    </a:xfrm>
+                    <a:prstGeom prst="rect">
+                      <a:avLst/>
+                    </a:prstGeom>
+                  </pic:spPr>
+                </pic:pic>
+              </a:graphicData>
+            </a:graphic>
+          </wp:inline>
+        </w:drawing>
+      </w:r>
     </w:p>
     <w:p>
       <w:pPr>
@@ -3936,22 +6135,46 @@
         <w:ind w:left="450"/>
       </w:pPr>
       <w:r>
-        <w:t xml:space="preserve">Provide the </w:t>
-      </w:r>
-      <w:r>
-        <w:t>second</w:t>
-      </w:r>
-      <w:r>
-        <w:t xml:space="preserve"> representation of the application (e.g., storyboard, flowchart, UML diagram, ERD, etc.</w:t>
-      </w:r>
-      <w:r>
-        <w:t>) and a brief description of the representation.</w:t>
-      </w:r>
-    </w:p>
-    <w:p>
-      <w:pPr>
-        <w:ind w:left="450"/>
-      </w:pPr>
+        <w:rPr>
+          <w:noProof/>
+        </w:rPr>
+        <w:lastRenderedPageBreak/>
+        <w:drawing>
+          <wp:inline distT="0" distB="0" distL="0" distR="0" wp14:anchorId="7DA27125" wp14:editId="4F1B4912">
+            <wp:extent cx="3637225" cy="5744452"/>
+            <wp:effectExtent l="0" t="0" r="1905" b="0"/>
+            <wp:docPr id="1435925185" name="Picture 1"/>
+            <wp:cNvGraphicFramePr>
+              <a:graphicFrameLocks xmlns:a="http://schemas.openxmlformats.org/drawingml/2006/main" noChangeAspect="1"/>
+            </wp:cNvGraphicFramePr>
+            <a:graphic xmlns:a="http://schemas.openxmlformats.org/drawingml/2006/main">
+              <a:graphicData uri="http://schemas.openxmlformats.org/drawingml/2006/picture">
+                <pic:pic xmlns:pic="http://schemas.openxmlformats.org/drawingml/2006/picture">
+                  <pic:nvPicPr>
+                    <pic:cNvPr id="1435925185" name=""/>
+                    <pic:cNvPicPr/>
+                  </pic:nvPicPr>
+                  <pic:blipFill>
+                    <a:blip r:embed="rId25"/>
+                    <a:stretch>
+                      <a:fillRect/>
+                    </a:stretch>
+                  </pic:blipFill>
+                  <pic:spPr>
+                    <a:xfrm>
+                      <a:off x="0" y="0"/>
+                      <a:ext cx="3647761" cy="5761092"/>
+                    </a:xfrm>
+                    <a:prstGeom prst="rect">
+                      <a:avLst/>
+                    </a:prstGeom>
+                  </pic:spPr>
+                </pic:pic>
+              </a:graphicData>
+            </a:graphic>
+          </wp:inline>
+        </w:drawing>
+      </w:r>
     </w:p>
     <w:p>
       <w:pPr>
@@ -4051,7 +6274,11 @@
               <w:t>:</w:t>
             </w:r>
           </w:p>
-          <w:p/>
+          <w:p>
+            <w:r>
+              <w:t>Save, duplicate, and approval checks for creating contacts</w:t>
+            </w:r>
+          </w:p>
           <w:p/>
         </w:tc>
       </w:tr>
@@ -4077,10 +6304,31 @@
               <w:t xml:space="preserve">the </w:t>
             </w:r>
             <w:r>
-              <w:t>test case can successfully run</w:t>
+              <w:t xml:space="preserve">test case can </w:t>
+            </w:r>
+            <w:r>
+              <w:t>run successfully</w:t>
             </w:r>
             <w:r>
               <w:t>.</w:t>
+            </w:r>
+          </w:p>
+          <w:p>
+            <w:pPr>
+              <w:pStyle w:val="ListParagraph"/>
+              <w:numPr>
+                <w:ilvl w:val="0"/>
+                <w:numId w:val="27"/>
+              </w:numPr>
+            </w:pPr>
+            <w:r>
+              <w:t xml:space="preserve">User must be logged in with </w:t>
+            </w:r>
+            <w:r>
+              <w:t>high-level</w:t>
+            </w:r>
+            <w:r>
+              <w:t xml:space="preserve"> security credentials.</w:t>
             </w:r>
           </w:p>
           <w:p/>
@@ -4111,6 +6359,9 @@
               <w:ind w:left="0" w:firstLine="0"/>
             </w:pPr>
             <w:r>
+              <w:t>Log in</w:t>
+            </w:r>
+            <w:r>
               <w:t xml:space="preserve"> </w:t>
             </w:r>
           </w:p>
@@ -4125,7 +6376,7 @@
               <w:ind w:left="0" w:firstLine="0"/>
             </w:pPr>
             <w:r>
-              <w:t xml:space="preserve"> </w:t>
+              <w:t>Navigate to Contact Management</w:t>
             </w:r>
           </w:p>
           <w:p>
@@ -4139,7 +6390,7 @@
               <w:ind w:left="0" w:firstLine="0"/>
             </w:pPr>
             <w:r>
-              <w:t xml:space="preserve"> </w:t>
+              <w:t>Create a new contact</w:t>
             </w:r>
           </w:p>
           <w:p>
@@ -4153,7 +6404,7 @@
               <w:ind w:left="0" w:firstLine="0"/>
             </w:pPr>
             <w:r>
-              <w:t xml:space="preserve"> </w:t>
+              <w:t>Save Contact</w:t>
             </w:r>
           </w:p>
           <w:p>
@@ -4167,7 +6418,7 @@
               <w:ind w:left="0" w:firstLine="0"/>
             </w:pPr>
             <w:r>
-              <w:t xml:space="preserve"> </w:t>
+              <w:t>Observe and accept the approval request</w:t>
             </w:r>
           </w:p>
           <w:p>
@@ -4181,7 +6432,35 @@
               <w:ind w:left="0" w:firstLine="0"/>
             </w:pPr>
             <w:r>
-              <w:t xml:space="preserve"> </w:t>
+              <w:t xml:space="preserve">Once the user has returned to the Contact Management window, create a duplicate contact </w:t>
+            </w:r>
+          </w:p>
+          <w:p>
+            <w:pPr>
+              <w:pStyle w:val="ListParagraph"/>
+              <w:numPr>
+                <w:ilvl w:val="0"/>
+                <w:numId w:val="3"/>
+              </w:numPr>
+              <w:spacing w:after="0" w:line="240" w:lineRule="auto"/>
+              <w:ind w:left="0" w:firstLine="0"/>
+            </w:pPr>
+            <w:r>
+              <w:t>Save Contact</w:t>
+            </w:r>
+          </w:p>
+          <w:p>
+            <w:pPr>
+              <w:pStyle w:val="ListParagraph"/>
+              <w:numPr>
+                <w:ilvl w:val="0"/>
+                <w:numId w:val="3"/>
+              </w:numPr>
+              <w:spacing w:after="0" w:line="240" w:lineRule="auto"/>
+              <w:ind w:left="0" w:firstLine="0"/>
+            </w:pPr>
+            <w:r>
+              <w:t>Observe the notification of a duplicate contact</w:t>
             </w:r>
           </w:p>
         </w:tc>
@@ -4196,7 +6475,27 @@
           </w:tcPr>
           <w:p>
             <w:r>
-              <w:t>Expected results: Expected results and any side effects such as updating a database, writing to a file, etc.</w:t>
+              <w:t>Expected results: Expected results and any side effects</w:t>
+            </w:r>
+            <w:r>
+              <w:t>,</w:t>
+            </w:r>
+            <w:r>
+              <w:t xml:space="preserve"> such as updating a database, writing to a file, etc.</w:t>
+            </w:r>
+          </w:p>
+          <w:p>
+            <w:r>
+              <w:t xml:space="preserve">The new contact should </w:t>
+            </w:r>
+            <w:r>
+              <w:t>be saved successfully in</w:t>
+            </w:r>
+            <w:r>
+              <w:t xml:space="preserve"> the Contact/Business database after confirmation from an authorized user. Creating duplicate contacts should not be possible</w:t>
+            </w:r>
+            <w:r>
+              <w:t>.</w:t>
             </w:r>
           </w:p>
           <w:p/>
@@ -4236,6 +6535,20 @@
             </w:r>
             <w:r>
               <w:t>release.</w:t>
+            </w:r>
+          </w:p>
+          <w:p>
+            <w:r>
+              <w:t xml:space="preserve">PASS: The new contact </w:t>
+            </w:r>
+            <w:r>
+              <w:t xml:space="preserve">was </w:t>
+            </w:r>
+            <w:r>
+              <w:t>saved successfully to the Contact/Business database after confirmation from an authorized user. Creating duplicate contacts was not possible</w:t>
+            </w:r>
+            <w:r>
+              <w:t>.</w:t>
             </w:r>
           </w:p>
           <w:p/>
@@ -4294,7 +6607,17 @@
               <w:t>:</w:t>
             </w:r>
           </w:p>
-          <w:p/>
+          <w:p>
+            <w:r>
+              <w:t xml:space="preserve">Create </w:t>
+            </w:r>
+            <w:r>
+              <w:t xml:space="preserve">a </w:t>
+            </w:r>
+            <w:r>
+              <w:t>contact ticket</w:t>
+            </w:r>
+          </w:p>
           <w:p/>
         </w:tc>
       </w:tr>
@@ -4320,13 +6643,26 @@
               <w:t xml:space="preserve">the </w:t>
             </w:r>
             <w:r>
-              <w:t>test case can successfully run</w:t>
+              <w:t xml:space="preserve">test case can </w:t>
+            </w:r>
+            <w:r>
+              <w:t>run successfully</w:t>
             </w:r>
             <w:r>
               <w:t>.</w:t>
             </w:r>
           </w:p>
-          <w:p/>
+          <w:p>
+            <w:r>
+              <w:t>User must be logged</w:t>
+            </w:r>
+            <w:r>
+              <w:t xml:space="preserve"> in</w:t>
+            </w:r>
+            <w:r>
+              <w:t>.</w:t>
+            </w:r>
+          </w:p>
           <w:p/>
         </w:tc>
       </w:tr>
@@ -4354,6 +6690,9 @@
               <w:ind w:left="0" w:firstLine="0"/>
             </w:pPr>
             <w:r>
+              <w:t>Log in</w:t>
+            </w:r>
+            <w:r>
               <w:t xml:space="preserve"> </w:t>
             </w:r>
           </w:p>
@@ -4368,7 +6707,7 @@
               <w:ind w:left="0" w:firstLine="0"/>
             </w:pPr>
             <w:r>
-              <w:t xml:space="preserve"> </w:t>
+              <w:t>Navigate to Activity Management</w:t>
             </w:r>
           </w:p>
           <w:p>
@@ -4382,7 +6721,13 @@
               <w:ind w:left="0" w:firstLine="0"/>
             </w:pPr>
             <w:r>
-              <w:t xml:space="preserve"> </w:t>
+              <w:t>Select “create a contact ticket</w:t>
+            </w:r>
+            <w:r>
+              <w:t>.</w:t>
+            </w:r>
+            <w:r>
+              <w:t>”</w:t>
             </w:r>
           </w:p>
           <w:p>
@@ -4396,7 +6741,7 @@
               <w:ind w:left="0" w:firstLine="0"/>
             </w:pPr>
             <w:r>
-              <w:t xml:space="preserve"> </w:t>
+              <w:t xml:space="preserve">Enter in appropriate values </w:t>
             </w:r>
           </w:p>
           <w:p>
@@ -4410,7 +6755,7 @@
               <w:ind w:left="0" w:firstLine="0"/>
             </w:pPr>
             <w:r>
-              <w:t xml:space="preserve"> </w:t>
+              <w:t>Save the contact ticket</w:t>
             </w:r>
           </w:p>
           <w:p>
@@ -4423,6 +6768,9 @@
               <w:spacing w:after="0" w:line="240" w:lineRule="auto"/>
               <w:ind w:left="0" w:firstLine="0"/>
             </w:pPr>
+            <w:r>
+              <w:t>Observe the successful creation of the contact ticket</w:t>
+            </w:r>
           </w:p>
         </w:tc>
       </w:tr>
@@ -4436,10 +6784,23 @@
           </w:tcPr>
           <w:p>
             <w:r>
-              <w:t>Expected results: Expected results and any side effects such as updating a database, writing to a file, etc.</w:t>
+              <w:t>Expected results: Expected results and any side effects</w:t>
+            </w:r>
+            <w:r>
+              <w:t>,</w:t>
+            </w:r>
+            <w:r>
+              <w:t xml:space="preserve"> such as updating a database, writing to a file, etc.</w:t>
             </w:r>
           </w:p>
-          <w:p/>
+          <w:p>
+            <w:r>
+              <w:t>Observe the successful creation of a contact ticket</w:t>
+            </w:r>
+            <w:r>
+              <w:t>.</w:t>
+            </w:r>
+          </w:p>
           <w:p/>
           <w:p/>
         </w:tc>
@@ -4470,7 +6831,11 @@
               <w:t>release.</w:t>
             </w:r>
           </w:p>
-          <w:p/>
+          <w:p>
+            <w:r>
+              <w:t>PASS: Contact ticket successfully created</w:t>
+            </w:r>
+          </w:p>
           <w:p/>
           <w:p/>
           <w:p/>
@@ -4522,7 +6887,11 @@
               <w:t>:</w:t>
             </w:r>
           </w:p>
-          <w:p/>
+          <w:p>
+            <w:r>
+              <w:t>Create an order/enable reordering</w:t>
+            </w:r>
+          </w:p>
           <w:p/>
         </w:tc>
       </w:tr>
@@ -4548,13 +6917,51 @@
               <w:t xml:space="preserve"> the </w:t>
             </w:r>
             <w:r>
-              <w:t>test case can successfully run</w:t>
+              <w:t xml:space="preserve">test case can </w:t>
+            </w:r>
+            <w:r>
+              <w:t>run successfully</w:t>
             </w:r>
             <w:r>
               <w:t>.</w:t>
             </w:r>
           </w:p>
-          <w:p/>
+          <w:p>
+            <w:pPr>
+              <w:pStyle w:val="ListParagraph"/>
+              <w:numPr>
+                <w:ilvl w:val="0"/>
+                <w:numId w:val="28"/>
+              </w:numPr>
+            </w:pPr>
+            <w:r>
+              <w:t>User must be logged in</w:t>
+            </w:r>
+          </w:p>
+          <w:p>
+            <w:pPr>
+              <w:pStyle w:val="ListParagraph"/>
+              <w:numPr>
+                <w:ilvl w:val="0"/>
+                <w:numId w:val="28"/>
+              </w:numPr>
+            </w:pPr>
+            <w:r>
+              <w:t>Business must be in the appropriate database</w:t>
+            </w:r>
+          </w:p>
+          <w:p>
+            <w:pPr>
+              <w:pStyle w:val="ListParagraph"/>
+              <w:numPr>
+                <w:ilvl w:val="0"/>
+                <w:numId w:val="28"/>
+              </w:numPr>
+            </w:pPr>
+            <w:r>
+              <w:t>Contacts must be in the appropriate database</w:t>
+            </w:r>
+          </w:p>
           <w:p/>
         </w:tc>
       </w:tr>
@@ -4584,6 +6991,9 @@
             <w:r>
               <w:t xml:space="preserve"> </w:t>
             </w:r>
+            <w:r>
+              <w:t>Log in</w:t>
+            </w:r>
           </w:p>
           <w:p>
             <w:pPr>
@@ -4598,6 +7008,9 @@
             <w:r>
               <w:t xml:space="preserve"> </w:t>
             </w:r>
+            <w:r>
+              <w:t>Navigate to Order Management</w:t>
+            </w:r>
           </w:p>
           <w:p>
             <w:pPr>
@@ -4612,6 +7025,15 @@
             <w:r>
               <w:t xml:space="preserve"> </w:t>
             </w:r>
+            <w:r>
+              <w:t>Select “Create Order</w:t>
+            </w:r>
+            <w:r>
+              <w:t>.</w:t>
+            </w:r>
+            <w:r>
+              <w:t>”</w:t>
+            </w:r>
           </w:p>
           <w:p>
             <w:pPr>
@@ -4626,6 +7048,9 @@
             <w:r>
               <w:t xml:space="preserve"> </w:t>
             </w:r>
+            <w:r>
+              <w:t>Select products to be ordered</w:t>
+            </w:r>
           </w:p>
           <w:p>
             <w:pPr>
@@ -4640,6 +7065,9 @@
             <w:r>
               <w:t xml:space="preserve"> </w:t>
             </w:r>
+            <w:r>
+              <w:t xml:space="preserve">Select business and/or contact </w:t>
+            </w:r>
           </w:p>
           <w:p>
             <w:pPr>
@@ -4653,6 +7081,43 @@
             </w:pPr>
             <w:r>
               <w:t xml:space="preserve"> </w:t>
+            </w:r>
+            <w:r>
+              <w:t>Select enable reordering</w:t>
+            </w:r>
+          </w:p>
+          <w:p>
+            <w:pPr>
+              <w:pStyle w:val="ListParagraph"/>
+              <w:numPr>
+                <w:ilvl w:val="0"/>
+                <w:numId w:val="5"/>
+              </w:numPr>
+              <w:spacing w:after="0" w:line="240" w:lineRule="auto"/>
+              <w:ind w:left="0" w:firstLine="0"/>
+            </w:pPr>
+            <w:r>
+              <w:t xml:space="preserve"> Enter a date range and duration for the reordering</w:t>
+            </w:r>
+          </w:p>
+          <w:p>
+            <w:pPr>
+              <w:pStyle w:val="ListParagraph"/>
+              <w:numPr>
+                <w:ilvl w:val="0"/>
+                <w:numId w:val="5"/>
+              </w:numPr>
+              <w:spacing w:after="0" w:line="240" w:lineRule="auto"/>
+              <w:ind w:left="0" w:firstLine="0"/>
+            </w:pPr>
+            <w:r>
+              <w:t xml:space="preserve"> Select </w:t>
+            </w:r>
+            <w:r>
+              <w:t>the</w:t>
+            </w:r>
+            <w:r>
+              <w:t xml:space="preserve"> order</w:t>
             </w:r>
           </w:p>
         </w:tc>
@@ -4667,10 +7132,26 @@
           </w:tcPr>
           <w:p>
             <w:r>
-              <w:t>Expected results: Expected results and any side effects such as updating a database, writing to a file, etc.</w:t>
+              <w:t>Expected results: Expected results and any side effects</w:t>
+            </w:r>
+            <w:r>
+              <w:t>,</w:t>
+            </w:r>
+            <w:r>
+              <w:t xml:space="preserve"> such as updating a database, writing to a file, etc.</w:t>
             </w:r>
           </w:p>
-          <w:p/>
+          <w:p>
+            <w:r>
+              <w:t>The order</w:t>
+            </w:r>
+            <w:r>
+              <w:t xml:space="preserve"> should be present in the Order database with the appropriate info for automatic reordering</w:t>
+            </w:r>
+            <w:r>
+              <w:t>.</w:t>
+            </w:r>
+          </w:p>
           <w:p/>
           <w:p/>
         </w:tc>
@@ -4701,6 +7182,17 @@
               <w:t>release.</w:t>
             </w:r>
           </w:p>
+          <w:p>
+            <w:r>
+              <w:t>The order</w:t>
+            </w:r>
+            <w:r>
+              <w:t xml:space="preserve"> is present in the Order database with the appropriate info for automatic reordering</w:t>
+            </w:r>
+            <w:r>
+              <w:t>.</w:t>
+            </w:r>
+          </w:p>
           <w:p/>
           <w:p/>
           <w:p/>
@@ -4732,7 +7224,34 @@
     </w:p>
     <w:p>
       <w:r>
-        <w:t>Place the sources that you used here.</w:t>
+        <w:rPr>
+          <w:vertAlign w:val="superscript"/>
+        </w:rPr>
+        <w:t>1</w:t>
+      </w:r>
+      <w:r>
+        <w:t>"Use the Microsoft Graph API." </w:t>
+      </w:r>
+      <w:r>
+        <w:rPr>
+          <w:i/>
+          <w:iCs/>
+        </w:rPr>
+        <w:t>Microsoft Learn</w:t>
+      </w:r>
+      <w:r>
+        <w:t>, </w:t>
+      </w:r>
+      <w:hyperlink r:id="rId26" w:history="1">
+        <w:r>
+          <w:rPr>
+            <w:rStyle w:val="Hyperlink"/>
+          </w:rPr>
+          <w:t>https://learn.microsoft.com/en-us/graph/use-the-api. Accessed 29 March 2026</w:t>
+        </w:r>
+      </w:hyperlink>
+      <w:r>
+        <w:t>.</w:t>
       </w:r>
     </w:p>
     <w:p>
@@ -4745,15 +7264,29 @@
       </w:pPr>
       <w:r>
         <w:rPr>
+          <w:rFonts w:ascii="Verdana" w:hAnsi="Verdana" w:cs="Arial"/>
+          <w:sz w:val="20"/>
+          <w:szCs w:val="20"/>
+        </w:rPr>
+        <w:t>Kratochvil, Jiri. "Crow's Foot Notation Explained." </w:t>
+      </w:r>
+      <w:r>
+        <w:rPr>
+          <w:rFonts w:ascii="Verdana" w:hAnsi="Verdana" w:cs="Arial"/>
           <w:i/>
+          <w:iCs/>
+          <w:sz w:val="20"/>
+          <w:szCs w:val="20"/>
         </w:rPr>
-        <w:t>Note: See the sources section in the requirements and rubric.</w:t>
+        <w:t>Diagram Software</w:t>
       </w:r>
       <w:r>
         <w:rPr>
-          <w:i/>
+          <w:rFonts w:ascii="Verdana" w:hAnsi="Verdana" w:cs="Arial"/>
+          <w:sz w:val="20"/>
+          <w:szCs w:val="20"/>
         </w:rPr>
-        <w:t xml:space="preserve"> If you did not use any outside sources, you may delete this section.</w:t>
+        <w:t>, 13 Jan. 2023, https://www.drawio.com/blog/crows-foot-notation. Accessed 29 Mar. 2026.</w:t>
       </w:r>
     </w:p>
     <w:sectPr>
@@ -5206,6 +7739,951 @@
 <file path=word/numbering.xml><?xml version="1.0" encoding="utf-8"?>
 <w:numbering xmlns:wpc="http://schemas.microsoft.com/office/word/2010/wordprocessingCanvas" xmlns:cx="http://schemas.microsoft.com/office/drawing/2014/chartex" xmlns:cx1="http://schemas.microsoft.com/office/drawing/2015/9/8/chartex" xmlns:cx2="http://schemas.microsoft.com/office/drawing/2015/10/21/chartex" xmlns:cx3="http://schemas.microsoft.com/office/drawing/2016/5/9/chartex" xmlns:cx4="http://schemas.microsoft.com/office/drawing/2016/5/10/chartex" xmlns:cx5="http://schemas.microsoft.com/office/drawing/2016/5/11/chartex" xmlns:cx6="http://schemas.microsoft.com/office/drawing/2016/5/12/chartex" xmlns:cx7="http://schemas.microsoft.com/office/drawing/2016/5/13/chartex" xmlns:cx8="http://schemas.microsoft.com/office/drawing/2016/5/14/chartex" xmlns:mc="http://schemas.openxmlformats.org/markup-compatibility/2006" xmlns:aink="http://schemas.microsoft.com/office/drawing/2016/ink" xmlns:am3d="http://schemas.microsoft.com/office/drawing/2017/model3d" xmlns:o="urn:schemas-microsoft-com:office:office" xmlns:oel="http://schemas.microsoft.com/office/2019/extlst" xmlns:r="http://schemas.openxmlformats.org/officeDocument/2006/relationships" xmlns:m="http://schemas.openxmlformats.org/officeDocument/2006/math" xmlns:v="urn:schemas-microsoft-com:vml" xmlns:wp14="http://schemas.microsoft.com/office/word/2010/wordprocessingDrawing" xmlns:wp="http://schemas.openxmlformats.org/drawingml/2006/wordprocessingDrawing" xmlns:w10="urn:schemas-microsoft-com:office:word" xmlns:w="http://schemas.openxmlformats.org/wordprocessingml/2006/main" xmlns:w14="http://schemas.microsoft.com/office/word/2010/wordml" xmlns:w15="http://schemas.microsoft.com/office/word/2012/wordml" xmlns:w16cex="http://schemas.microsoft.com/office/word/2018/wordml/cex" xmlns:w16cid="http://schemas.microsoft.com/office/word/2016/wordml/cid" xmlns:w16="http://schemas.microsoft.com/office/word/2018/wordml" xmlns:w16du="http://schemas.microsoft.com/office/word/2023/wordml/word16du" xmlns:w16sdtdh="http://schemas.microsoft.com/office/word/2020/wordml/sdtdatahash" xmlns:w16sdtfl="http://schemas.microsoft.com/office/word/2024/wordml/sdtformatlock" xmlns:w16se="http://schemas.microsoft.com/office/word/2015/wordml/symex" xmlns:wpg="http://schemas.microsoft.com/office/word/2010/wordprocessingGroup" xmlns:wpi="http://schemas.microsoft.com/office/word/2010/wordprocessingInk" xmlns:wne="http://schemas.microsoft.com/office/word/2006/wordml" xmlns:wps="http://schemas.microsoft.com/office/word/2010/wordprocessingShape" mc:Ignorable="w14 w15 w16se w16cid w16 w16cex w16sdtdh w16sdtfl w16du wp14">
   <w:abstractNum w:abstractNumId="0" w15:restartNumberingAfterBreak="0">
+    <w:nsid w:val="0183276E"/>
+    <w:multiLevelType w:val="hybridMultilevel"/>
+    <w:tmpl w:val="D916E202"/>
+    <w:lvl w:ilvl="0" w:tplc="04090001">
+      <w:start w:val="1"/>
+      <w:numFmt w:val="bullet"/>
+      <w:lvlText w:val=""/>
+      <w:lvlJc w:val="left"/>
+      <w:pPr>
+        <w:ind w:left="1170" w:hanging="360"/>
+      </w:pPr>
+      <w:rPr>
+        <w:rFonts w:ascii="Symbol" w:hAnsi="Symbol" w:hint="default"/>
+      </w:rPr>
+    </w:lvl>
+    <w:lvl w:ilvl="1" w:tplc="04090003" w:tentative="1">
+      <w:start w:val="1"/>
+      <w:numFmt w:val="bullet"/>
+      <w:lvlText w:val="o"/>
+      <w:lvlJc w:val="left"/>
+      <w:pPr>
+        <w:ind w:left="1890" w:hanging="360"/>
+      </w:pPr>
+      <w:rPr>
+        <w:rFonts w:ascii="Courier New" w:hAnsi="Courier New" w:cs="Courier New" w:hint="default"/>
+      </w:rPr>
+    </w:lvl>
+    <w:lvl w:ilvl="2" w:tplc="04090005" w:tentative="1">
+      <w:start w:val="1"/>
+      <w:numFmt w:val="bullet"/>
+      <w:lvlText w:val=""/>
+      <w:lvlJc w:val="left"/>
+      <w:pPr>
+        <w:ind w:left="2610" w:hanging="360"/>
+      </w:pPr>
+      <w:rPr>
+        <w:rFonts w:ascii="Wingdings" w:hAnsi="Wingdings" w:hint="default"/>
+      </w:rPr>
+    </w:lvl>
+    <w:lvl w:ilvl="3" w:tplc="04090001" w:tentative="1">
+      <w:start w:val="1"/>
+      <w:numFmt w:val="bullet"/>
+      <w:lvlText w:val=""/>
+      <w:lvlJc w:val="left"/>
+      <w:pPr>
+        <w:ind w:left="3330" w:hanging="360"/>
+      </w:pPr>
+      <w:rPr>
+        <w:rFonts w:ascii="Symbol" w:hAnsi="Symbol" w:hint="default"/>
+      </w:rPr>
+    </w:lvl>
+    <w:lvl w:ilvl="4" w:tplc="04090003" w:tentative="1">
+      <w:start w:val="1"/>
+      <w:numFmt w:val="bullet"/>
+      <w:lvlText w:val="o"/>
+      <w:lvlJc w:val="left"/>
+      <w:pPr>
+        <w:ind w:left="4050" w:hanging="360"/>
+      </w:pPr>
+      <w:rPr>
+        <w:rFonts w:ascii="Courier New" w:hAnsi="Courier New" w:cs="Courier New" w:hint="default"/>
+      </w:rPr>
+    </w:lvl>
+    <w:lvl w:ilvl="5" w:tplc="04090005" w:tentative="1">
+      <w:start w:val="1"/>
+      <w:numFmt w:val="bullet"/>
+      <w:lvlText w:val=""/>
+      <w:lvlJc w:val="left"/>
+      <w:pPr>
+        <w:ind w:left="4770" w:hanging="360"/>
+      </w:pPr>
+      <w:rPr>
+        <w:rFonts w:ascii="Wingdings" w:hAnsi="Wingdings" w:hint="default"/>
+      </w:rPr>
+    </w:lvl>
+    <w:lvl w:ilvl="6" w:tplc="04090001" w:tentative="1">
+      <w:start w:val="1"/>
+      <w:numFmt w:val="bullet"/>
+      <w:lvlText w:val=""/>
+      <w:lvlJc w:val="left"/>
+      <w:pPr>
+        <w:ind w:left="5490" w:hanging="360"/>
+      </w:pPr>
+      <w:rPr>
+        <w:rFonts w:ascii="Symbol" w:hAnsi="Symbol" w:hint="default"/>
+      </w:rPr>
+    </w:lvl>
+    <w:lvl w:ilvl="7" w:tplc="04090003" w:tentative="1">
+      <w:start w:val="1"/>
+      <w:numFmt w:val="bullet"/>
+      <w:lvlText w:val="o"/>
+      <w:lvlJc w:val="left"/>
+      <w:pPr>
+        <w:ind w:left="6210" w:hanging="360"/>
+      </w:pPr>
+      <w:rPr>
+        <w:rFonts w:ascii="Courier New" w:hAnsi="Courier New" w:cs="Courier New" w:hint="default"/>
+      </w:rPr>
+    </w:lvl>
+    <w:lvl w:ilvl="8" w:tplc="04090005" w:tentative="1">
+      <w:start w:val="1"/>
+      <w:numFmt w:val="bullet"/>
+      <w:lvlText w:val=""/>
+      <w:lvlJc w:val="left"/>
+      <w:pPr>
+        <w:ind w:left="6930" w:hanging="360"/>
+      </w:pPr>
+      <w:rPr>
+        <w:rFonts w:ascii="Wingdings" w:hAnsi="Wingdings" w:hint="default"/>
+      </w:rPr>
+    </w:lvl>
+  </w:abstractNum>
+  <w:abstractNum w:abstractNumId="1" w15:restartNumberingAfterBreak="0">
+    <w:nsid w:val="07767333"/>
+    <w:multiLevelType w:val="hybridMultilevel"/>
+    <w:tmpl w:val="9B52085C"/>
+    <w:lvl w:ilvl="0" w:tplc="04090001">
+      <w:start w:val="1"/>
+      <w:numFmt w:val="bullet"/>
+      <w:lvlText w:val=""/>
+      <w:lvlJc w:val="left"/>
+      <w:pPr>
+        <w:ind w:left="1440" w:hanging="360"/>
+      </w:pPr>
+      <w:rPr>
+        <w:rFonts w:ascii="Symbol" w:hAnsi="Symbol" w:hint="default"/>
+      </w:rPr>
+    </w:lvl>
+    <w:lvl w:ilvl="1" w:tplc="04090003" w:tentative="1">
+      <w:start w:val="1"/>
+      <w:numFmt w:val="bullet"/>
+      <w:lvlText w:val="o"/>
+      <w:lvlJc w:val="left"/>
+      <w:pPr>
+        <w:ind w:left="2160" w:hanging="360"/>
+      </w:pPr>
+      <w:rPr>
+        <w:rFonts w:ascii="Courier New" w:hAnsi="Courier New" w:cs="Courier New" w:hint="default"/>
+      </w:rPr>
+    </w:lvl>
+    <w:lvl w:ilvl="2" w:tplc="04090005" w:tentative="1">
+      <w:start w:val="1"/>
+      <w:numFmt w:val="bullet"/>
+      <w:lvlText w:val=""/>
+      <w:lvlJc w:val="left"/>
+      <w:pPr>
+        <w:ind w:left="2880" w:hanging="360"/>
+      </w:pPr>
+      <w:rPr>
+        <w:rFonts w:ascii="Wingdings" w:hAnsi="Wingdings" w:hint="default"/>
+      </w:rPr>
+    </w:lvl>
+    <w:lvl w:ilvl="3" w:tplc="04090001" w:tentative="1">
+      <w:start w:val="1"/>
+      <w:numFmt w:val="bullet"/>
+      <w:lvlText w:val=""/>
+      <w:lvlJc w:val="left"/>
+      <w:pPr>
+        <w:ind w:left="3600" w:hanging="360"/>
+      </w:pPr>
+      <w:rPr>
+        <w:rFonts w:ascii="Symbol" w:hAnsi="Symbol" w:hint="default"/>
+      </w:rPr>
+    </w:lvl>
+    <w:lvl w:ilvl="4" w:tplc="04090003" w:tentative="1">
+      <w:start w:val="1"/>
+      <w:numFmt w:val="bullet"/>
+      <w:lvlText w:val="o"/>
+      <w:lvlJc w:val="left"/>
+      <w:pPr>
+        <w:ind w:left="4320" w:hanging="360"/>
+      </w:pPr>
+      <w:rPr>
+        <w:rFonts w:ascii="Courier New" w:hAnsi="Courier New" w:cs="Courier New" w:hint="default"/>
+      </w:rPr>
+    </w:lvl>
+    <w:lvl w:ilvl="5" w:tplc="04090005" w:tentative="1">
+      <w:start w:val="1"/>
+      <w:numFmt w:val="bullet"/>
+      <w:lvlText w:val=""/>
+      <w:lvlJc w:val="left"/>
+      <w:pPr>
+        <w:ind w:left="5040" w:hanging="360"/>
+      </w:pPr>
+      <w:rPr>
+        <w:rFonts w:ascii="Wingdings" w:hAnsi="Wingdings" w:hint="default"/>
+      </w:rPr>
+    </w:lvl>
+    <w:lvl w:ilvl="6" w:tplc="04090001" w:tentative="1">
+      <w:start w:val="1"/>
+      <w:numFmt w:val="bullet"/>
+      <w:lvlText w:val=""/>
+      <w:lvlJc w:val="left"/>
+      <w:pPr>
+        <w:ind w:left="5760" w:hanging="360"/>
+      </w:pPr>
+      <w:rPr>
+        <w:rFonts w:ascii="Symbol" w:hAnsi="Symbol" w:hint="default"/>
+      </w:rPr>
+    </w:lvl>
+    <w:lvl w:ilvl="7" w:tplc="04090003" w:tentative="1">
+      <w:start w:val="1"/>
+      <w:numFmt w:val="bullet"/>
+      <w:lvlText w:val="o"/>
+      <w:lvlJc w:val="left"/>
+      <w:pPr>
+        <w:ind w:left="6480" w:hanging="360"/>
+      </w:pPr>
+      <w:rPr>
+        <w:rFonts w:ascii="Courier New" w:hAnsi="Courier New" w:cs="Courier New" w:hint="default"/>
+      </w:rPr>
+    </w:lvl>
+    <w:lvl w:ilvl="8" w:tplc="04090005" w:tentative="1">
+      <w:start w:val="1"/>
+      <w:numFmt w:val="bullet"/>
+      <w:lvlText w:val=""/>
+      <w:lvlJc w:val="left"/>
+      <w:pPr>
+        <w:ind w:left="7200" w:hanging="360"/>
+      </w:pPr>
+      <w:rPr>
+        <w:rFonts w:ascii="Wingdings" w:hAnsi="Wingdings" w:hint="default"/>
+      </w:rPr>
+    </w:lvl>
+  </w:abstractNum>
+  <w:abstractNum w:abstractNumId="2" w15:restartNumberingAfterBreak="0">
+    <w:nsid w:val="086A6A3D"/>
+    <w:multiLevelType w:val="hybridMultilevel"/>
+    <w:tmpl w:val="C7FEFF1A"/>
+    <w:lvl w:ilvl="0" w:tplc="04090001">
+      <w:start w:val="1"/>
+      <w:numFmt w:val="bullet"/>
+      <w:lvlText w:val=""/>
+      <w:lvlJc w:val="left"/>
+      <w:pPr>
+        <w:ind w:left="720" w:hanging="360"/>
+      </w:pPr>
+      <w:rPr>
+        <w:rFonts w:ascii="Symbol" w:hAnsi="Symbol" w:hint="default"/>
+      </w:rPr>
+    </w:lvl>
+    <w:lvl w:ilvl="1" w:tplc="04090003" w:tentative="1">
+      <w:start w:val="1"/>
+      <w:numFmt w:val="bullet"/>
+      <w:lvlText w:val="o"/>
+      <w:lvlJc w:val="left"/>
+      <w:pPr>
+        <w:ind w:left="1440" w:hanging="360"/>
+      </w:pPr>
+      <w:rPr>
+        <w:rFonts w:ascii="Courier New" w:hAnsi="Courier New" w:cs="Courier New" w:hint="default"/>
+      </w:rPr>
+    </w:lvl>
+    <w:lvl w:ilvl="2" w:tplc="04090005" w:tentative="1">
+      <w:start w:val="1"/>
+      <w:numFmt w:val="bullet"/>
+      <w:lvlText w:val=""/>
+      <w:lvlJc w:val="left"/>
+      <w:pPr>
+        <w:ind w:left="2160" w:hanging="360"/>
+      </w:pPr>
+      <w:rPr>
+        <w:rFonts w:ascii="Wingdings" w:hAnsi="Wingdings" w:hint="default"/>
+      </w:rPr>
+    </w:lvl>
+    <w:lvl w:ilvl="3" w:tplc="04090001" w:tentative="1">
+      <w:start w:val="1"/>
+      <w:numFmt w:val="bullet"/>
+      <w:lvlText w:val=""/>
+      <w:lvlJc w:val="left"/>
+      <w:pPr>
+        <w:ind w:left="2880" w:hanging="360"/>
+      </w:pPr>
+      <w:rPr>
+        <w:rFonts w:ascii="Symbol" w:hAnsi="Symbol" w:hint="default"/>
+      </w:rPr>
+    </w:lvl>
+    <w:lvl w:ilvl="4" w:tplc="04090003" w:tentative="1">
+      <w:start w:val="1"/>
+      <w:numFmt w:val="bullet"/>
+      <w:lvlText w:val="o"/>
+      <w:lvlJc w:val="left"/>
+      <w:pPr>
+        <w:ind w:left="3600" w:hanging="360"/>
+      </w:pPr>
+      <w:rPr>
+        <w:rFonts w:ascii="Courier New" w:hAnsi="Courier New" w:cs="Courier New" w:hint="default"/>
+      </w:rPr>
+    </w:lvl>
+    <w:lvl w:ilvl="5" w:tplc="04090005" w:tentative="1">
+      <w:start w:val="1"/>
+      <w:numFmt w:val="bullet"/>
+      <w:lvlText w:val=""/>
+      <w:lvlJc w:val="left"/>
+      <w:pPr>
+        <w:ind w:left="4320" w:hanging="360"/>
+      </w:pPr>
+      <w:rPr>
+        <w:rFonts w:ascii="Wingdings" w:hAnsi="Wingdings" w:hint="default"/>
+      </w:rPr>
+    </w:lvl>
+    <w:lvl w:ilvl="6" w:tplc="04090001" w:tentative="1">
+      <w:start w:val="1"/>
+      <w:numFmt w:val="bullet"/>
+      <w:lvlText w:val=""/>
+      <w:lvlJc w:val="left"/>
+      <w:pPr>
+        <w:ind w:left="5040" w:hanging="360"/>
+      </w:pPr>
+      <w:rPr>
+        <w:rFonts w:ascii="Symbol" w:hAnsi="Symbol" w:hint="default"/>
+      </w:rPr>
+    </w:lvl>
+    <w:lvl w:ilvl="7" w:tplc="04090003" w:tentative="1">
+      <w:start w:val="1"/>
+      <w:numFmt w:val="bullet"/>
+      <w:lvlText w:val="o"/>
+      <w:lvlJc w:val="left"/>
+      <w:pPr>
+        <w:ind w:left="5760" w:hanging="360"/>
+      </w:pPr>
+      <w:rPr>
+        <w:rFonts w:ascii="Courier New" w:hAnsi="Courier New" w:cs="Courier New" w:hint="default"/>
+      </w:rPr>
+    </w:lvl>
+    <w:lvl w:ilvl="8" w:tplc="04090005" w:tentative="1">
+      <w:start w:val="1"/>
+      <w:numFmt w:val="bullet"/>
+      <w:lvlText w:val=""/>
+      <w:lvlJc w:val="left"/>
+      <w:pPr>
+        <w:ind w:left="6480" w:hanging="360"/>
+      </w:pPr>
+      <w:rPr>
+        <w:rFonts w:ascii="Wingdings" w:hAnsi="Wingdings" w:hint="default"/>
+      </w:rPr>
+    </w:lvl>
+  </w:abstractNum>
+  <w:abstractNum w:abstractNumId="3" w15:restartNumberingAfterBreak="0">
+    <w:nsid w:val="119D5481"/>
+    <w:multiLevelType w:val="hybridMultilevel"/>
+    <w:tmpl w:val="5C3282BC"/>
+    <w:lvl w:ilvl="0" w:tplc="476C6FBE">
+      <w:start w:val="1"/>
+      <w:numFmt w:val="decimal"/>
+      <w:lvlText w:val="%1."/>
+      <w:lvlJc w:val="left"/>
+      <w:pPr>
+        <w:ind w:left="900" w:hanging="360"/>
+      </w:pPr>
+      <w:rPr>
+        <w:rFonts w:hint="default"/>
+      </w:rPr>
+    </w:lvl>
+    <w:lvl w:ilvl="1" w:tplc="04090019" w:tentative="1">
+      <w:start w:val="1"/>
+      <w:numFmt w:val="lowerLetter"/>
+      <w:lvlText w:val="%2."/>
+      <w:lvlJc w:val="left"/>
+      <w:pPr>
+        <w:ind w:left="1620" w:hanging="360"/>
+      </w:pPr>
+    </w:lvl>
+    <w:lvl w:ilvl="2" w:tplc="0409001B" w:tentative="1">
+      <w:start w:val="1"/>
+      <w:numFmt w:val="lowerRoman"/>
+      <w:lvlText w:val="%3."/>
+      <w:lvlJc w:val="right"/>
+      <w:pPr>
+        <w:ind w:left="2340" w:hanging="180"/>
+      </w:pPr>
+    </w:lvl>
+    <w:lvl w:ilvl="3" w:tplc="0409000F" w:tentative="1">
+      <w:start w:val="1"/>
+      <w:numFmt w:val="decimal"/>
+      <w:lvlText w:val="%4."/>
+      <w:lvlJc w:val="left"/>
+      <w:pPr>
+        <w:ind w:left="3060" w:hanging="360"/>
+      </w:pPr>
+    </w:lvl>
+    <w:lvl w:ilvl="4" w:tplc="04090019" w:tentative="1">
+      <w:start w:val="1"/>
+      <w:numFmt w:val="lowerLetter"/>
+      <w:lvlText w:val="%5."/>
+      <w:lvlJc w:val="left"/>
+      <w:pPr>
+        <w:ind w:left="3780" w:hanging="360"/>
+      </w:pPr>
+    </w:lvl>
+    <w:lvl w:ilvl="5" w:tplc="0409001B" w:tentative="1">
+      <w:start w:val="1"/>
+      <w:numFmt w:val="lowerRoman"/>
+      <w:lvlText w:val="%6."/>
+      <w:lvlJc w:val="right"/>
+      <w:pPr>
+        <w:ind w:left="4500" w:hanging="180"/>
+      </w:pPr>
+    </w:lvl>
+    <w:lvl w:ilvl="6" w:tplc="0409000F" w:tentative="1">
+      <w:start w:val="1"/>
+      <w:numFmt w:val="decimal"/>
+      <w:lvlText w:val="%7."/>
+      <w:lvlJc w:val="left"/>
+      <w:pPr>
+        <w:ind w:left="5220" w:hanging="360"/>
+      </w:pPr>
+    </w:lvl>
+    <w:lvl w:ilvl="7" w:tplc="04090019" w:tentative="1">
+      <w:start w:val="1"/>
+      <w:numFmt w:val="lowerLetter"/>
+      <w:lvlText w:val="%8."/>
+      <w:lvlJc w:val="left"/>
+      <w:pPr>
+        <w:ind w:left="5940" w:hanging="360"/>
+      </w:pPr>
+    </w:lvl>
+    <w:lvl w:ilvl="8" w:tplc="0409001B" w:tentative="1">
+      <w:start w:val="1"/>
+      <w:numFmt w:val="lowerRoman"/>
+      <w:lvlText w:val="%9."/>
+      <w:lvlJc w:val="right"/>
+      <w:pPr>
+        <w:ind w:left="6660" w:hanging="180"/>
+      </w:pPr>
+    </w:lvl>
+  </w:abstractNum>
+  <w:abstractNum w:abstractNumId="4" w15:restartNumberingAfterBreak="0">
+    <w:nsid w:val="163E70E7"/>
+    <w:multiLevelType w:val="hybridMultilevel"/>
+    <w:tmpl w:val="960A7992"/>
+    <w:lvl w:ilvl="0" w:tplc="0409000F">
+      <w:start w:val="1"/>
+      <w:numFmt w:val="decimal"/>
+      <w:lvlText w:val="%1."/>
+      <w:lvlJc w:val="left"/>
+      <w:pPr>
+        <w:ind w:left="720" w:hanging="360"/>
+      </w:pPr>
+      <w:rPr>
+        <w:rFonts w:hint="default"/>
+      </w:rPr>
+    </w:lvl>
+    <w:lvl w:ilvl="1" w:tplc="04090019" w:tentative="1">
+      <w:start w:val="1"/>
+      <w:numFmt w:val="lowerLetter"/>
+      <w:lvlText w:val="%2."/>
+      <w:lvlJc w:val="left"/>
+      <w:pPr>
+        <w:ind w:left="1440" w:hanging="360"/>
+      </w:pPr>
+    </w:lvl>
+    <w:lvl w:ilvl="2" w:tplc="0409001B" w:tentative="1">
+      <w:start w:val="1"/>
+      <w:numFmt w:val="lowerRoman"/>
+      <w:lvlText w:val="%3."/>
+      <w:lvlJc w:val="right"/>
+      <w:pPr>
+        <w:ind w:left="2160" w:hanging="180"/>
+      </w:pPr>
+    </w:lvl>
+    <w:lvl w:ilvl="3" w:tplc="0409000F" w:tentative="1">
+      <w:start w:val="1"/>
+      <w:numFmt w:val="decimal"/>
+      <w:lvlText w:val="%4."/>
+      <w:lvlJc w:val="left"/>
+      <w:pPr>
+        <w:ind w:left="2880" w:hanging="360"/>
+      </w:pPr>
+    </w:lvl>
+    <w:lvl w:ilvl="4" w:tplc="04090019" w:tentative="1">
+      <w:start w:val="1"/>
+      <w:numFmt w:val="lowerLetter"/>
+      <w:lvlText w:val="%5."/>
+      <w:lvlJc w:val="left"/>
+      <w:pPr>
+        <w:ind w:left="3600" w:hanging="360"/>
+      </w:pPr>
+    </w:lvl>
+    <w:lvl w:ilvl="5" w:tplc="0409001B" w:tentative="1">
+      <w:start w:val="1"/>
+      <w:numFmt w:val="lowerRoman"/>
+      <w:lvlText w:val="%6."/>
+      <w:lvlJc w:val="right"/>
+      <w:pPr>
+        <w:ind w:left="4320" w:hanging="180"/>
+      </w:pPr>
+    </w:lvl>
+    <w:lvl w:ilvl="6" w:tplc="0409000F" w:tentative="1">
+      <w:start w:val="1"/>
+      <w:numFmt w:val="decimal"/>
+      <w:lvlText w:val="%7."/>
+      <w:lvlJc w:val="left"/>
+      <w:pPr>
+        <w:ind w:left="5040" w:hanging="360"/>
+      </w:pPr>
+    </w:lvl>
+    <w:lvl w:ilvl="7" w:tplc="04090019" w:tentative="1">
+      <w:start w:val="1"/>
+      <w:numFmt w:val="lowerLetter"/>
+      <w:lvlText w:val="%8."/>
+      <w:lvlJc w:val="left"/>
+      <w:pPr>
+        <w:ind w:left="5760" w:hanging="360"/>
+      </w:pPr>
+    </w:lvl>
+    <w:lvl w:ilvl="8" w:tplc="0409001B" w:tentative="1">
+      <w:start w:val="1"/>
+      <w:numFmt w:val="lowerRoman"/>
+      <w:lvlText w:val="%9."/>
+      <w:lvlJc w:val="right"/>
+      <w:pPr>
+        <w:ind w:left="6480" w:hanging="180"/>
+      </w:pPr>
+    </w:lvl>
+  </w:abstractNum>
+  <w:abstractNum w:abstractNumId="5" w15:restartNumberingAfterBreak="0">
+    <w:nsid w:val="1C2865F9"/>
+    <w:multiLevelType w:val="hybridMultilevel"/>
+    <w:tmpl w:val="22DE047E"/>
+    <w:lvl w:ilvl="0" w:tplc="0409000F">
+      <w:start w:val="1"/>
+      <w:numFmt w:val="decimal"/>
+      <w:lvlText w:val="%1."/>
+      <w:lvlJc w:val="left"/>
+      <w:pPr>
+        <w:ind w:left="720" w:hanging="360"/>
+      </w:pPr>
+      <w:rPr>
+        <w:rFonts w:hint="default"/>
+      </w:rPr>
+    </w:lvl>
+    <w:lvl w:ilvl="1" w:tplc="04090019" w:tentative="1">
+      <w:start w:val="1"/>
+      <w:numFmt w:val="lowerLetter"/>
+      <w:lvlText w:val="%2."/>
+      <w:lvlJc w:val="left"/>
+      <w:pPr>
+        <w:ind w:left="1440" w:hanging="360"/>
+      </w:pPr>
+    </w:lvl>
+    <w:lvl w:ilvl="2" w:tplc="0409001B" w:tentative="1">
+      <w:start w:val="1"/>
+      <w:numFmt w:val="lowerRoman"/>
+      <w:lvlText w:val="%3."/>
+      <w:lvlJc w:val="right"/>
+      <w:pPr>
+        <w:ind w:left="2160" w:hanging="180"/>
+      </w:pPr>
+    </w:lvl>
+    <w:lvl w:ilvl="3" w:tplc="0409000F" w:tentative="1">
+      <w:start w:val="1"/>
+      <w:numFmt w:val="decimal"/>
+      <w:lvlText w:val="%4."/>
+      <w:lvlJc w:val="left"/>
+      <w:pPr>
+        <w:ind w:left="2880" w:hanging="360"/>
+      </w:pPr>
+    </w:lvl>
+    <w:lvl w:ilvl="4" w:tplc="04090019" w:tentative="1">
+      <w:start w:val="1"/>
+      <w:numFmt w:val="lowerLetter"/>
+      <w:lvlText w:val="%5."/>
+      <w:lvlJc w:val="left"/>
+      <w:pPr>
+        <w:ind w:left="3600" w:hanging="360"/>
+      </w:pPr>
+    </w:lvl>
+    <w:lvl w:ilvl="5" w:tplc="0409001B" w:tentative="1">
+      <w:start w:val="1"/>
+      <w:numFmt w:val="lowerRoman"/>
+      <w:lvlText w:val="%6."/>
+      <w:lvlJc w:val="right"/>
+      <w:pPr>
+        <w:ind w:left="4320" w:hanging="180"/>
+      </w:pPr>
+    </w:lvl>
+    <w:lvl w:ilvl="6" w:tplc="0409000F" w:tentative="1">
+      <w:start w:val="1"/>
+      <w:numFmt w:val="decimal"/>
+      <w:lvlText w:val="%7."/>
+      <w:lvlJc w:val="left"/>
+      <w:pPr>
+        <w:ind w:left="5040" w:hanging="360"/>
+      </w:pPr>
+    </w:lvl>
+    <w:lvl w:ilvl="7" w:tplc="04090019" w:tentative="1">
+      <w:start w:val="1"/>
+      <w:numFmt w:val="lowerLetter"/>
+      <w:lvlText w:val="%8."/>
+      <w:lvlJc w:val="left"/>
+      <w:pPr>
+        <w:ind w:left="5760" w:hanging="360"/>
+      </w:pPr>
+    </w:lvl>
+    <w:lvl w:ilvl="8" w:tplc="0409001B" w:tentative="1">
+      <w:start w:val="1"/>
+      <w:numFmt w:val="lowerRoman"/>
+      <w:lvlText w:val="%9."/>
+      <w:lvlJc w:val="right"/>
+      <w:pPr>
+        <w:ind w:left="6480" w:hanging="180"/>
+      </w:pPr>
+    </w:lvl>
+  </w:abstractNum>
+  <w:abstractNum w:abstractNumId="6" w15:restartNumberingAfterBreak="0">
+    <w:nsid w:val="1CC85F5E"/>
+    <w:multiLevelType w:val="hybridMultilevel"/>
+    <w:tmpl w:val="BD341E10"/>
+    <w:lvl w:ilvl="0" w:tplc="04090001">
+      <w:start w:val="1"/>
+      <w:numFmt w:val="bullet"/>
+      <w:lvlText w:val=""/>
+      <w:lvlJc w:val="left"/>
+      <w:pPr>
+        <w:ind w:left="1170" w:hanging="360"/>
+      </w:pPr>
+      <w:rPr>
+        <w:rFonts w:ascii="Symbol" w:hAnsi="Symbol" w:hint="default"/>
+      </w:rPr>
+    </w:lvl>
+    <w:lvl w:ilvl="1" w:tplc="04090003" w:tentative="1">
+      <w:start w:val="1"/>
+      <w:numFmt w:val="bullet"/>
+      <w:lvlText w:val="o"/>
+      <w:lvlJc w:val="left"/>
+      <w:pPr>
+        <w:ind w:left="1890" w:hanging="360"/>
+      </w:pPr>
+      <w:rPr>
+        <w:rFonts w:ascii="Courier New" w:hAnsi="Courier New" w:cs="Courier New" w:hint="default"/>
+      </w:rPr>
+    </w:lvl>
+    <w:lvl w:ilvl="2" w:tplc="04090005" w:tentative="1">
+      <w:start w:val="1"/>
+      <w:numFmt w:val="bullet"/>
+      <w:lvlText w:val=""/>
+      <w:lvlJc w:val="left"/>
+      <w:pPr>
+        <w:ind w:left="2610" w:hanging="360"/>
+      </w:pPr>
+      <w:rPr>
+        <w:rFonts w:ascii="Wingdings" w:hAnsi="Wingdings" w:hint="default"/>
+      </w:rPr>
+    </w:lvl>
+    <w:lvl w:ilvl="3" w:tplc="04090001" w:tentative="1">
+      <w:start w:val="1"/>
+      <w:numFmt w:val="bullet"/>
+      <w:lvlText w:val=""/>
+      <w:lvlJc w:val="left"/>
+      <w:pPr>
+        <w:ind w:left="3330" w:hanging="360"/>
+      </w:pPr>
+      <w:rPr>
+        <w:rFonts w:ascii="Symbol" w:hAnsi="Symbol" w:hint="default"/>
+      </w:rPr>
+    </w:lvl>
+    <w:lvl w:ilvl="4" w:tplc="04090003" w:tentative="1">
+      <w:start w:val="1"/>
+      <w:numFmt w:val="bullet"/>
+      <w:lvlText w:val="o"/>
+      <w:lvlJc w:val="left"/>
+      <w:pPr>
+        <w:ind w:left="4050" w:hanging="360"/>
+      </w:pPr>
+      <w:rPr>
+        <w:rFonts w:ascii="Courier New" w:hAnsi="Courier New" w:cs="Courier New" w:hint="default"/>
+      </w:rPr>
+    </w:lvl>
+    <w:lvl w:ilvl="5" w:tplc="04090005" w:tentative="1">
+      <w:start w:val="1"/>
+      <w:numFmt w:val="bullet"/>
+      <w:lvlText w:val=""/>
+      <w:lvlJc w:val="left"/>
+      <w:pPr>
+        <w:ind w:left="4770" w:hanging="360"/>
+      </w:pPr>
+      <w:rPr>
+        <w:rFonts w:ascii="Wingdings" w:hAnsi="Wingdings" w:hint="default"/>
+      </w:rPr>
+    </w:lvl>
+    <w:lvl w:ilvl="6" w:tplc="04090001" w:tentative="1">
+      <w:start w:val="1"/>
+      <w:numFmt w:val="bullet"/>
+      <w:lvlText w:val=""/>
+      <w:lvlJc w:val="left"/>
+      <w:pPr>
+        <w:ind w:left="5490" w:hanging="360"/>
+      </w:pPr>
+      <w:rPr>
+        <w:rFonts w:ascii="Symbol" w:hAnsi="Symbol" w:hint="default"/>
+      </w:rPr>
+    </w:lvl>
+    <w:lvl w:ilvl="7" w:tplc="04090003" w:tentative="1">
+      <w:start w:val="1"/>
+      <w:numFmt w:val="bullet"/>
+      <w:lvlText w:val="o"/>
+      <w:lvlJc w:val="left"/>
+      <w:pPr>
+        <w:ind w:left="6210" w:hanging="360"/>
+      </w:pPr>
+      <w:rPr>
+        <w:rFonts w:ascii="Courier New" w:hAnsi="Courier New" w:cs="Courier New" w:hint="default"/>
+      </w:rPr>
+    </w:lvl>
+    <w:lvl w:ilvl="8" w:tplc="04090005" w:tentative="1">
+      <w:start w:val="1"/>
+      <w:numFmt w:val="bullet"/>
+      <w:lvlText w:val=""/>
+      <w:lvlJc w:val="left"/>
+      <w:pPr>
+        <w:ind w:left="6930" w:hanging="360"/>
+      </w:pPr>
+      <w:rPr>
+        <w:rFonts w:ascii="Wingdings" w:hAnsi="Wingdings" w:hint="default"/>
+      </w:rPr>
+    </w:lvl>
+  </w:abstractNum>
+  <w:abstractNum w:abstractNumId="7" w15:restartNumberingAfterBreak="0">
+    <w:nsid w:val="1EB25771"/>
+    <w:multiLevelType w:val="hybridMultilevel"/>
+    <w:tmpl w:val="9A46DD80"/>
+    <w:lvl w:ilvl="0" w:tplc="04090001">
+      <w:start w:val="1"/>
+      <w:numFmt w:val="bullet"/>
+      <w:lvlText w:val=""/>
+      <w:lvlJc w:val="left"/>
+      <w:pPr>
+        <w:ind w:left="1440" w:hanging="360"/>
+      </w:pPr>
+      <w:rPr>
+        <w:rFonts w:ascii="Symbol" w:hAnsi="Symbol" w:hint="default"/>
+      </w:rPr>
+    </w:lvl>
+    <w:lvl w:ilvl="1" w:tplc="04090003" w:tentative="1">
+      <w:start w:val="1"/>
+      <w:numFmt w:val="bullet"/>
+      <w:lvlText w:val="o"/>
+      <w:lvlJc w:val="left"/>
+      <w:pPr>
+        <w:ind w:left="2160" w:hanging="360"/>
+      </w:pPr>
+      <w:rPr>
+        <w:rFonts w:ascii="Courier New" w:hAnsi="Courier New" w:cs="Courier New" w:hint="default"/>
+      </w:rPr>
+    </w:lvl>
+    <w:lvl w:ilvl="2" w:tplc="04090005" w:tentative="1">
+      <w:start w:val="1"/>
+      <w:numFmt w:val="bullet"/>
+      <w:lvlText w:val=""/>
+      <w:lvlJc w:val="left"/>
+      <w:pPr>
+        <w:ind w:left="2880" w:hanging="360"/>
+      </w:pPr>
+      <w:rPr>
+        <w:rFonts w:ascii="Wingdings" w:hAnsi="Wingdings" w:hint="default"/>
+      </w:rPr>
+    </w:lvl>
+    <w:lvl w:ilvl="3" w:tplc="04090001" w:tentative="1">
+      <w:start w:val="1"/>
+      <w:numFmt w:val="bullet"/>
+      <w:lvlText w:val=""/>
+      <w:lvlJc w:val="left"/>
+      <w:pPr>
+        <w:ind w:left="3600" w:hanging="360"/>
+      </w:pPr>
+      <w:rPr>
+        <w:rFonts w:ascii="Symbol" w:hAnsi="Symbol" w:hint="default"/>
+      </w:rPr>
+    </w:lvl>
+    <w:lvl w:ilvl="4" w:tplc="04090003" w:tentative="1">
+      <w:start w:val="1"/>
+      <w:numFmt w:val="bullet"/>
+      <w:lvlText w:val="o"/>
+      <w:lvlJc w:val="left"/>
+      <w:pPr>
+        <w:ind w:left="4320" w:hanging="360"/>
+      </w:pPr>
+      <w:rPr>
+        <w:rFonts w:ascii="Courier New" w:hAnsi="Courier New" w:cs="Courier New" w:hint="default"/>
+      </w:rPr>
+    </w:lvl>
+    <w:lvl w:ilvl="5" w:tplc="04090005" w:tentative="1">
+      <w:start w:val="1"/>
+      <w:numFmt w:val="bullet"/>
+      <w:lvlText w:val=""/>
+      <w:lvlJc w:val="left"/>
+      <w:pPr>
+        <w:ind w:left="5040" w:hanging="360"/>
+      </w:pPr>
+      <w:rPr>
+        <w:rFonts w:ascii="Wingdings" w:hAnsi="Wingdings" w:hint="default"/>
+      </w:rPr>
+    </w:lvl>
+    <w:lvl w:ilvl="6" w:tplc="04090001" w:tentative="1">
+      <w:start w:val="1"/>
+      <w:numFmt w:val="bullet"/>
+      <w:lvlText w:val=""/>
+      <w:lvlJc w:val="left"/>
+      <w:pPr>
+        <w:ind w:left="5760" w:hanging="360"/>
+      </w:pPr>
+      <w:rPr>
+        <w:rFonts w:ascii="Symbol" w:hAnsi="Symbol" w:hint="default"/>
+      </w:rPr>
+    </w:lvl>
+    <w:lvl w:ilvl="7" w:tplc="04090003" w:tentative="1">
+      <w:start w:val="1"/>
+      <w:numFmt w:val="bullet"/>
+      <w:lvlText w:val="o"/>
+      <w:lvlJc w:val="left"/>
+      <w:pPr>
+        <w:ind w:left="6480" w:hanging="360"/>
+      </w:pPr>
+      <w:rPr>
+        <w:rFonts w:ascii="Courier New" w:hAnsi="Courier New" w:cs="Courier New" w:hint="default"/>
+      </w:rPr>
+    </w:lvl>
+    <w:lvl w:ilvl="8" w:tplc="04090005" w:tentative="1">
+      <w:start w:val="1"/>
+      <w:numFmt w:val="bullet"/>
+      <w:lvlText w:val=""/>
+      <w:lvlJc w:val="left"/>
+      <w:pPr>
+        <w:ind w:left="7200" w:hanging="360"/>
+      </w:pPr>
+      <w:rPr>
+        <w:rFonts w:ascii="Wingdings" w:hAnsi="Wingdings" w:hint="default"/>
+      </w:rPr>
+    </w:lvl>
+  </w:abstractNum>
+  <w:abstractNum w:abstractNumId="8" w15:restartNumberingAfterBreak="0">
+    <w:nsid w:val="232B513A"/>
+    <w:multiLevelType w:val="hybridMultilevel"/>
+    <w:tmpl w:val="EA58BB18"/>
+    <w:lvl w:ilvl="0" w:tplc="04090001">
+      <w:start w:val="1"/>
+      <w:numFmt w:val="bullet"/>
+      <w:lvlText w:val=""/>
+      <w:lvlJc w:val="left"/>
+      <w:pPr>
+        <w:ind w:left="1440" w:hanging="360"/>
+      </w:pPr>
+      <w:rPr>
+        <w:rFonts w:ascii="Symbol" w:hAnsi="Symbol" w:hint="default"/>
+      </w:rPr>
+    </w:lvl>
+    <w:lvl w:ilvl="1" w:tplc="04090003" w:tentative="1">
+      <w:start w:val="1"/>
+      <w:numFmt w:val="bullet"/>
+      <w:lvlText w:val="o"/>
+      <w:lvlJc w:val="left"/>
+      <w:pPr>
+        <w:ind w:left="2160" w:hanging="360"/>
+      </w:pPr>
+      <w:rPr>
+        <w:rFonts w:ascii="Courier New" w:hAnsi="Courier New" w:cs="Courier New" w:hint="default"/>
+      </w:rPr>
+    </w:lvl>
+    <w:lvl w:ilvl="2" w:tplc="04090005" w:tentative="1">
+      <w:start w:val="1"/>
+      <w:numFmt w:val="bullet"/>
+      <w:lvlText w:val=""/>
+      <w:lvlJc w:val="left"/>
+      <w:pPr>
+        <w:ind w:left="2880" w:hanging="360"/>
+      </w:pPr>
+      <w:rPr>
+        <w:rFonts w:ascii="Wingdings" w:hAnsi="Wingdings" w:hint="default"/>
+      </w:rPr>
+    </w:lvl>
+    <w:lvl w:ilvl="3" w:tplc="04090001" w:tentative="1">
+      <w:start w:val="1"/>
+      <w:numFmt w:val="bullet"/>
+      <w:lvlText w:val=""/>
+      <w:lvlJc w:val="left"/>
+      <w:pPr>
+        <w:ind w:left="3600" w:hanging="360"/>
+      </w:pPr>
+      <w:rPr>
+        <w:rFonts w:ascii="Symbol" w:hAnsi="Symbol" w:hint="default"/>
+      </w:rPr>
+    </w:lvl>
+    <w:lvl w:ilvl="4" w:tplc="04090003" w:tentative="1">
+      <w:start w:val="1"/>
+      <w:numFmt w:val="bullet"/>
+      <w:lvlText w:val="o"/>
+      <w:lvlJc w:val="left"/>
+      <w:pPr>
+        <w:ind w:left="4320" w:hanging="360"/>
+      </w:pPr>
+      <w:rPr>
+        <w:rFonts w:ascii="Courier New" w:hAnsi="Courier New" w:cs="Courier New" w:hint="default"/>
+      </w:rPr>
+    </w:lvl>
+    <w:lvl w:ilvl="5" w:tplc="04090005" w:tentative="1">
+      <w:start w:val="1"/>
+      <w:numFmt w:val="bullet"/>
+      <w:lvlText w:val=""/>
+      <w:lvlJc w:val="left"/>
+      <w:pPr>
+        <w:ind w:left="5040" w:hanging="360"/>
+      </w:pPr>
+      <w:rPr>
+        <w:rFonts w:ascii="Wingdings" w:hAnsi="Wingdings" w:hint="default"/>
+      </w:rPr>
+    </w:lvl>
+    <w:lvl w:ilvl="6" w:tplc="04090001" w:tentative="1">
+      <w:start w:val="1"/>
+      <w:numFmt w:val="bullet"/>
+      <w:lvlText w:val=""/>
+      <w:lvlJc w:val="left"/>
+      <w:pPr>
+        <w:ind w:left="5760" w:hanging="360"/>
+      </w:pPr>
+      <w:rPr>
+        <w:rFonts w:ascii="Symbol" w:hAnsi="Symbol" w:hint="default"/>
+      </w:rPr>
+    </w:lvl>
+    <w:lvl w:ilvl="7" w:tplc="04090003" w:tentative="1">
+      <w:start w:val="1"/>
+      <w:numFmt w:val="bullet"/>
+      <w:lvlText w:val="o"/>
+      <w:lvlJc w:val="left"/>
+      <w:pPr>
+        <w:ind w:left="6480" w:hanging="360"/>
+      </w:pPr>
+      <w:rPr>
+        <w:rFonts w:ascii="Courier New" w:hAnsi="Courier New" w:cs="Courier New" w:hint="default"/>
+      </w:rPr>
+    </w:lvl>
+    <w:lvl w:ilvl="8" w:tplc="04090005" w:tentative="1">
+      <w:start w:val="1"/>
+      <w:numFmt w:val="bullet"/>
+      <w:lvlText w:val=""/>
+      <w:lvlJc w:val="left"/>
+      <w:pPr>
+        <w:ind w:left="7200" w:hanging="360"/>
+      </w:pPr>
+      <w:rPr>
+        <w:rFonts w:ascii="Wingdings" w:hAnsi="Wingdings" w:hint="default"/>
+      </w:rPr>
+    </w:lvl>
+  </w:abstractNum>
+  <w:abstractNum w:abstractNumId="9" w15:restartNumberingAfterBreak="0">
     <w:nsid w:val="2D414129"/>
     <w:multiLevelType w:val="hybridMultilevel"/>
     <w:tmpl w:val="C3B219C2"/>
@@ -5318,7 +8796,120 @@
       </w:rPr>
     </w:lvl>
   </w:abstractNum>
-  <w:abstractNum w:abstractNumId="1" w15:restartNumberingAfterBreak="0">
+  <w:abstractNum w:abstractNumId="10" w15:restartNumberingAfterBreak="0">
+    <w:nsid w:val="3C7B7433"/>
+    <w:multiLevelType w:val="hybridMultilevel"/>
+    <w:tmpl w:val="3B22E13A"/>
+    <w:lvl w:ilvl="0" w:tplc="04090001">
+      <w:start w:val="1"/>
+      <w:numFmt w:val="bullet"/>
+      <w:lvlText w:val=""/>
+      <w:lvlJc w:val="left"/>
+      <w:pPr>
+        <w:ind w:left="1170" w:hanging="360"/>
+      </w:pPr>
+      <w:rPr>
+        <w:rFonts w:ascii="Symbol" w:hAnsi="Symbol" w:hint="default"/>
+      </w:rPr>
+    </w:lvl>
+    <w:lvl w:ilvl="1" w:tplc="04090003" w:tentative="1">
+      <w:start w:val="1"/>
+      <w:numFmt w:val="bullet"/>
+      <w:lvlText w:val="o"/>
+      <w:lvlJc w:val="left"/>
+      <w:pPr>
+        <w:ind w:left="1890" w:hanging="360"/>
+      </w:pPr>
+      <w:rPr>
+        <w:rFonts w:ascii="Courier New" w:hAnsi="Courier New" w:cs="Courier New" w:hint="default"/>
+      </w:rPr>
+    </w:lvl>
+    <w:lvl w:ilvl="2" w:tplc="04090005" w:tentative="1">
+      <w:start w:val="1"/>
+      <w:numFmt w:val="bullet"/>
+      <w:lvlText w:val=""/>
+      <w:lvlJc w:val="left"/>
+      <w:pPr>
+        <w:ind w:left="2610" w:hanging="360"/>
+      </w:pPr>
+      <w:rPr>
+        <w:rFonts w:ascii="Wingdings" w:hAnsi="Wingdings" w:hint="default"/>
+      </w:rPr>
+    </w:lvl>
+    <w:lvl w:ilvl="3" w:tplc="04090001" w:tentative="1">
+      <w:start w:val="1"/>
+      <w:numFmt w:val="bullet"/>
+      <w:lvlText w:val=""/>
+      <w:lvlJc w:val="left"/>
+      <w:pPr>
+        <w:ind w:left="3330" w:hanging="360"/>
+      </w:pPr>
+      <w:rPr>
+        <w:rFonts w:ascii="Symbol" w:hAnsi="Symbol" w:hint="default"/>
+      </w:rPr>
+    </w:lvl>
+    <w:lvl w:ilvl="4" w:tplc="04090003" w:tentative="1">
+      <w:start w:val="1"/>
+      <w:numFmt w:val="bullet"/>
+      <w:lvlText w:val="o"/>
+      <w:lvlJc w:val="left"/>
+      <w:pPr>
+        <w:ind w:left="4050" w:hanging="360"/>
+      </w:pPr>
+      <w:rPr>
+        <w:rFonts w:ascii="Courier New" w:hAnsi="Courier New" w:cs="Courier New" w:hint="default"/>
+      </w:rPr>
+    </w:lvl>
+    <w:lvl w:ilvl="5" w:tplc="04090005" w:tentative="1">
+      <w:start w:val="1"/>
+      <w:numFmt w:val="bullet"/>
+      <w:lvlText w:val=""/>
+      <w:lvlJc w:val="left"/>
+      <w:pPr>
+        <w:ind w:left="4770" w:hanging="360"/>
+      </w:pPr>
+      <w:rPr>
+        <w:rFonts w:ascii="Wingdings" w:hAnsi="Wingdings" w:hint="default"/>
+      </w:rPr>
+    </w:lvl>
+    <w:lvl w:ilvl="6" w:tplc="04090001" w:tentative="1">
+      <w:start w:val="1"/>
+      <w:numFmt w:val="bullet"/>
+      <w:lvlText w:val=""/>
+      <w:lvlJc w:val="left"/>
+      <w:pPr>
+        <w:ind w:left="5490" w:hanging="360"/>
+      </w:pPr>
+      <w:rPr>
+        <w:rFonts w:ascii="Symbol" w:hAnsi="Symbol" w:hint="default"/>
+      </w:rPr>
+    </w:lvl>
+    <w:lvl w:ilvl="7" w:tplc="04090003" w:tentative="1">
+      <w:start w:val="1"/>
+      <w:numFmt w:val="bullet"/>
+      <w:lvlText w:val="o"/>
+      <w:lvlJc w:val="left"/>
+      <w:pPr>
+        <w:ind w:left="6210" w:hanging="360"/>
+      </w:pPr>
+      <w:rPr>
+        <w:rFonts w:ascii="Courier New" w:hAnsi="Courier New" w:cs="Courier New" w:hint="default"/>
+      </w:rPr>
+    </w:lvl>
+    <w:lvl w:ilvl="8" w:tplc="04090005" w:tentative="1">
+      <w:start w:val="1"/>
+      <w:numFmt w:val="bullet"/>
+      <w:lvlText w:val=""/>
+      <w:lvlJc w:val="left"/>
+      <w:pPr>
+        <w:ind w:left="6930" w:hanging="360"/>
+      </w:pPr>
+      <w:rPr>
+        <w:rFonts w:ascii="Wingdings" w:hAnsi="Wingdings" w:hint="default"/>
+      </w:rPr>
+    </w:lvl>
+  </w:abstractNum>
+  <w:abstractNum w:abstractNumId="11" w15:restartNumberingAfterBreak="0">
     <w:nsid w:val="413146A0"/>
     <w:multiLevelType w:val="hybridMultilevel"/>
     <w:tmpl w:val="C3B219C2"/>
@@ -5431,7 +9022,96 @@
       </w:rPr>
     </w:lvl>
   </w:abstractNum>
-  <w:abstractNum w:abstractNumId="2" w15:restartNumberingAfterBreak="0">
+  <w:abstractNum w:abstractNumId="12" w15:restartNumberingAfterBreak="0">
+    <w:nsid w:val="435F48A1"/>
+    <w:multiLevelType w:val="hybridMultilevel"/>
+    <w:tmpl w:val="ABC07A2A"/>
+    <w:lvl w:ilvl="0" w:tplc="B6A20C6A">
+      <w:start w:val="1"/>
+      <w:numFmt w:val="decimal"/>
+      <w:lvlText w:val="%1."/>
+      <w:lvlJc w:val="left"/>
+      <w:pPr>
+        <w:ind w:left="900" w:hanging="360"/>
+      </w:pPr>
+      <w:rPr>
+        <w:rFonts w:hint="default"/>
+      </w:rPr>
+    </w:lvl>
+    <w:lvl w:ilvl="1" w:tplc="04090019" w:tentative="1">
+      <w:start w:val="1"/>
+      <w:numFmt w:val="lowerLetter"/>
+      <w:lvlText w:val="%2."/>
+      <w:lvlJc w:val="left"/>
+      <w:pPr>
+        <w:ind w:left="1620" w:hanging="360"/>
+      </w:pPr>
+    </w:lvl>
+    <w:lvl w:ilvl="2" w:tplc="0409001B" w:tentative="1">
+      <w:start w:val="1"/>
+      <w:numFmt w:val="lowerRoman"/>
+      <w:lvlText w:val="%3."/>
+      <w:lvlJc w:val="right"/>
+      <w:pPr>
+        <w:ind w:left="2340" w:hanging="180"/>
+      </w:pPr>
+    </w:lvl>
+    <w:lvl w:ilvl="3" w:tplc="0409000F" w:tentative="1">
+      <w:start w:val="1"/>
+      <w:numFmt w:val="decimal"/>
+      <w:lvlText w:val="%4."/>
+      <w:lvlJc w:val="left"/>
+      <w:pPr>
+        <w:ind w:left="3060" w:hanging="360"/>
+      </w:pPr>
+    </w:lvl>
+    <w:lvl w:ilvl="4" w:tplc="04090019" w:tentative="1">
+      <w:start w:val="1"/>
+      <w:numFmt w:val="lowerLetter"/>
+      <w:lvlText w:val="%5."/>
+      <w:lvlJc w:val="left"/>
+      <w:pPr>
+        <w:ind w:left="3780" w:hanging="360"/>
+      </w:pPr>
+    </w:lvl>
+    <w:lvl w:ilvl="5" w:tplc="0409001B" w:tentative="1">
+      <w:start w:val="1"/>
+      <w:numFmt w:val="lowerRoman"/>
+      <w:lvlText w:val="%6."/>
+      <w:lvlJc w:val="right"/>
+      <w:pPr>
+        <w:ind w:left="4500" w:hanging="180"/>
+      </w:pPr>
+    </w:lvl>
+    <w:lvl w:ilvl="6" w:tplc="0409000F" w:tentative="1">
+      <w:start w:val="1"/>
+      <w:numFmt w:val="decimal"/>
+      <w:lvlText w:val="%7."/>
+      <w:lvlJc w:val="left"/>
+      <w:pPr>
+        <w:ind w:left="5220" w:hanging="360"/>
+      </w:pPr>
+    </w:lvl>
+    <w:lvl w:ilvl="7" w:tplc="04090019" w:tentative="1">
+      <w:start w:val="1"/>
+      <w:numFmt w:val="lowerLetter"/>
+      <w:lvlText w:val="%8."/>
+      <w:lvlJc w:val="left"/>
+      <w:pPr>
+        <w:ind w:left="5940" w:hanging="360"/>
+      </w:pPr>
+    </w:lvl>
+    <w:lvl w:ilvl="8" w:tplc="0409001B" w:tentative="1">
+      <w:start w:val="1"/>
+      <w:numFmt w:val="lowerRoman"/>
+      <w:lvlText w:val="%9."/>
+      <w:lvlJc w:val="right"/>
+      <w:pPr>
+        <w:ind w:left="6660" w:hanging="180"/>
+      </w:pPr>
+    </w:lvl>
+  </w:abstractNum>
+  <w:abstractNum w:abstractNumId="13" w15:restartNumberingAfterBreak="0">
     <w:nsid w:val="523174DB"/>
     <w:multiLevelType w:val="multilevel"/>
     <w:tmpl w:val="2E9A22F2"/>
@@ -5517,7 +9197,7 @@
       </w:pPr>
     </w:lvl>
   </w:abstractNum>
-  <w:abstractNum w:abstractNumId="3" w15:restartNumberingAfterBreak="0">
+  <w:abstractNum w:abstractNumId="14" w15:restartNumberingAfterBreak="0">
     <w:nsid w:val="534C4CB1"/>
     <w:multiLevelType w:val="multilevel"/>
     <w:tmpl w:val="0409001F"/>
@@ -5603,7 +9283,637 @@
       </w:pPr>
     </w:lvl>
   </w:abstractNum>
-  <w:abstractNum w:abstractNumId="4" w15:restartNumberingAfterBreak="0">
+  <w:abstractNum w:abstractNumId="15" w15:restartNumberingAfterBreak="0">
+    <w:nsid w:val="57D6721D"/>
+    <w:multiLevelType w:val="hybridMultilevel"/>
+    <w:tmpl w:val="42D2F6A8"/>
+    <w:lvl w:ilvl="0" w:tplc="0409000F">
+      <w:start w:val="1"/>
+      <w:numFmt w:val="decimal"/>
+      <w:lvlText w:val="%1."/>
+      <w:lvlJc w:val="left"/>
+      <w:pPr>
+        <w:ind w:left="720" w:hanging="360"/>
+      </w:pPr>
+      <w:rPr>
+        <w:rFonts w:hint="default"/>
+      </w:rPr>
+    </w:lvl>
+    <w:lvl w:ilvl="1" w:tplc="04090019" w:tentative="1">
+      <w:start w:val="1"/>
+      <w:numFmt w:val="lowerLetter"/>
+      <w:lvlText w:val="%2."/>
+      <w:lvlJc w:val="left"/>
+      <w:pPr>
+        <w:ind w:left="1440" w:hanging="360"/>
+      </w:pPr>
+    </w:lvl>
+    <w:lvl w:ilvl="2" w:tplc="0409001B" w:tentative="1">
+      <w:start w:val="1"/>
+      <w:numFmt w:val="lowerRoman"/>
+      <w:lvlText w:val="%3."/>
+      <w:lvlJc w:val="right"/>
+      <w:pPr>
+        <w:ind w:left="2160" w:hanging="180"/>
+      </w:pPr>
+    </w:lvl>
+    <w:lvl w:ilvl="3" w:tplc="0409000F" w:tentative="1">
+      <w:start w:val="1"/>
+      <w:numFmt w:val="decimal"/>
+      <w:lvlText w:val="%4."/>
+      <w:lvlJc w:val="left"/>
+      <w:pPr>
+        <w:ind w:left="2880" w:hanging="360"/>
+      </w:pPr>
+    </w:lvl>
+    <w:lvl w:ilvl="4" w:tplc="04090019" w:tentative="1">
+      <w:start w:val="1"/>
+      <w:numFmt w:val="lowerLetter"/>
+      <w:lvlText w:val="%5."/>
+      <w:lvlJc w:val="left"/>
+      <w:pPr>
+        <w:ind w:left="3600" w:hanging="360"/>
+      </w:pPr>
+    </w:lvl>
+    <w:lvl w:ilvl="5" w:tplc="0409001B" w:tentative="1">
+      <w:start w:val="1"/>
+      <w:numFmt w:val="lowerRoman"/>
+      <w:lvlText w:val="%6."/>
+      <w:lvlJc w:val="right"/>
+      <w:pPr>
+        <w:ind w:left="4320" w:hanging="180"/>
+      </w:pPr>
+    </w:lvl>
+    <w:lvl w:ilvl="6" w:tplc="0409000F" w:tentative="1">
+      <w:start w:val="1"/>
+      <w:numFmt w:val="decimal"/>
+      <w:lvlText w:val="%7."/>
+      <w:lvlJc w:val="left"/>
+      <w:pPr>
+        <w:ind w:left="5040" w:hanging="360"/>
+      </w:pPr>
+    </w:lvl>
+    <w:lvl w:ilvl="7" w:tplc="04090019" w:tentative="1">
+      <w:start w:val="1"/>
+      <w:numFmt w:val="lowerLetter"/>
+      <w:lvlText w:val="%8."/>
+      <w:lvlJc w:val="left"/>
+      <w:pPr>
+        <w:ind w:left="5760" w:hanging="360"/>
+      </w:pPr>
+    </w:lvl>
+    <w:lvl w:ilvl="8" w:tplc="0409001B" w:tentative="1">
+      <w:start w:val="1"/>
+      <w:numFmt w:val="lowerRoman"/>
+      <w:lvlText w:val="%9."/>
+      <w:lvlJc w:val="right"/>
+      <w:pPr>
+        <w:ind w:left="6480" w:hanging="180"/>
+      </w:pPr>
+    </w:lvl>
+  </w:abstractNum>
+  <w:abstractNum w:abstractNumId="16" w15:restartNumberingAfterBreak="0">
+    <w:nsid w:val="57D963FF"/>
+    <w:multiLevelType w:val="hybridMultilevel"/>
+    <w:tmpl w:val="00A04422"/>
+    <w:lvl w:ilvl="0" w:tplc="04090001">
+      <w:start w:val="1"/>
+      <w:numFmt w:val="bullet"/>
+      <w:lvlText w:val=""/>
+      <w:lvlJc w:val="left"/>
+      <w:pPr>
+        <w:ind w:left="1530" w:hanging="360"/>
+      </w:pPr>
+      <w:rPr>
+        <w:rFonts w:ascii="Symbol" w:hAnsi="Symbol" w:hint="default"/>
+      </w:rPr>
+    </w:lvl>
+    <w:lvl w:ilvl="1" w:tplc="04090003" w:tentative="1">
+      <w:start w:val="1"/>
+      <w:numFmt w:val="bullet"/>
+      <w:lvlText w:val="o"/>
+      <w:lvlJc w:val="left"/>
+      <w:pPr>
+        <w:ind w:left="2250" w:hanging="360"/>
+      </w:pPr>
+      <w:rPr>
+        <w:rFonts w:ascii="Courier New" w:hAnsi="Courier New" w:cs="Courier New" w:hint="default"/>
+      </w:rPr>
+    </w:lvl>
+    <w:lvl w:ilvl="2" w:tplc="04090005" w:tentative="1">
+      <w:start w:val="1"/>
+      <w:numFmt w:val="bullet"/>
+      <w:lvlText w:val=""/>
+      <w:lvlJc w:val="left"/>
+      <w:pPr>
+        <w:ind w:left="2970" w:hanging="360"/>
+      </w:pPr>
+      <w:rPr>
+        <w:rFonts w:ascii="Wingdings" w:hAnsi="Wingdings" w:hint="default"/>
+      </w:rPr>
+    </w:lvl>
+    <w:lvl w:ilvl="3" w:tplc="04090001" w:tentative="1">
+      <w:start w:val="1"/>
+      <w:numFmt w:val="bullet"/>
+      <w:lvlText w:val=""/>
+      <w:lvlJc w:val="left"/>
+      <w:pPr>
+        <w:ind w:left="3690" w:hanging="360"/>
+      </w:pPr>
+      <w:rPr>
+        <w:rFonts w:ascii="Symbol" w:hAnsi="Symbol" w:hint="default"/>
+      </w:rPr>
+    </w:lvl>
+    <w:lvl w:ilvl="4" w:tplc="04090003" w:tentative="1">
+      <w:start w:val="1"/>
+      <w:numFmt w:val="bullet"/>
+      <w:lvlText w:val="o"/>
+      <w:lvlJc w:val="left"/>
+      <w:pPr>
+        <w:ind w:left="4410" w:hanging="360"/>
+      </w:pPr>
+      <w:rPr>
+        <w:rFonts w:ascii="Courier New" w:hAnsi="Courier New" w:cs="Courier New" w:hint="default"/>
+      </w:rPr>
+    </w:lvl>
+    <w:lvl w:ilvl="5" w:tplc="04090005" w:tentative="1">
+      <w:start w:val="1"/>
+      <w:numFmt w:val="bullet"/>
+      <w:lvlText w:val=""/>
+      <w:lvlJc w:val="left"/>
+      <w:pPr>
+        <w:ind w:left="5130" w:hanging="360"/>
+      </w:pPr>
+      <w:rPr>
+        <w:rFonts w:ascii="Wingdings" w:hAnsi="Wingdings" w:hint="default"/>
+      </w:rPr>
+    </w:lvl>
+    <w:lvl w:ilvl="6" w:tplc="04090001" w:tentative="1">
+      <w:start w:val="1"/>
+      <w:numFmt w:val="bullet"/>
+      <w:lvlText w:val=""/>
+      <w:lvlJc w:val="left"/>
+      <w:pPr>
+        <w:ind w:left="5850" w:hanging="360"/>
+      </w:pPr>
+      <w:rPr>
+        <w:rFonts w:ascii="Symbol" w:hAnsi="Symbol" w:hint="default"/>
+      </w:rPr>
+    </w:lvl>
+    <w:lvl w:ilvl="7" w:tplc="04090003" w:tentative="1">
+      <w:start w:val="1"/>
+      <w:numFmt w:val="bullet"/>
+      <w:lvlText w:val="o"/>
+      <w:lvlJc w:val="left"/>
+      <w:pPr>
+        <w:ind w:left="6570" w:hanging="360"/>
+      </w:pPr>
+      <w:rPr>
+        <w:rFonts w:ascii="Courier New" w:hAnsi="Courier New" w:cs="Courier New" w:hint="default"/>
+      </w:rPr>
+    </w:lvl>
+    <w:lvl w:ilvl="8" w:tplc="04090005" w:tentative="1">
+      <w:start w:val="1"/>
+      <w:numFmt w:val="bullet"/>
+      <w:lvlText w:val=""/>
+      <w:lvlJc w:val="left"/>
+      <w:pPr>
+        <w:ind w:left="7290" w:hanging="360"/>
+      </w:pPr>
+      <w:rPr>
+        <w:rFonts w:ascii="Wingdings" w:hAnsi="Wingdings" w:hint="default"/>
+      </w:rPr>
+    </w:lvl>
+  </w:abstractNum>
+  <w:abstractNum w:abstractNumId="17" w15:restartNumberingAfterBreak="0">
+    <w:nsid w:val="5A6F104C"/>
+    <w:multiLevelType w:val="hybridMultilevel"/>
+    <w:tmpl w:val="B454895A"/>
+    <w:lvl w:ilvl="0" w:tplc="04090001">
+      <w:start w:val="1"/>
+      <w:numFmt w:val="bullet"/>
+      <w:lvlText w:val=""/>
+      <w:lvlJc w:val="left"/>
+      <w:pPr>
+        <w:ind w:left="1170" w:hanging="360"/>
+      </w:pPr>
+      <w:rPr>
+        <w:rFonts w:ascii="Symbol" w:hAnsi="Symbol" w:hint="default"/>
+      </w:rPr>
+    </w:lvl>
+    <w:lvl w:ilvl="1" w:tplc="04090003" w:tentative="1">
+      <w:start w:val="1"/>
+      <w:numFmt w:val="bullet"/>
+      <w:lvlText w:val="o"/>
+      <w:lvlJc w:val="left"/>
+      <w:pPr>
+        <w:ind w:left="1890" w:hanging="360"/>
+      </w:pPr>
+      <w:rPr>
+        <w:rFonts w:ascii="Courier New" w:hAnsi="Courier New" w:cs="Courier New" w:hint="default"/>
+      </w:rPr>
+    </w:lvl>
+    <w:lvl w:ilvl="2" w:tplc="04090005" w:tentative="1">
+      <w:start w:val="1"/>
+      <w:numFmt w:val="bullet"/>
+      <w:lvlText w:val=""/>
+      <w:lvlJc w:val="left"/>
+      <w:pPr>
+        <w:ind w:left="2610" w:hanging="360"/>
+      </w:pPr>
+      <w:rPr>
+        <w:rFonts w:ascii="Wingdings" w:hAnsi="Wingdings" w:hint="default"/>
+      </w:rPr>
+    </w:lvl>
+    <w:lvl w:ilvl="3" w:tplc="04090001" w:tentative="1">
+      <w:start w:val="1"/>
+      <w:numFmt w:val="bullet"/>
+      <w:lvlText w:val=""/>
+      <w:lvlJc w:val="left"/>
+      <w:pPr>
+        <w:ind w:left="3330" w:hanging="360"/>
+      </w:pPr>
+      <w:rPr>
+        <w:rFonts w:ascii="Symbol" w:hAnsi="Symbol" w:hint="default"/>
+      </w:rPr>
+    </w:lvl>
+    <w:lvl w:ilvl="4" w:tplc="04090003" w:tentative="1">
+      <w:start w:val="1"/>
+      <w:numFmt w:val="bullet"/>
+      <w:lvlText w:val="o"/>
+      <w:lvlJc w:val="left"/>
+      <w:pPr>
+        <w:ind w:left="4050" w:hanging="360"/>
+      </w:pPr>
+      <w:rPr>
+        <w:rFonts w:ascii="Courier New" w:hAnsi="Courier New" w:cs="Courier New" w:hint="default"/>
+      </w:rPr>
+    </w:lvl>
+    <w:lvl w:ilvl="5" w:tplc="04090005" w:tentative="1">
+      <w:start w:val="1"/>
+      <w:numFmt w:val="bullet"/>
+      <w:lvlText w:val=""/>
+      <w:lvlJc w:val="left"/>
+      <w:pPr>
+        <w:ind w:left="4770" w:hanging="360"/>
+      </w:pPr>
+      <w:rPr>
+        <w:rFonts w:ascii="Wingdings" w:hAnsi="Wingdings" w:hint="default"/>
+      </w:rPr>
+    </w:lvl>
+    <w:lvl w:ilvl="6" w:tplc="04090001" w:tentative="1">
+      <w:start w:val="1"/>
+      <w:numFmt w:val="bullet"/>
+      <w:lvlText w:val=""/>
+      <w:lvlJc w:val="left"/>
+      <w:pPr>
+        <w:ind w:left="5490" w:hanging="360"/>
+      </w:pPr>
+      <w:rPr>
+        <w:rFonts w:ascii="Symbol" w:hAnsi="Symbol" w:hint="default"/>
+      </w:rPr>
+    </w:lvl>
+    <w:lvl w:ilvl="7" w:tplc="04090003" w:tentative="1">
+      <w:start w:val="1"/>
+      <w:numFmt w:val="bullet"/>
+      <w:lvlText w:val="o"/>
+      <w:lvlJc w:val="left"/>
+      <w:pPr>
+        <w:ind w:left="6210" w:hanging="360"/>
+      </w:pPr>
+      <w:rPr>
+        <w:rFonts w:ascii="Courier New" w:hAnsi="Courier New" w:cs="Courier New" w:hint="default"/>
+      </w:rPr>
+    </w:lvl>
+    <w:lvl w:ilvl="8" w:tplc="04090005" w:tentative="1">
+      <w:start w:val="1"/>
+      <w:numFmt w:val="bullet"/>
+      <w:lvlText w:val=""/>
+      <w:lvlJc w:val="left"/>
+      <w:pPr>
+        <w:ind w:left="6930" w:hanging="360"/>
+      </w:pPr>
+      <w:rPr>
+        <w:rFonts w:ascii="Wingdings" w:hAnsi="Wingdings" w:hint="default"/>
+      </w:rPr>
+    </w:lvl>
+  </w:abstractNum>
+  <w:abstractNum w:abstractNumId="18" w15:restartNumberingAfterBreak="0">
+    <w:nsid w:val="5A874009"/>
+    <w:multiLevelType w:val="hybridMultilevel"/>
+    <w:tmpl w:val="26444DDA"/>
+    <w:lvl w:ilvl="0" w:tplc="0409000F">
+      <w:start w:val="1"/>
+      <w:numFmt w:val="decimal"/>
+      <w:lvlText w:val="%1."/>
+      <w:lvlJc w:val="left"/>
+      <w:pPr>
+        <w:ind w:left="720" w:hanging="360"/>
+      </w:pPr>
+      <w:rPr>
+        <w:rFonts w:hint="default"/>
+      </w:rPr>
+    </w:lvl>
+    <w:lvl w:ilvl="1" w:tplc="04090019">
+      <w:start w:val="1"/>
+      <w:numFmt w:val="lowerLetter"/>
+      <w:lvlText w:val="%2."/>
+      <w:lvlJc w:val="left"/>
+      <w:pPr>
+        <w:ind w:left="1440" w:hanging="360"/>
+      </w:pPr>
+    </w:lvl>
+    <w:lvl w:ilvl="2" w:tplc="0409001B" w:tentative="1">
+      <w:start w:val="1"/>
+      <w:numFmt w:val="lowerRoman"/>
+      <w:lvlText w:val="%3."/>
+      <w:lvlJc w:val="right"/>
+      <w:pPr>
+        <w:ind w:left="2160" w:hanging="180"/>
+      </w:pPr>
+    </w:lvl>
+    <w:lvl w:ilvl="3" w:tplc="0409000F" w:tentative="1">
+      <w:start w:val="1"/>
+      <w:numFmt w:val="decimal"/>
+      <w:lvlText w:val="%4."/>
+      <w:lvlJc w:val="left"/>
+      <w:pPr>
+        <w:ind w:left="2880" w:hanging="360"/>
+      </w:pPr>
+    </w:lvl>
+    <w:lvl w:ilvl="4" w:tplc="04090019" w:tentative="1">
+      <w:start w:val="1"/>
+      <w:numFmt w:val="lowerLetter"/>
+      <w:lvlText w:val="%5."/>
+      <w:lvlJc w:val="left"/>
+      <w:pPr>
+        <w:ind w:left="3600" w:hanging="360"/>
+      </w:pPr>
+    </w:lvl>
+    <w:lvl w:ilvl="5" w:tplc="0409001B" w:tentative="1">
+      <w:start w:val="1"/>
+      <w:numFmt w:val="lowerRoman"/>
+      <w:lvlText w:val="%6."/>
+      <w:lvlJc w:val="right"/>
+      <w:pPr>
+        <w:ind w:left="4320" w:hanging="180"/>
+      </w:pPr>
+    </w:lvl>
+    <w:lvl w:ilvl="6" w:tplc="0409000F" w:tentative="1">
+      <w:start w:val="1"/>
+      <w:numFmt w:val="decimal"/>
+      <w:lvlText w:val="%7."/>
+      <w:lvlJc w:val="left"/>
+      <w:pPr>
+        <w:ind w:left="5040" w:hanging="360"/>
+      </w:pPr>
+    </w:lvl>
+    <w:lvl w:ilvl="7" w:tplc="04090019" w:tentative="1">
+      <w:start w:val="1"/>
+      <w:numFmt w:val="lowerLetter"/>
+      <w:lvlText w:val="%8."/>
+      <w:lvlJc w:val="left"/>
+      <w:pPr>
+        <w:ind w:left="5760" w:hanging="360"/>
+      </w:pPr>
+    </w:lvl>
+    <w:lvl w:ilvl="8" w:tplc="0409001B" w:tentative="1">
+      <w:start w:val="1"/>
+      <w:numFmt w:val="lowerRoman"/>
+      <w:lvlText w:val="%9."/>
+      <w:lvlJc w:val="right"/>
+      <w:pPr>
+        <w:ind w:left="6480" w:hanging="180"/>
+      </w:pPr>
+    </w:lvl>
+  </w:abstractNum>
+  <w:abstractNum w:abstractNumId="19" w15:restartNumberingAfterBreak="0">
+    <w:nsid w:val="625351D4"/>
+    <w:multiLevelType w:val="hybridMultilevel"/>
+    <w:tmpl w:val="FFE8EE26"/>
+    <w:lvl w:ilvl="0" w:tplc="04090001">
+      <w:start w:val="1"/>
+      <w:numFmt w:val="bullet"/>
+      <w:lvlText w:val=""/>
+      <w:lvlJc w:val="left"/>
+      <w:pPr>
+        <w:ind w:left="1443" w:hanging="360"/>
+      </w:pPr>
+      <w:rPr>
+        <w:rFonts w:ascii="Symbol" w:hAnsi="Symbol" w:hint="default"/>
+      </w:rPr>
+    </w:lvl>
+    <w:lvl w:ilvl="1" w:tplc="04090003" w:tentative="1">
+      <w:start w:val="1"/>
+      <w:numFmt w:val="bullet"/>
+      <w:lvlText w:val="o"/>
+      <w:lvlJc w:val="left"/>
+      <w:pPr>
+        <w:ind w:left="2163" w:hanging="360"/>
+      </w:pPr>
+      <w:rPr>
+        <w:rFonts w:ascii="Courier New" w:hAnsi="Courier New" w:cs="Courier New" w:hint="default"/>
+      </w:rPr>
+    </w:lvl>
+    <w:lvl w:ilvl="2" w:tplc="04090005" w:tentative="1">
+      <w:start w:val="1"/>
+      <w:numFmt w:val="bullet"/>
+      <w:lvlText w:val=""/>
+      <w:lvlJc w:val="left"/>
+      <w:pPr>
+        <w:ind w:left="2883" w:hanging="360"/>
+      </w:pPr>
+      <w:rPr>
+        <w:rFonts w:ascii="Wingdings" w:hAnsi="Wingdings" w:hint="default"/>
+      </w:rPr>
+    </w:lvl>
+    <w:lvl w:ilvl="3" w:tplc="04090001" w:tentative="1">
+      <w:start w:val="1"/>
+      <w:numFmt w:val="bullet"/>
+      <w:lvlText w:val=""/>
+      <w:lvlJc w:val="left"/>
+      <w:pPr>
+        <w:ind w:left="3603" w:hanging="360"/>
+      </w:pPr>
+      <w:rPr>
+        <w:rFonts w:ascii="Symbol" w:hAnsi="Symbol" w:hint="default"/>
+      </w:rPr>
+    </w:lvl>
+    <w:lvl w:ilvl="4" w:tplc="04090003" w:tentative="1">
+      <w:start w:val="1"/>
+      <w:numFmt w:val="bullet"/>
+      <w:lvlText w:val="o"/>
+      <w:lvlJc w:val="left"/>
+      <w:pPr>
+        <w:ind w:left="4323" w:hanging="360"/>
+      </w:pPr>
+      <w:rPr>
+        <w:rFonts w:ascii="Courier New" w:hAnsi="Courier New" w:cs="Courier New" w:hint="default"/>
+      </w:rPr>
+    </w:lvl>
+    <w:lvl w:ilvl="5" w:tplc="04090005" w:tentative="1">
+      <w:start w:val="1"/>
+      <w:numFmt w:val="bullet"/>
+      <w:lvlText w:val=""/>
+      <w:lvlJc w:val="left"/>
+      <w:pPr>
+        <w:ind w:left="5043" w:hanging="360"/>
+      </w:pPr>
+      <w:rPr>
+        <w:rFonts w:ascii="Wingdings" w:hAnsi="Wingdings" w:hint="default"/>
+      </w:rPr>
+    </w:lvl>
+    <w:lvl w:ilvl="6" w:tplc="04090001" w:tentative="1">
+      <w:start w:val="1"/>
+      <w:numFmt w:val="bullet"/>
+      <w:lvlText w:val=""/>
+      <w:lvlJc w:val="left"/>
+      <w:pPr>
+        <w:ind w:left="5763" w:hanging="360"/>
+      </w:pPr>
+      <w:rPr>
+        <w:rFonts w:ascii="Symbol" w:hAnsi="Symbol" w:hint="default"/>
+      </w:rPr>
+    </w:lvl>
+    <w:lvl w:ilvl="7" w:tplc="04090003" w:tentative="1">
+      <w:start w:val="1"/>
+      <w:numFmt w:val="bullet"/>
+      <w:lvlText w:val="o"/>
+      <w:lvlJc w:val="left"/>
+      <w:pPr>
+        <w:ind w:left="6483" w:hanging="360"/>
+      </w:pPr>
+      <w:rPr>
+        <w:rFonts w:ascii="Courier New" w:hAnsi="Courier New" w:cs="Courier New" w:hint="default"/>
+      </w:rPr>
+    </w:lvl>
+    <w:lvl w:ilvl="8" w:tplc="04090005" w:tentative="1">
+      <w:start w:val="1"/>
+      <w:numFmt w:val="bullet"/>
+      <w:lvlText w:val=""/>
+      <w:lvlJc w:val="left"/>
+      <w:pPr>
+        <w:ind w:left="7203" w:hanging="360"/>
+      </w:pPr>
+      <w:rPr>
+        <w:rFonts w:ascii="Wingdings" w:hAnsi="Wingdings" w:hint="default"/>
+      </w:rPr>
+    </w:lvl>
+  </w:abstractNum>
+  <w:abstractNum w:abstractNumId="20" w15:restartNumberingAfterBreak="0">
+    <w:nsid w:val="62B57B86"/>
+    <w:multiLevelType w:val="hybridMultilevel"/>
+    <w:tmpl w:val="08BC658C"/>
+    <w:lvl w:ilvl="0" w:tplc="04090001">
+      <w:start w:val="1"/>
+      <w:numFmt w:val="bullet"/>
+      <w:lvlText w:val=""/>
+      <w:lvlJc w:val="left"/>
+      <w:pPr>
+        <w:ind w:left="1170" w:hanging="360"/>
+      </w:pPr>
+      <w:rPr>
+        <w:rFonts w:ascii="Symbol" w:hAnsi="Symbol" w:hint="default"/>
+      </w:rPr>
+    </w:lvl>
+    <w:lvl w:ilvl="1" w:tplc="04090003" w:tentative="1">
+      <w:start w:val="1"/>
+      <w:numFmt w:val="bullet"/>
+      <w:lvlText w:val="o"/>
+      <w:lvlJc w:val="left"/>
+      <w:pPr>
+        <w:ind w:left="1890" w:hanging="360"/>
+      </w:pPr>
+      <w:rPr>
+        <w:rFonts w:ascii="Courier New" w:hAnsi="Courier New" w:cs="Courier New" w:hint="default"/>
+      </w:rPr>
+    </w:lvl>
+    <w:lvl w:ilvl="2" w:tplc="04090005" w:tentative="1">
+      <w:start w:val="1"/>
+      <w:numFmt w:val="bullet"/>
+      <w:lvlText w:val=""/>
+      <w:lvlJc w:val="left"/>
+      <w:pPr>
+        <w:ind w:left="2610" w:hanging="360"/>
+      </w:pPr>
+      <w:rPr>
+        <w:rFonts w:ascii="Wingdings" w:hAnsi="Wingdings" w:hint="default"/>
+      </w:rPr>
+    </w:lvl>
+    <w:lvl w:ilvl="3" w:tplc="04090001" w:tentative="1">
+      <w:start w:val="1"/>
+      <w:numFmt w:val="bullet"/>
+      <w:lvlText w:val=""/>
+      <w:lvlJc w:val="left"/>
+      <w:pPr>
+        <w:ind w:left="3330" w:hanging="360"/>
+      </w:pPr>
+      <w:rPr>
+        <w:rFonts w:ascii="Symbol" w:hAnsi="Symbol" w:hint="default"/>
+      </w:rPr>
+    </w:lvl>
+    <w:lvl w:ilvl="4" w:tplc="04090003" w:tentative="1">
+      <w:start w:val="1"/>
+      <w:numFmt w:val="bullet"/>
+      <w:lvlText w:val="o"/>
+      <w:lvlJc w:val="left"/>
+      <w:pPr>
+        <w:ind w:left="4050" w:hanging="360"/>
+      </w:pPr>
+      <w:rPr>
+        <w:rFonts w:ascii="Courier New" w:hAnsi="Courier New" w:cs="Courier New" w:hint="default"/>
+      </w:rPr>
+    </w:lvl>
+    <w:lvl w:ilvl="5" w:tplc="04090005" w:tentative="1">
+      <w:start w:val="1"/>
+      <w:numFmt w:val="bullet"/>
+      <w:lvlText w:val=""/>
+      <w:lvlJc w:val="left"/>
+      <w:pPr>
+        <w:ind w:left="4770" w:hanging="360"/>
+      </w:pPr>
+      <w:rPr>
+        <w:rFonts w:ascii="Wingdings" w:hAnsi="Wingdings" w:hint="default"/>
+      </w:rPr>
+    </w:lvl>
+    <w:lvl w:ilvl="6" w:tplc="04090001" w:tentative="1">
+      <w:start w:val="1"/>
+      <w:numFmt w:val="bullet"/>
+      <w:lvlText w:val=""/>
+      <w:lvlJc w:val="left"/>
+      <w:pPr>
+        <w:ind w:left="5490" w:hanging="360"/>
+      </w:pPr>
+      <w:rPr>
+        <w:rFonts w:ascii="Symbol" w:hAnsi="Symbol" w:hint="default"/>
+      </w:rPr>
+    </w:lvl>
+    <w:lvl w:ilvl="7" w:tplc="04090003" w:tentative="1">
+      <w:start w:val="1"/>
+      <w:numFmt w:val="bullet"/>
+      <w:lvlText w:val="o"/>
+      <w:lvlJc w:val="left"/>
+      <w:pPr>
+        <w:ind w:left="6210" w:hanging="360"/>
+      </w:pPr>
+      <w:rPr>
+        <w:rFonts w:ascii="Courier New" w:hAnsi="Courier New" w:cs="Courier New" w:hint="default"/>
+      </w:rPr>
+    </w:lvl>
+    <w:lvl w:ilvl="8" w:tplc="04090005" w:tentative="1">
+      <w:start w:val="1"/>
+      <w:numFmt w:val="bullet"/>
+      <w:lvlText w:val=""/>
+      <w:lvlJc w:val="left"/>
+      <w:pPr>
+        <w:ind w:left="6930" w:hanging="360"/>
+      </w:pPr>
+      <w:rPr>
+        <w:rFonts w:ascii="Wingdings" w:hAnsi="Wingdings" w:hint="default"/>
+      </w:rPr>
+    </w:lvl>
+  </w:abstractNum>
+  <w:abstractNum w:abstractNumId="21" w15:restartNumberingAfterBreak="0">
     <w:nsid w:val="63353E17"/>
     <w:multiLevelType w:val="multilevel"/>
     <w:tmpl w:val="2E9A22F2"/>
@@ -5689,7 +9999,120 @@
       </w:pPr>
     </w:lvl>
   </w:abstractNum>
-  <w:abstractNum w:abstractNumId="5" w15:restartNumberingAfterBreak="0">
+  <w:abstractNum w:abstractNumId="22" w15:restartNumberingAfterBreak="0">
+    <w:nsid w:val="6C0A7A9E"/>
+    <w:multiLevelType w:val="hybridMultilevel"/>
+    <w:tmpl w:val="AB4893CA"/>
+    <w:lvl w:ilvl="0" w:tplc="04090001">
+      <w:start w:val="1"/>
+      <w:numFmt w:val="bullet"/>
+      <w:lvlText w:val=""/>
+      <w:lvlJc w:val="left"/>
+      <w:pPr>
+        <w:ind w:left="1440" w:hanging="360"/>
+      </w:pPr>
+      <w:rPr>
+        <w:rFonts w:ascii="Symbol" w:hAnsi="Symbol" w:hint="default"/>
+      </w:rPr>
+    </w:lvl>
+    <w:lvl w:ilvl="1" w:tplc="04090003" w:tentative="1">
+      <w:start w:val="1"/>
+      <w:numFmt w:val="bullet"/>
+      <w:lvlText w:val="o"/>
+      <w:lvlJc w:val="left"/>
+      <w:pPr>
+        <w:ind w:left="2160" w:hanging="360"/>
+      </w:pPr>
+      <w:rPr>
+        <w:rFonts w:ascii="Courier New" w:hAnsi="Courier New" w:cs="Courier New" w:hint="default"/>
+      </w:rPr>
+    </w:lvl>
+    <w:lvl w:ilvl="2" w:tplc="04090005" w:tentative="1">
+      <w:start w:val="1"/>
+      <w:numFmt w:val="bullet"/>
+      <w:lvlText w:val=""/>
+      <w:lvlJc w:val="left"/>
+      <w:pPr>
+        <w:ind w:left="2880" w:hanging="360"/>
+      </w:pPr>
+      <w:rPr>
+        <w:rFonts w:ascii="Wingdings" w:hAnsi="Wingdings" w:hint="default"/>
+      </w:rPr>
+    </w:lvl>
+    <w:lvl w:ilvl="3" w:tplc="04090001" w:tentative="1">
+      <w:start w:val="1"/>
+      <w:numFmt w:val="bullet"/>
+      <w:lvlText w:val=""/>
+      <w:lvlJc w:val="left"/>
+      <w:pPr>
+        <w:ind w:left="3600" w:hanging="360"/>
+      </w:pPr>
+      <w:rPr>
+        <w:rFonts w:ascii="Symbol" w:hAnsi="Symbol" w:hint="default"/>
+      </w:rPr>
+    </w:lvl>
+    <w:lvl w:ilvl="4" w:tplc="04090003" w:tentative="1">
+      <w:start w:val="1"/>
+      <w:numFmt w:val="bullet"/>
+      <w:lvlText w:val="o"/>
+      <w:lvlJc w:val="left"/>
+      <w:pPr>
+        <w:ind w:left="4320" w:hanging="360"/>
+      </w:pPr>
+      <w:rPr>
+        <w:rFonts w:ascii="Courier New" w:hAnsi="Courier New" w:cs="Courier New" w:hint="default"/>
+      </w:rPr>
+    </w:lvl>
+    <w:lvl w:ilvl="5" w:tplc="04090005" w:tentative="1">
+      <w:start w:val="1"/>
+      <w:numFmt w:val="bullet"/>
+      <w:lvlText w:val=""/>
+      <w:lvlJc w:val="left"/>
+      <w:pPr>
+        <w:ind w:left="5040" w:hanging="360"/>
+      </w:pPr>
+      <w:rPr>
+        <w:rFonts w:ascii="Wingdings" w:hAnsi="Wingdings" w:hint="default"/>
+      </w:rPr>
+    </w:lvl>
+    <w:lvl w:ilvl="6" w:tplc="04090001" w:tentative="1">
+      <w:start w:val="1"/>
+      <w:numFmt w:val="bullet"/>
+      <w:lvlText w:val=""/>
+      <w:lvlJc w:val="left"/>
+      <w:pPr>
+        <w:ind w:left="5760" w:hanging="360"/>
+      </w:pPr>
+      <w:rPr>
+        <w:rFonts w:ascii="Symbol" w:hAnsi="Symbol" w:hint="default"/>
+      </w:rPr>
+    </w:lvl>
+    <w:lvl w:ilvl="7" w:tplc="04090003" w:tentative="1">
+      <w:start w:val="1"/>
+      <w:numFmt w:val="bullet"/>
+      <w:lvlText w:val="o"/>
+      <w:lvlJc w:val="left"/>
+      <w:pPr>
+        <w:ind w:left="6480" w:hanging="360"/>
+      </w:pPr>
+      <w:rPr>
+        <w:rFonts w:ascii="Courier New" w:hAnsi="Courier New" w:cs="Courier New" w:hint="default"/>
+      </w:rPr>
+    </w:lvl>
+    <w:lvl w:ilvl="8" w:tplc="04090005" w:tentative="1">
+      <w:start w:val="1"/>
+      <w:numFmt w:val="bullet"/>
+      <w:lvlText w:val=""/>
+      <w:lvlJc w:val="left"/>
+      <w:pPr>
+        <w:ind w:left="7200" w:hanging="360"/>
+      </w:pPr>
+      <w:rPr>
+        <w:rFonts w:ascii="Wingdings" w:hAnsi="Wingdings" w:hint="default"/>
+      </w:rPr>
+    </w:lvl>
+  </w:abstractNum>
+  <w:abstractNum w:abstractNumId="23" w15:restartNumberingAfterBreak="0">
     <w:nsid w:val="6D06502E"/>
     <w:multiLevelType w:val="hybridMultilevel"/>
     <w:tmpl w:val="C3B219C2"/>
@@ -5802,22 +10225,492 @@
       </w:rPr>
     </w:lvl>
   </w:abstractNum>
+  <w:abstractNum w:abstractNumId="24" w15:restartNumberingAfterBreak="0">
+    <w:nsid w:val="6D7D24AA"/>
+    <w:multiLevelType w:val="hybridMultilevel"/>
+    <w:tmpl w:val="7A765E4E"/>
+    <w:lvl w:ilvl="0" w:tplc="04090001">
+      <w:start w:val="1"/>
+      <w:numFmt w:val="bullet"/>
+      <w:lvlText w:val=""/>
+      <w:lvlJc w:val="left"/>
+      <w:pPr>
+        <w:ind w:left="1170" w:hanging="360"/>
+      </w:pPr>
+      <w:rPr>
+        <w:rFonts w:ascii="Symbol" w:hAnsi="Symbol" w:hint="default"/>
+      </w:rPr>
+    </w:lvl>
+    <w:lvl w:ilvl="1" w:tplc="04090003" w:tentative="1">
+      <w:start w:val="1"/>
+      <w:numFmt w:val="bullet"/>
+      <w:lvlText w:val="o"/>
+      <w:lvlJc w:val="left"/>
+      <w:pPr>
+        <w:ind w:left="1890" w:hanging="360"/>
+      </w:pPr>
+      <w:rPr>
+        <w:rFonts w:ascii="Courier New" w:hAnsi="Courier New" w:cs="Courier New" w:hint="default"/>
+      </w:rPr>
+    </w:lvl>
+    <w:lvl w:ilvl="2" w:tplc="04090005" w:tentative="1">
+      <w:start w:val="1"/>
+      <w:numFmt w:val="bullet"/>
+      <w:lvlText w:val=""/>
+      <w:lvlJc w:val="left"/>
+      <w:pPr>
+        <w:ind w:left="2610" w:hanging="360"/>
+      </w:pPr>
+      <w:rPr>
+        <w:rFonts w:ascii="Wingdings" w:hAnsi="Wingdings" w:hint="default"/>
+      </w:rPr>
+    </w:lvl>
+    <w:lvl w:ilvl="3" w:tplc="04090001" w:tentative="1">
+      <w:start w:val="1"/>
+      <w:numFmt w:val="bullet"/>
+      <w:lvlText w:val=""/>
+      <w:lvlJc w:val="left"/>
+      <w:pPr>
+        <w:ind w:left="3330" w:hanging="360"/>
+      </w:pPr>
+      <w:rPr>
+        <w:rFonts w:ascii="Symbol" w:hAnsi="Symbol" w:hint="default"/>
+      </w:rPr>
+    </w:lvl>
+    <w:lvl w:ilvl="4" w:tplc="04090003" w:tentative="1">
+      <w:start w:val="1"/>
+      <w:numFmt w:val="bullet"/>
+      <w:lvlText w:val="o"/>
+      <w:lvlJc w:val="left"/>
+      <w:pPr>
+        <w:ind w:left="4050" w:hanging="360"/>
+      </w:pPr>
+      <w:rPr>
+        <w:rFonts w:ascii="Courier New" w:hAnsi="Courier New" w:cs="Courier New" w:hint="default"/>
+      </w:rPr>
+    </w:lvl>
+    <w:lvl w:ilvl="5" w:tplc="04090005" w:tentative="1">
+      <w:start w:val="1"/>
+      <w:numFmt w:val="bullet"/>
+      <w:lvlText w:val=""/>
+      <w:lvlJc w:val="left"/>
+      <w:pPr>
+        <w:ind w:left="4770" w:hanging="360"/>
+      </w:pPr>
+      <w:rPr>
+        <w:rFonts w:ascii="Wingdings" w:hAnsi="Wingdings" w:hint="default"/>
+      </w:rPr>
+    </w:lvl>
+    <w:lvl w:ilvl="6" w:tplc="04090001" w:tentative="1">
+      <w:start w:val="1"/>
+      <w:numFmt w:val="bullet"/>
+      <w:lvlText w:val=""/>
+      <w:lvlJc w:val="left"/>
+      <w:pPr>
+        <w:ind w:left="5490" w:hanging="360"/>
+      </w:pPr>
+      <w:rPr>
+        <w:rFonts w:ascii="Symbol" w:hAnsi="Symbol" w:hint="default"/>
+      </w:rPr>
+    </w:lvl>
+    <w:lvl w:ilvl="7" w:tplc="04090003" w:tentative="1">
+      <w:start w:val="1"/>
+      <w:numFmt w:val="bullet"/>
+      <w:lvlText w:val="o"/>
+      <w:lvlJc w:val="left"/>
+      <w:pPr>
+        <w:ind w:left="6210" w:hanging="360"/>
+      </w:pPr>
+      <w:rPr>
+        <w:rFonts w:ascii="Courier New" w:hAnsi="Courier New" w:cs="Courier New" w:hint="default"/>
+      </w:rPr>
+    </w:lvl>
+    <w:lvl w:ilvl="8" w:tplc="04090005" w:tentative="1">
+      <w:start w:val="1"/>
+      <w:numFmt w:val="bullet"/>
+      <w:lvlText w:val=""/>
+      <w:lvlJc w:val="left"/>
+      <w:pPr>
+        <w:ind w:left="6930" w:hanging="360"/>
+      </w:pPr>
+      <w:rPr>
+        <w:rFonts w:ascii="Wingdings" w:hAnsi="Wingdings" w:hint="default"/>
+      </w:rPr>
+    </w:lvl>
+  </w:abstractNum>
+  <w:abstractNum w:abstractNumId="25" w15:restartNumberingAfterBreak="0">
+    <w:nsid w:val="744B3713"/>
+    <w:multiLevelType w:val="hybridMultilevel"/>
+    <w:tmpl w:val="1B1A1F18"/>
+    <w:lvl w:ilvl="0" w:tplc="04090001">
+      <w:start w:val="1"/>
+      <w:numFmt w:val="bullet"/>
+      <w:lvlText w:val=""/>
+      <w:lvlJc w:val="left"/>
+      <w:pPr>
+        <w:ind w:left="1440" w:hanging="360"/>
+      </w:pPr>
+      <w:rPr>
+        <w:rFonts w:ascii="Symbol" w:hAnsi="Symbol" w:hint="default"/>
+      </w:rPr>
+    </w:lvl>
+    <w:lvl w:ilvl="1" w:tplc="04090003" w:tentative="1">
+      <w:start w:val="1"/>
+      <w:numFmt w:val="bullet"/>
+      <w:lvlText w:val="o"/>
+      <w:lvlJc w:val="left"/>
+      <w:pPr>
+        <w:ind w:left="2160" w:hanging="360"/>
+      </w:pPr>
+      <w:rPr>
+        <w:rFonts w:ascii="Courier New" w:hAnsi="Courier New" w:cs="Courier New" w:hint="default"/>
+      </w:rPr>
+    </w:lvl>
+    <w:lvl w:ilvl="2" w:tplc="04090005" w:tentative="1">
+      <w:start w:val="1"/>
+      <w:numFmt w:val="bullet"/>
+      <w:lvlText w:val=""/>
+      <w:lvlJc w:val="left"/>
+      <w:pPr>
+        <w:ind w:left="2880" w:hanging="360"/>
+      </w:pPr>
+      <w:rPr>
+        <w:rFonts w:ascii="Wingdings" w:hAnsi="Wingdings" w:hint="default"/>
+      </w:rPr>
+    </w:lvl>
+    <w:lvl w:ilvl="3" w:tplc="04090001" w:tentative="1">
+      <w:start w:val="1"/>
+      <w:numFmt w:val="bullet"/>
+      <w:lvlText w:val=""/>
+      <w:lvlJc w:val="left"/>
+      <w:pPr>
+        <w:ind w:left="3600" w:hanging="360"/>
+      </w:pPr>
+      <w:rPr>
+        <w:rFonts w:ascii="Symbol" w:hAnsi="Symbol" w:hint="default"/>
+      </w:rPr>
+    </w:lvl>
+    <w:lvl w:ilvl="4" w:tplc="04090003" w:tentative="1">
+      <w:start w:val="1"/>
+      <w:numFmt w:val="bullet"/>
+      <w:lvlText w:val="o"/>
+      <w:lvlJc w:val="left"/>
+      <w:pPr>
+        <w:ind w:left="4320" w:hanging="360"/>
+      </w:pPr>
+      <w:rPr>
+        <w:rFonts w:ascii="Courier New" w:hAnsi="Courier New" w:cs="Courier New" w:hint="default"/>
+      </w:rPr>
+    </w:lvl>
+    <w:lvl w:ilvl="5" w:tplc="04090005" w:tentative="1">
+      <w:start w:val="1"/>
+      <w:numFmt w:val="bullet"/>
+      <w:lvlText w:val=""/>
+      <w:lvlJc w:val="left"/>
+      <w:pPr>
+        <w:ind w:left="5040" w:hanging="360"/>
+      </w:pPr>
+      <w:rPr>
+        <w:rFonts w:ascii="Wingdings" w:hAnsi="Wingdings" w:hint="default"/>
+      </w:rPr>
+    </w:lvl>
+    <w:lvl w:ilvl="6" w:tplc="04090001" w:tentative="1">
+      <w:start w:val="1"/>
+      <w:numFmt w:val="bullet"/>
+      <w:lvlText w:val=""/>
+      <w:lvlJc w:val="left"/>
+      <w:pPr>
+        <w:ind w:left="5760" w:hanging="360"/>
+      </w:pPr>
+      <w:rPr>
+        <w:rFonts w:ascii="Symbol" w:hAnsi="Symbol" w:hint="default"/>
+      </w:rPr>
+    </w:lvl>
+    <w:lvl w:ilvl="7" w:tplc="04090003" w:tentative="1">
+      <w:start w:val="1"/>
+      <w:numFmt w:val="bullet"/>
+      <w:lvlText w:val="o"/>
+      <w:lvlJc w:val="left"/>
+      <w:pPr>
+        <w:ind w:left="6480" w:hanging="360"/>
+      </w:pPr>
+      <w:rPr>
+        <w:rFonts w:ascii="Courier New" w:hAnsi="Courier New" w:cs="Courier New" w:hint="default"/>
+      </w:rPr>
+    </w:lvl>
+    <w:lvl w:ilvl="8" w:tplc="04090005" w:tentative="1">
+      <w:start w:val="1"/>
+      <w:numFmt w:val="bullet"/>
+      <w:lvlText w:val=""/>
+      <w:lvlJc w:val="left"/>
+      <w:pPr>
+        <w:ind w:left="7200" w:hanging="360"/>
+      </w:pPr>
+      <w:rPr>
+        <w:rFonts w:ascii="Wingdings" w:hAnsi="Wingdings" w:hint="default"/>
+      </w:rPr>
+    </w:lvl>
+  </w:abstractNum>
+  <w:abstractNum w:abstractNumId="26" w15:restartNumberingAfterBreak="0">
+    <w:nsid w:val="7789161A"/>
+    <w:multiLevelType w:val="hybridMultilevel"/>
+    <w:tmpl w:val="4BB6F6CA"/>
+    <w:lvl w:ilvl="0" w:tplc="45BEE61C">
+      <w:start w:val="1"/>
+      <w:numFmt w:val="decimal"/>
+      <w:lvlText w:val="%1."/>
+      <w:lvlJc w:val="left"/>
+      <w:pPr>
+        <w:ind w:left="900" w:hanging="360"/>
+      </w:pPr>
+      <w:rPr>
+        <w:rFonts w:hint="default"/>
+      </w:rPr>
+    </w:lvl>
+    <w:lvl w:ilvl="1" w:tplc="04090019" w:tentative="1">
+      <w:start w:val="1"/>
+      <w:numFmt w:val="lowerLetter"/>
+      <w:lvlText w:val="%2."/>
+      <w:lvlJc w:val="left"/>
+      <w:pPr>
+        <w:ind w:left="1620" w:hanging="360"/>
+      </w:pPr>
+    </w:lvl>
+    <w:lvl w:ilvl="2" w:tplc="0409001B" w:tentative="1">
+      <w:start w:val="1"/>
+      <w:numFmt w:val="lowerRoman"/>
+      <w:lvlText w:val="%3."/>
+      <w:lvlJc w:val="right"/>
+      <w:pPr>
+        <w:ind w:left="2340" w:hanging="180"/>
+      </w:pPr>
+    </w:lvl>
+    <w:lvl w:ilvl="3" w:tplc="0409000F" w:tentative="1">
+      <w:start w:val="1"/>
+      <w:numFmt w:val="decimal"/>
+      <w:lvlText w:val="%4."/>
+      <w:lvlJc w:val="left"/>
+      <w:pPr>
+        <w:ind w:left="3060" w:hanging="360"/>
+      </w:pPr>
+    </w:lvl>
+    <w:lvl w:ilvl="4" w:tplc="04090019" w:tentative="1">
+      <w:start w:val="1"/>
+      <w:numFmt w:val="lowerLetter"/>
+      <w:lvlText w:val="%5."/>
+      <w:lvlJc w:val="left"/>
+      <w:pPr>
+        <w:ind w:left="3780" w:hanging="360"/>
+      </w:pPr>
+    </w:lvl>
+    <w:lvl w:ilvl="5" w:tplc="0409001B" w:tentative="1">
+      <w:start w:val="1"/>
+      <w:numFmt w:val="lowerRoman"/>
+      <w:lvlText w:val="%6."/>
+      <w:lvlJc w:val="right"/>
+      <w:pPr>
+        <w:ind w:left="4500" w:hanging="180"/>
+      </w:pPr>
+    </w:lvl>
+    <w:lvl w:ilvl="6" w:tplc="0409000F" w:tentative="1">
+      <w:start w:val="1"/>
+      <w:numFmt w:val="decimal"/>
+      <w:lvlText w:val="%7."/>
+      <w:lvlJc w:val="left"/>
+      <w:pPr>
+        <w:ind w:left="5220" w:hanging="360"/>
+      </w:pPr>
+    </w:lvl>
+    <w:lvl w:ilvl="7" w:tplc="04090019" w:tentative="1">
+      <w:start w:val="1"/>
+      <w:numFmt w:val="lowerLetter"/>
+      <w:lvlText w:val="%8."/>
+      <w:lvlJc w:val="left"/>
+      <w:pPr>
+        <w:ind w:left="5940" w:hanging="360"/>
+      </w:pPr>
+    </w:lvl>
+    <w:lvl w:ilvl="8" w:tplc="0409001B" w:tentative="1">
+      <w:start w:val="1"/>
+      <w:numFmt w:val="lowerRoman"/>
+      <w:lvlText w:val="%9."/>
+      <w:lvlJc w:val="right"/>
+      <w:pPr>
+        <w:ind w:left="6660" w:hanging="180"/>
+      </w:pPr>
+    </w:lvl>
+  </w:abstractNum>
+  <w:abstractNum w:abstractNumId="27" w15:restartNumberingAfterBreak="0">
+    <w:nsid w:val="796B4CEE"/>
+    <w:multiLevelType w:val="hybridMultilevel"/>
+    <w:tmpl w:val="02C229AE"/>
+    <w:lvl w:ilvl="0" w:tplc="826E37CC">
+      <w:start w:val="1"/>
+      <w:numFmt w:val="decimal"/>
+      <w:lvlText w:val="%1."/>
+      <w:lvlJc w:val="left"/>
+      <w:pPr>
+        <w:ind w:left="900" w:hanging="360"/>
+      </w:pPr>
+      <w:rPr>
+        <w:rFonts w:hint="default"/>
+      </w:rPr>
+    </w:lvl>
+    <w:lvl w:ilvl="1" w:tplc="04090019" w:tentative="1">
+      <w:start w:val="1"/>
+      <w:numFmt w:val="lowerLetter"/>
+      <w:lvlText w:val="%2."/>
+      <w:lvlJc w:val="left"/>
+      <w:pPr>
+        <w:ind w:left="1620" w:hanging="360"/>
+      </w:pPr>
+    </w:lvl>
+    <w:lvl w:ilvl="2" w:tplc="0409001B" w:tentative="1">
+      <w:start w:val="1"/>
+      <w:numFmt w:val="lowerRoman"/>
+      <w:lvlText w:val="%3."/>
+      <w:lvlJc w:val="right"/>
+      <w:pPr>
+        <w:ind w:left="2340" w:hanging="180"/>
+      </w:pPr>
+    </w:lvl>
+    <w:lvl w:ilvl="3" w:tplc="0409000F" w:tentative="1">
+      <w:start w:val="1"/>
+      <w:numFmt w:val="decimal"/>
+      <w:lvlText w:val="%4."/>
+      <w:lvlJc w:val="left"/>
+      <w:pPr>
+        <w:ind w:left="3060" w:hanging="360"/>
+      </w:pPr>
+    </w:lvl>
+    <w:lvl w:ilvl="4" w:tplc="04090019" w:tentative="1">
+      <w:start w:val="1"/>
+      <w:numFmt w:val="lowerLetter"/>
+      <w:lvlText w:val="%5."/>
+      <w:lvlJc w:val="left"/>
+      <w:pPr>
+        <w:ind w:left="3780" w:hanging="360"/>
+      </w:pPr>
+    </w:lvl>
+    <w:lvl w:ilvl="5" w:tplc="0409001B" w:tentative="1">
+      <w:start w:val="1"/>
+      <w:numFmt w:val="lowerRoman"/>
+      <w:lvlText w:val="%6."/>
+      <w:lvlJc w:val="right"/>
+      <w:pPr>
+        <w:ind w:left="4500" w:hanging="180"/>
+      </w:pPr>
+    </w:lvl>
+    <w:lvl w:ilvl="6" w:tplc="0409000F" w:tentative="1">
+      <w:start w:val="1"/>
+      <w:numFmt w:val="decimal"/>
+      <w:lvlText w:val="%7."/>
+      <w:lvlJc w:val="left"/>
+      <w:pPr>
+        <w:ind w:left="5220" w:hanging="360"/>
+      </w:pPr>
+    </w:lvl>
+    <w:lvl w:ilvl="7" w:tplc="04090019" w:tentative="1">
+      <w:start w:val="1"/>
+      <w:numFmt w:val="lowerLetter"/>
+      <w:lvlText w:val="%8."/>
+      <w:lvlJc w:val="left"/>
+      <w:pPr>
+        <w:ind w:left="5940" w:hanging="360"/>
+      </w:pPr>
+    </w:lvl>
+    <w:lvl w:ilvl="8" w:tplc="0409001B" w:tentative="1">
+      <w:start w:val="1"/>
+      <w:numFmt w:val="lowerRoman"/>
+      <w:lvlText w:val="%9."/>
+      <w:lvlJc w:val="right"/>
+      <w:pPr>
+        <w:ind w:left="6660" w:hanging="180"/>
+      </w:pPr>
+    </w:lvl>
+  </w:abstractNum>
   <w:num w:numId="1" w16cid:durableId="531962245">
+    <w:abstractNumId w:val="13"/>
+  </w:num>
+  <w:num w:numId="2" w16cid:durableId="1342657301">
+    <w:abstractNumId w:val="14"/>
+  </w:num>
+  <w:num w:numId="3" w16cid:durableId="1027675712">
+    <w:abstractNumId w:val="11"/>
+  </w:num>
+  <w:num w:numId="4" w16cid:durableId="655189614">
+    <w:abstractNumId w:val="23"/>
+  </w:num>
+  <w:num w:numId="5" w16cid:durableId="210118218">
+    <w:abstractNumId w:val="9"/>
+  </w:num>
+  <w:num w:numId="6" w16cid:durableId="602567145">
+    <w:abstractNumId w:val="21"/>
+  </w:num>
+  <w:num w:numId="7" w16cid:durableId="473764808">
+    <w:abstractNumId w:val="18"/>
+  </w:num>
+  <w:num w:numId="8" w16cid:durableId="455952919">
+    <w:abstractNumId w:val="5"/>
+  </w:num>
+  <w:num w:numId="9" w16cid:durableId="194318713">
+    <w:abstractNumId w:val="25"/>
+  </w:num>
+  <w:num w:numId="10" w16cid:durableId="1693800149">
+    <w:abstractNumId w:val="24"/>
+  </w:num>
+  <w:num w:numId="11" w16cid:durableId="340162927">
+    <w:abstractNumId w:val="17"/>
+  </w:num>
+  <w:num w:numId="12" w16cid:durableId="1581207348">
+    <w:abstractNumId w:val="10"/>
+  </w:num>
+  <w:num w:numId="13" w16cid:durableId="329260803">
+    <w:abstractNumId w:val="19"/>
+  </w:num>
+  <w:num w:numId="14" w16cid:durableId="1139616560">
     <w:abstractNumId w:val="2"/>
   </w:num>
-  <w:num w:numId="2" w16cid:durableId="1342657301">
+  <w:num w:numId="15" w16cid:durableId="428158564">
+    <w:abstractNumId w:val="0"/>
+  </w:num>
+  <w:num w:numId="16" w16cid:durableId="822702858">
+    <w:abstractNumId w:val="6"/>
+  </w:num>
+  <w:num w:numId="17" w16cid:durableId="1239750305">
+    <w:abstractNumId w:val="20"/>
+  </w:num>
+  <w:num w:numId="18" w16cid:durableId="365133427">
+    <w:abstractNumId w:val="16"/>
+  </w:num>
+  <w:num w:numId="19" w16cid:durableId="581260906">
+    <w:abstractNumId w:val="22"/>
+  </w:num>
+  <w:num w:numId="20" w16cid:durableId="1758550325">
+    <w:abstractNumId w:val="1"/>
+  </w:num>
+  <w:num w:numId="21" w16cid:durableId="1594894255">
+    <w:abstractNumId w:val="7"/>
+  </w:num>
+  <w:num w:numId="22" w16cid:durableId="977876665">
+    <w:abstractNumId w:val="8"/>
+  </w:num>
+  <w:num w:numId="23" w16cid:durableId="1596402915">
+    <w:abstractNumId w:val="27"/>
+  </w:num>
+  <w:num w:numId="24" w16cid:durableId="1183395283">
+    <w:abstractNumId w:val="26"/>
+  </w:num>
+  <w:num w:numId="25" w16cid:durableId="1108815011">
     <w:abstractNumId w:val="3"/>
   </w:num>
-  <w:num w:numId="3" w16cid:durableId="1027675712">
-    <w:abstractNumId w:val="1"/>
+  <w:num w:numId="26" w16cid:durableId="238171851">
+    <w:abstractNumId w:val="12"/>
   </w:num>
-  <w:num w:numId="4" w16cid:durableId="655189614">
-    <w:abstractNumId w:val="5"/>
+  <w:num w:numId="27" w16cid:durableId="1032341646">
+    <w:abstractNumId w:val="15"/>
   </w:num>
-  <w:num w:numId="5" w16cid:durableId="210118218">
-    <w:abstractNumId w:val="0"/>
-  </w:num>
-  <w:num w:numId="6" w16cid:durableId="602567145">
+  <w:num w:numId="28" w16cid:durableId="295529253">
     <w:abstractNumId w:val="4"/>
   </w:num>
 </w:numbering>
@@ -6634,6 +11527,18 @@
       <w:spacing w:after="0" w:line="240" w:lineRule="auto"/>
     </w:pPr>
   </w:style>
+  <w:style w:type="character" w:styleId="UnresolvedMention">
+    <w:name w:val="Unresolved Mention"/>
+    <w:basedOn w:val="DefaultParagraphFont"/>
+    <w:uiPriority w:val="99"/>
+    <w:semiHidden/>
+    <w:unhideWhenUsed/>
+    <w:rsid w:val="00C05D19"/>
+    <w:rPr>
+      <w:color w:val="605E5C"/>
+      <w:shd w:val="clear" w:color="auto" w:fill="E1DFDD"/>
+    </w:rPr>
+  </w:style>
 </w:styles>
 </file>
 
@@ -6699,37 +11604,6 @@
               <w:szCs w:val="88"/>
             </w:rPr>
             <w:t>[Document title]</w:t>
-          </w:r>
-        </w:p>
-      </w:docPartBody>
-    </w:docPart>
-    <w:docPart>
-      <w:docPartPr>
-        <w:name w:val="18C33A2590F04869BDC38C7C71D00865"/>
-        <w:category>
-          <w:name w:val="General"/>
-          <w:gallery w:val="placeholder"/>
-        </w:category>
-        <w:types>
-          <w:type w:val="bbPlcHdr"/>
-        </w:types>
-        <w:behaviors>
-          <w:behavior w:val="content"/>
-        </w:behaviors>
-        <w:guid w:val="{6FF3D24A-1A54-4ABA-9508-4258AB4E0CB8}"/>
-      </w:docPartPr>
-      <w:docPartBody>
-        <w:p>
-          <w:pPr>
-            <w:pStyle w:val="18C33A2590F04869BDC38C7C71D00865"/>
-          </w:pPr>
-          <w:r>
-            <w:rPr>
-              <w:color w:val="0F4761" w:themeColor="accent1" w:themeShade="BF"/>
-              <w:sz w:val="24"/>
-              <w:szCs w:val="24"/>
-            </w:rPr>
-            <w:t>[Document subtitle]</w:t>
           </w:r>
         </w:p>
       </w:docPartBody>
@@ -6802,12 +11676,33 @@
 
 <file path=word/glossary/fontTable.xml><?xml version="1.0" encoding="utf-8"?>
 <w:fonts xmlns:mc="http://schemas.openxmlformats.org/markup-compatibility/2006" xmlns:r="http://schemas.openxmlformats.org/officeDocument/2006/relationships" xmlns:w="http://schemas.openxmlformats.org/wordprocessingml/2006/main" xmlns:w14="http://schemas.microsoft.com/office/word/2010/wordml" xmlns:w15="http://schemas.microsoft.com/office/word/2012/wordml" xmlns:w16cex="http://schemas.microsoft.com/office/word/2018/wordml/cex" xmlns:w16cid="http://schemas.microsoft.com/office/word/2016/wordml/cid" xmlns:w16="http://schemas.microsoft.com/office/word/2018/wordml" xmlns:w16du="http://schemas.microsoft.com/office/word/2023/wordml/word16du" xmlns:w16sdtdh="http://schemas.microsoft.com/office/word/2020/wordml/sdtdatahash" xmlns:w16sdtfl="http://schemas.microsoft.com/office/word/2024/wordml/sdtformatlock" xmlns:w16se="http://schemas.microsoft.com/office/word/2015/wordml/symex" mc:Ignorable="w14 w15 w16se w16cid w16 w16cex w16sdtdh w16sdtfl w16du">
+  <w:font w:name="Symbol">
+    <w:panose1 w:val="05050102010706020507"/>
+    <w:charset w:val="02"/>
+    <w:family w:val="roman"/>
+    <w:pitch w:val="variable"/>
+    <w:sig w:usb0="00000000" w:usb1="10000000" w:usb2="00000000" w:usb3="00000000" w:csb0="80000000" w:csb1="00000000"/>
+  </w:font>
   <w:font w:name="Times New Roman">
     <w:panose1 w:val="02020603050405020304"/>
     <w:charset w:val="00"/>
     <w:family w:val="roman"/>
     <w:pitch w:val="variable"/>
     <w:sig w:usb0="E0002EFF" w:usb1="C000785B" w:usb2="00000009" w:usb3="00000000" w:csb0="000001FF" w:csb1="00000000"/>
+  </w:font>
+  <w:font w:name="Courier New">
+    <w:panose1 w:val="02070309020205020404"/>
+    <w:charset w:val="00"/>
+    <w:family w:val="modern"/>
+    <w:pitch w:val="fixed"/>
+    <w:sig w:usb0="E0002EFF" w:usb1="C0007843" w:usb2="00000009" w:usb3="00000000" w:csb0="000001FF" w:csb1="00000000"/>
+  </w:font>
+  <w:font w:name="Wingdings">
+    <w:panose1 w:val="05000000000000000000"/>
+    <w:charset w:val="02"/>
+    <w:family w:val="auto"/>
+    <w:pitch w:val="variable"/>
+    <w:sig w:usb0="00000000" w:usb1="10000000" w:usb2="00000000" w:usb3="00000000" w:csb0="80000000" w:csb1="00000000"/>
   </w:font>
   <w:font w:name="Calibri">
     <w:panose1 w:val="020F0502020204030204"/>
@@ -6882,17 +11777,32 @@
   </w:compat>
   <w:rsids>
     <w:rsidRoot w:val="0047202C"/>
+    <w:rsid w:val="000104DF"/>
     <w:rsid w:val="00057D5B"/>
     <w:rsid w:val="00066E6B"/>
+    <w:rsid w:val="000A7149"/>
+    <w:rsid w:val="000E72AB"/>
+    <w:rsid w:val="0016614A"/>
+    <w:rsid w:val="002B1B8C"/>
+    <w:rsid w:val="002E77B7"/>
+    <w:rsid w:val="002F4536"/>
+    <w:rsid w:val="00374944"/>
     <w:rsid w:val="0047202C"/>
     <w:rsid w:val="004E4522"/>
+    <w:rsid w:val="006B13B5"/>
     <w:rsid w:val="0094157A"/>
     <w:rsid w:val="009714D9"/>
     <w:rsid w:val="009D2E3B"/>
+    <w:rsid w:val="009F07B5"/>
+    <w:rsid w:val="009F66F6"/>
     <w:rsid w:val="00A82CD5"/>
+    <w:rsid w:val="00A86E70"/>
     <w:rsid w:val="00A9089F"/>
+    <w:rsid w:val="00B04880"/>
     <w:rsid w:val="00B606DC"/>
     <w:rsid w:val="00C939B0"/>
+    <w:rsid w:val="00D36A91"/>
+    <w:rsid w:val="00D52881"/>
     <w:rsid w:val="00F42FC0"/>
   </w:rsids>
   <m:mathPr>
@@ -7350,10 +12260,6 @@
     <w:name w:val="6A251316090E4928B258D1F149D459BC"/>
     <w:rsid w:val="0047202C"/>
   </w:style>
-  <w:style w:type="paragraph" w:customStyle="1" w:styleId="18C33A2590F04869BDC38C7C71D00865">
-    <w:name w:val="18C33A2590F04869BDC38C7C71D00865"/>
-    <w:rsid w:val="0047202C"/>
-  </w:style>
   <w:style w:type="paragraph" w:customStyle="1" w:styleId="5BC671AF45FD4E21A1D7C99768C8535D">
     <w:name w:val="5BC671AF45FD4E21A1D7C99768C8535D"/>
     <w:rsid w:val="0047202C"/>
@@ -7635,7 +12541,7 @@
 
 <file path=customXml/item1.xml><?xml version="1.0" encoding="utf-8"?>
 <CoverPageProperties xmlns="http://schemas.microsoft.com/office/2006/coverPageProps">
-  <PublishDate>2026-03-02T00:00:00</PublishDate>
+  <PublishDate>2026-03-17T00:00:00</PublishDate>
   <Abstract/>
   <CompanyAddress/>
   <CompanyPhone/>
@@ -7645,6 +12551,61 @@
 </file>
 
 <file path=customXml/item2.xml><?xml version="1.0" encoding="utf-8"?>
+<b:Sources xmlns:b="http://schemas.openxmlformats.org/officeDocument/2006/bibliography" xmlns="http://schemas.openxmlformats.org/officeDocument/2006/bibliography" SelectedStyle="\APASixthEditionOfficeOnline.xsl" StyleName="APA" Version="6"/>
+</file>
+
+<file path=customXml/item3.xml><?xml version="1.0" encoding="utf-8"?>
+<?mso-contentType ?>
+<FormTemplates xmlns="http://schemas.microsoft.com/sharepoint/v3/contenttype/forms">
+  <Display>DocumentLibraryForm</Display>
+  <Edit>DocumentLibraryForm</Edit>
+  <New>DocumentLibraryForm</New>
+</FormTemplates>
+</file>
+
+<file path=customXml/item4.xml><?xml version="1.0" encoding="utf-8"?>
+<p:properties xmlns:p="http://schemas.microsoft.com/office/2006/metadata/properties" xmlns:xsi="http://www.w3.org/2001/XMLSchema-instance" xmlns:pc="http://schemas.microsoft.com/office/infopath/2007/PartnerControls">
+  <documentManagement>
+    <Vendor xmlns="0feec74c-ecc7-44c3-9c64-3623cf89ed41">N/A</Vendor>
+    <_ip_UnifiedCompliancePolicyUIAction xmlns="http://schemas.microsoft.com/sharepoint/v3" xsi:nil="true"/>
+    <Launch_x0020_Date xmlns="0feec74c-ecc7-44c3-9c64-3623cf89ed41" xsi:nil="true"/>
+    <Discipline xmlns="0feec74c-ecc7-44c3-9c64-3623cf89ed41" xsi:nil="true"/>
+    <Course_x0020_code xmlns="0feec74c-ecc7-44c3-9c64-3623cf89ed41" xsi:nil="true"/>
+    <Performance_x0020_Steps_x0020_Completed xmlns="0feec74c-ecc7-44c3-9c64-3623cf89ed41">
+      <Value>N/A</Value>
+    </Performance_x0020_Steps_x0020_Completed>
+    <Course_x0020_short_x0020_name xmlns="0feec74c-ecc7-44c3-9c64-3623cf89ed41" xsi:nil="true"/>
+    <_ip_UnifiedCompliancePolicyProperties xmlns="http://schemas.microsoft.com/sharepoint/v3" xsi:nil="true"/>
+    <AssessmentCode xmlns="0feec74c-ecc7-44c3-9c64-3623cf89ed41" xsi:nil="true"/>
+    <Course_x0020_number xmlns="0feec74c-ecc7-44c3-9c64-3623cf89ed41" xsi:nil="true"/>
+    <Course_x0020_title xmlns="0feec74c-ecc7-44c3-9c64-3623cf89ed41" xsi:nil="true"/>
+    <d5fh xmlns="0feec74c-ecc7-44c3-9c64-3623cf89ed41" xsi:nil="true"/>
+    <Step_x0020_Completed xmlns="0feec74c-ecc7-44c3-9c64-3623cf89ed41">
+      <Value>N/A</Value>
+    </Step_x0020_Completed>
+    <Assessment_x0020_Type xmlns="0feec74c-ecc7-44c3-9c64-3623cf89ed41">
+      <Value>Objective</Value>
+    </Assessment_x0020_Type>
+    <Publication_x0020_Date xmlns="0feec74c-ecc7-44c3-9c64-3623cf89ed41" xsi:nil="true"/>
+    <SME xmlns="0feec74c-ecc7-44c3-9c64-3623cf89ed41" xsi:nil="true"/>
+    <Editor0 xmlns="0feec74c-ecc7-44c3-9c64-3623cf89ed41">
+      <UserInfo>
+        <DisplayName/>
+        <AccountId xsi:nil="true"/>
+        <AccountType/>
+      </UserInfo>
+    </Editor0>
+    <Doc_x0020_Type xmlns="0feec74c-ecc7-44c3-9c64-3623cf89ed41" xsi:nil="true"/>
+    <qrac xmlns="0feec74c-ecc7-44c3-9c64-3623cf89ed41" xsi:nil="true"/>
+    <lcf76f155ced4ddcb4097134ff3c332f xmlns="0feec74c-ecc7-44c3-9c64-3623cf89ed41">
+      <Terms xmlns="http://schemas.microsoft.com/office/infopath/2007/PartnerControls"/>
+    </lcf76f155ced4ddcb4097134ff3c332f>
+    <TaxCatchAll xmlns="1f707338-ea0f-4fe5-baee-59b996692b22" xsi:nil="true"/>
+  </documentManagement>
+</p:properties>
+</file>
+
+<file path=customXml/item5.xml><?xml version="1.0" encoding="utf-8"?>
 <ct:contentTypeSchema xmlns:ct="http://schemas.microsoft.com/office/2006/metadata/contentType" xmlns:ma="http://schemas.microsoft.com/office/2006/metadata/properties/metaAttributes" ct:_="" ma:_="" ma:contentTypeName="Document" ma:contentTypeID="0x010100C39F2A75005F2D43B30369DAED2CCB1C" ma:contentTypeVersion="45" ma:contentTypeDescription="Create a new document." ma:contentTypeScope="" ma:versionID="1b9fdb374581140854a9d0518901e886">
   <xsd:schema xmlns:xsd="http://www.w3.org/2001/XMLSchema" xmlns:xs="http://www.w3.org/2001/XMLSchema" xmlns:p="http://schemas.microsoft.com/office/2006/metadata/properties" xmlns:ns1="http://schemas.microsoft.com/sharepoint/v3" xmlns:ns2="0feec74c-ecc7-44c3-9c64-3623cf89ed41" xmlns:ns3="1f707338-ea0f-4fe5-baee-59b996692b22" targetNamespace="http://schemas.microsoft.com/office/2006/metadata/properties" ma:root="true" ma:fieldsID="d4e90b57406cfd253bd268c9429fcd51" ns1:_="" ns2:_="" ns3:_="">
     <xsd:import namespace="http://schemas.microsoft.com/sharepoint/v3"/>
@@ -8116,61 +13077,6 @@
 </ct:contentTypeSchema>
 </file>
 
-<file path=customXml/item3.xml><?xml version="1.0" encoding="utf-8"?>
-<b:Sources xmlns:b="http://schemas.openxmlformats.org/officeDocument/2006/bibliography" xmlns="http://schemas.openxmlformats.org/officeDocument/2006/bibliography" SelectedStyle="\APASixthEditionOfficeOnline.xsl" StyleName="APA" Version="6"/>
-</file>
-
-<file path=customXml/item4.xml><?xml version="1.0" encoding="utf-8"?>
-<?mso-contentType ?>
-<FormTemplates xmlns="http://schemas.microsoft.com/sharepoint/v3/contenttype/forms">
-  <Display>DocumentLibraryForm</Display>
-  <Edit>DocumentLibraryForm</Edit>
-  <New>DocumentLibraryForm</New>
-</FormTemplates>
-</file>
-
-<file path=customXml/item5.xml><?xml version="1.0" encoding="utf-8"?>
-<p:properties xmlns:p="http://schemas.microsoft.com/office/2006/metadata/properties" xmlns:xsi="http://www.w3.org/2001/XMLSchema-instance" xmlns:pc="http://schemas.microsoft.com/office/infopath/2007/PartnerControls">
-  <documentManagement>
-    <Vendor xmlns="0feec74c-ecc7-44c3-9c64-3623cf89ed41">N/A</Vendor>
-    <_ip_UnifiedCompliancePolicyUIAction xmlns="http://schemas.microsoft.com/sharepoint/v3" xsi:nil="true"/>
-    <Launch_x0020_Date xmlns="0feec74c-ecc7-44c3-9c64-3623cf89ed41" xsi:nil="true"/>
-    <Discipline xmlns="0feec74c-ecc7-44c3-9c64-3623cf89ed41" xsi:nil="true"/>
-    <Course_x0020_code xmlns="0feec74c-ecc7-44c3-9c64-3623cf89ed41" xsi:nil="true"/>
-    <Performance_x0020_Steps_x0020_Completed xmlns="0feec74c-ecc7-44c3-9c64-3623cf89ed41">
-      <Value>N/A</Value>
-    </Performance_x0020_Steps_x0020_Completed>
-    <Course_x0020_short_x0020_name xmlns="0feec74c-ecc7-44c3-9c64-3623cf89ed41" xsi:nil="true"/>
-    <_ip_UnifiedCompliancePolicyProperties xmlns="http://schemas.microsoft.com/sharepoint/v3" xsi:nil="true"/>
-    <AssessmentCode xmlns="0feec74c-ecc7-44c3-9c64-3623cf89ed41" xsi:nil="true"/>
-    <Course_x0020_number xmlns="0feec74c-ecc7-44c3-9c64-3623cf89ed41" xsi:nil="true"/>
-    <Course_x0020_title xmlns="0feec74c-ecc7-44c3-9c64-3623cf89ed41" xsi:nil="true"/>
-    <d5fh xmlns="0feec74c-ecc7-44c3-9c64-3623cf89ed41" xsi:nil="true"/>
-    <Step_x0020_Completed xmlns="0feec74c-ecc7-44c3-9c64-3623cf89ed41">
-      <Value>N/A</Value>
-    </Step_x0020_Completed>
-    <Assessment_x0020_Type xmlns="0feec74c-ecc7-44c3-9c64-3623cf89ed41">
-      <Value>Objective</Value>
-    </Assessment_x0020_Type>
-    <Publication_x0020_Date xmlns="0feec74c-ecc7-44c3-9c64-3623cf89ed41" xsi:nil="true"/>
-    <SME xmlns="0feec74c-ecc7-44c3-9c64-3623cf89ed41" xsi:nil="true"/>
-    <Editor0 xmlns="0feec74c-ecc7-44c3-9c64-3623cf89ed41">
-      <UserInfo>
-        <DisplayName/>
-        <AccountId xsi:nil="true"/>
-        <AccountType/>
-      </UserInfo>
-    </Editor0>
-    <Doc_x0020_Type xmlns="0feec74c-ecc7-44c3-9c64-3623cf89ed41" xsi:nil="true"/>
-    <qrac xmlns="0feec74c-ecc7-44c3-9c64-3623cf89ed41" xsi:nil="true"/>
-    <lcf76f155ced4ddcb4097134ff3c332f xmlns="0feec74c-ecc7-44c3-9c64-3623cf89ed41">
-      <Terms xmlns="http://schemas.microsoft.com/office/infopath/2007/PartnerControls"/>
-    </lcf76f155ced4ddcb4097134ff3c332f>
-    <TaxCatchAll xmlns="1f707338-ea0f-4fe5-baee-59b996692b22" xsi:nil="true"/>
-  </documentManagement>
-</p:properties>
-</file>
-
 <file path=customXml/itemProps1.xml><?xml version="1.0" encoding="utf-8"?>
 <ds:datastoreItem xmlns:ds="http://schemas.openxmlformats.org/officeDocument/2006/customXml" ds:itemID="{55AF091B-3C7A-41E3-B477-F2FDAA23CFDA}">
   <ds:schemaRefs>
@@ -8180,6 +13086,34 @@
 </file>
 
 <file path=customXml/itemProps2.xml><?xml version="1.0" encoding="utf-8"?>
+<ds:datastoreItem xmlns:ds="http://schemas.openxmlformats.org/officeDocument/2006/customXml" ds:itemID="{74219D01-7E60-4B0D-A06F-2ACE43EE004F}">
+  <ds:schemaRefs>
+    <ds:schemaRef ds:uri="http://schemas.openxmlformats.org/officeDocument/2006/bibliography"/>
+  </ds:schemaRefs>
+</ds:datastoreItem>
+</file>
+
+<file path=customXml/itemProps3.xml><?xml version="1.0" encoding="utf-8"?>
+<ds:datastoreItem xmlns:ds="http://schemas.openxmlformats.org/officeDocument/2006/customXml" ds:itemID="{366689B1-7794-494D-87E1-449905832F1A}">
+  <ds:schemaRefs>
+    <ds:schemaRef ds:uri="http://schemas.microsoft.com/sharepoint/v3/contenttype/forms"/>
+  </ds:schemaRefs>
+</ds:datastoreItem>
+</file>
+
+<file path=customXml/itemProps4.xml><?xml version="1.0" encoding="utf-8"?>
+<ds:datastoreItem xmlns:ds="http://schemas.openxmlformats.org/officeDocument/2006/customXml" ds:itemID="{BE77973C-3EFF-4A22-973C-A88DE1353176}">
+  <ds:schemaRefs>
+    <ds:schemaRef ds:uri="http://schemas.microsoft.com/office/2006/metadata/properties"/>
+    <ds:schemaRef ds:uri="http://schemas.microsoft.com/office/infopath/2007/PartnerControls"/>
+    <ds:schemaRef ds:uri="0feec74c-ecc7-44c3-9c64-3623cf89ed41"/>
+    <ds:schemaRef ds:uri="http://schemas.microsoft.com/sharepoint/v3"/>
+    <ds:schemaRef ds:uri="1f707338-ea0f-4fe5-baee-59b996692b22"/>
+  </ds:schemaRefs>
+</ds:datastoreItem>
+</file>
+
+<file path=customXml/itemProps5.xml><?xml version="1.0" encoding="utf-8"?>
 <ds:datastoreItem xmlns:ds="http://schemas.openxmlformats.org/officeDocument/2006/customXml" ds:itemID="{6B477300-1603-4B49-BBB9-33B0A5F08033}">
   <ds:schemaRefs>
     <ds:schemaRef ds:uri="http://schemas.microsoft.com/office/2006/metadata/contentType"/>
@@ -8199,30 +13133,8 @@
 </ds:datastoreItem>
 </file>
 
-<file path=customXml/itemProps3.xml><?xml version="1.0" encoding="utf-8"?>
-<ds:datastoreItem xmlns:ds="http://schemas.openxmlformats.org/officeDocument/2006/customXml" ds:itemID="{74219D01-7E60-4B0D-A06F-2ACE43EE004F}">
-  <ds:schemaRefs>
-    <ds:schemaRef ds:uri="http://schemas.openxmlformats.org/officeDocument/2006/bibliography"/>
-  </ds:schemaRefs>
-</ds:datastoreItem>
-</file>
-
-<file path=customXml/itemProps4.xml><?xml version="1.0" encoding="utf-8"?>
-<ds:datastoreItem xmlns:ds="http://schemas.openxmlformats.org/officeDocument/2006/customXml" ds:itemID="{366689B1-7794-494D-87E1-449905832F1A}">
-  <ds:schemaRefs>
-    <ds:schemaRef ds:uri="http://schemas.microsoft.com/sharepoint/v3/contenttype/forms"/>
-  </ds:schemaRefs>
-</ds:datastoreItem>
-</file>
-
-<file path=customXml/itemProps5.xml><?xml version="1.0" encoding="utf-8"?>
-<ds:datastoreItem xmlns:ds="http://schemas.openxmlformats.org/officeDocument/2006/customXml" ds:itemID="{BE77973C-3EFF-4A22-973C-A88DE1353176}">
-  <ds:schemaRefs>
-    <ds:schemaRef ds:uri="http://schemas.microsoft.com/office/2006/metadata/properties"/>
-    <ds:schemaRef ds:uri="http://schemas.microsoft.com/office/infopath/2007/PartnerControls"/>
-    <ds:schemaRef ds:uri="0feec74c-ecc7-44c3-9c64-3623cf89ed41"/>
-    <ds:schemaRef ds:uri="http://schemas.microsoft.com/sharepoint/v3"/>
-    <ds:schemaRef ds:uri="1f707338-ea0f-4fe5-baee-59b996692b22"/>
-  </ds:schemaRefs>
-</ds:datastoreItem>
+<file path=docMetadata/LabelInfo.xml><?xml version="1.0" encoding="utf-8"?>
+<clbl:labelList xmlns:clbl="http://schemas.microsoft.com/office/2020/mipLabelMetadata">
+  <clbl:label id="{9d258917-277f-42cd-a3cd-14c4e9ee58bc}" enabled="1" method="Standard" siteId="{38ae3bcd-9579-4fd4-adda-b42e1495d55a}" contentBits="0" removed="0"/>
+</clbl:labelList>
 </file>
--- a/Task1.docx
+++ b/Task1.docx
@@ -68,7 +68,6 @@
             <w:dataBinding w:prefixMappings="xmlns:ns0='http://schemas.openxmlformats.org/officeDocument/2006/extended-properties'" w:xpath="/ns0:Properties[1]/ns0:Company[1]" w:storeItemID="{6668398D-A668-4E3E-A5EB-62B293D839F1}"/>
             <w:text/>
           </w:sdtPr>
-          <w:sdtEndPr/>
           <w:sdtContent>
             <w:tc>
               <w:tcPr>
@@ -122,7 +121,6 @@
               <w:dataBinding w:prefixMappings="xmlns:ns0='http://schemas.openxmlformats.org/package/2006/metadata/core-properties' xmlns:ns1='http://purl.org/dc/elements/1.1/'" w:xpath="/ns0:coreProperties[1]/ns1:title[1]" w:storeItemID="{6C3C8BC8-F283-45AE-878A-BAB7291924A1}"/>
               <w:text/>
             </w:sdtPr>
-            <w:sdtEndPr/>
             <w:sdtContent>
               <w:p>
                 <w:pPr>
@@ -216,7 +214,6 @@
               <w:dataBinding w:prefixMappings="xmlns:ns0='http://schemas.openxmlformats.org/package/2006/metadata/core-properties' xmlns:ns1='http://purl.org/dc/elements/1.1/'" w:xpath="/ns0:coreProperties[1]/ns1:creator[1]" w:storeItemID="{6C3C8BC8-F283-45AE-878A-BAB7291924A1}"/>
               <w:text/>
             </w:sdtPr>
-            <w:sdtEndPr/>
             <w:sdtContent>
               <w:p>
                 <w:pPr>
@@ -259,7 +256,6 @@
                 <w:calendar w:val="gregorian"/>
               </w:date>
             </w:sdtPr>
-            <w:sdtEndPr/>
             <w:sdtContent>
               <w:p>
                 <w:pPr>
@@ -340,7 +336,6 @@
           <w:docPartUnique/>
         </w:docPartObj>
       </w:sdtPr>
-      <w:sdtEndPr/>
       <w:sdtContent>
         <w:p/>
         <w:p>
@@ -2752,7 +2747,16 @@
         <w:t xml:space="preserve">provide the customer with the requested attributes and features that </w:t>
       </w:r>
       <w:r>
-        <w:t xml:space="preserve">meet or exceed their expectations. </w:t>
+        <w:t>meet or exceed their expectations</w:t>
+      </w:r>
+      <w:r>
+        <w:t xml:space="preserve">. This will be done by using existing on-site hardware where possible, custom-built applications along with AI services and connections to M365 apps.  </w:t>
+      </w:r>
+      <w:r>
+        <w:t>The proposed system will aid users in all aspects of customer relations and the sales process</w:t>
+      </w:r>
+      <w:r>
+        <w:t xml:space="preserve">. This includes an intuitive ticketing system to manage all aspects of communication with customers, generating detailed sales reports, forecasting future  financial gains or losses, along with automated contracting tasks and the process from quote to sale. </w:t>
       </w:r>
     </w:p>
     <w:p>
@@ -2912,6 +2916,14 @@
       </w:r>
     </w:p>
     <w:p>
+      <w:r>
+        <w:t xml:space="preserve">Solutions to the problems the customer is currently facing will be addressed in the most effective and financially appropriate way. To address the outgrowing of the current system, the proposed system will utilize more efficient applications and techniques to enable the use of current hardware as long as possible. If the existing hardware can no longer handle the increasing load, more hardware will need to be allocated or purchased. </w:t>
+      </w:r>
+      <w:r>
+        <w:t xml:space="preserve">The use of spreadsheets will be replaced by an extensive web-based UI. This will eliminate the need for users to be fluent in excel and centralize all functions performed by the previous system. Databases will be interconnected securely to allow for a wide breadth of data to be available for all processes. Manual steps and processes will be replaced by user configurable automation. This will greatly increase user productivity, once users have their automation configured. Finaly, all tools and services will be located at a central location to allow for fast and simple communication between services. </w:t>
+      </w:r>
+    </w:p>
+    <w:p>
       <w:pPr>
         <w:pStyle w:val="Heading1"/>
         <w:ind w:left="360"/>
@@ -2973,7 +2985,21 @@
           <w:sz w:val="22"/>
           <w:szCs w:val="22"/>
         </w:rPr>
-        <w:t>primary objective of the system provided is to deliver a solution that meets the customer's needs and enables them to accelerate</w:t>
+        <w:t xml:space="preserve">primary objective of the system provided is to deliver a solution that meets the </w:t>
+      </w:r>
+      <w:r>
+        <w:rPr>
+          <w:sz w:val="22"/>
+          <w:szCs w:val="22"/>
+        </w:rPr>
+        <w:t>customers’</w:t>
+      </w:r>
+      <w:r>
+        <w:rPr>
+          <w:sz w:val="22"/>
+          <w:szCs w:val="22"/>
+        </w:rPr>
+        <w:t xml:space="preserve"> needs and enables them to accelerate</w:t>
       </w:r>
       <w:r>
         <w:rPr>
@@ -3089,7 +3115,14 @@
               <w:rPr>
                 <w:color w:val="FFFFFF" w:themeColor="background1"/>
               </w:rPr>
-              <w:t xml:space="preserve"> (Days after an agreement is accepted)</w:t>
+              <w:t xml:space="preserve"> (Days after an </w:t>
+            </w:r>
+            <w:r>
+              <w:rPr>
+                <w:color w:val="FFFFFF" w:themeColor="background1"/>
+              </w:rPr>
+              <w:lastRenderedPageBreak/>
+              <w:t>agreement is accepted)</w:t>
             </w:r>
           </w:p>
         </w:tc>
@@ -3105,6 +3138,7 @@
               <w:jc w:val="center"/>
             </w:pPr>
             <w:r>
+              <w:lastRenderedPageBreak/>
               <w:t>1.</w:t>
             </w:r>
           </w:p>
@@ -3400,7 +3434,6 @@
       </w:pPr>
       <w:bookmarkStart w:id="5" w:name="_Toc117147390"/>
       <w:r>
-        <w:lastRenderedPageBreak/>
         <w:t xml:space="preserve">A5. </w:t>
       </w:r>
       <w:r>
@@ -4228,7 +4261,15 @@
         <w:t>1</w:t>
       </w:r>
       <w:r>
-        <w:t>Microsoft Graph API, the user will be able to tag inquiries to existing business and contacts</w:t>
+        <w:t xml:space="preserve">Microsoft Graph API, the user will be able to tag inquiries </w:t>
+      </w:r>
+      <w:proofErr w:type="gramStart"/>
+      <w:r>
+        <w:t>to</w:t>
+      </w:r>
+      <w:proofErr w:type="gramEnd"/>
+      <w:r>
+        <w:t xml:space="preserve"> existing business and contacts</w:t>
       </w:r>
       <w:r>
         <w:t>,</w:t>
@@ -4282,7 +4323,15 @@
         <w:t xml:space="preserve"> information. Modifications and updates to tickets will be saved and </w:t>
       </w:r>
       <w:r>
-        <w:t>recorded in a history system that allows</w:t>
+        <w:t xml:space="preserve">recorded in a </w:t>
+      </w:r>
+      <w:proofErr w:type="gramStart"/>
+      <w:r>
+        <w:t>history</w:t>
+      </w:r>
+      <w:proofErr w:type="gramEnd"/>
+      <w:r>
+        <w:t xml:space="preserve"> system that allows</w:t>
       </w:r>
       <w:r>
         <w:t xml:space="preserve"> tracking and monitoring. </w:t>
@@ -4460,9 +4509,11 @@
       <w:r>
         <w:t xml:space="preserve">The system will utilize </w:t>
       </w:r>
+      <w:proofErr w:type="spellStart"/>
       <w:r>
         <w:t>DocuSign</w:t>
       </w:r>
+      <w:proofErr w:type="spellEnd"/>
       <w:r>
         <w:t xml:space="preserve"> to allow customers </w:t>
       </w:r>
@@ -4479,7 +4530,15 @@
         </w:numPr>
       </w:pPr>
       <w:r>
-        <w:t xml:space="preserve">The system will notify customers and assigned users before a contract term expires. This information will also be provided on </w:t>
+        <w:t xml:space="preserve">The system will notify customers and </w:t>
+      </w:r>
+      <w:proofErr w:type="gramStart"/>
+      <w:r>
+        <w:t>assigned</w:t>
+      </w:r>
+      <w:proofErr w:type="gramEnd"/>
+      <w:r>
+        <w:t xml:space="preserve"> users before a contract term expires. This information will also be provided on </w:t>
       </w:r>
       <w:r>
         <w:t xml:space="preserve">the </w:t>
@@ -4809,8 +4868,13 @@
         <w:t>Adding</w:t>
       </w:r>
       <w:r>
-        <w:t xml:space="preserve"> discounts, tax</w:t>
-      </w:r>
+        <w:t xml:space="preserve"> discounts, </w:t>
+      </w:r>
+      <w:proofErr w:type="gramStart"/>
+      <w:r>
+        <w:t>tax</w:t>
+      </w:r>
+      <w:proofErr w:type="gramEnd"/>
       <w:r>
         <w:t>,</w:t>
       </w:r>
@@ -4841,9 +4905,11 @@
       <w:r>
         <w:t xml:space="preserve">The use of </w:t>
       </w:r>
+      <w:proofErr w:type="spellStart"/>
       <w:r>
         <w:t>DocuSign</w:t>
       </w:r>
+      <w:proofErr w:type="spellEnd"/>
       <w:r>
         <w:t xml:space="preserve"> for electronic signatures</w:t>
       </w:r>
@@ -4864,7 +4930,15 @@
         <w:t>configuring</w:t>
       </w:r>
       <w:r>
-        <w:t xml:space="preserve"> price quote and </w:t>
+        <w:t xml:space="preserve"> price </w:t>
+      </w:r>
+      <w:proofErr w:type="gramStart"/>
+      <w:r>
+        <w:t>quote</w:t>
+      </w:r>
+      <w:proofErr w:type="gramEnd"/>
+      <w:r>
+        <w:t xml:space="preserve"> and </w:t>
       </w:r>
       <w:r>
         <w:t>configuring</w:t>
@@ -5278,8 +5352,13 @@
         <w:lastRenderedPageBreak/>
         <w:t xml:space="preserve">The chance of scope creep is a disadvantage if not monitored and handled appropriately. Development can spend more time adding and removing features </w:t>
       </w:r>
-      <w:r>
-        <w:t xml:space="preserve">at </w:t>
+      <w:proofErr w:type="gramStart"/>
+      <w:r>
+        <w:t>at</w:t>
+      </w:r>
+      <w:proofErr w:type="gramEnd"/>
+      <w:r>
+        <w:t xml:space="preserve"> </w:t>
       </w:r>
       <w:r>
         <w:t>the direction of users and stakeholders</w:t>
@@ -5317,7 +5396,15 @@
         </w:tabs>
       </w:pPr>
       <w:r>
-        <w:t xml:space="preserve">There is </w:t>
+        <w:t xml:space="preserve">There </w:t>
+      </w:r>
+      <w:proofErr w:type="gramStart"/>
+      <w:r>
+        <w:t>is</w:t>
+      </w:r>
+      <w:proofErr w:type="gramEnd"/>
+      <w:r>
+        <w:t xml:space="preserve"> </w:t>
       </w:r>
       <w:r>
         <w:t xml:space="preserve">a </w:t>
@@ -6327,8 +6414,13 @@
                 <w:numId w:val="27"/>
               </w:numPr>
             </w:pPr>
-            <w:r>
-              <w:t xml:space="preserve">User must be logged in with </w:t>
+            <w:proofErr w:type="gramStart"/>
+            <w:r>
+              <w:t>User</w:t>
+            </w:r>
+            <w:proofErr w:type="gramEnd"/>
+            <w:r>
+              <w:t xml:space="preserve"> must be logged in with </w:t>
             </w:r>
             <w:r>
               <w:t>high-level</w:t>
@@ -11715,7 +11807,7 @@
     <w:charset w:val="00"/>
     <w:family w:val="swiss"/>
     <w:pitch w:val="variable"/>
-    <w:sig w:usb0="E4002EFF" w:usb1="C200247B" w:usb2="00000009" w:usb3="00000000" w:csb0="000001FF" w:csb1="00000000"/>
+    <w:sig w:usb0="E4002EFF" w:usb1="C200ACFF" w:usb2="00000009" w:usb3="00000000" w:csb0="000001FF" w:csb1="00000000"/>
   </w:font>
   <w:font w:name="Segoe UI">
     <w:panose1 w:val="020B0502040204020203"/>
@@ -11787,9 +11879,11 @@
     <w:rsid w:val="00057D5B"/>
     <w:rsid w:val="00066E6B"/>
     <w:rsid w:val="000A7149"/>
+    <w:rsid w:val="000B4911"/>
     <w:rsid w:val="000E72AB"/>
     <w:rsid w:val="00153CCE"/>
     <w:rsid w:val="0016614A"/>
+    <w:rsid w:val="001E4D98"/>
     <w:rsid w:val="002B1B8C"/>
     <w:rsid w:val="002E77B7"/>
     <w:rsid w:val="002F4536"/>
@@ -12558,10 +12652,6 @@
 </file>
 
 <file path=customXml/item2.xml><?xml version="1.0" encoding="utf-8"?>
-<b:Sources xmlns:b="http://schemas.openxmlformats.org/officeDocument/2006/bibliography" xmlns="http://schemas.openxmlformats.org/officeDocument/2006/bibliography" SelectedStyle="\APASixthEditionOfficeOnline.xsl" StyleName="APA" Version="6"/>
-</file>
-
-<file path=customXml/item3.xml><?xml version="1.0" encoding="utf-8"?>
 <ct:contentTypeSchema xmlns:ct="http://schemas.microsoft.com/office/2006/metadata/contentType" xmlns:ma="http://schemas.microsoft.com/office/2006/metadata/properties/metaAttributes" ct:_="" ma:_="" ma:contentTypeName="Document" ma:contentTypeID="0x010100C39F2A75005F2D43B30369DAED2CCB1C" ma:contentTypeVersion="45" ma:contentTypeDescription="Create a new document." ma:contentTypeScope="" ma:versionID="1b9fdb374581140854a9d0518901e886">
   <xsd:schema xmlns:xsd="http://www.w3.org/2001/XMLSchema" xmlns:xs="http://www.w3.org/2001/XMLSchema" xmlns:p="http://schemas.microsoft.com/office/2006/metadata/properties" xmlns:ns1="http://schemas.microsoft.com/sharepoint/v3" xmlns:ns2="0feec74c-ecc7-44c3-9c64-3623cf89ed41" xmlns:ns3="1f707338-ea0f-4fe5-baee-59b996692b22" targetNamespace="http://schemas.microsoft.com/office/2006/metadata/properties" ma:root="true" ma:fieldsID="d4e90b57406cfd253bd268c9429fcd51" ns1:_="" ns2:_="" ns3:_="">
     <xsd:import namespace="http://schemas.microsoft.com/sharepoint/v3"/>
@@ -13033,7 +13123,20 @@
 </ct:contentTypeSchema>
 </file>
 
+<file path=customXml/item3.xml><?xml version="1.0" encoding="utf-8"?>
+<b:Sources xmlns:b="http://schemas.openxmlformats.org/officeDocument/2006/bibliography" xmlns="http://schemas.openxmlformats.org/officeDocument/2006/bibliography" SelectedStyle="\APASixthEditionOfficeOnline.xsl" StyleName="APA" Version="6"/>
+</file>
+
 <file path=customXml/item4.xml><?xml version="1.0" encoding="utf-8"?>
+<?mso-contentType ?>
+<FormTemplates xmlns="http://schemas.microsoft.com/sharepoint/v3/contenttype/forms">
+  <Display>DocumentLibraryForm</Display>
+  <Edit>DocumentLibraryForm</Edit>
+  <New>DocumentLibraryForm</New>
+</FormTemplates>
+</file>
+
+<file path=customXml/item5.xml><?xml version="1.0" encoding="utf-8"?>
 <p:properties xmlns:p="http://schemas.microsoft.com/office/2006/metadata/properties" xmlns:xsi="http://www.w3.org/2001/XMLSchema-instance" xmlns:pc="http://schemas.microsoft.com/office/infopath/2007/PartnerControls">
   <documentManagement>
     <Vendor xmlns="0feec74c-ecc7-44c3-9c64-3623cf89ed41">N/A</Vendor>
@@ -13075,15 +13178,6 @@
 </p:properties>
 </file>
 
-<file path=customXml/item5.xml><?xml version="1.0" encoding="utf-8"?>
-<?mso-contentType ?>
-<FormTemplates xmlns="http://schemas.microsoft.com/sharepoint/v3/contenttype/forms">
-  <Display>DocumentLibraryForm</Display>
-  <Edit>DocumentLibraryForm</Edit>
-  <New>DocumentLibraryForm</New>
-</FormTemplates>
-</file>
-
 <file path=customXml/itemProps1.xml><?xml version="1.0" encoding="utf-8"?>
 <ds:datastoreItem xmlns:ds="http://schemas.openxmlformats.org/officeDocument/2006/customXml" ds:itemID="{55AF091B-3C7A-41E3-B477-F2FDAA23CFDA}">
   <ds:schemaRefs>
@@ -13093,14 +13187,6 @@
 </file>
 
 <file path=customXml/itemProps2.xml><?xml version="1.0" encoding="utf-8"?>
-<ds:datastoreItem xmlns:ds="http://schemas.openxmlformats.org/officeDocument/2006/customXml" ds:itemID="{74219D01-7E60-4B0D-A06F-2ACE43EE004F}">
-  <ds:schemaRefs>
-    <ds:schemaRef ds:uri="http://schemas.openxmlformats.org/officeDocument/2006/bibliography"/>
-  </ds:schemaRefs>
-</ds:datastoreItem>
-</file>
-
-<file path=customXml/itemProps3.xml><?xml version="1.0" encoding="utf-8"?>
 <ds:datastoreItem xmlns:ds="http://schemas.openxmlformats.org/officeDocument/2006/customXml" ds:itemID="{6B477300-1603-4B49-BBB9-33B0A5F08033}">
   <ds:schemaRefs>
     <ds:schemaRef ds:uri="http://schemas.microsoft.com/office/2006/metadata/contentType"/>
@@ -13120,7 +13206,23 @@
 </ds:datastoreItem>
 </file>
 
+<file path=customXml/itemProps3.xml><?xml version="1.0" encoding="utf-8"?>
+<ds:datastoreItem xmlns:ds="http://schemas.openxmlformats.org/officeDocument/2006/customXml" ds:itemID="{74219D01-7E60-4B0D-A06F-2ACE43EE004F}">
+  <ds:schemaRefs>
+    <ds:schemaRef ds:uri="http://schemas.openxmlformats.org/officeDocument/2006/bibliography"/>
+  </ds:schemaRefs>
+</ds:datastoreItem>
+</file>
+
 <file path=customXml/itemProps4.xml><?xml version="1.0" encoding="utf-8"?>
+<ds:datastoreItem xmlns:ds="http://schemas.openxmlformats.org/officeDocument/2006/customXml" ds:itemID="{366689B1-7794-494D-87E1-449905832F1A}">
+  <ds:schemaRefs>
+    <ds:schemaRef ds:uri="http://schemas.microsoft.com/sharepoint/v3/contenttype/forms"/>
+  </ds:schemaRefs>
+</ds:datastoreItem>
+</file>
+
+<file path=customXml/itemProps5.xml><?xml version="1.0" encoding="utf-8"?>
 <ds:datastoreItem xmlns:ds="http://schemas.openxmlformats.org/officeDocument/2006/customXml" ds:itemID="{BE77973C-3EFF-4A22-973C-A88DE1353176}">
   <ds:schemaRefs>
     <ds:schemaRef ds:uri="http://schemas.microsoft.com/office/2006/metadata/properties"/>
@@ -13132,14 +13234,6 @@
 </ds:datastoreItem>
 </file>
 
-<file path=customXml/itemProps5.xml><?xml version="1.0" encoding="utf-8"?>
-<ds:datastoreItem xmlns:ds="http://schemas.openxmlformats.org/officeDocument/2006/customXml" ds:itemID="{366689B1-7794-494D-87E1-449905832F1A}">
-  <ds:schemaRefs>
-    <ds:schemaRef ds:uri="http://schemas.microsoft.com/sharepoint/v3/contenttype/forms"/>
-  </ds:schemaRefs>
-</ds:datastoreItem>
-</file>
-
 <file path=docMetadata/LabelInfo.xml><?xml version="1.0" encoding="utf-8"?>
 <clbl:labelList xmlns:clbl="http://schemas.microsoft.com/office/2020/mipLabelMetadata">
   <clbl:label id="{9d258917-277f-42cd-a3cd-14c4e9ee58bc}" enabled="1" method="Standard" siteId="{38ae3bcd-9579-4fd4-adda-b42e1495d55a}" contentBits="0" removed="0"/>

--- a/Task1.docx
+++ b/Task1.docx
@@ -2750,13 +2750,7 @@
         <w:t>meet or exceed their expectations</w:t>
       </w:r>
       <w:r>
-        <w:t xml:space="preserve">. This will be done by using existing on-site hardware where possible, custom-built applications along with AI services and connections to M365 apps.  </w:t>
-      </w:r>
-      <w:r>
-        <w:t>The proposed system will aid users in all aspects of customer relations and the sales process</w:t>
-      </w:r>
-      <w:r>
-        <w:t xml:space="preserve">. This includes an intuitive ticketing system to manage all aspects of communication with customers, generating detailed sales reports, forecasting future  financial gains or losses, along with automated contracting tasks and the process from quote to sale. </w:t>
+        <w:t xml:space="preserve">. This will be done by using existing on-site hardware where possible, custom-built applications along with AI services and connections to M365 apps.  The proposed system will aid users in all aspects of customer relations and the sales process. This includes an intuitive ticketing system to manage all aspects of communication with customers, generating detailed sales reports, forecasting future  financial gains or losses, along with automated contracting tasks and the process from quote to sale. </w:t>
       </w:r>
     </w:p>
     <w:p>
@@ -3007,6 +3001,268 @@
           <w:szCs w:val="22"/>
         </w:rPr>
         <w:t xml:space="preserve"> and grow in their market of expertise.</w:t>
+      </w:r>
+    </w:p>
+    <w:p>
+      <w:pPr>
+        <w:pStyle w:val="CommentText"/>
+        <w:rPr>
+          <w:sz w:val="22"/>
+          <w:szCs w:val="22"/>
+        </w:rPr>
+      </w:pPr>
+      <w:r>
+        <w:rPr>
+          <w:sz w:val="22"/>
+          <w:szCs w:val="22"/>
+          <w:u w:val="single"/>
+        </w:rPr>
+        <w:t>Goals:</w:t>
+      </w:r>
+    </w:p>
+    <w:p>
+      <w:pPr>
+        <w:pStyle w:val="CommentText"/>
+        <w:numPr>
+          <w:ilvl w:val="0"/>
+          <w:numId w:val="29"/>
+        </w:numPr>
+        <w:rPr>
+          <w:sz w:val="22"/>
+          <w:szCs w:val="22"/>
+        </w:rPr>
+      </w:pPr>
+      <w:r>
+        <w:rPr>
+          <w:sz w:val="22"/>
+          <w:szCs w:val="22"/>
+        </w:rPr>
+        <w:t>To provide a comprehensive system that covers all of the customers’ requirements</w:t>
+      </w:r>
+    </w:p>
+    <w:p>
+      <w:pPr>
+        <w:pStyle w:val="CommentText"/>
+        <w:numPr>
+          <w:ilvl w:val="0"/>
+          <w:numId w:val="29"/>
+        </w:numPr>
+        <w:rPr>
+          <w:sz w:val="22"/>
+          <w:szCs w:val="22"/>
+        </w:rPr>
+      </w:pPr>
+      <w:r>
+        <w:rPr>
+          <w:sz w:val="22"/>
+          <w:szCs w:val="22"/>
+        </w:rPr>
+        <w:t>To provide a simple and visually satisfying user experience</w:t>
+      </w:r>
+    </w:p>
+    <w:p>
+      <w:pPr>
+        <w:pStyle w:val="CommentText"/>
+        <w:numPr>
+          <w:ilvl w:val="0"/>
+          <w:numId w:val="29"/>
+        </w:numPr>
+        <w:rPr>
+          <w:sz w:val="22"/>
+          <w:szCs w:val="22"/>
+        </w:rPr>
+      </w:pPr>
+      <w:r>
+        <w:rPr>
+          <w:sz w:val="22"/>
+          <w:szCs w:val="22"/>
+        </w:rPr>
+        <w:t>To provide a robust and secure system to move and store sensitive information</w:t>
+      </w:r>
+    </w:p>
+    <w:p>
+      <w:pPr>
+        <w:pStyle w:val="CommentText"/>
+        <w:numPr>
+          <w:ilvl w:val="0"/>
+          <w:numId w:val="29"/>
+        </w:numPr>
+        <w:rPr>
+          <w:sz w:val="22"/>
+          <w:szCs w:val="22"/>
+        </w:rPr>
+      </w:pPr>
+      <w:r>
+        <w:rPr>
+          <w:sz w:val="22"/>
+          <w:szCs w:val="22"/>
+        </w:rPr>
+        <w:lastRenderedPageBreak/>
+        <w:t xml:space="preserve">To provide scheduled security and functional updates. </w:t>
+      </w:r>
+    </w:p>
+    <w:p>
+      <w:pPr>
+        <w:pStyle w:val="CommentText"/>
+        <w:rPr>
+          <w:sz w:val="22"/>
+          <w:szCs w:val="22"/>
+        </w:rPr>
+      </w:pPr>
+      <w:r>
+        <w:rPr>
+          <w:sz w:val="22"/>
+          <w:szCs w:val="22"/>
+          <w:u w:val="single"/>
+        </w:rPr>
+        <w:t>Objectives:</w:t>
+      </w:r>
+    </w:p>
+    <w:p>
+      <w:pPr>
+        <w:pStyle w:val="CommentText"/>
+        <w:numPr>
+          <w:ilvl w:val="0"/>
+          <w:numId w:val="30"/>
+        </w:numPr>
+        <w:rPr>
+          <w:sz w:val="22"/>
+          <w:szCs w:val="22"/>
+        </w:rPr>
+      </w:pPr>
+      <w:r>
+        <w:rPr>
+          <w:sz w:val="22"/>
+          <w:szCs w:val="22"/>
+        </w:rPr>
+        <w:t>Observe and upgrade existing hardware as needed</w:t>
+      </w:r>
+    </w:p>
+    <w:p>
+      <w:pPr>
+        <w:pStyle w:val="CommentText"/>
+        <w:numPr>
+          <w:ilvl w:val="0"/>
+          <w:numId w:val="30"/>
+        </w:numPr>
+        <w:rPr>
+          <w:sz w:val="22"/>
+          <w:szCs w:val="22"/>
+        </w:rPr>
+      </w:pPr>
+      <w:r>
+        <w:rPr>
+          <w:sz w:val="22"/>
+          <w:szCs w:val="22"/>
+        </w:rPr>
+        <w:t>Beta release as soon as the first features are functional for user testing</w:t>
+      </w:r>
+    </w:p>
+    <w:p>
+      <w:pPr>
+        <w:pStyle w:val="CommentText"/>
+        <w:numPr>
+          <w:ilvl w:val="0"/>
+          <w:numId w:val="30"/>
+        </w:numPr>
+        <w:rPr>
+          <w:sz w:val="22"/>
+          <w:szCs w:val="22"/>
+        </w:rPr>
+      </w:pPr>
+      <w:r>
+        <w:rPr>
+          <w:sz w:val="22"/>
+          <w:szCs w:val="22"/>
+        </w:rPr>
+        <w:t>Deliver the first phases of the security infrastructure</w:t>
+      </w:r>
+    </w:p>
+    <w:p>
+      <w:pPr>
+        <w:pStyle w:val="CommentText"/>
+        <w:numPr>
+          <w:ilvl w:val="0"/>
+          <w:numId w:val="30"/>
+        </w:numPr>
+        <w:rPr>
+          <w:sz w:val="22"/>
+          <w:szCs w:val="22"/>
+        </w:rPr>
+      </w:pPr>
+      <w:r>
+        <w:rPr>
+          <w:sz w:val="22"/>
+          <w:szCs w:val="22"/>
+        </w:rPr>
+        <w:t>Incrementally release the required functions as they are complete</w:t>
+      </w:r>
+      <w:r>
+        <w:rPr>
+          <w:sz w:val="22"/>
+          <w:szCs w:val="22"/>
+        </w:rPr>
+        <w:t xml:space="preserve"> and stable.</w:t>
+      </w:r>
+    </w:p>
+    <w:p>
+      <w:pPr>
+        <w:pStyle w:val="CommentText"/>
+        <w:numPr>
+          <w:ilvl w:val="0"/>
+          <w:numId w:val="30"/>
+        </w:numPr>
+        <w:rPr>
+          <w:sz w:val="22"/>
+          <w:szCs w:val="22"/>
+        </w:rPr>
+      </w:pPr>
+      <w:r>
+        <w:rPr>
+          <w:sz w:val="22"/>
+          <w:szCs w:val="22"/>
+        </w:rPr>
+        <w:t>Release user tested and approved systems for production use alongside current system.</w:t>
+      </w:r>
+    </w:p>
+    <w:p>
+      <w:pPr>
+        <w:pStyle w:val="CommentText"/>
+        <w:numPr>
+          <w:ilvl w:val="0"/>
+          <w:numId w:val="30"/>
+        </w:numPr>
+        <w:rPr>
+          <w:sz w:val="22"/>
+          <w:szCs w:val="22"/>
+        </w:rPr>
+      </w:pPr>
+      <w:r>
+        <w:rPr>
+          <w:sz w:val="22"/>
+          <w:szCs w:val="22"/>
+        </w:rPr>
+        <w:t>Decommission the current system once all requirements are satisfied.</w:t>
+      </w:r>
+    </w:p>
+    <w:p>
+      <w:pPr>
+        <w:pStyle w:val="CommentText"/>
+        <w:numPr>
+          <w:ilvl w:val="0"/>
+          <w:numId w:val="30"/>
+        </w:numPr>
+        <w:rPr>
+          <w:sz w:val="22"/>
+          <w:szCs w:val="22"/>
+        </w:rPr>
+      </w:pPr>
+      <w:r>
+        <w:rPr>
+          <w:sz w:val="22"/>
+          <w:szCs w:val="22"/>
+        </w:rPr>
+        <w:t>Engauge in continual improvement of security and functional aspects.</w:t>
       </w:r>
     </w:p>
     <w:p>
@@ -3115,14 +3371,7 @@
               <w:rPr>
                 <w:color w:val="FFFFFF" w:themeColor="background1"/>
               </w:rPr>
-              <w:t xml:space="preserve"> (Days after an </w:t>
-            </w:r>
-            <w:r>
-              <w:rPr>
-                <w:color w:val="FFFFFF" w:themeColor="background1"/>
-              </w:rPr>
-              <w:lastRenderedPageBreak/>
-              <w:t>agreement is accepted)</w:t>
+              <w:t xml:space="preserve"> (Days after an agreement is accepted)</w:t>
             </w:r>
           </w:p>
         </w:tc>
@@ -3138,7 +3387,6 @@
               <w:jc w:val="center"/>
             </w:pPr>
             <w:r>
-              <w:lastRenderedPageBreak/>
               <w:t>1.</w:t>
             </w:r>
           </w:p>
@@ -3510,6 +3758,7 @@
           <w:sz w:val="22"/>
           <w:szCs w:val="22"/>
         </w:rPr>
+        <w:lastRenderedPageBreak/>
         <w:t xml:space="preserve">Control access to features based on roles and permissions for the company’s users, both on and </w:t>
       </w:r>
       <w:r>
@@ -3599,6 +3848,20 @@
         </w:rPr>
         <w:t xml:space="preserve">Can be enhanced and scaled </w:t>
       </w:r>
+    </w:p>
+    <w:p>
+      <w:r>
+        <w:t>The system provided will not fulfill the following items</w:t>
+      </w:r>
+    </w:p>
+    <w:p>
+      <w:pPr>
+        <w:pStyle w:val="ListParagraph"/>
+        <w:numPr>
+          <w:ilvl w:val="0"/>
+          <w:numId w:val="31"/>
+        </w:numPr>
+      </w:pPr>
     </w:p>
     <w:p>
       <w:pPr>
@@ -8176,6 +8439,95 @@
     </w:lvl>
   </w:abstractNum>
   <w:abstractNum w:abstractNumId="3" w15:restartNumberingAfterBreak="0">
+    <w:nsid w:val="097747EA"/>
+    <w:multiLevelType w:val="hybridMultilevel"/>
+    <w:tmpl w:val="2B7C83E8"/>
+    <w:lvl w:ilvl="0" w:tplc="0409000F">
+      <w:start w:val="1"/>
+      <w:numFmt w:val="decimal"/>
+      <w:lvlText w:val="%1."/>
+      <w:lvlJc w:val="left"/>
+      <w:pPr>
+        <w:ind w:left="720" w:hanging="360"/>
+      </w:pPr>
+      <w:rPr>
+        <w:rFonts w:hint="default"/>
+      </w:rPr>
+    </w:lvl>
+    <w:lvl w:ilvl="1" w:tplc="04090019" w:tentative="1">
+      <w:start w:val="1"/>
+      <w:numFmt w:val="lowerLetter"/>
+      <w:lvlText w:val="%2."/>
+      <w:lvlJc w:val="left"/>
+      <w:pPr>
+        <w:ind w:left="1440" w:hanging="360"/>
+      </w:pPr>
+    </w:lvl>
+    <w:lvl w:ilvl="2" w:tplc="0409001B" w:tentative="1">
+      <w:start w:val="1"/>
+      <w:numFmt w:val="lowerRoman"/>
+      <w:lvlText w:val="%3."/>
+      <w:lvlJc w:val="right"/>
+      <w:pPr>
+        <w:ind w:left="2160" w:hanging="180"/>
+      </w:pPr>
+    </w:lvl>
+    <w:lvl w:ilvl="3" w:tplc="0409000F" w:tentative="1">
+      <w:start w:val="1"/>
+      <w:numFmt w:val="decimal"/>
+      <w:lvlText w:val="%4."/>
+      <w:lvlJc w:val="left"/>
+      <w:pPr>
+        <w:ind w:left="2880" w:hanging="360"/>
+      </w:pPr>
+    </w:lvl>
+    <w:lvl w:ilvl="4" w:tplc="04090019" w:tentative="1">
+      <w:start w:val="1"/>
+      <w:numFmt w:val="lowerLetter"/>
+      <w:lvlText w:val="%5."/>
+      <w:lvlJc w:val="left"/>
+      <w:pPr>
+        <w:ind w:left="3600" w:hanging="360"/>
+      </w:pPr>
+    </w:lvl>
+    <w:lvl w:ilvl="5" w:tplc="0409001B" w:tentative="1">
+      <w:start w:val="1"/>
+      <w:numFmt w:val="lowerRoman"/>
+      <w:lvlText w:val="%6."/>
+      <w:lvlJc w:val="right"/>
+      <w:pPr>
+        <w:ind w:left="4320" w:hanging="180"/>
+      </w:pPr>
+    </w:lvl>
+    <w:lvl w:ilvl="6" w:tplc="0409000F" w:tentative="1">
+      <w:start w:val="1"/>
+      <w:numFmt w:val="decimal"/>
+      <w:lvlText w:val="%7."/>
+      <w:lvlJc w:val="left"/>
+      <w:pPr>
+        <w:ind w:left="5040" w:hanging="360"/>
+      </w:pPr>
+    </w:lvl>
+    <w:lvl w:ilvl="7" w:tplc="04090019" w:tentative="1">
+      <w:start w:val="1"/>
+      <w:numFmt w:val="lowerLetter"/>
+      <w:lvlText w:val="%8."/>
+      <w:lvlJc w:val="left"/>
+      <w:pPr>
+        <w:ind w:left="5760" w:hanging="360"/>
+      </w:pPr>
+    </w:lvl>
+    <w:lvl w:ilvl="8" w:tplc="0409001B" w:tentative="1">
+      <w:start w:val="1"/>
+      <w:numFmt w:val="lowerRoman"/>
+      <w:lvlText w:val="%9."/>
+      <w:lvlJc w:val="right"/>
+      <w:pPr>
+        <w:ind w:left="6480" w:hanging="180"/>
+      </w:pPr>
+    </w:lvl>
+  </w:abstractNum>
+  <w:abstractNum w:abstractNumId="4" w15:restartNumberingAfterBreak="0">
     <w:nsid w:val="119D5481"/>
     <w:multiLevelType w:val="hybridMultilevel"/>
     <w:tmpl w:val="5C3282BC"/>
@@ -8264,7 +8616,7 @@
       </w:pPr>
     </w:lvl>
   </w:abstractNum>
-  <w:abstractNum w:abstractNumId="4" w15:restartNumberingAfterBreak="0">
+  <w:abstractNum w:abstractNumId="5" w15:restartNumberingAfterBreak="0">
     <w:nsid w:val="163E70E7"/>
     <w:multiLevelType w:val="hybridMultilevel"/>
     <w:tmpl w:val="960A7992"/>
@@ -8353,7 +8705,7 @@
       </w:pPr>
     </w:lvl>
   </w:abstractNum>
-  <w:abstractNum w:abstractNumId="5" w15:restartNumberingAfterBreak="0">
+  <w:abstractNum w:abstractNumId="6" w15:restartNumberingAfterBreak="0">
     <w:nsid w:val="1C2865F9"/>
     <w:multiLevelType w:val="hybridMultilevel"/>
     <w:tmpl w:val="22DE047E"/>
@@ -8442,7 +8794,7 @@
       </w:pPr>
     </w:lvl>
   </w:abstractNum>
-  <w:abstractNum w:abstractNumId="6" w15:restartNumberingAfterBreak="0">
+  <w:abstractNum w:abstractNumId="7" w15:restartNumberingAfterBreak="0">
     <w:nsid w:val="1CC85F5E"/>
     <w:multiLevelType w:val="hybridMultilevel"/>
     <w:tmpl w:val="BD341E10"/>
@@ -8555,7 +8907,7 @@
       </w:rPr>
     </w:lvl>
   </w:abstractNum>
-  <w:abstractNum w:abstractNumId="7" w15:restartNumberingAfterBreak="0">
+  <w:abstractNum w:abstractNumId="8" w15:restartNumberingAfterBreak="0">
     <w:nsid w:val="1EB25771"/>
     <w:multiLevelType w:val="hybridMultilevel"/>
     <w:tmpl w:val="9A46DD80"/>
@@ -8668,7 +9020,7 @@
       </w:rPr>
     </w:lvl>
   </w:abstractNum>
-  <w:abstractNum w:abstractNumId="8" w15:restartNumberingAfterBreak="0">
+  <w:abstractNum w:abstractNumId="9" w15:restartNumberingAfterBreak="0">
     <w:nsid w:val="232B513A"/>
     <w:multiLevelType w:val="hybridMultilevel"/>
     <w:tmpl w:val="EA58BB18"/>
@@ -8781,7 +9133,7 @@
       </w:rPr>
     </w:lvl>
   </w:abstractNum>
-  <w:abstractNum w:abstractNumId="9" w15:restartNumberingAfterBreak="0">
+  <w:abstractNum w:abstractNumId="10" w15:restartNumberingAfterBreak="0">
     <w:nsid w:val="2D414129"/>
     <w:multiLevelType w:val="hybridMultilevel"/>
     <w:tmpl w:val="C3B219C2"/>
@@ -8894,7 +9246,7 @@
       </w:rPr>
     </w:lvl>
   </w:abstractNum>
-  <w:abstractNum w:abstractNumId="10" w15:restartNumberingAfterBreak="0">
+  <w:abstractNum w:abstractNumId="11" w15:restartNumberingAfterBreak="0">
     <w:nsid w:val="3C7B7433"/>
     <w:multiLevelType w:val="hybridMultilevel"/>
     <w:tmpl w:val="3B22E13A"/>
@@ -9007,7 +9359,7 @@
       </w:rPr>
     </w:lvl>
   </w:abstractNum>
-  <w:abstractNum w:abstractNumId="11" w15:restartNumberingAfterBreak="0">
+  <w:abstractNum w:abstractNumId="12" w15:restartNumberingAfterBreak="0">
     <w:nsid w:val="413146A0"/>
     <w:multiLevelType w:val="hybridMultilevel"/>
     <w:tmpl w:val="C3B219C2"/>
@@ -9120,7 +9472,7 @@
       </w:rPr>
     </w:lvl>
   </w:abstractNum>
-  <w:abstractNum w:abstractNumId="12" w15:restartNumberingAfterBreak="0">
+  <w:abstractNum w:abstractNumId="13" w15:restartNumberingAfterBreak="0">
     <w:nsid w:val="435F48A1"/>
     <w:multiLevelType w:val="hybridMultilevel"/>
     <w:tmpl w:val="ABC07A2A"/>
@@ -9209,7 +9561,7 @@
       </w:pPr>
     </w:lvl>
   </w:abstractNum>
-  <w:abstractNum w:abstractNumId="13" w15:restartNumberingAfterBreak="0">
+  <w:abstractNum w:abstractNumId="14" w15:restartNumberingAfterBreak="0">
     <w:nsid w:val="523174DB"/>
     <w:multiLevelType w:val="multilevel"/>
     <w:tmpl w:val="2E9A22F2"/>
@@ -9295,7 +9647,7 @@
       </w:pPr>
     </w:lvl>
   </w:abstractNum>
-  <w:abstractNum w:abstractNumId="14" w15:restartNumberingAfterBreak="0">
+  <w:abstractNum w:abstractNumId="15" w15:restartNumberingAfterBreak="0">
     <w:nsid w:val="534C4CB1"/>
     <w:multiLevelType w:val="multilevel"/>
     <w:tmpl w:val="0409001F"/>
@@ -9381,7 +9733,7 @@
       </w:pPr>
     </w:lvl>
   </w:abstractNum>
-  <w:abstractNum w:abstractNumId="15" w15:restartNumberingAfterBreak="0">
+  <w:abstractNum w:abstractNumId="16" w15:restartNumberingAfterBreak="0">
     <w:nsid w:val="57D6721D"/>
     <w:multiLevelType w:val="hybridMultilevel"/>
     <w:tmpl w:val="42D2F6A8"/>
@@ -9470,7 +9822,7 @@
       </w:pPr>
     </w:lvl>
   </w:abstractNum>
-  <w:abstractNum w:abstractNumId="16" w15:restartNumberingAfterBreak="0">
+  <w:abstractNum w:abstractNumId="17" w15:restartNumberingAfterBreak="0">
     <w:nsid w:val="57D963FF"/>
     <w:multiLevelType w:val="hybridMultilevel"/>
     <w:tmpl w:val="00A04422"/>
@@ -9583,7 +9935,7 @@
       </w:rPr>
     </w:lvl>
   </w:abstractNum>
-  <w:abstractNum w:abstractNumId="17" w15:restartNumberingAfterBreak="0">
+  <w:abstractNum w:abstractNumId="18" w15:restartNumberingAfterBreak="0">
     <w:nsid w:val="5A6F104C"/>
     <w:multiLevelType w:val="hybridMultilevel"/>
     <w:tmpl w:val="B454895A"/>
@@ -9696,7 +10048,7 @@
       </w:rPr>
     </w:lvl>
   </w:abstractNum>
-  <w:abstractNum w:abstractNumId="18" w15:restartNumberingAfterBreak="0">
+  <w:abstractNum w:abstractNumId="19" w15:restartNumberingAfterBreak="0">
     <w:nsid w:val="5A874009"/>
     <w:multiLevelType w:val="hybridMultilevel"/>
     <w:tmpl w:val="26444DDA"/>
@@ -9785,7 +10137,120 @@
       </w:pPr>
     </w:lvl>
   </w:abstractNum>
-  <w:abstractNum w:abstractNumId="19" w15:restartNumberingAfterBreak="0">
+  <w:abstractNum w:abstractNumId="20" w15:restartNumberingAfterBreak="0">
+    <w:nsid w:val="61EF5270"/>
+    <w:multiLevelType w:val="hybridMultilevel"/>
+    <w:tmpl w:val="ABCC314E"/>
+    <w:lvl w:ilvl="0" w:tplc="04090001">
+      <w:start w:val="1"/>
+      <w:numFmt w:val="bullet"/>
+      <w:lvlText w:val=""/>
+      <w:lvlJc w:val="left"/>
+      <w:pPr>
+        <w:ind w:left="720" w:hanging="360"/>
+      </w:pPr>
+      <w:rPr>
+        <w:rFonts w:ascii="Symbol" w:hAnsi="Symbol" w:hint="default"/>
+      </w:rPr>
+    </w:lvl>
+    <w:lvl w:ilvl="1" w:tplc="04090003" w:tentative="1">
+      <w:start w:val="1"/>
+      <w:numFmt w:val="bullet"/>
+      <w:lvlText w:val="o"/>
+      <w:lvlJc w:val="left"/>
+      <w:pPr>
+        <w:ind w:left="1440" w:hanging="360"/>
+      </w:pPr>
+      <w:rPr>
+        <w:rFonts w:ascii="Courier New" w:hAnsi="Courier New" w:cs="Courier New" w:hint="default"/>
+      </w:rPr>
+    </w:lvl>
+    <w:lvl w:ilvl="2" w:tplc="04090005" w:tentative="1">
+      <w:start w:val="1"/>
+      <w:numFmt w:val="bullet"/>
+      <w:lvlText w:val=""/>
+      <w:lvlJc w:val="left"/>
+      <w:pPr>
+        <w:ind w:left="2160" w:hanging="360"/>
+      </w:pPr>
+      <w:rPr>
+        <w:rFonts w:ascii="Wingdings" w:hAnsi="Wingdings" w:hint="default"/>
+      </w:rPr>
+    </w:lvl>
+    <w:lvl w:ilvl="3" w:tplc="04090001" w:tentative="1">
+      <w:start w:val="1"/>
+      <w:numFmt w:val="bullet"/>
+      <w:lvlText w:val=""/>
+      <w:lvlJc w:val="left"/>
+      <w:pPr>
+        <w:ind w:left="2880" w:hanging="360"/>
+      </w:pPr>
+      <w:rPr>
+        <w:rFonts w:ascii="Symbol" w:hAnsi="Symbol" w:hint="default"/>
+      </w:rPr>
+    </w:lvl>
+    <w:lvl w:ilvl="4" w:tplc="04090003" w:tentative="1">
+      <w:start w:val="1"/>
+      <w:numFmt w:val="bullet"/>
+      <w:lvlText w:val="o"/>
+      <w:lvlJc w:val="left"/>
+      <w:pPr>
+        <w:ind w:left="3600" w:hanging="360"/>
+      </w:pPr>
+      <w:rPr>
+        <w:rFonts w:ascii="Courier New" w:hAnsi="Courier New" w:cs="Courier New" w:hint="default"/>
+      </w:rPr>
+    </w:lvl>
+    <w:lvl w:ilvl="5" w:tplc="04090005" w:tentative="1">
+      <w:start w:val="1"/>
+      <w:numFmt w:val="bullet"/>
+      <w:lvlText w:val=""/>
+      <w:lvlJc w:val="left"/>
+      <w:pPr>
+        <w:ind w:left="4320" w:hanging="360"/>
+      </w:pPr>
+      <w:rPr>
+        <w:rFonts w:ascii="Wingdings" w:hAnsi="Wingdings" w:hint="default"/>
+      </w:rPr>
+    </w:lvl>
+    <w:lvl w:ilvl="6" w:tplc="04090001" w:tentative="1">
+      <w:start w:val="1"/>
+      <w:numFmt w:val="bullet"/>
+      <w:lvlText w:val=""/>
+      <w:lvlJc w:val="left"/>
+      <w:pPr>
+        <w:ind w:left="5040" w:hanging="360"/>
+      </w:pPr>
+      <w:rPr>
+        <w:rFonts w:ascii="Symbol" w:hAnsi="Symbol" w:hint="default"/>
+      </w:rPr>
+    </w:lvl>
+    <w:lvl w:ilvl="7" w:tplc="04090003" w:tentative="1">
+      <w:start w:val="1"/>
+      <w:numFmt w:val="bullet"/>
+      <w:lvlText w:val="o"/>
+      <w:lvlJc w:val="left"/>
+      <w:pPr>
+        <w:ind w:left="5760" w:hanging="360"/>
+      </w:pPr>
+      <w:rPr>
+        <w:rFonts w:ascii="Courier New" w:hAnsi="Courier New" w:cs="Courier New" w:hint="default"/>
+      </w:rPr>
+    </w:lvl>
+    <w:lvl w:ilvl="8" w:tplc="04090005" w:tentative="1">
+      <w:start w:val="1"/>
+      <w:numFmt w:val="bullet"/>
+      <w:lvlText w:val=""/>
+      <w:lvlJc w:val="left"/>
+      <w:pPr>
+        <w:ind w:left="6480" w:hanging="360"/>
+      </w:pPr>
+      <w:rPr>
+        <w:rFonts w:ascii="Wingdings" w:hAnsi="Wingdings" w:hint="default"/>
+      </w:rPr>
+    </w:lvl>
+  </w:abstractNum>
+  <w:abstractNum w:abstractNumId="21" w15:restartNumberingAfterBreak="0">
     <w:nsid w:val="625351D4"/>
     <w:multiLevelType w:val="hybridMultilevel"/>
     <w:tmpl w:val="FFE8EE26"/>
@@ -9898,7 +10363,7 @@
       </w:rPr>
     </w:lvl>
   </w:abstractNum>
-  <w:abstractNum w:abstractNumId="20" w15:restartNumberingAfterBreak="0">
+  <w:abstractNum w:abstractNumId="22" w15:restartNumberingAfterBreak="0">
     <w:nsid w:val="62B57B86"/>
     <w:multiLevelType w:val="hybridMultilevel"/>
     <w:tmpl w:val="08BC658C"/>
@@ -10011,7 +10476,7 @@
       </w:rPr>
     </w:lvl>
   </w:abstractNum>
-  <w:abstractNum w:abstractNumId="21" w15:restartNumberingAfterBreak="0">
+  <w:abstractNum w:abstractNumId="23" w15:restartNumberingAfterBreak="0">
     <w:nsid w:val="63353E17"/>
     <w:multiLevelType w:val="multilevel"/>
     <w:tmpl w:val="2E9A22F2"/>
@@ -10097,7 +10562,7 @@
       </w:pPr>
     </w:lvl>
   </w:abstractNum>
-  <w:abstractNum w:abstractNumId="22" w15:restartNumberingAfterBreak="0">
+  <w:abstractNum w:abstractNumId="24" w15:restartNumberingAfterBreak="0">
     <w:nsid w:val="6C0A7A9E"/>
     <w:multiLevelType w:val="hybridMultilevel"/>
     <w:tmpl w:val="AB4893CA"/>
@@ -10210,7 +10675,7 @@
       </w:rPr>
     </w:lvl>
   </w:abstractNum>
-  <w:abstractNum w:abstractNumId="23" w15:restartNumberingAfterBreak="0">
+  <w:abstractNum w:abstractNumId="25" w15:restartNumberingAfterBreak="0">
     <w:nsid w:val="6D06502E"/>
     <w:multiLevelType w:val="hybridMultilevel"/>
     <w:tmpl w:val="C3B219C2"/>
@@ -10323,7 +10788,7 @@
       </w:rPr>
     </w:lvl>
   </w:abstractNum>
-  <w:abstractNum w:abstractNumId="24" w15:restartNumberingAfterBreak="0">
+  <w:abstractNum w:abstractNumId="26" w15:restartNumberingAfterBreak="0">
     <w:nsid w:val="6D7D24AA"/>
     <w:multiLevelType w:val="hybridMultilevel"/>
     <w:tmpl w:val="7A765E4E"/>
@@ -10436,7 +10901,7 @@
       </w:rPr>
     </w:lvl>
   </w:abstractNum>
-  <w:abstractNum w:abstractNumId="25" w15:restartNumberingAfterBreak="0">
+  <w:abstractNum w:abstractNumId="27" w15:restartNumberingAfterBreak="0">
     <w:nsid w:val="744B3713"/>
     <w:multiLevelType w:val="hybridMultilevel"/>
     <w:tmpl w:val="1B1A1F18"/>
@@ -10446,7 +10911,7 @@
       <w:lvlText w:val=""/>
       <w:lvlJc w:val="left"/>
       <w:pPr>
-        <w:ind w:left="1440" w:hanging="360"/>
+        <w:ind w:left="720" w:hanging="360"/>
       </w:pPr>
       <w:rPr>
         <w:rFonts w:ascii="Symbol" w:hAnsi="Symbol" w:hint="default"/>
@@ -10458,7 +10923,7 @@
       <w:lvlText w:val="o"/>
       <w:lvlJc w:val="left"/>
       <w:pPr>
-        <w:ind w:left="2160" w:hanging="360"/>
+        <w:ind w:left="1440" w:hanging="360"/>
       </w:pPr>
       <w:rPr>
         <w:rFonts w:ascii="Courier New" w:hAnsi="Courier New" w:cs="Courier New" w:hint="default"/>
@@ -10470,7 +10935,7 @@
       <w:lvlText w:val=""/>
       <w:lvlJc w:val="left"/>
       <w:pPr>
-        <w:ind w:left="2880" w:hanging="360"/>
+        <w:ind w:left="2160" w:hanging="360"/>
       </w:pPr>
       <w:rPr>
         <w:rFonts w:ascii="Wingdings" w:hAnsi="Wingdings" w:hint="default"/>
@@ -10482,7 +10947,7 @@
       <w:lvlText w:val=""/>
       <w:lvlJc w:val="left"/>
       <w:pPr>
-        <w:ind w:left="3600" w:hanging="360"/>
+        <w:ind w:left="2880" w:hanging="360"/>
       </w:pPr>
       <w:rPr>
         <w:rFonts w:ascii="Symbol" w:hAnsi="Symbol" w:hint="default"/>
@@ -10494,7 +10959,7 @@
       <w:lvlText w:val="o"/>
       <w:lvlJc w:val="left"/>
       <w:pPr>
-        <w:ind w:left="4320" w:hanging="360"/>
+        <w:ind w:left="3600" w:hanging="360"/>
       </w:pPr>
       <w:rPr>
         <w:rFonts w:ascii="Courier New" w:hAnsi="Courier New" w:cs="Courier New" w:hint="default"/>
@@ -10506,7 +10971,7 @@
       <w:lvlText w:val=""/>
       <w:lvlJc w:val="left"/>
       <w:pPr>
-        <w:ind w:left="5040" w:hanging="360"/>
+        <w:ind w:left="4320" w:hanging="360"/>
       </w:pPr>
       <w:rPr>
         <w:rFonts w:ascii="Wingdings" w:hAnsi="Wingdings" w:hint="default"/>
@@ -10518,7 +10983,7 @@
       <w:lvlText w:val=""/>
       <w:lvlJc w:val="left"/>
       <w:pPr>
-        <w:ind w:left="5760" w:hanging="360"/>
+        <w:ind w:left="5040" w:hanging="360"/>
       </w:pPr>
       <w:rPr>
         <w:rFonts w:ascii="Symbol" w:hAnsi="Symbol" w:hint="default"/>
@@ -10530,7 +10995,7 @@
       <w:lvlText w:val="o"/>
       <w:lvlJc w:val="left"/>
       <w:pPr>
-        <w:ind w:left="6480" w:hanging="360"/>
+        <w:ind w:left="5760" w:hanging="360"/>
       </w:pPr>
       <w:rPr>
         <w:rFonts w:ascii="Courier New" w:hAnsi="Courier New" w:cs="Courier New" w:hint="default"/>
@@ -10542,14 +11007,14 @@
       <w:lvlText w:val=""/>
       <w:lvlJc w:val="left"/>
       <w:pPr>
-        <w:ind w:left="7200" w:hanging="360"/>
+        <w:ind w:left="6480" w:hanging="360"/>
       </w:pPr>
       <w:rPr>
         <w:rFonts w:ascii="Wingdings" w:hAnsi="Wingdings" w:hint="default"/>
       </w:rPr>
     </w:lvl>
   </w:abstractNum>
-  <w:abstractNum w:abstractNumId="26" w15:restartNumberingAfterBreak="0">
+  <w:abstractNum w:abstractNumId="28" w15:restartNumberingAfterBreak="0">
     <w:nsid w:val="7789161A"/>
     <w:multiLevelType w:val="hybridMultilevel"/>
     <w:tmpl w:val="4BB6F6CA"/>
@@ -10638,7 +11103,7 @@
       </w:pPr>
     </w:lvl>
   </w:abstractNum>
-  <w:abstractNum w:abstractNumId="27" w15:restartNumberingAfterBreak="0">
+  <w:abstractNum w:abstractNumId="29" w15:restartNumberingAfterBreak="0">
     <w:nsid w:val="796B4CEE"/>
     <w:multiLevelType w:val="hybridMultilevel"/>
     <w:tmpl w:val="02C229AE"/>
@@ -10727,44 +11192,133 @@
       </w:pPr>
     </w:lvl>
   </w:abstractNum>
+  <w:abstractNum w:abstractNumId="30" w15:restartNumberingAfterBreak="0">
+    <w:nsid w:val="7E4F5E8D"/>
+    <w:multiLevelType w:val="hybridMultilevel"/>
+    <w:tmpl w:val="C1A0D15C"/>
+    <w:lvl w:ilvl="0" w:tplc="0409000F">
+      <w:start w:val="1"/>
+      <w:numFmt w:val="decimal"/>
+      <w:lvlText w:val="%1."/>
+      <w:lvlJc w:val="left"/>
+      <w:pPr>
+        <w:ind w:left="720" w:hanging="360"/>
+      </w:pPr>
+      <w:rPr>
+        <w:rFonts w:hint="default"/>
+      </w:rPr>
+    </w:lvl>
+    <w:lvl w:ilvl="1" w:tplc="04090019" w:tentative="1">
+      <w:start w:val="1"/>
+      <w:numFmt w:val="lowerLetter"/>
+      <w:lvlText w:val="%2."/>
+      <w:lvlJc w:val="left"/>
+      <w:pPr>
+        <w:ind w:left="1440" w:hanging="360"/>
+      </w:pPr>
+    </w:lvl>
+    <w:lvl w:ilvl="2" w:tplc="0409001B" w:tentative="1">
+      <w:start w:val="1"/>
+      <w:numFmt w:val="lowerRoman"/>
+      <w:lvlText w:val="%3."/>
+      <w:lvlJc w:val="right"/>
+      <w:pPr>
+        <w:ind w:left="2160" w:hanging="180"/>
+      </w:pPr>
+    </w:lvl>
+    <w:lvl w:ilvl="3" w:tplc="0409000F" w:tentative="1">
+      <w:start w:val="1"/>
+      <w:numFmt w:val="decimal"/>
+      <w:lvlText w:val="%4."/>
+      <w:lvlJc w:val="left"/>
+      <w:pPr>
+        <w:ind w:left="2880" w:hanging="360"/>
+      </w:pPr>
+    </w:lvl>
+    <w:lvl w:ilvl="4" w:tplc="04090019" w:tentative="1">
+      <w:start w:val="1"/>
+      <w:numFmt w:val="lowerLetter"/>
+      <w:lvlText w:val="%5."/>
+      <w:lvlJc w:val="left"/>
+      <w:pPr>
+        <w:ind w:left="3600" w:hanging="360"/>
+      </w:pPr>
+    </w:lvl>
+    <w:lvl w:ilvl="5" w:tplc="0409001B" w:tentative="1">
+      <w:start w:val="1"/>
+      <w:numFmt w:val="lowerRoman"/>
+      <w:lvlText w:val="%6."/>
+      <w:lvlJc w:val="right"/>
+      <w:pPr>
+        <w:ind w:left="4320" w:hanging="180"/>
+      </w:pPr>
+    </w:lvl>
+    <w:lvl w:ilvl="6" w:tplc="0409000F" w:tentative="1">
+      <w:start w:val="1"/>
+      <w:numFmt w:val="decimal"/>
+      <w:lvlText w:val="%7."/>
+      <w:lvlJc w:val="left"/>
+      <w:pPr>
+        <w:ind w:left="5040" w:hanging="360"/>
+      </w:pPr>
+    </w:lvl>
+    <w:lvl w:ilvl="7" w:tplc="04090019" w:tentative="1">
+      <w:start w:val="1"/>
+      <w:numFmt w:val="lowerLetter"/>
+      <w:lvlText w:val="%8."/>
+      <w:lvlJc w:val="left"/>
+      <w:pPr>
+        <w:ind w:left="5760" w:hanging="360"/>
+      </w:pPr>
+    </w:lvl>
+    <w:lvl w:ilvl="8" w:tplc="0409001B" w:tentative="1">
+      <w:start w:val="1"/>
+      <w:numFmt w:val="lowerRoman"/>
+      <w:lvlText w:val="%9."/>
+      <w:lvlJc w:val="right"/>
+      <w:pPr>
+        <w:ind w:left="6480" w:hanging="180"/>
+      </w:pPr>
+    </w:lvl>
+  </w:abstractNum>
   <w:num w:numId="1" w16cid:durableId="531962245">
-    <w:abstractNumId w:val="13"/>
+    <w:abstractNumId w:val="14"/>
   </w:num>
   <w:num w:numId="2" w16cid:durableId="1342657301">
-    <w:abstractNumId w:val="14"/>
+    <w:abstractNumId w:val="15"/>
   </w:num>
   <w:num w:numId="3" w16cid:durableId="1027675712">
+    <w:abstractNumId w:val="12"/>
+  </w:num>
+  <w:num w:numId="4" w16cid:durableId="655189614">
+    <w:abstractNumId w:val="25"/>
+  </w:num>
+  <w:num w:numId="5" w16cid:durableId="210118218">
+    <w:abstractNumId w:val="10"/>
+  </w:num>
+  <w:num w:numId="6" w16cid:durableId="602567145">
+    <w:abstractNumId w:val="23"/>
+  </w:num>
+  <w:num w:numId="7" w16cid:durableId="473764808">
+    <w:abstractNumId w:val="19"/>
+  </w:num>
+  <w:num w:numId="8" w16cid:durableId="455952919">
+    <w:abstractNumId w:val="6"/>
+  </w:num>
+  <w:num w:numId="9" w16cid:durableId="194318713">
+    <w:abstractNumId w:val="27"/>
+  </w:num>
+  <w:num w:numId="10" w16cid:durableId="1693800149">
+    <w:abstractNumId w:val="26"/>
+  </w:num>
+  <w:num w:numId="11" w16cid:durableId="340162927">
+    <w:abstractNumId w:val="18"/>
+  </w:num>
+  <w:num w:numId="12" w16cid:durableId="1581207348">
     <w:abstractNumId w:val="11"/>
   </w:num>
-  <w:num w:numId="4" w16cid:durableId="655189614">
-    <w:abstractNumId w:val="23"/>
-  </w:num>
-  <w:num w:numId="5" w16cid:durableId="210118218">
-    <w:abstractNumId w:val="9"/>
-  </w:num>
-  <w:num w:numId="6" w16cid:durableId="602567145">
+  <w:num w:numId="13" w16cid:durableId="329260803">
     <w:abstractNumId w:val="21"/>
-  </w:num>
-  <w:num w:numId="7" w16cid:durableId="473764808">
-    <w:abstractNumId w:val="18"/>
-  </w:num>
-  <w:num w:numId="8" w16cid:durableId="455952919">
-    <w:abstractNumId w:val="5"/>
-  </w:num>
-  <w:num w:numId="9" w16cid:durableId="194318713">
-    <w:abstractNumId w:val="25"/>
-  </w:num>
-  <w:num w:numId="10" w16cid:durableId="1693800149">
-    <w:abstractNumId w:val="24"/>
-  </w:num>
-  <w:num w:numId="11" w16cid:durableId="340162927">
-    <w:abstractNumId w:val="17"/>
-  </w:num>
-  <w:num w:numId="12" w16cid:durableId="1581207348">
-    <w:abstractNumId w:val="10"/>
-  </w:num>
-  <w:num w:numId="13" w16cid:durableId="329260803">
-    <w:abstractNumId w:val="19"/>
   </w:num>
   <w:num w:numId="14" w16cid:durableId="1139616560">
     <w:abstractNumId w:val="2"/>
@@ -10773,43 +11327,52 @@
     <w:abstractNumId w:val="0"/>
   </w:num>
   <w:num w:numId="16" w16cid:durableId="822702858">
-    <w:abstractNumId w:val="6"/>
+    <w:abstractNumId w:val="7"/>
   </w:num>
   <w:num w:numId="17" w16cid:durableId="1239750305">
-    <w:abstractNumId w:val="20"/>
+    <w:abstractNumId w:val="22"/>
   </w:num>
   <w:num w:numId="18" w16cid:durableId="365133427">
-    <w:abstractNumId w:val="16"/>
+    <w:abstractNumId w:val="17"/>
   </w:num>
   <w:num w:numId="19" w16cid:durableId="581260906">
-    <w:abstractNumId w:val="22"/>
+    <w:abstractNumId w:val="24"/>
   </w:num>
   <w:num w:numId="20" w16cid:durableId="1758550325">
     <w:abstractNumId w:val="1"/>
   </w:num>
   <w:num w:numId="21" w16cid:durableId="1594894255">
-    <w:abstractNumId w:val="7"/>
+    <w:abstractNumId w:val="8"/>
   </w:num>
   <w:num w:numId="22" w16cid:durableId="977876665">
-    <w:abstractNumId w:val="8"/>
+    <w:abstractNumId w:val="9"/>
   </w:num>
   <w:num w:numId="23" w16cid:durableId="1596402915">
-    <w:abstractNumId w:val="27"/>
+    <w:abstractNumId w:val="29"/>
   </w:num>
   <w:num w:numId="24" w16cid:durableId="1183395283">
-    <w:abstractNumId w:val="26"/>
+    <w:abstractNumId w:val="28"/>
   </w:num>
   <w:num w:numId="25" w16cid:durableId="1108815011">
+    <w:abstractNumId w:val="4"/>
+  </w:num>
+  <w:num w:numId="26" w16cid:durableId="238171851">
+    <w:abstractNumId w:val="13"/>
+  </w:num>
+  <w:num w:numId="27" w16cid:durableId="1032341646">
+    <w:abstractNumId w:val="16"/>
+  </w:num>
+  <w:num w:numId="28" w16cid:durableId="295529253">
+    <w:abstractNumId w:val="5"/>
+  </w:num>
+  <w:num w:numId="29" w16cid:durableId="522980538">
+    <w:abstractNumId w:val="30"/>
+  </w:num>
+  <w:num w:numId="30" w16cid:durableId="191959371">
     <w:abstractNumId w:val="3"/>
   </w:num>
-  <w:num w:numId="26" w16cid:durableId="238171851">
-    <w:abstractNumId w:val="12"/>
-  </w:num>
-  <w:num w:numId="27" w16cid:durableId="1032341646">
-    <w:abstractNumId w:val="15"/>
-  </w:num>
-  <w:num w:numId="28" w16cid:durableId="295529253">
-    <w:abstractNumId w:val="4"/>
+  <w:num w:numId="31" w16cid:durableId="68188470">
+    <w:abstractNumId w:val="20"/>
   </w:num>
 </w:numbering>
 </file>
@@ -11888,6 +12451,7 @@
     <w:rsid w:val="002E77B7"/>
     <w:rsid w:val="002F4536"/>
     <w:rsid w:val="00374944"/>
+    <w:rsid w:val="004639C5"/>
     <w:rsid w:val="0047202C"/>
     <w:rsid w:val="004E4522"/>
     <w:rsid w:val="006B13B5"/>
@@ -11896,6 +12460,7 @@
     <w:rsid w:val="009D2E3B"/>
     <w:rsid w:val="009F07B5"/>
     <w:rsid w:val="009F66F6"/>
+    <w:rsid w:val="00A54436"/>
     <w:rsid w:val="00A82CD5"/>
     <w:rsid w:val="00A86E70"/>
     <w:rsid w:val="00A9089F"/>
@@ -11904,6 +12469,7 @@
     <w:rsid w:val="00C939B0"/>
     <w:rsid w:val="00D36A91"/>
     <w:rsid w:val="00D52881"/>
+    <w:rsid w:val="00EE1572"/>
     <w:rsid w:val="00F42FC0"/>
   </w:rsids>
   <m:mathPr>
@@ -12652,6 +13218,10 @@
 </file>
 
 <file path=customXml/item2.xml><?xml version="1.0" encoding="utf-8"?>
+<b:Sources xmlns:b="http://schemas.openxmlformats.org/officeDocument/2006/bibliography" xmlns="http://schemas.openxmlformats.org/officeDocument/2006/bibliography" SelectedStyle="\APASixthEditionOfficeOnline.xsl" StyleName="APA" Version="6"/>
+</file>
+
+<file path=customXml/item3.xml><?xml version="1.0" encoding="utf-8"?>
 <ct:contentTypeSchema xmlns:ct="http://schemas.microsoft.com/office/2006/metadata/contentType" xmlns:ma="http://schemas.microsoft.com/office/2006/metadata/properties/metaAttributes" ct:_="" ma:_="" ma:contentTypeName="Document" ma:contentTypeID="0x010100C39F2A75005F2D43B30369DAED2CCB1C" ma:contentTypeVersion="45" ma:contentTypeDescription="Create a new document." ma:contentTypeScope="" ma:versionID="1b9fdb374581140854a9d0518901e886">
   <xsd:schema xmlns:xsd="http://www.w3.org/2001/XMLSchema" xmlns:xs="http://www.w3.org/2001/XMLSchema" xmlns:p="http://schemas.microsoft.com/office/2006/metadata/properties" xmlns:ns1="http://schemas.microsoft.com/sharepoint/v3" xmlns:ns2="0feec74c-ecc7-44c3-9c64-3623cf89ed41" xmlns:ns3="1f707338-ea0f-4fe5-baee-59b996692b22" targetNamespace="http://schemas.microsoft.com/office/2006/metadata/properties" ma:root="true" ma:fieldsID="d4e90b57406cfd253bd268c9429fcd51" ns1:_="" ns2:_="" ns3:_="">
     <xsd:import namespace="http://schemas.microsoft.com/sharepoint/v3"/>
@@ -13123,20 +13693,7 @@
 </ct:contentTypeSchema>
 </file>
 
-<file path=customXml/item3.xml><?xml version="1.0" encoding="utf-8"?>
-<b:Sources xmlns:b="http://schemas.openxmlformats.org/officeDocument/2006/bibliography" xmlns="http://schemas.openxmlformats.org/officeDocument/2006/bibliography" SelectedStyle="\APASixthEditionOfficeOnline.xsl" StyleName="APA" Version="6"/>
-</file>
-
 <file path=customXml/item4.xml><?xml version="1.0" encoding="utf-8"?>
-<?mso-contentType ?>
-<FormTemplates xmlns="http://schemas.microsoft.com/sharepoint/v3/contenttype/forms">
-  <Display>DocumentLibraryForm</Display>
-  <Edit>DocumentLibraryForm</Edit>
-  <New>DocumentLibraryForm</New>
-</FormTemplates>
-</file>
-
-<file path=customXml/item5.xml><?xml version="1.0" encoding="utf-8"?>
 <p:properties xmlns:p="http://schemas.microsoft.com/office/2006/metadata/properties" xmlns:xsi="http://www.w3.org/2001/XMLSchema-instance" xmlns:pc="http://schemas.microsoft.com/office/infopath/2007/PartnerControls">
   <documentManagement>
     <Vendor xmlns="0feec74c-ecc7-44c3-9c64-3623cf89ed41">N/A</Vendor>
@@ -13178,6 +13735,15 @@
 </p:properties>
 </file>
 
+<file path=customXml/item5.xml><?xml version="1.0" encoding="utf-8"?>
+<?mso-contentType ?>
+<FormTemplates xmlns="http://schemas.microsoft.com/sharepoint/v3/contenttype/forms">
+  <Display>DocumentLibraryForm</Display>
+  <Edit>DocumentLibraryForm</Edit>
+  <New>DocumentLibraryForm</New>
+</FormTemplates>
+</file>
+
 <file path=customXml/itemProps1.xml><?xml version="1.0" encoding="utf-8"?>
 <ds:datastoreItem xmlns:ds="http://schemas.openxmlformats.org/officeDocument/2006/customXml" ds:itemID="{55AF091B-3C7A-41E3-B477-F2FDAA23CFDA}">
   <ds:schemaRefs>
@@ -13187,6 +13753,14 @@
 </file>
 
 <file path=customXml/itemProps2.xml><?xml version="1.0" encoding="utf-8"?>
+<ds:datastoreItem xmlns:ds="http://schemas.openxmlformats.org/officeDocument/2006/customXml" ds:itemID="{74219D01-7E60-4B0D-A06F-2ACE43EE004F}">
+  <ds:schemaRefs>
+    <ds:schemaRef ds:uri="http://schemas.openxmlformats.org/officeDocument/2006/bibliography"/>
+  </ds:schemaRefs>
+</ds:datastoreItem>
+</file>
+
+<file path=customXml/itemProps3.xml><?xml version="1.0" encoding="utf-8"?>
 <ds:datastoreItem xmlns:ds="http://schemas.openxmlformats.org/officeDocument/2006/customXml" ds:itemID="{6B477300-1603-4B49-BBB9-33B0A5F08033}">
   <ds:schemaRefs>
     <ds:schemaRef ds:uri="http://schemas.microsoft.com/office/2006/metadata/contentType"/>
@@ -13206,23 +13780,7 @@
 </ds:datastoreItem>
 </file>
 
-<file path=customXml/itemProps3.xml><?xml version="1.0" encoding="utf-8"?>
-<ds:datastoreItem xmlns:ds="http://schemas.openxmlformats.org/officeDocument/2006/customXml" ds:itemID="{74219D01-7E60-4B0D-A06F-2ACE43EE004F}">
-  <ds:schemaRefs>
-    <ds:schemaRef ds:uri="http://schemas.openxmlformats.org/officeDocument/2006/bibliography"/>
-  </ds:schemaRefs>
-</ds:datastoreItem>
-</file>
-
 <file path=customXml/itemProps4.xml><?xml version="1.0" encoding="utf-8"?>
-<ds:datastoreItem xmlns:ds="http://schemas.openxmlformats.org/officeDocument/2006/customXml" ds:itemID="{366689B1-7794-494D-87E1-449905832F1A}">
-  <ds:schemaRefs>
-    <ds:schemaRef ds:uri="http://schemas.microsoft.com/sharepoint/v3/contenttype/forms"/>
-  </ds:schemaRefs>
-</ds:datastoreItem>
-</file>
-
-<file path=customXml/itemProps5.xml><?xml version="1.0" encoding="utf-8"?>
 <ds:datastoreItem xmlns:ds="http://schemas.openxmlformats.org/officeDocument/2006/customXml" ds:itemID="{BE77973C-3EFF-4A22-973C-A88DE1353176}">
   <ds:schemaRefs>
     <ds:schemaRef ds:uri="http://schemas.microsoft.com/office/2006/metadata/properties"/>
@@ -13234,6 +13792,14 @@
 </ds:datastoreItem>
 </file>
 
+<file path=customXml/itemProps5.xml><?xml version="1.0" encoding="utf-8"?>
+<ds:datastoreItem xmlns:ds="http://schemas.openxmlformats.org/officeDocument/2006/customXml" ds:itemID="{366689B1-7794-494D-87E1-449905832F1A}">
+  <ds:schemaRefs>
+    <ds:schemaRef ds:uri="http://schemas.microsoft.com/sharepoint/v3/contenttype/forms"/>
+  </ds:schemaRefs>
+</ds:datastoreItem>
+</file>
+
 <file path=docMetadata/LabelInfo.xml><?xml version="1.0" encoding="utf-8"?>
 <clbl:labelList xmlns:clbl="http://schemas.microsoft.com/office/2020/mipLabelMetadata">
   <clbl:label id="{9d258917-277f-42cd-a3cd-14c4e9ee58bc}" enabled="1" method="Standard" siteId="{38ae3bcd-9579-4fd4-adda-b42e1495d55a}" contentBits="0" removed="0"/>

--- a/Task1.docx
+++ b/Task1.docx
@@ -93,7 +93,7 @@
                     <w:sz w:val="24"/>
                     <w:szCs w:val="24"/>
                   </w:rPr>
-                  <w:t>Bob’s Software</w:t>
+                  <w:t>MJ Logistics Gaming Company</w:t>
                 </w:r>
               </w:p>
             </w:tc>
@@ -3862,6 +3862,63 @@
           <w:numId w:val="31"/>
         </w:numPr>
       </w:pPr>
+      <w:r>
+        <w:t>Exclusively hosting all aspects of the provided system locally</w:t>
+      </w:r>
+    </w:p>
+    <w:p>
+      <w:pPr>
+        <w:pStyle w:val="ListParagraph"/>
+        <w:numPr>
+          <w:ilvl w:val="1"/>
+          <w:numId w:val="31"/>
+        </w:numPr>
+      </w:pPr>
+      <w:r>
+        <w:t>AI services will have to be cloud based</w:t>
+      </w:r>
+    </w:p>
+    <w:p>
+      <w:pPr>
+        <w:pStyle w:val="ListParagraph"/>
+        <w:numPr>
+          <w:ilvl w:val="0"/>
+          <w:numId w:val="31"/>
+        </w:numPr>
+      </w:pPr>
+      <w:r>
+        <w:t>Managing updates for browsers, OS’s, etc. for user workstations and mobile devices</w:t>
+      </w:r>
+    </w:p>
+    <w:p>
+      <w:pPr>
+        <w:pStyle w:val="ListParagraph"/>
+        <w:numPr>
+          <w:ilvl w:val="0"/>
+          <w:numId w:val="31"/>
+        </w:numPr>
+      </w:pPr>
+      <w:r>
+        <w:t xml:space="preserve">Management </w:t>
+      </w:r>
+      <w:r>
+        <w:t>and configuration</w:t>
+      </w:r>
+      <w:r>
+        <w:t xml:space="preserve"> of network infrastructure on and off site</w:t>
+      </w:r>
+    </w:p>
+    <w:p>
+      <w:pPr>
+        <w:pStyle w:val="ListParagraph"/>
+        <w:numPr>
+          <w:ilvl w:val="0"/>
+          <w:numId w:val="31"/>
+        </w:numPr>
+      </w:pPr>
+      <w:r>
+        <w:t>Responsibility for the reliability of M365 apps</w:t>
+      </w:r>
     </w:p>
     <w:p>
       <w:pPr>
@@ -3891,12 +3948,21 @@
         <w:t>hosted internally on company-owned equipment</w:t>
       </w:r>
       <w:r>
-        <w:t xml:space="preserve">.  </w:t>
+        <w:t xml:space="preserve">. </w:t>
+      </w:r>
+      <w:r>
+        <w:t xml:space="preserve">Full support for all popular browsers (Edge, Crome, etc.) for workstations and mobile devices will be supported. </w:t>
+      </w:r>
+      <w:r>
+        <w:t xml:space="preserve"> </w:t>
       </w:r>
       <w:r>
         <w:t>Appropriate firewall configuration and a VPN will allow authorized users to access the front end safely</w:t>
       </w:r>
       <w:r>
+        <w:t xml:space="preserve"> on and off site</w:t>
+      </w:r>
+      <w:r>
         <w:t xml:space="preserve">. </w:t>
       </w:r>
     </w:p>
@@ -3908,19 +3974,43 @@
         <w:t>back end</w:t>
       </w:r>
       <w:r>
-        <w:t xml:space="preserve"> will be a </w:t>
+        <w:t xml:space="preserve"> will be </w:t>
       </w:r>
       <w:r>
         <w:t>Java-based</w:t>
       </w:r>
       <w:r>
-        <w:t xml:space="preserve"> application </w:t>
+        <w:t xml:space="preserve"> application</w:t>
+      </w:r>
+      <w:r>
+        <w:t>s</w:t>
+      </w:r>
+      <w:r>
+        <w:t xml:space="preserve"> </w:t>
       </w:r>
       <w:r>
         <w:t>running on a Windows VM hosted on</w:t>
       </w:r>
       <w:r>
-        <w:t xml:space="preserve"> the same locally hosted equipment. Spring Boot will be utilized to interface between the front-end and back-end. This </w:t>
+        <w:t xml:space="preserve"> </w:t>
+      </w:r>
+      <w:r>
+        <w:t xml:space="preserve">locally </w:t>
+      </w:r>
+      <w:r>
+        <w:t>hosted</w:t>
+      </w:r>
+      <w:r>
+        <w:t xml:space="preserve"> server</w:t>
+      </w:r>
+      <w:r>
+        <w:t xml:space="preserve"> equipment. </w:t>
+      </w:r>
+      <w:r>
+        <w:t xml:space="preserve">This equipment will have adequate hardware to support these systems. </w:t>
+      </w:r>
+      <w:r>
+        <w:t xml:space="preserve">Spring Boot will be utilized to interface between the front-end and back-end. This </w:t>
       </w:r>
       <w:r>
         <w:t>provides easy,</w:t>
@@ -3939,6 +4029,9 @@
       </w:r>
       <w:r>
         <w:t xml:space="preserve"> bi-directional communication between the back end and M365 apps.</w:t>
+      </w:r>
+      <w:r>
+        <w:t xml:space="preserve"> A MySQL database will house and manage all data securely. </w:t>
       </w:r>
     </w:p>
     <w:p>
@@ -4524,15 +4617,7 @@
         <w:t>1</w:t>
       </w:r>
       <w:r>
-        <w:t xml:space="preserve">Microsoft Graph API, the user will be able to tag inquiries </w:t>
-      </w:r>
-      <w:proofErr w:type="gramStart"/>
-      <w:r>
-        <w:t>to</w:t>
-      </w:r>
-      <w:proofErr w:type="gramEnd"/>
-      <w:r>
-        <w:t xml:space="preserve"> existing business and contacts</w:t>
+        <w:t>Microsoft Graph API, the user will be able to tag inquiries to existing business and contacts</w:t>
       </w:r>
       <w:r>
         <w:t>,</w:t>
@@ -4586,15 +4671,7 @@
         <w:t xml:space="preserve"> information. Modifications and updates to tickets will be saved and </w:t>
       </w:r>
       <w:r>
-        <w:t xml:space="preserve">recorded in a </w:t>
-      </w:r>
-      <w:proofErr w:type="gramStart"/>
-      <w:r>
-        <w:t>history</w:t>
-      </w:r>
-      <w:proofErr w:type="gramEnd"/>
-      <w:r>
-        <w:t xml:space="preserve"> system that allows</w:t>
+        <w:t>recorded in a history system that allows</w:t>
       </w:r>
       <w:r>
         <w:t xml:space="preserve"> tracking and monitoring. </w:t>
@@ -4772,11 +4849,9 @@
       <w:r>
         <w:t xml:space="preserve">The system will utilize </w:t>
       </w:r>
-      <w:proofErr w:type="spellStart"/>
       <w:r>
         <w:t>DocuSign</w:t>
       </w:r>
-      <w:proofErr w:type="spellEnd"/>
       <w:r>
         <w:t xml:space="preserve"> to allow customers </w:t>
       </w:r>
@@ -4793,15 +4868,7 @@
         </w:numPr>
       </w:pPr>
       <w:r>
-        <w:t xml:space="preserve">The system will notify customers and </w:t>
-      </w:r>
-      <w:proofErr w:type="gramStart"/>
-      <w:r>
-        <w:t>assigned</w:t>
-      </w:r>
-      <w:proofErr w:type="gramEnd"/>
-      <w:r>
-        <w:t xml:space="preserve"> users before a contract term expires. This information will also be provided on </w:t>
+        <w:t xml:space="preserve">The system will notify customers and assigned users before a contract term expires. This information will also be provided on </w:t>
       </w:r>
       <w:r>
         <w:t xml:space="preserve">the </w:t>
@@ -5131,13 +5198,8 @@
         <w:t>Adding</w:t>
       </w:r>
       <w:r>
-        <w:t xml:space="preserve"> discounts, </w:t>
-      </w:r>
-      <w:proofErr w:type="gramStart"/>
-      <w:r>
-        <w:t>tax</w:t>
-      </w:r>
-      <w:proofErr w:type="gramEnd"/>
+        <w:t xml:space="preserve"> discounts, tax</w:t>
+      </w:r>
       <w:r>
         <w:t>,</w:t>
       </w:r>
@@ -5168,11 +5230,9 @@
       <w:r>
         <w:t xml:space="preserve">The use of </w:t>
       </w:r>
-      <w:proofErr w:type="spellStart"/>
       <w:r>
         <w:t>DocuSign</w:t>
       </w:r>
-      <w:proofErr w:type="spellEnd"/>
       <w:r>
         <w:t xml:space="preserve"> for electronic signatures</w:t>
       </w:r>
@@ -5193,15 +5253,7 @@
         <w:t>configuring</w:t>
       </w:r>
       <w:r>
-        <w:t xml:space="preserve"> price </w:t>
-      </w:r>
-      <w:proofErr w:type="gramStart"/>
-      <w:r>
-        <w:t>quote</w:t>
-      </w:r>
-      <w:proofErr w:type="gramEnd"/>
-      <w:r>
-        <w:t xml:space="preserve"> and </w:t>
+        <w:t xml:space="preserve"> price quote and </w:t>
       </w:r>
       <w:r>
         <w:t>configuring</w:t>
@@ -5615,13 +5667,8 @@
         <w:lastRenderedPageBreak/>
         <w:t xml:space="preserve">The chance of scope creep is a disadvantage if not monitored and handled appropriately. Development can spend more time adding and removing features </w:t>
       </w:r>
-      <w:proofErr w:type="gramStart"/>
-      <w:r>
-        <w:t>at</w:t>
-      </w:r>
-      <w:proofErr w:type="gramEnd"/>
-      <w:r>
-        <w:t xml:space="preserve"> </w:t>
+      <w:r>
+        <w:t xml:space="preserve">at </w:t>
       </w:r>
       <w:r>
         <w:t>the direction of users and stakeholders</w:t>
@@ -5659,15 +5706,7 @@
         </w:tabs>
       </w:pPr>
       <w:r>
-        <w:t xml:space="preserve">There </w:t>
-      </w:r>
-      <w:proofErr w:type="gramStart"/>
-      <w:r>
-        <w:t>is</w:t>
-      </w:r>
-      <w:proofErr w:type="gramEnd"/>
-      <w:r>
-        <w:t xml:space="preserve"> </w:t>
+        <w:t xml:space="preserve">There is </w:t>
       </w:r>
       <w:r>
         <w:t xml:space="preserve">a </w:t>
@@ -5883,7 +5922,24 @@
     <w:p>
       <w:pPr>
         <w:ind w:left="450"/>
-      </w:pPr>
+        <w:rPr>
+          <w:u w:val="single"/>
+        </w:rPr>
+      </w:pPr>
+      <w:r>
+        <w:rPr>
+          <w:u w:val="single"/>
+        </w:rPr>
+        <w:t>D1</w:t>
+      </w:r>
+    </w:p>
+    <w:p>
+      <w:pPr>
+        <w:ind w:left="450"/>
+      </w:pPr>
+      <w:r>
+        <w:t>The following UML diagrams represent a high-level depiction of how the system will function. This includes function navigation, data flow, data validation, and depicts the flow of information to and from M365 apps.</w:t>
+      </w:r>
     </w:p>
     <w:p>
       <w:pPr>
@@ -6491,6 +6547,14 @@
         <w:ind w:left="450"/>
       </w:pPr>
       <w:r>
+        <w:t>The following ERD diagram shows the relationship between the different tables within the database that will be used. This is depicted in third normal form whereas no table columnas are duplicated in any table.  This well organized and optimized data system should provide a secure and reliable location for all data the provided system will use.</w:t>
+      </w:r>
+    </w:p>
+    <w:p>
+      <w:pPr>
+        <w:ind w:left="450"/>
+      </w:pPr>
+      <w:r>
         <w:rPr>
           <w:noProof/>
         </w:rPr>
@@ -6677,13 +6741,8 @@
                 <w:numId w:val="27"/>
               </w:numPr>
             </w:pPr>
-            <w:proofErr w:type="gramStart"/>
-            <w:r>
-              <w:t>User</w:t>
-            </w:r>
-            <w:proofErr w:type="gramEnd"/>
-            <w:r>
-              <w:t xml:space="preserve"> must be logged in with </w:t>
+            <w:r>
+              <w:t xml:space="preserve">User must be logged in with </w:t>
             </w:r>
             <w:r>
               <w:t>high-level</w:t>
@@ -10153,7 +10212,7 @@
         <w:rFonts w:ascii="Symbol" w:hAnsi="Symbol" w:hint="default"/>
       </w:rPr>
     </w:lvl>
-    <w:lvl w:ilvl="1" w:tplc="04090003" w:tentative="1">
+    <w:lvl w:ilvl="1" w:tplc="04090003">
       <w:start w:val="1"/>
       <w:numFmt w:val="bullet"/>
       <w:lvlText w:val="o"/>
@@ -12451,6 +12510,7 @@
     <w:rsid w:val="002E77B7"/>
     <w:rsid w:val="002F4536"/>
     <w:rsid w:val="00374944"/>
+    <w:rsid w:val="003F12EF"/>
     <w:rsid w:val="004639C5"/>
     <w:rsid w:val="0047202C"/>
     <w:rsid w:val="004E4522"/>
@@ -12469,6 +12529,8 @@
     <w:rsid w:val="00C939B0"/>
     <w:rsid w:val="00D36A91"/>
     <w:rsid w:val="00D52881"/>
+    <w:rsid w:val="00E400A9"/>
+    <w:rsid w:val="00E5706F"/>
     <w:rsid w:val="00EE1572"/>
     <w:rsid w:val="00F42FC0"/>
   </w:rsids>
@@ -13218,10 +13280,6 @@
 </file>
 
 <file path=customXml/item2.xml><?xml version="1.0" encoding="utf-8"?>
-<b:Sources xmlns:b="http://schemas.openxmlformats.org/officeDocument/2006/bibliography" xmlns="http://schemas.openxmlformats.org/officeDocument/2006/bibliography" SelectedStyle="\APASixthEditionOfficeOnline.xsl" StyleName="APA" Version="6"/>
-</file>
-
-<file path=customXml/item3.xml><?xml version="1.0" encoding="utf-8"?>
 <ct:contentTypeSchema xmlns:ct="http://schemas.microsoft.com/office/2006/metadata/contentType" xmlns:ma="http://schemas.microsoft.com/office/2006/metadata/properties/metaAttributes" ct:_="" ma:_="" ma:contentTypeName="Document" ma:contentTypeID="0x010100C39F2A75005F2D43B30369DAED2CCB1C" ma:contentTypeVersion="45" ma:contentTypeDescription="Create a new document." ma:contentTypeScope="" ma:versionID="1b9fdb374581140854a9d0518901e886">
   <xsd:schema xmlns:xsd="http://www.w3.org/2001/XMLSchema" xmlns:xs="http://www.w3.org/2001/XMLSchema" xmlns:p="http://schemas.microsoft.com/office/2006/metadata/properties" xmlns:ns1="http://schemas.microsoft.com/sharepoint/v3" xmlns:ns2="0feec74c-ecc7-44c3-9c64-3623cf89ed41" xmlns:ns3="1f707338-ea0f-4fe5-baee-59b996692b22" targetNamespace="http://schemas.microsoft.com/office/2006/metadata/properties" ma:root="true" ma:fieldsID="d4e90b57406cfd253bd268c9429fcd51" ns1:_="" ns2:_="" ns3:_="">
     <xsd:import namespace="http://schemas.microsoft.com/sharepoint/v3"/>
@@ -13693,7 +13751,20 @@
 </ct:contentTypeSchema>
 </file>
 
+<file path=customXml/item3.xml><?xml version="1.0" encoding="utf-8"?>
+<b:Sources xmlns:b="http://schemas.openxmlformats.org/officeDocument/2006/bibliography" xmlns="http://schemas.openxmlformats.org/officeDocument/2006/bibliography" SelectedStyle="\APASixthEditionOfficeOnline.xsl" StyleName="APA" Version="6"/>
+</file>
+
 <file path=customXml/item4.xml><?xml version="1.0" encoding="utf-8"?>
+<?mso-contentType ?>
+<FormTemplates xmlns="http://schemas.microsoft.com/sharepoint/v3/contenttype/forms">
+  <Display>DocumentLibraryForm</Display>
+  <Edit>DocumentLibraryForm</Edit>
+  <New>DocumentLibraryForm</New>
+</FormTemplates>
+</file>
+
+<file path=customXml/item5.xml><?xml version="1.0" encoding="utf-8"?>
 <p:properties xmlns:p="http://schemas.microsoft.com/office/2006/metadata/properties" xmlns:xsi="http://www.w3.org/2001/XMLSchema-instance" xmlns:pc="http://schemas.microsoft.com/office/infopath/2007/PartnerControls">
   <documentManagement>
     <Vendor xmlns="0feec74c-ecc7-44c3-9c64-3623cf89ed41">N/A</Vendor>
@@ -13735,15 +13806,6 @@
 </p:properties>
 </file>
 
-<file path=customXml/item5.xml><?xml version="1.0" encoding="utf-8"?>
-<?mso-contentType ?>
-<FormTemplates xmlns="http://schemas.microsoft.com/sharepoint/v3/contenttype/forms">
-  <Display>DocumentLibraryForm</Display>
-  <Edit>DocumentLibraryForm</Edit>
-  <New>DocumentLibraryForm</New>
-</FormTemplates>
-</file>
-
 <file path=customXml/itemProps1.xml><?xml version="1.0" encoding="utf-8"?>
 <ds:datastoreItem xmlns:ds="http://schemas.openxmlformats.org/officeDocument/2006/customXml" ds:itemID="{55AF091B-3C7A-41E3-B477-F2FDAA23CFDA}">
   <ds:schemaRefs>
@@ -13753,14 +13815,6 @@
 </file>
 
 <file path=customXml/itemProps2.xml><?xml version="1.0" encoding="utf-8"?>
-<ds:datastoreItem xmlns:ds="http://schemas.openxmlformats.org/officeDocument/2006/customXml" ds:itemID="{74219D01-7E60-4B0D-A06F-2ACE43EE004F}">
-  <ds:schemaRefs>
-    <ds:schemaRef ds:uri="http://schemas.openxmlformats.org/officeDocument/2006/bibliography"/>
-  </ds:schemaRefs>
-</ds:datastoreItem>
-</file>
-
-<file path=customXml/itemProps3.xml><?xml version="1.0" encoding="utf-8"?>
 <ds:datastoreItem xmlns:ds="http://schemas.openxmlformats.org/officeDocument/2006/customXml" ds:itemID="{6B477300-1603-4B49-BBB9-33B0A5F08033}">
   <ds:schemaRefs>
     <ds:schemaRef ds:uri="http://schemas.microsoft.com/office/2006/metadata/contentType"/>
@@ -13780,7 +13834,23 @@
 </ds:datastoreItem>
 </file>
 
+<file path=customXml/itemProps3.xml><?xml version="1.0" encoding="utf-8"?>
+<ds:datastoreItem xmlns:ds="http://schemas.openxmlformats.org/officeDocument/2006/customXml" ds:itemID="{74219D01-7E60-4B0D-A06F-2ACE43EE004F}">
+  <ds:schemaRefs>
+    <ds:schemaRef ds:uri="http://schemas.openxmlformats.org/officeDocument/2006/bibliography"/>
+  </ds:schemaRefs>
+</ds:datastoreItem>
+</file>
+
 <file path=customXml/itemProps4.xml><?xml version="1.0" encoding="utf-8"?>
+<ds:datastoreItem xmlns:ds="http://schemas.openxmlformats.org/officeDocument/2006/customXml" ds:itemID="{366689B1-7794-494D-87E1-449905832F1A}">
+  <ds:schemaRefs>
+    <ds:schemaRef ds:uri="http://schemas.microsoft.com/sharepoint/v3/contenttype/forms"/>
+  </ds:schemaRefs>
+</ds:datastoreItem>
+</file>
+
+<file path=customXml/itemProps5.xml><?xml version="1.0" encoding="utf-8"?>
 <ds:datastoreItem xmlns:ds="http://schemas.openxmlformats.org/officeDocument/2006/customXml" ds:itemID="{BE77973C-3EFF-4A22-973C-A88DE1353176}">
   <ds:schemaRefs>
     <ds:schemaRef ds:uri="http://schemas.microsoft.com/office/2006/metadata/properties"/>
@@ -13792,14 +13862,6 @@
 </ds:datastoreItem>
 </file>
 
-<file path=customXml/itemProps5.xml><?xml version="1.0" encoding="utf-8"?>
-<ds:datastoreItem xmlns:ds="http://schemas.openxmlformats.org/officeDocument/2006/customXml" ds:itemID="{366689B1-7794-494D-87E1-449905832F1A}">
-  <ds:schemaRefs>
-    <ds:schemaRef ds:uri="http://schemas.microsoft.com/sharepoint/v3/contenttype/forms"/>
-  </ds:schemaRefs>
-</ds:datastoreItem>
-</file>
-
 <file path=docMetadata/LabelInfo.xml><?xml version="1.0" encoding="utf-8"?>
 <clbl:labelList xmlns:clbl="http://schemas.microsoft.com/office/2020/mipLabelMetadata">
   <clbl:label id="{9d258917-277f-42cd-a3cd-14c4e9ee58bc}" enabled="1" method="Standard" siteId="{38ae3bcd-9579-4fd4-adda-b42e1495d55a}" contentBits="0" removed="0"/>

--- a/Task1.docx
+++ b/Task1.docx
@@ -68,6 +68,7 @@
             <w:dataBinding w:prefixMappings="xmlns:ns0='http://schemas.openxmlformats.org/officeDocument/2006/extended-properties'" w:xpath="/ns0:Properties[1]/ns0:Company[1]" w:storeItemID="{6668398D-A668-4E3E-A5EB-62B293D839F1}"/>
             <w:text/>
           </w:sdtPr>
+          <w:sdtEndPr/>
           <w:sdtContent>
             <w:tc>
               <w:tcPr>
@@ -121,6 +122,7 @@
               <w:dataBinding w:prefixMappings="xmlns:ns0='http://schemas.openxmlformats.org/package/2006/metadata/core-properties' xmlns:ns1='http://purl.org/dc/elements/1.1/'" w:xpath="/ns0:coreProperties[1]/ns1:title[1]" w:storeItemID="{6C3C8BC8-F283-45AE-878A-BAB7291924A1}"/>
               <w:text/>
             </w:sdtPr>
+            <w:sdtEndPr/>
             <w:sdtContent>
               <w:p>
                 <w:pPr>
@@ -214,6 +216,7 @@
               <w:dataBinding w:prefixMappings="xmlns:ns0='http://schemas.openxmlformats.org/package/2006/metadata/core-properties' xmlns:ns1='http://purl.org/dc/elements/1.1/'" w:xpath="/ns0:coreProperties[1]/ns1:creator[1]" w:storeItemID="{6C3C8BC8-F283-45AE-878A-BAB7291924A1}"/>
               <w:text/>
             </w:sdtPr>
+            <w:sdtEndPr/>
             <w:sdtContent>
               <w:p>
                 <w:pPr>
@@ -256,6 +259,7 @@
                 <w:calendar w:val="gregorian"/>
               </w:date>
             </w:sdtPr>
+            <w:sdtEndPr/>
             <w:sdtContent>
               <w:p>
                 <w:pPr>
@@ -336,6 +340,7 @@
           <w:docPartUnique/>
         </w:docPartObj>
       </w:sdtPr>
+      <w:sdtEndPr/>
       <w:sdtContent>
         <w:p/>
         <w:p>
@@ -2750,7 +2755,19 @@
         <w:t>meet or exceed their expectations</w:t>
       </w:r>
       <w:r>
-        <w:t xml:space="preserve">. This will be done by using existing on-site hardware where possible, custom-built applications along with AI services and connections to M365 apps.  The proposed system will aid users in all aspects of customer relations and the sales process. This includes an intuitive ticketing system to manage all aspects of communication with customers, generating detailed sales reports, forecasting future  financial gains or losses, along with automated contracting tasks and the process from quote to sale. </w:t>
+        <w:t xml:space="preserve">. This will be done </w:t>
+      </w:r>
+      <w:r>
+        <w:t>using existing on-site hardware where possible, custom-built applications, AI services,</w:t>
+      </w:r>
+      <w:r>
+        <w:t xml:space="preserve"> and connections to M365 apps.  The proposed system will aid users in all aspects of customer relations and the sales process. This includes an intuitive ticketing system to manage all aspects of </w:t>
+      </w:r>
+      <w:r>
+        <w:t>customer communication, generating detailed sales reports, forecasting future financial gains or losses, and automating</w:t>
+      </w:r>
+      <w:r>
+        <w:t xml:space="preserve"> contracting tasks and the process from quote to sale. </w:t>
       </w:r>
     </w:p>
     <w:p>
@@ -2787,12 +2804,21 @@
           <w:szCs w:val="22"/>
         </w:rPr>
       </w:pPr>
+      <w:proofErr w:type="gramStart"/>
       <w:r>
         <w:rPr>
           <w:sz w:val="22"/>
           <w:szCs w:val="22"/>
         </w:rPr>
-        <w:t>The  customer is currently outgrowing their current system</w:t>
+        <w:t>The  customer</w:t>
+      </w:r>
+      <w:proofErr w:type="gramEnd"/>
+      <w:r>
+        <w:rPr>
+          <w:sz w:val="22"/>
+          <w:szCs w:val="22"/>
+        </w:rPr>
+        <w:t xml:space="preserve"> is currently outgrowing their current system</w:t>
       </w:r>
     </w:p>
     <w:p>
@@ -2911,10 +2937,67 @@
     </w:p>
     <w:p>
       <w:r>
-        <w:t xml:space="preserve">Solutions to the problems the customer is currently facing will be addressed in the most effective and financially appropriate way. To address the outgrowing of the current system, the proposed system will utilize more efficient applications and techniques to enable the use of current hardware as long as possible. If the existing hardware can no longer handle the increasing load, more hardware will need to be allocated or purchased. </w:t>
-      </w:r>
-      <w:r>
-        <w:t xml:space="preserve">The use of spreadsheets will be replaced by an extensive web-based UI. This will eliminate the need for users to be fluent in excel and centralize all functions performed by the previous system. Databases will be interconnected securely to allow for a wide breadth of data to be available for all processes. Manual steps and processes will be replaced by user configurable automation. This will greatly increase user productivity, once users have their automation configured. Finaly, all tools and services will be located at a central location to allow for fast and simple communication between services. </w:t>
+        <w:t xml:space="preserve">Solutions to the </w:t>
+      </w:r>
+      <w:r>
+        <w:t>customer's current problems</w:t>
+      </w:r>
+      <w:r>
+        <w:t xml:space="preserve"> will be addressed in the most effective and financially appropriate way. To address the </w:t>
+      </w:r>
+      <w:r>
+        <w:t>outgrowth</w:t>
+      </w:r>
+      <w:r>
+        <w:t xml:space="preserve"> of the current system, the proposed system will </w:t>
+      </w:r>
+      <w:r>
+        <w:t xml:space="preserve">leverage more efficient applications and techniques to enable the continued use of current hardware for </w:t>
+      </w:r>
+      <w:r>
+        <w:t xml:space="preserve">as long as possible. If the existing hardware can no longer handle the increasing load, more hardware will need to be allocated or purchased. </w:t>
+      </w:r>
+      <w:r>
+        <w:t>An extensive web-based UI will replace spreadsheets</w:t>
+      </w:r>
+      <w:r>
+        <w:t xml:space="preserve">. This will eliminate the need for users to be fluent in </w:t>
+      </w:r>
+      <w:r>
+        <w:t>Excel</w:t>
+      </w:r>
+      <w:r>
+        <w:t xml:space="preserve"> and centralize all functions performed by the previous system. Databases will be interconnected securely to </w:t>
+      </w:r>
+      <w:r>
+        <w:t xml:space="preserve">provide a wide range of data to </w:t>
+      </w:r>
+      <w:r>
+        <w:t xml:space="preserve">all processes. Manual steps and processes will be replaced by </w:t>
+      </w:r>
+      <w:r>
+        <w:t>user-configurable</w:t>
+      </w:r>
+      <w:r>
+        <w:t xml:space="preserve"> automation. This will greatly increase user productivity once </w:t>
+      </w:r>
+      <w:r>
+        <w:t xml:space="preserve">their automation is </w:t>
+      </w:r>
+      <w:r>
+        <w:t xml:space="preserve">configured. </w:t>
+      </w:r>
+      <w:r>
+        <w:t>Finally</w:t>
+      </w:r>
+      <w:r>
+        <w:t xml:space="preserve">, all tools and services will be located at a central location to </w:t>
+      </w:r>
+      <w:r>
+        <w:t>enable fast,</w:t>
+      </w:r>
+      <w:r>
+        <w:t xml:space="preserve"> simple communication between services. </w:t>
       </w:r>
     </w:p>
     <w:p>
@@ -3037,7 +3120,23 @@
           <w:sz w:val="22"/>
           <w:szCs w:val="22"/>
         </w:rPr>
-        <w:t>To provide a comprehensive system that covers all of the customers’ requirements</w:t>
+        <w:t xml:space="preserve">To provide a comprehensive system that covers </w:t>
+      </w:r>
+      <w:proofErr w:type="gramStart"/>
+      <w:r>
+        <w:rPr>
+          <w:sz w:val="22"/>
+          <w:szCs w:val="22"/>
+        </w:rPr>
+        <w:t>all of</w:t>
+      </w:r>
+      <w:proofErr w:type="gramEnd"/>
+      <w:r>
+        <w:rPr>
+          <w:sz w:val="22"/>
+          <w:szCs w:val="22"/>
+        </w:rPr>
+        <w:t xml:space="preserve"> the customers’ requirements</w:t>
       </w:r>
     </w:p>
     <w:p>
@@ -3097,7 +3196,6 @@
           <w:sz w:val="22"/>
           <w:szCs w:val="22"/>
         </w:rPr>
-        <w:lastRenderedPageBreak/>
         <w:t xml:space="preserve">To provide scheduled security and functional updates. </w:t>
       </w:r>
     </w:p>
@@ -3115,6 +3213,7 @@
           <w:szCs w:val="22"/>
           <w:u w:val="single"/>
         </w:rPr>
+        <w:lastRenderedPageBreak/>
         <w:t>Objectives:</w:t>
       </w:r>
     </w:p>
@@ -3222,7 +3321,21 @@
           <w:sz w:val="22"/>
           <w:szCs w:val="22"/>
         </w:rPr>
-        <w:t>Release user tested and approved systems for production use alongside current system.</w:t>
+        <w:t xml:space="preserve">Release </w:t>
+      </w:r>
+      <w:r>
+        <w:rPr>
+          <w:sz w:val="22"/>
+          <w:szCs w:val="22"/>
+        </w:rPr>
+        <w:t xml:space="preserve">user-tested and approved systems for production use alongside the </w:t>
+      </w:r>
+      <w:r>
+        <w:rPr>
+          <w:sz w:val="22"/>
+          <w:szCs w:val="22"/>
+        </w:rPr>
+        <w:t>current system.</w:t>
       </w:r>
     </w:p>
     <w:p>
@@ -3262,7 +3375,14 @@
           <w:sz w:val="22"/>
           <w:szCs w:val="22"/>
         </w:rPr>
-        <w:t>Engauge in continual improvement of security and functional aspects.</w:t>
+        <w:t>Engage</w:t>
+      </w:r>
+      <w:r>
+        <w:rPr>
+          <w:sz w:val="22"/>
+          <w:szCs w:val="22"/>
+        </w:rPr>
+        <w:t xml:space="preserve"> in continual improvement of security and functional aspects.</w:t>
       </w:r>
     </w:p>
     <w:p>
@@ -3648,7 +3768,7 @@
               <w:t xml:space="preserve">The customer is to provide </w:t>
             </w:r>
             <w:r>
-              <w:t>the development team's representatives</w:t>
+              <w:t>representatives of the development team</w:t>
             </w:r>
             <w:r>
               <w:t xml:space="preserve"> </w:t>
@@ -3733,12 +3853,21 @@
           <w:szCs w:val="22"/>
         </w:rPr>
       </w:pPr>
+      <w:proofErr w:type="gramStart"/>
       <w:r>
         <w:rPr>
           <w:sz w:val="22"/>
           <w:szCs w:val="22"/>
         </w:rPr>
-        <w:t>Report the company’s activities and interactions with contacts</w:t>
+        <w:t>Report</w:t>
+      </w:r>
+      <w:proofErr w:type="gramEnd"/>
+      <w:r>
+        <w:rPr>
+          <w:sz w:val="22"/>
+          <w:szCs w:val="22"/>
+        </w:rPr>
+        <w:t xml:space="preserve"> the company’s activities and interactions with contacts</w:t>
       </w:r>
     </w:p>
     <w:p>
@@ -3758,7 +3887,6 @@
           <w:sz w:val="22"/>
           <w:szCs w:val="22"/>
         </w:rPr>
-        <w:lastRenderedPageBreak/>
         <w:t xml:space="preserve">Control access to features based on roles and permissions for the company’s users, both on and </w:t>
       </w:r>
       <w:r>
@@ -3786,6 +3914,7 @@
           <w:sz w:val="22"/>
           <w:szCs w:val="22"/>
         </w:rPr>
+        <w:lastRenderedPageBreak/>
         <w:t>Manage activities and track sales</w:t>
       </w:r>
     </w:p>
@@ -3875,7 +4004,10 @@
         </w:numPr>
       </w:pPr>
       <w:r>
-        <w:t>AI services will have to be cloud based</w:t>
+        <w:t xml:space="preserve">AI services will have to be </w:t>
+      </w:r>
+      <w:r>
+        <w:t>cloud-based</w:t>
       </w:r>
     </w:p>
     <w:p>
@@ -3887,7 +4019,13 @@
         </w:numPr>
       </w:pPr>
       <w:r>
-        <w:t>Managing updates for browsers, OS’s, etc. for user workstations and mobile devices</w:t>
+        <w:t>Managing updates for browsers, OS’s, etc.</w:t>
+      </w:r>
+      <w:r>
+        <w:t>,</w:t>
+      </w:r>
+      <w:r>
+        <w:t xml:space="preserve"> for user workstations and mobile devices</w:t>
       </w:r>
     </w:p>
     <w:p>
@@ -3899,13 +4037,10 @@
         </w:numPr>
       </w:pPr>
       <w:r>
-        <w:t xml:space="preserve">Management </w:t>
-      </w:r>
-      <w:r>
-        <w:t>and configuration</w:t>
-      </w:r>
-      <w:r>
-        <w:t xml:space="preserve"> of network infrastructure on and off site</w:t>
+        <w:t xml:space="preserve">Management and configuration of network infrastructure on and </w:t>
+      </w:r>
+      <w:r>
+        <w:t>off-site</w:t>
       </w:r>
     </w:p>
     <w:p>
@@ -3951,7 +4086,13 @@
         <w:t xml:space="preserve">. </w:t>
       </w:r>
       <w:r>
-        <w:t xml:space="preserve">Full support for all popular browsers (Edge, Crome, etc.) for workstations and mobile devices will be supported. </w:t>
+        <w:t xml:space="preserve">Full support for all popular browsers (Edge, </w:t>
+      </w:r>
+      <w:r>
+        <w:t>Chrome, etc.) on workstations and mobile devices will be provided</w:t>
+      </w:r>
+      <w:r>
+        <w:t xml:space="preserve">. </w:t>
       </w:r>
       <w:r>
         <w:t xml:space="preserve"> </w:t>
@@ -3960,7 +4101,10 @@
         <w:t>Appropriate firewall configuration and a VPN will allow authorized users to access the front end safely</w:t>
       </w:r>
       <w:r>
-        <w:t xml:space="preserve"> on and off site</w:t>
+        <w:t xml:space="preserve"> on</w:t>
+      </w:r>
+      <w:r>
+        <w:t>- and off-site</w:t>
       </w:r>
       <w:r>
         <w:t xml:space="preserve">. </w:t>
@@ -4031,7 +4175,13 @@
         <w:t xml:space="preserve"> bi-directional communication between the back end and M365 apps.</w:t>
       </w:r>
       <w:r>
-        <w:t xml:space="preserve"> A MySQL database will house and manage all data securely. </w:t>
+        <w:t xml:space="preserve"> A MySQL database will </w:t>
+      </w:r>
+      <w:r>
+        <w:t>securely store and manage all data</w:t>
+      </w:r>
+      <w:r>
+        <w:t xml:space="preserve">. </w:t>
       </w:r>
     </w:p>
     <w:p>
@@ -4107,7 +4257,15 @@
         <w:t>text-based</w:t>
       </w:r>
       <w:r>
-        <w:t xml:space="preserve"> code. This code will be similar to the code used in Excel for macros and such.</w:t>
+        <w:t xml:space="preserve"> code. This code will be </w:t>
+      </w:r>
+      <w:proofErr w:type="gramStart"/>
+      <w:r>
+        <w:t>similar to</w:t>
+      </w:r>
+      <w:proofErr w:type="gramEnd"/>
+      <w:r>
+        <w:t xml:space="preserve"> the code used in Excel for macros and such.</w:t>
       </w:r>
     </w:p>
     <w:p>
@@ -4267,8 +4425,13 @@
         <w:ind w:left="450"/>
       </w:pPr>
       <w:r>
-        <w:t>The required activity management capabilities will be included in the supplied system as follows;</w:t>
-      </w:r>
+        <w:t xml:space="preserve">The required activity management capabilities will be included in the supplied system as </w:t>
+      </w:r>
+      <w:proofErr w:type="gramStart"/>
+      <w:r>
+        <w:t>follows;</w:t>
+      </w:r>
+      <w:proofErr w:type="gramEnd"/>
     </w:p>
     <w:p>
       <w:pPr>
@@ -4303,7 +4466,15 @@
         </w:numPr>
       </w:pPr>
       <w:r>
-        <w:t>A ticket system will be provided that will include a simple workflow. The ticket system will allow for customizable actions to cover any interaction with a contact.</w:t>
+        <w:t xml:space="preserve">A ticket system will be provided that will include a simple workflow. The ticket system will allow for customizable actions to cover any interaction with a </w:t>
+      </w:r>
+      <w:proofErr w:type="gramStart"/>
+      <w:r>
+        <w:t>contact</w:t>
+      </w:r>
+      <w:proofErr w:type="gramEnd"/>
+      <w:r>
+        <w:t>.</w:t>
       </w:r>
     </w:p>
     <w:p>
@@ -4617,7 +4788,15 @@
         <w:t>1</w:t>
       </w:r>
       <w:r>
-        <w:t>Microsoft Graph API, the user will be able to tag inquiries to existing business and contacts</w:t>
+        <w:t xml:space="preserve">Microsoft Graph API, the user will be able to tag inquiries </w:t>
+      </w:r>
+      <w:proofErr w:type="gramStart"/>
+      <w:r>
+        <w:t>to</w:t>
+      </w:r>
+      <w:proofErr w:type="gramEnd"/>
+      <w:r>
+        <w:t xml:space="preserve"> existing business and contacts</w:t>
       </w:r>
       <w:r>
         <w:t>,</w:t>
@@ -4671,7 +4850,15 @@
         <w:t xml:space="preserve"> information. Modifications and updates to tickets will be saved and </w:t>
       </w:r>
       <w:r>
-        <w:t>recorded in a history system that allows</w:t>
+        <w:t xml:space="preserve">recorded in a </w:t>
+      </w:r>
+      <w:proofErr w:type="gramStart"/>
+      <w:r>
+        <w:t>history</w:t>
+      </w:r>
+      <w:proofErr w:type="gramEnd"/>
+      <w:r>
+        <w:t xml:space="preserve"> system that allows</w:t>
       </w:r>
       <w:r>
         <w:t xml:space="preserve"> tracking and monitoring. </w:t>
@@ -4849,9 +5036,11 @@
       <w:r>
         <w:t xml:space="preserve">The system will utilize </w:t>
       </w:r>
+      <w:proofErr w:type="spellStart"/>
       <w:r>
         <w:t>DocuSign</w:t>
       </w:r>
+      <w:proofErr w:type="spellEnd"/>
       <w:r>
         <w:t xml:space="preserve"> to allow customers </w:t>
       </w:r>
@@ -4868,7 +5057,15 @@
         </w:numPr>
       </w:pPr>
       <w:r>
-        <w:t xml:space="preserve">The system will notify customers and assigned users before a contract term expires. This information will also be provided on </w:t>
+        <w:t xml:space="preserve">The system will notify customers and </w:t>
+      </w:r>
+      <w:proofErr w:type="gramStart"/>
+      <w:r>
+        <w:t>assigned</w:t>
+      </w:r>
+      <w:proofErr w:type="gramEnd"/>
+      <w:r>
+        <w:t xml:space="preserve"> users before a contract term expires. This information will also be provided on </w:t>
       </w:r>
       <w:r>
         <w:t xml:space="preserve">the </w:t>
@@ -5025,7 +5222,15 @@
         <w:t xml:space="preserve">Existing equipment will be </w:t>
       </w:r>
       <w:r>
-        <w:t>used as long as it is sufficient; additional equipment will be purchased if needed</w:t>
+        <w:t xml:space="preserve">used </w:t>
+      </w:r>
+      <w:proofErr w:type="gramStart"/>
+      <w:r>
+        <w:t>as long as</w:t>
+      </w:r>
+      <w:proofErr w:type="gramEnd"/>
+      <w:r>
+        <w:t xml:space="preserve"> it is sufficient; additional equipment will be purchased if needed</w:t>
       </w:r>
       <w:r>
         <w:t xml:space="preserve">. An AI service will be </w:t>
@@ -5089,16 +5294,10 @@
         <w:t>are</w:t>
       </w:r>
       <w:r>
-        <w:t xml:space="preserve"> a high-level overview. The final list of datatypes will be </w:t>
-      </w:r>
-      <w:r>
-        <w:t xml:space="preserve">created after a </w:t>
-      </w:r>
-      <w:r>
-        <w:t>thorough</w:t>
-      </w:r>
-      <w:r>
-        <w:t xml:space="preserve"> review of </w:t>
+        <w:t xml:space="preserve"> a high-level overview. The final list of </w:t>
+      </w:r>
+      <w:r>
+        <w:t xml:space="preserve">data types will be created after a thorough review of the </w:t>
       </w:r>
       <w:r>
         <w:t>requirements.</w:t>
@@ -5198,8 +5397,13 @@
         <w:t>Adding</w:t>
       </w:r>
       <w:r>
-        <w:t xml:space="preserve"> discounts, tax</w:t>
-      </w:r>
+        <w:t xml:space="preserve"> discounts, </w:t>
+      </w:r>
+      <w:proofErr w:type="gramStart"/>
+      <w:r>
+        <w:t>tax</w:t>
+      </w:r>
+      <w:proofErr w:type="gramEnd"/>
       <w:r>
         <w:t>,</w:t>
       </w:r>
@@ -5230,9 +5434,11 @@
       <w:r>
         <w:t xml:space="preserve">The use of </w:t>
       </w:r>
+      <w:proofErr w:type="spellStart"/>
       <w:r>
         <w:t>DocuSign</w:t>
       </w:r>
+      <w:proofErr w:type="spellEnd"/>
       <w:r>
         <w:t xml:space="preserve"> for electronic signatures</w:t>
       </w:r>
@@ -5253,7 +5459,15 @@
         <w:t>configuring</w:t>
       </w:r>
       <w:r>
-        <w:t xml:space="preserve"> price quote and </w:t>
+        <w:t xml:space="preserve"> price </w:t>
+      </w:r>
+      <w:proofErr w:type="gramStart"/>
+      <w:r>
+        <w:t>quote</w:t>
+      </w:r>
+      <w:proofErr w:type="gramEnd"/>
+      <w:r>
+        <w:t xml:space="preserve"> and </w:t>
       </w:r>
       <w:r>
         <w:t>configuring</w:t>
@@ -5667,8 +5881,13 @@
         <w:lastRenderedPageBreak/>
         <w:t xml:space="preserve">The chance of scope creep is a disadvantage if not monitored and handled appropriately. Development can spend more time adding and removing features </w:t>
       </w:r>
-      <w:r>
-        <w:t xml:space="preserve">at </w:t>
+      <w:proofErr w:type="gramStart"/>
+      <w:r>
+        <w:t>at</w:t>
+      </w:r>
+      <w:proofErr w:type="gramEnd"/>
+      <w:r>
+        <w:t xml:space="preserve"> </w:t>
       </w:r>
       <w:r>
         <w:t>the direction of users and stakeholders</w:t>
@@ -5706,7 +5925,15 @@
         </w:tabs>
       </w:pPr>
       <w:r>
-        <w:t xml:space="preserve">There is </w:t>
+        <w:t xml:space="preserve">There </w:t>
+      </w:r>
+      <w:proofErr w:type="gramStart"/>
+      <w:r>
+        <w:t>is</w:t>
+      </w:r>
+      <w:proofErr w:type="gramEnd"/>
+      <w:r>
+        <w:t xml:space="preserve"> </w:t>
       </w:r>
       <w:r>
         <w:t xml:space="preserve">a </w:t>
@@ -5754,7 +5981,15 @@
         <w:t>knows</w:t>
       </w:r>
       <w:r>
-        <w:t xml:space="preserve"> what has to be done at the beginning of the project </w:t>
+        <w:t xml:space="preserve"> what </w:t>
+      </w:r>
+      <w:proofErr w:type="gramStart"/>
+      <w:r>
+        <w:t>has to</w:t>
+      </w:r>
+      <w:proofErr w:type="gramEnd"/>
+      <w:r>
+        <w:t xml:space="preserve"> be done at the beginning of the project </w:t>
       </w:r>
     </w:p>
     <w:p>
@@ -5938,7 +6173,13 @@
         <w:ind w:left="450"/>
       </w:pPr>
       <w:r>
-        <w:t>The following UML diagrams represent a high-level depiction of how the system will function. This includes function navigation, data flow, data validation, and depicts the flow of information to and from M365 apps.</w:t>
+        <w:t xml:space="preserve">The following UML diagrams represent a high-level depiction of how the system will function. This includes function navigation, data flow, </w:t>
+      </w:r>
+      <w:r>
+        <w:t xml:space="preserve">and </w:t>
+      </w:r>
+      <w:r>
+        <w:t>data validation, and depicts the flow of information to and from M365 apps.</w:t>
       </w:r>
     </w:p>
     <w:p>
@@ -6547,7 +6788,28 @@
         <w:ind w:left="450"/>
       </w:pPr>
       <w:r>
-        <w:t>The following ERD diagram shows the relationship between the different tables within the database that will be used. This is depicted in third normal form whereas no table columnas are duplicated in any table.  This well organized and optimized data system should provide a secure and reliable location for all data the provided system will use.</w:t>
+        <w:t xml:space="preserve">The following ERD diagram shows the </w:t>
+      </w:r>
+      <w:r>
+        <w:t>relationships among the tables in the database to</w:t>
+      </w:r>
+      <w:r>
+        <w:t xml:space="preserve"> be used. This is depicted in third normal form</w:t>
+      </w:r>
+      <w:r>
+        <w:t>, where no table column is duplicated across tables</w:t>
+      </w:r>
+      <w:r>
+        <w:t xml:space="preserve">.  This </w:t>
+      </w:r>
+      <w:r>
+        <w:t xml:space="preserve">well-organized and optimized data system should provide a secure, reliable location for all data </w:t>
+      </w:r>
+      <w:r>
+        <w:t xml:space="preserve">that </w:t>
+      </w:r>
+      <w:r>
+        <w:t>the provided system will use.</w:t>
       </w:r>
     </w:p>
     <w:p>
@@ -6741,8 +7003,13 @@
                 <w:numId w:val="27"/>
               </w:numPr>
             </w:pPr>
-            <w:r>
-              <w:t xml:space="preserve">User must be logged in with </w:t>
+            <w:proofErr w:type="gramStart"/>
+            <w:r>
+              <w:t>User</w:t>
+            </w:r>
+            <w:proofErr w:type="gramEnd"/>
+            <w:r>
+              <w:t xml:space="preserve"> must be logged in with </w:t>
             </w:r>
             <w:r>
               <w:t>high-level</w:t>
@@ -6959,7 +7226,15 @@
           </w:p>
           <w:p>
             <w:r>
-              <w:t xml:space="preserve">PASS: The new contact </w:t>
+              <w:t xml:space="preserve">PASS: The new </w:t>
+            </w:r>
+            <w:proofErr w:type="gramStart"/>
+            <w:r>
+              <w:t>contact</w:t>
+            </w:r>
+            <w:proofErr w:type="gramEnd"/>
+            <w:r>
+              <w:t xml:space="preserve"> </w:t>
             </w:r>
             <w:r>
               <w:t xml:space="preserve">was </w:t>
@@ -12527,6 +12802,7 @@
     <w:rsid w:val="00B04880"/>
     <w:rsid w:val="00B606DC"/>
     <w:rsid w:val="00C939B0"/>
+    <w:rsid w:val="00D1284D"/>
     <w:rsid w:val="00D36A91"/>
     <w:rsid w:val="00D52881"/>
     <w:rsid w:val="00E400A9"/>
@@ -13752,19 +14028,6 @@
 </file>
 
 <file path=customXml/item3.xml><?xml version="1.0" encoding="utf-8"?>
-<b:Sources xmlns:b="http://schemas.openxmlformats.org/officeDocument/2006/bibliography" xmlns="http://schemas.openxmlformats.org/officeDocument/2006/bibliography" SelectedStyle="\APASixthEditionOfficeOnline.xsl" StyleName="APA" Version="6"/>
-</file>
-
-<file path=customXml/item4.xml><?xml version="1.0" encoding="utf-8"?>
-<?mso-contentType ?>
-<FormTemplates xmlns="http://schemas.microsoft.com/sharepoint/v3/contenttype/forms">
-  <Display>DocumentLibraryForm</Display>
-  <Edit>DocumentLibraryForm</Edit>
-  <New>DocumentLibraryForm</New>
-</FormTemplates>
-</file>
-
-<file path=customXml/item5.xml><?xml version="1.0" encoding="utf-8"?>
 <p:properties xmlns:p="http://schemas.microsoft.com/office/2006/metadata/properties" xmlns:xsi="http://www.w3.org/2001/XMLSchema-instance" xmlns:pc="http://schemas.microsoft.com/office/infopath/2007/PartnerControls">
   <documentManagement>
     <Vendor xmlns="0feec74c-ecc7-44c3-9c64-3623cf89ed41">N/A</Vendor>
@@ -13806,6 +14069,19 @@
 </p:properties>
 </file>
 
+<file path=customXml/item4.xml><?xml version="1.0" encoding="utf-8"?>
+<?mso-contentType ?>
+<FormTemplates xmlns="http://schemas.microsoft.com/sharepoint/v3/contenttype/forms">
+  <Display>DocumentLibraryForm</Display>
+  <Edit>DocumentLibraryForm</Edit>
+  <New>DocumentLibraryForm</New>
+</FormTemplates>
+</file>
+
+<file path=customXml/item5.xml><?xml version="1.0" encoding="utf-8"?>
+<b:Sources xmlns:b="http://schemas.openxmlformats.org/officeDocument/2006/bibliography" xmlns="http://schemas.openxmlformats.org/officeDocument/2006/bibliography" SelectedStyle="\APASixthEditionOfficeOnline.xsl" StyleName="APA" Version="6"/>
+</file>
+
 <file path=customXml/itemProps1.xml><?xml version="1.0" encoding="utf-8"?>
 <ds:datastoreItem xmlns:ds="http://schemas.openxmlformats.org/officeDocument/2006/customXml" ds:itemID="{55AF091B-3C7A-41E3-B477-F2FDAA23CFDA}">
   <ds:schemaRefs>
@@ -13835,9 +14111,13 @@
 </file>
 
 <file path=customXml/itemProps3.xml><?xml version="1.0" encoding="utf-8"?>
-<ds:datastoreItem xmlns:ds="http://schemas.openxmlformats.org/officeDocument/2006/customXml" ds:itemID="{74219D01-7E60-4B0D-A06F-2ACE43EE004F}">
+<ds:datastoreItem xmlns:ds="http://schemas.openxmlformats.org/officeDocument/2006/customXml" ds:itemID="{BE77973C-3EFF-4A22-973C-A88DE1353176}">
   <ds:schemaRefs>
-    <ds:schemaRef ds:uri="http://schemas.openxmlformats.org/officeDocument/2006/bibliography"/>
+    <ds:schemaRef ds:uri="http://schemas.microsoft.com/office/2006/metadata/properties"/>
+    <ds:schemaRef ds:uri="http://schemas.microsoft.com/office/infopath/2007/PartnerControls"/>
+    <ds:schemaRef ds:uri="0feec74c-ecc7-44c3-9c64-3623cf89ed41"/>
+    <ds:schemaRef ds:uri="http://schemas.microsoft.com/sharepoint/v3"/>
+    <ds:schemaRef ds:uri="1f707338-ea0f-4fe5-baee-59b996692b22"/>
   </ds:schemaRefs>
 </ds:datastoreItem>
 </file>
@@ -13851,13 +14131,9 @@
 </file>
 
 <file path=customXml/itemProps5.xml><?xml version="1.0" encoding="utf-8"?>
-<ds:datastoreItem xmlns:ds="http://schemas.openxmlformats.org/officeDocument/2006/customXml" ds:itemID="{BE77973C-3EFF-4A22-973C-A88DE1353176}">
+<ds:datastoreItem xmlns:ds="http://schemas.openxmlformats.org/officeDocument/2006/customXml" ds:itemID="{74219D01-7E60-4B0D-A06F-2ACE43EE004F}">
   <ds:schemaRefs>
-    <ds:schemaRef ds:uri="http://schemas.microsoft.com/office/2006/metadata/properties"/>
-    <ds:schemaRef ds:uri="http://schemas.microsoft.com/office/infopath/2007/PartnerControls"/>
-    <ds:schemaRef ds:uri="0feec74c-ecc7-44c3-9c64-3623cf89ed41"/>
-    <ds:schemaRef ds:uri="http://schemas.microsoft.com/sharepoint/v3"/>
-    <ds:schemaRef ds:uri="1f707338-ea0f-4fe5-baee-59b996692b22"/>
+    <ds:schemaRef ds:uri="http://schemas.openxmlformats.org/officeDocument/2006/bibliography"/>
   </ds:schemaRefs>
 </ds:datastoreItem>
 </file>

--- a/Task1.docx
+++ b/Task1.docx
@@ -68,7 +68,6 @@
             <w:dataBinding w:prefixMappings="xmlns:ns0='http://schemas.openxmlformats.org/officeDocument/2006/extended-properties'" w:xpath="/ns0:Properties[1]/ns0:Company[1]" w:storeItemID="{6668398D-A668-4E3E-A5EB-62B293D839F1}"/>
             <w:text/>
           </w:sdtPr>
-          <w:sdtEndPr/>
           <w:sdtContent>
             <w:tc>
               <w:tcPr>
@@ -122,7 +121,6 @@
               <w:dataBinding w:prefixMappings="xmlns:ns0='http://schemas.openxmlformats.org/package/2006/metadata/core-properties' xmlns:ns1='http://purl.org/dc/elements/1.1/'" w:xpath="/ns0:coreProperties[1]/ns1:title[1]" w:storeItemID="{6C3C8BC8-F283-45AE-878A-BAB7291924A1}"/>
               <w:text/>
             </w:sdtPr>
-            <w:sdtEndPr/>
             <w:sdtContent>
               <w:p>
                 <w:pPr>
@@ -216,7 +214,6 @@
               <w:dataBinding w:prefixMappings="xmlns:ns0='http://schemas.openxmlformats.org/package/2006/metadata/core-properties' xmlns:ns1='http://purl.org/dc/elements/1.1/'" w:xpath="/ns0:coreProperties[1]/ns1:creator[1]" w:storeItemID="{6C3C8BC8-F283-45AE-878A-BAB7291924A1}"/>
               <w:text/>
             </w:sdtPr>
-            <w:sdtEndPr/>
             <w:sdtContent>
               <w:p>
                 <w:pPr>
@@ -259,7 +256,6 @@
                 <w:calendar w:val="gregorian"/>
               </w:date>
             </w:sdtPr>
-            <w:sdtEndPr/>
             <w:sdtContent>
               <w:p>
                 <w:pPr>
@@ -340,7 +336,6 @@
           <w:docPartUnique/>
         </w:docPartObj>
       </w:sdtPr>
-      <w:sdtEndPr/>
       <w:sdtContent>
         <w:p/>
         <w:p>
@@ -2804,21 +2799,12 @@
           <w:szCs w:val="22"/>
         </w:rPr>
       </w:pPr>
-      <w:proofErr w:type="gramStart"/>
       <w:r>
         <w:rPr>
           <w:sz w:val="22"/>
           <w:szCs w:val="22"/>
         </w:rPr>
-        <w:t>The  customer</w:t>
-      </w:r>
-      <w:proofErr w:type="gramEnd"/>
-      <w:r>
-        <w:rPr>
-          <w:sz w:val="22"/>
-          <w:szCs w:val="22"/>
-        </w:rPr>
-        <w:t xml:space="preserve"> is currently outgrowing their current system</w:t>
+        <w:t>The  customer is currently outgrowing their current system</w:t>
       </w:r>
     </w:p>
     <w:p>
@@ -3120,23 +3106,7 @@
           <w:sz w:val="22"/>
           <w:szCs w:val="22"/>
         </w:rPr>
-        <w:t xml:space="preserve">To provide a comprehensive system that covers </w:t>
-      </w:r>
-      <w:proofErr w:type="gramStart"/>
-      <w:r>
-        <w:rPr>
-          <w:sz w:val="22"/>
-          <w:szCs w:val="22"/>
-        </w:rPr>
-        <w:t>all of</w:t>
-      </w:r>
-      <w:proofErr w:type="gramEnd"/>
-      <w:r>
-        <w:rPr>
-          <w:sz w:val="22"/>
-          <w:szCs w:val="22"/>
-        </w:rPr>
-        <w:t xml:space="preserve"> the customers’ requirements</w:t>
+        <w:t>To provide a comprehensive system that covers all of the customers’ requirements</w:t>
       </w:r>
     </w:p>
     <w:p>
@@ -3853,21 +3823,12 @@
           <w:szCs w:val="22"/>
         </w:rPr>
       </w:pPr>
-      <w:proofErr w:type="gramStart"/>
       <w:r>
         <w:rPr>
           <w:sz w:val="22"/>
           <w:szCs w:val="22"/>
         </w:rPr>
-        <w:t>Report</w:t>
-      </w:r>
-      <w:proofErr w:type="gramEnd"/>
-      <w:r>
-        <w:rPr>
-          <w:sz w:val="22"/>
-          <w:szCs w:val="22"/>
-        </w:rPr>
-        <w:t xml:space="preserve"> the company’s activities and interactions with contacts</w:t>
+        <w:t>Report the company’s activities and interactions with contacts</w:t>
       </w:r>
     </w:p>
     <w:p>
@@ -4071,135 +4032,162 @@
     </w:p>
     <w:p>
       <w:r>
+        <w:t>The system will be securely hosted within our primary corporate data center</w:t>
+      </w:r>
+      <w:r>
+        <w:t xml:space="preserve"> located in the US</w:t>
+      </w:r>
+      <w:r>
+        <w:t xml:space="preserve">. This facility adheres to </w:t>
+      </w:r>
+      <w:r>
+        <w:t>relevant standards</w:t>
+      </w:r>
+      <w:r>
+        <w:t>, features redundant power supplies, environmental controls, and a robust network infrastructure to ensure continuous operation and data integrity.</w:t>
+      </w:r>
+    </w:p>
+    <w:p>
+      <w:r>
         <w:t xml:space="preserve">The </w:t>
       </w:r>
       <w:r>
-        <w:t xml:space="preserve">front end of the proposed system will include a web-based user interface and </w:t>
-      </w:r>
-      <w:r>
-        <w:t xml:space="preserve">be </w:t>
-      </w:r>
-      <w:r>
-        <w:t>hosted internally on company-owned equipment</w:t>
+        <w:t>front end of the proposed system will include a web-based user interface</w:t>
       </w:r>
       <w:r>
         <w:t xml:space="preserve">. </w:t>
       </w:r>
       <w:r>
-        <w:t xml:space="preserve">Full support for all popular browsers (Edge, </w:t>
-      </w:r>
-      <w:r>
-        <w:t>Chrome, etc.) on workstations and mobile devices will be provided</w:t>
+        <w:t>T</w:t>
+      </w:r>
+      <w:r>
+        <w:t>he system will provide full support for the latest two major versions of Microsoft Edge, Google Chrome, Mozilla Firefox, and Apple Safari on both desktop workstations and mobile devices (iOS and Android)</w:t>
+      </w:r>
+      <w:r>
+        <w:t xml:space="preserve"> </w:t>
+      </w:r>
+      <w:r>
+        <w:t xml:space="preserve"> </w:t>
+      </w:r>
+      <w:r>
+        <w:t>Appropriate firewall configuration and a VPN will allow authorized users to access the front end safely</w:t>
+      </w:r>
+      <w:r>
+        <w:t xml:space="preserve"> on</w:t>
+      </w:r>
+      <w:r>
+        <w:t>- and off-site</w:t>
       </w:r>
       <w:r>
         <w:t xml:space="preserve">. </w:t>
       </w:r>
+    </w:p>
+    <w:p>
+      <w:r>
+        <w:t xml:space="preserve">The backend will run on Java-based applications hosted </w:t>
+      </w:r>
+      <w:r>
+        <w:t>by</w:t>
+      </w:r>
+      <w:r>
+        <w:t xml:space="preserve"> a Windows Server 2022 Virtual Machine</w:t>
+      </w:r>
+      <w:r>
+        <w:t xml:space="preserve"> on</w:t>
+      </w:r>
       <w:r>
         <w:t xml:space="preserve"> </w:t>
       </w:r>
       <w:r>
-        <w:t>Appropriate firewall configuration and a VPN will allow authorized users to access the front end safely</w:t>
-      </w:r>
-      <w:r>
-        <w:t xml:space="preserve"> on</w:t>
-      </w:r>
-      <w:r>
-        <w:t>- and off-site</w:t>
-      </w:r>
-      <w:r>
-        <w:t xml:space="preserve">. </w:t>
-      </w:r>
-    </w:p>
-    <w:p>
-      <w:r>
-        <w:t xml:space="preserve">The </w:t>
-      </w:r>
-      <w:r>
-        <w:t>back end</w:t>
-      </w:r>
-      <w:r>
-        <w:t xml:space="preserve"> will be </w:t>
-      </w:r>
-      <w:r>
-        <w:t>Java-based</w:t>
-      </w:r>
-      <w:r>
-        <w:t xml:space="preserve"> application</w:t>
-      </w:r>
-      <w:r>
-        <w:t>s</w:t>
+        <w:t xml:space="preserve">locally </w:t>
+      </w:r>
+      <w:r>
+        <w:t>hosted</w:t>
+      </w:r>
+      <w:r>
+        <w:t xml:space="preserve"> server</w:t>
+      </w:r>
+      <w:r>
+        <w:t xml:space="preserve"> equipment. </w:t>
+      </w:r>
+      <w:r>
+        <w:t xml:space="preserve">This equipment will have adequate hardware to support these systems. </w:t>
+      </w:r>
+      <w:r>
+        <w:t xml:space="preserve">Spring Boot will be utilized to interface between the front-end and back-end. This </w:t>
+      </w:r>
+      <w:r>
+        <w:t>provides easy,</w:t>
+      </w:r>
+      <w:r>
+        <w:t xml:space="preserve"> safe access to current databases and other resources. </w:t>
+      </w:r>
+      <w:r>
+        <w:rPr>
+          <w:vertAlign w:val="superscript"/>
+        </w:rPr>
+        <w:t xml:space="preserve">1 </w:t>
+      </w:r>
+      <w:r>
+        <w:t>The Microsoft Graph API will be used to enable</w:t>
+      </w:r>
+      <w:r>
+        <w:t xml:space="preserve"> bi-directional communication between the back end and M365 apps.</w:t>
       </w:r>
       <w:r>
         <w:t xml:space="preserve"> </w:t>
       </w:r>
       <w:r>
-        <w:t>running on a Windows VM hosted on</w:t>
-      </w:r>
-      <w:r>
-        <w:t xml:space="preserve"> </w:t>
-      </w:r>
-      <w:r>
-        <w:t xml:space="preserve">locally </w:t>
-      </w:r>
-      <w:r>
-        <w:t>hosted</w:t>
-      </w:r>
-      <w:r>
-        <w:t xml:space="preserve"> server</w:t>
-      </w:r>
-      <w:r>
-        <w:t xml:space="preserve"> equipment. </w:t>
-      </w:r>
-      <w:r>
-        <w:t xml:space="preserve">This equipment will have adequate hardware to support these systems. </w:t>
-      </w:r>
-      <w:r>
-        <w:t xml:space="preserve">Spring Boot will be utilized to interface between the front-end and back-end. This </w:t>
-      </w:r>
-      <w:r>
-        <w:t>provides easy,</w:t>
-      </w:r>
-      <w:r>
-        <w:t xml:space="preserve"> safe access to current databases and other resources. </w:t>
-      </w:r>
-      <w:r>
-        <w:rPr>
-          <w:vertAlign w:val="superscript"/>
-        </w:rPr>
-        <w:t xml:space="preserve">1 </w:t>
-      </w:r>
-      <w:r>
-        <w:t>The Microsoft Graph API will be used to enable</w:t>
-      </w:r>
-      <w:r>
-        <w:t xml:space="preserve"> bi-directional communication between the back end and M365 apps.</w:t>
-      </w:r>
-      <w:r>
-        <w:t xml:space="preserve"> A MySQL database will </w:t>
-      </w:r>
-      <w:r>
-        <w:t>securely store and manage all data</w:t>
-      </w:r>
-      <w:r>
-        <w:t xml:space="preserve">. </w:t>
-      </w:r>
-    </w:p>
-    <w:p>
-      <w:r>
-        <w:t xml:space="preserve">A subscription to an AI </w:t>
-      </w:r>
-      <w:r>
-        <w:t>forecasting service</w:t>
-      </w:r>
-      <w:r>
-        <w:t xml:space="preserve"> will be included.</w:t>
-      </w:r>
-    </w:p>
-    <w:p>
-      <w:r>
-        <w:br w:type="page"/>
-      </w:r>
-    </w:p>
+        <w:t xml:space="preserve">All application data will be securely stored and managed in a MySQL 8.0 database instance, configured for high availability with replication, daily backups, </w:t>
+      </w:r>
+      <w:r>
+        <w:t xml:space="preserve">and </w:t>
+      </w:r>
+      <w:r>
+        <w:t>encrypt</w:t>
+      </w:r>
+      <w:r>
+        <w:t>ion</w:t>
+      </w:r>
+      <w:r>
+        <w:t>.</w:t>
+      </w:r>
+    </w:p>
+    <w:p>
+      <w:r>
+        <w:t>T</w:t>
+      </w:r>
+      <w:r>
+        <w:t>he AI forecasting service will be provided through a subscription to Azure AI Services, ensuring secure data exchange and compliance with relevant data policies.</w:t>
+      </w:r>
+    </w:p>
+    <w:p>
+      <w:r>
+        <w:t xml:space="preserve">We commit to a Service Level Agreement (SLA) guaranteeing 99.9% uptime for the core system. Support requests will be addressed within </w:t>
+      </w:r>
+      <w:r>
+        <w:t>1 hour</w:t>
+      </w:r>
+      <w:r>
+        <w:t xml:space="preserve"> for critical issues and </w:t>
+      </w:r>
+      <w:r>
+        <w:t>8 hours</w:t>
+      </w:r>
+      <w:r>
+        <w:t xml:space="preserve"> for non-critical issues. Our disaster recovery plan aims for a Recovery Time Objective (RTO) of </w:t>
+      </w:r>
+      <w:r>
+        <w:t>6 hours</w:t>
+      </w:r>
+      <w:r>
+        <w:t xml:space="preserve"> and a Recovery Point Objective (RPO) of </w:t>
+      </w:r>
+      <w:r>
+        <w:t>8 hours.</w:t>
+      </w:r>
+    </w:p>
+    <w:p/>
     <w:p>
       <w:pPr>
         <w:pStyle w:val="Heading1"/>
@@ -4210,7 +4198,6 @@
       </w:pPr>
       <w:bookmarkStart w:id="7" w:name="_Toc117147392"/>
       <w:r>
-        <w:lastRenderedPageBreak/>
         <w:t>Requirements</w:t>
       </w:r>
       <w:bookmarkEnd w:id="7"/>
@@ -4245,6 +4232,7 @@
         <w:ind w:left="450"/>
       </w:pPr>
       <w:r>
+        <w:lastRenderedPageBreak/>
         <w:t xml:space="preserve">The supplied system will provide the user with </w:t>
       </w:r>
       <w:r>
@@ -4257,15 +4245,7 @@
         <w:t>text-based</w:t>
       </w:r>
       <w:r>
-        <w:t xml:space="preserve"> code. This code will be </w:t>
-      </w:r>
-      <w:proofErr w:type="gramStart"/>
-      <w:r>
-        <w:t>similar to</w:t>
-      </w:r>
-      <w:proofErr w:type="gramEnd"/>
-      <w:r>
-        <w:t xml:space="preserve"> the code used in Excel for macros and such.</w:t>
+        <w:t xml:space="preserve"> code. This code will be similar to the code used in Excel for macros and such.</w:t>
       </w:r>
     </w:p>
     <w:p>
@@ -4425,13 +4405,8 @@
         <w:ind w:left="450"/>
       </w:pPr>
       <w:r>
-        <w:t xml:space="preserve">The required activity management capabilities will be included in the supplied system as </w:t>
-      </w:r>
-      <w:proofErr w:type="gramStart"/>
-      <w:r>
-        <w:t>follows;</w:t>
-      </w:r>
-      <w:proofErr w:type="gramEnd"/>
+        <w:t>The required activity management capabilities will be included in the supplied system as follows;</w:t>
+      </w:r>
     </w:p>
     <w:p>
       <w:pPr>
@@ -4466,15 +4441,7 @@
         </w:numPr>
       </w:pPr>
       <w:r>
-        <w:t xml:space="preserve">A ticket system will be provided that will include a simple workflow. The ticket system will allow for customizable actions to cover any interaction with a </w:t>
-      </w:r>
-      <w:proofErr w:type="gramStart"/>
-      <w:r>
-        <w:t>contact</w:t>
-      </w:r>
-      <w:proofErr w:type="gramEnd"/>
-      <w:r>
-        <w:t>.</w:t>
+        <w:t>A ticket system will be provided that will include a simple workflow. The ticket system will allow for customizable actions to cover any interaction with a contact.</w:t>
       </w:r>
     </w:p>
     <w:p>
@@ -4608,57 +4575,57 @@
         <w:ind w:left="450"/>
       </w:pPr>
       <w:r>
+        <w:t xml:space="preserve">The supplied system will </w:t>
+      </w:r>
+      <w:r>
+        <w:t>be able</w:t>
+      </w:r>
+      <w:r>
+        <w:t xml:space="preserve"> to categorize business and end users.</w:t>
+      </w:r>
+      <w:r>
+        <w:t xml:space="preserve"> A</w:t>
+      </w:r>
+      <w:r>
+        <w:t xml:space="preserve"> </w:t>
+      </w:r>
+      <w:r>
+        <w:t>d</w:t>
+      </w:r>
+      <w:r>
+        <w:t xml:space="preserve">atabase will be </w:t>
+      </w:r>
+      <w:r>
+        <w:t>used to store the terms and conditions governing how each user may or may not be contacted,</w:t>
+      </w:r>
+      <w:r>
+        <w:t xml:space="preserve"> along with how their details may be used. This database will be securely </w:t>
+      </w:r>
+      <w:r>
+        <w:t xml:space="preserve">linked to each user account and </w:t>
+      </w:r>
+      <w:r>
+        <w:t>configurable</w:t>
+      </w:r>
+      <w:r>
+        <w:t xml:space="preserve"> by the user. Additionally, these attributes can be changed during a contact </w:t>
+      </w:r>
+      <w:r>
+        <w:t>with</w:t>
+      </w:r>
+      <w:r>
+        <w:t xml:space="preserve"> a </w:t>
+      </w:r>
+      <w:r>
+        <w:t>member of the company’s team.</w:t>
+      </w:r>
+    </w:p>
+    <w:p>
+      <w:pPr>
+        <w:ind w:left="450"/>
+      </w:pPr>
+      <w:r>
         <w:lastRenderedPageBreak/>
-        <w:t xml:space="preserve">The supplied system will </w:t>
-      </w:r>
-      <w:r>
-        <w:t>be able</w:t>
-      </w:r>
-      <w:r>
-        <w:t xml:space="preserve"> to categorize business and end users.</w:t>
-      </w:r>
-      <w:r>
-        <w:t xml:space="preserve"> A</w:t>
-      </w:r>
-      <w:r>
-        <w:t xml:space="preserve"> </w:t>
-      </w:r>
-      <w:r>
-        <w:t>d</w:t>
-      </w:r>
-      <w:r>
-        <w:t xml:space="preserve">atabase will be </w:t>
-      </w:r>
-      <w:r>
-        <w:t>used to store the terms and conditions governing how each user may or may not be contacted,</w:t>
-      </w:r>
-      <w:r>
-        <w:t xml:space="preserve"> along with how their details may be used. This database will be securely </w:t>
-      </w:r>
-      <w:r>
-        <w:t xml:space="preserve">linked to each user account and </w:t>
-      </w:r>
-      <w:r>
-        <w:t>configurable</w:t>
-      </w:r>
-      <w:r>
-        <w:t xml:space="preserve"> by the user. Additionally, these attributes can be changed during a contact </w:t>
-      </w:r>
-      <w:r>
-        <w:t>with</w:t>
-      </w:r>
-      <w:r>
-        <w:t xml:space="preserve"> a </w:t>
-      </w:r>
-      <w:r>
-        <w:t>member of the company’s team.</w:t>
-      </w:r>
-    </w:p>
-    <w:p>
-      <w:pPr>
-        <w:ind w:left="450"/>
-      </w:pPr>
-      <w:r>
         <w:t>How rules and requirements will be handled:</w:t>
       </w:r>
     </w:p>
@@ -4788,15 +4755,7 @@
         <w:t>1</w:t>
       </w:r>
       <w:r>
-        <w:t xml:space="preserve">Microsoft Graph API, the user will be able to tag inquiries </w:t>
-      </w:r>
-      <w:proofErr w:type="gramStart"/>
-      <w:r>
-        <w:t>to</w:t>
-      </w:r>
-      <w:proofErr w:type="gramEnd"/>
-      <w:r>
-        <w:t xml:space="preserve"> existing business and contacts</w:t>
+        <w:t>Microsoft Graph API, the user will be able to tag inquiries to existing business and contacts</w:t>
       </w:r>
       <w:r>
         <w:t>,</w:t>
@@ -4850,15 +4809,7 @@
         <w:t xml:space="preserve"> information. Modifications and updates to tickets will be saved and </w:t>
       </w:r>
       <w:r>
-        <w:t xml:space="preserve">recorded in a </w:t>
-      </w:r>
-      <w:proofErr w:type="gramStart"/>
-      <w:r>
-        <w:t>history</w:t>
-      </w:r>
-      <w:proofErr w:type="gramEnd"/>
-      <w:r>
-        <w:t xml:space="preserve"> system that allows</w:t>
+        <w:t>recorded in a history system that allows</w:t>
       </w:r>
       <w:r>
         <w:t xml:space="preserve"> tracking and monitoring. </w:t>
@@ -5009,7 +4960,6 @@
         <w:ind w:left="810"/>
       </w:pPr>
       <w:r>
-        <w:lastRenderedPageBreak/>
         <w:t>A system for creating and monitoring the contracting process</w:t>
       </w:r>
     </w:p>
@@ -5036,11 +4986,9 @@
       <w:r>
         <w:t xml:space="preserve">The system will utilize </w:t>
       </w:r>
-      <w:proofErr w:type="spellStart"/>
       <w:r>
         <w:t>DocuSign</w:t>
       </w:r>
-      <w:proofErr w:type="spellEnd"/>
       <w:r>
         <w:t xml:space="preserve"> to allow customers </w:t>
       </w:r>
@@ -5057,15 +5005,8 @@
         </w:numPr>
       </w:pPr>
       <w:r>
-        <w:t xml:space="preserve">The system will notify customers and </w:t>
-      </w:r>
-      <w:proofErr w:type="gramStart"/>
-      <w:r>
-        <w:t>assigned</w:t>
-      </w:r>
-      <w:proofErr w:type="gramEnd"/>
-      <w:r>
-        <w:t xml:space="preserve"> users before a contract term expires. This information will also be provided on </w:t>
+        <w:lastRenderedPageBreak/>
+        <w:t xml:space="preserve">The system will notify customers and assigned users before a contract term expires. This information will also be provided on </w:t>
       </w:r>
       <w:r>
         <w:t xml:space="preserve">the </w:t>
@@ -5222,15 +5163,7 @@
         <w:t xml:space="preserve">Existing equipment will be </w:t>
       </w:r>
       <w:r>
-        <w:t xml:space="preserve">used </w:t>
-      </w:r>
-      <w:proofErr w:type="gramStart"/>
-      <w:r>
-        <w:t>as long as</w:t>
-      </w:r>
-      <w:proofErr w:type="gramEnd"/>
-      <w:r>
-        <w:t xml:space="preserve"> it is sufficient; additional equipment will be purchased if needed</w:t>
+        <w:t>used as long as it is sufficient; additional equipment will be purchased if needed</w:t>
       </w:r>
       <w:r>
         <w:t xml:space="preserve">. An AI service will be </w:t>
@@ -5397,13 +5330,8 @@
         <w:t>Adding</w:t>
       </w:r>
       <w:r>
-        <w:t xml:space="preserve"> discounts, </w:t>
-      </w:r>
-      <w:proofErr w:type="gramStart"/>
-      <w:r>
-        <w:t>tax</w:t>
-      </w:r>
-      <w:proofErr w:type="gramEnd"/>
+        <w:t xml:space="preserve"> discounts, tax</w:t>
+      </w:r>
       <w:r>
         <w:t>,</w:t>
       </w:r>
@@ -5434,11 +5362,9 @@
       <w:r>
         <w:t xml:space="preserve">The use of </w:t>
       </w:r>
-      <w:proofErr w:type="spellStart"/>
       <w:r>
         <w:t>DocuSign</w:t>
       </w:r>
-      <w:proofErr w:type="spellEnd"/>
       <w:r>
         <w:t xml:space="preserve"> for electronic signatures</w:t>
       </w:r>
@@ -5452,22 +5378,13 @@
         </w:numPr>
       </w:pPr>
       <w:r>
-        <w:lastRenderedPageBreak/>
         <w:t xml:space="preserve">Options for </w:t>
       </w:r>
       <w:r>
         <w:t>configuring</w:t>
       </w:r>
       <w:r>
-        <w:t xml:space="preserve"> price </w:t>
-      </w:r>
-      <w:proofErr w:type="gramStart"/>
-      <w:r>
-        <w:t>quote</w:t>
-      </w:r>
-      <w:proofErr w:type="gramEnd"/>
-      <w:r>
-        <w:t xml:space="preserve"> and </w:t>
+        <w:t xml:space="preserve"> price quote and </w:t>
       </w:r>
       <w:r>
         <w:t>configuring</w:t>
@@ -5524,6 +5441,7 @@
         </w:numPr>
       </w:pPr>
       <w:r>
+        <w:lastRenderedPageBreak/>
         <w:t xml:space="preserve">Integration with </w:t>
       </w:r>
       <w:r>
@@ -5878,16 +5796,10 @@
         </w:tabs>
       </w:pPr>
       <w:r>
-        <w:lastRenderedPageBreak/>
         <w:t xml:space="preserve">The chance of scope creep is a disadvantage if not monitored and handled appropriately. Development can spend more time adding and removing features </w:t>
       </w:r>
-      <w:proofErr w:type="gramStart"/>
-      <w:r>
-        <w:t>at</w:t>
-      </w:r>
-      <w:proofErr w:type="gramEnd"/>
-      <w:r>
-        <w:t xml:space="preserve"> </w:t>
+      <w:r>
+        <w:t xml:space="preserve">at </w:t>
       </w:r>
       <w:r>
         <w:t>the direction of users and stakeholders</w:t>
@@ -5925,15 +5837,8 @@
         </w:tabs>
       </w:pPr>
       <w:r>
-        <w:t xml:space="preserve">There </w:t>
-      </w:r>
-      <w:proofErr w:type="gramStart"/>
-      <w:r>
-        <w:t>is</w:t>
-      </w:r>
-      <w:proofErr w:type="gramEnd"/>
-      <w:r>
-        <w:t xml:space="preserve"> </w:t>
+        <w:lastRenderedPageBreak/>
+        <w:t xml:space="preserve">There is </w:t>
       </w:r>
       <w:r>
         <w:t xml:space="preserve">a </w:t>
@@ -5981,15 +5886,7 @@
         <w:t>knows</w:t>
       </w:r>
       <w:r>
-        <w:t xml:space="preserve"> what </w:t>
-      </w:r>
-      <w:proofErr w:type="gramStart"/>
-      <w:r>
-        <w:t>has to</w:t>
-      </w:r>
-      <w:proofErr w:type="gramEnd"/>
-      <w:r>
-        <w:t xml:space="preserve"> be done at the beginning of the project </w:t>
+        <w:t xml:space="preserve"> what has to be done at the beginning of the project </w:t>
       </w:r>
     </w:p>
     <w:p>
@@ -7003,13 +6900,8 @@
                 <w:numId w:val="27"/>
               </w:numPr>
             </w:pPr>
-            <w:proofErr w:type="gramStart"/>
-            <w:r>
-              <w:t>User</w:t>
-            </w:r>
-            <w:proofErr w:type="gramEnd"/>
-            <w:r>
-              <w:t xml:space="preserve"> must be logged in with </w:t>
+            <w:r>
+              <w:t xml:space="preserve">User must be logged in with </w:t>
             </w:r>
             <w:r>
               <w:t>high-level</w:t>
@@ -7226,15 +7118,7 @@
           </w:p>
           <w:p>
             <w:r>
-              <w:t xml:space="preserve">PASS: The new </w:t>
-            </w:r>
-            <w:proofErr w:type="gramStart"/>
-            <w:r>
-              <w:t>contact</w:t>
-            </w:r>
-            <w:proofErr w:type="gramEnd"/>
-            <w:r>
-              <w:t xml:space="preserve"> </w:t>
+              <w:t xml:space="preserve">PASS: The new contact </w:t>
             </w:r>
             <w:r>
               <w:t xml:space="preserve">was </w:t>
@@ -12167,7 +12051,6 @@
   <w:style w:type="character" w:default="1" w:styleId="DefaultParagraphFont">
     <w:name w:val="Default Paragraph Font"/>
     <w:uiPriority w:val="1"/>
-    <w:semiHidden/>
     <w:unhideWhenUsed/>
   </w:style>
   <w:style w:type="table" w:default="1" w:styleId="TableNormal">
@@ -12773,6 +12656,7 @@
   <w:rsids>
     <w:rsidRoot w:val="0047202C"/>
     <w:rsid w:val="000104DF"/>
+    <w:rsid w:val="00037CE7"/>
     <w:rsid w:val="00057D5B"/>
     <w:rsid w:val="00066E6B"/>
     <w:rsid w:val="000A7149"/>
@@ -12789,6 +12673,7 @@
     <w:rsid w:val="004639C5"/>
     <w:rsid w:val="0047202C"/>
     <w:rsid w:val="004E4522"/>
+    <w:rsid w:val="006A699E"/>
     <w:rsid w:val="006B13B5"/>
     <w:rsid w:val="0094157A"/>
     <w:rsid w:val="009714D9"/>
@@ -12807,6 +12692,7 @@
     <w:rsid w:val="00D52881"/>
     <w:rsid w:val="00E400A9"/>
     <w:rsid w:val="00E5706F"/>
+    <w:rsid w:val="00EB1095"/>
     <w:rsid w:val="00EE1572"/>
     <w:rsid w:val="00F42FC0"/>
   </w:rsids>
@@ -13556,6 +13442,48 @@
 </file>
 
 <file path=customXml/item2.xml><?xml version="1.0" encoding="utf-8"?>
+<p:properties xmlns:p="http://schemas.microsoft.com/office/2006/metadata/properties" xmlns:xsi="http://www.w3.org/2001/XMLSchema-instance" xmlns:pc="http://schemas.microsoft.com/office/infopath/2007/PartnerControls">
+  <documentManagement>
+    <Vendor xmlns="0feec74c-ecc7-44c3-9c64-3623cf89ed41">N/A</Vendor>
+    <_ip_UnifiedCompliancePolicyUIAction xmlns="http://schemas.microsoft.com/sharepoint/v3" xsi:nil="true"/>
+    <Launch_x0020_Date xmlns="0feec74c-ecc7-44c3-9c64-3623cf89ed41" xsi:nil="true"/>
+    <Discipline xmlns="0feec74c-ecc7-44c3-9c64-3623cf89ed41" xsi:nil="true"/>
+    <Course_x0020_code xmlns="0feec74c-ecc7-44c3-9c64-3623cf89ed41" xsi:nil="true"/>
+    <Performance_x0020_Steps_x0020_Completed xmlns="0feec74c-ecc7-44c3-9c64-3623cf89ed41">
+      <Value>N/A</Value>
+    </Performance_x0020_Steps_x0020_Completed>
+    <Course_x0020_short_x0020_name xmlns="0feec74c-ecc7-44c3-9c64-3623cf89ed41" xsi:nil="true"/>
+    <_ip_UnifiedCompliancePolicyProperties xmlns="http://schemas.microsoft.com/sharepoint/v3" xsi:nil="true"/>
+    <AssessmentCode xmlns="0feec74c-ecc7-44c3-9c64-3623cf89ed41" xsi:nil="true"/>
+    <Course_x0020_number xmlns="0feec74c-ecc7-44c3-9c64-3623cf89ed41" xsi:nil="true"/>
+    <Course_x0020_title xmlns="0feec74c-ecc7-44c3-9c64-3623cf89ed41" xsi:nil="true"/>
+    <d5fh xmlns="0feec74c-ecc7-44c3-9c64-3623cf89ed41" xsi:nil="true"/>
+    <Step_x0020_Completed xmlns="0feec74c-ecc7-44c3-9c64-3623cf89ed41">
+      <Value>N/A</Value>
+    </Step_x0020_Completed>
+    <Assessment_x0020_Type xmlns="0feec74c-ecc7-44c3-9c64-3623cf89ed41">
+      <Value>Objective</Value>
+    </Assessment_x0020_Type>
+    <Publication_x0020_Date xmlns="0feec74c-ecc7-44c3-9c64-3623cf89ed41" xsi:nil="true"/>
+    <SME xmlns="0feec74c-ecc7-44c3-9c64-3623cf89ed41" xsi:nil="true"/>
+    <Editor0 xmlns="0feec74c-ecc7-44c3-9c64-3623cf89ed41">
+      <UserInfo>
+        <DisplayName/>
+        <AccountId xsi:nil="true"/>
+        <AccountType/>
+      </UserInfo>
+    </Editor0>
+    <Doc_x0020_Type xmlns="0feec74c-ecc7-44c3-9c64-3623cf89ed41" xsi:nil="true"/>
+    <qrac xmlns="0feec74c-ecc7-44c3-9c64-3623cf89ed41" xsi:nil="true"/>
+    <lcf76f155ced4ddcb4097134ff3c332f xmlns="0feec74c-ecc7-44c3-9c64-3623cf89ed41">
+      <Terms xmlns="http://schemas.microsoft.com/office/infopath/2007/PartnerControls"/>
+    </lcf76f155ced4ddcb4097134ff3c332f>
+    <TaxCatchAll xmlns="1f707338-ea0f-4fe5-baee-59b996692b22" xsi:nil="true"/>
+  </documentManagement>
+</p:properties>
+</file>
+
+<file path=customXml/item3.xml><?xml version="1.0" encoding="utf-8"?>
 <ct:contentTypeSchema xmlns:ct="http://schemas.microsoft.com/office/2006/metadata/contentType" xmlns:ma="http://schemas.microsoft.com/office/2006/metadata/properties/metaAttributes" ct:_="" ma:_="" ma:contentTypeName="Document" ma:contentTypeID="0x010100C39F2A75005F2D43B30369DAED2CCB1C" ma:contentTypeVersion="45" ma:contentTypeDescription="Create a new document." ma:contentTypeScope="" ma:versionID="1b9fdb374581140854a9d0518901e886">
   <xsd:schema xmlns:xsd="http://www.w3.org/2001/XMLSchema" xmlns:xs="http://www.w3.org/2001/XMLSchema" xmlns:p="http://schemas.microsoft.com/office/2006/metadata/properties" xmlns:ns1="http://schemas.microsoft.com/sharepoint/v3" xmlns:ns2="0feec74c-ecc7-44c3-9c64-3623cf89ed41" xmlns:ns3="1f707338-ea0f-4fe5-baee-59b996692b22" targetNamespace="http://schemas.microsoft.com/office/2006/metadata/properties" ma:root="true" ma:fieldsID="d4e90b57406cfd253bd268c9429fcd51" ns1:_="" ns2:_="" ns3:_="">
     <xsd:import namespace="http://schemas.microsoft.com/sharepoint/v3"/>
@@ -14027,59 +13955,17 @@
 </ct:contentTypeSchema>
 </file>
 
-<file path=customXml/item3.xml><?xml version="1.0" encoding="utf-8"?>
-<p:properties xmlns:p="http://schemas.microsoft.com/office/2006/metadata/properties" xmlns:xsi="http://www.w3.org/2001/XMLSchema-instance" xmlns:pc="http://schemas.microsoft.com/office/infopath/2007/PartnerControls">
-  <documentManagement>
-    <Vendor xmlns="0feec74c-ecc7-44c3-9c64-3623cf89ed41">N/A</Vendor>
-    <_ip_UnifiedCompliancePolicyUIAction xmlns="http://schemas.microsoft.com/sharepoint/v3" xsi:nil="true"/>
-    <Launch_x0020_Date xmlns="0feec74c-ecc7-44c3-9c64-3623cf89ed41" xsi:nil="true"/>
-    <Discipline xmlns="0feec74c-ecc7-44c3-9c64-3623cf89ed41" xsi:nil="true"/>
-    <Course_x0020_code xmlns="0feec74c-ecc7-44c3-9c64-3623cf89ed41" xsi:nil="true"/>
-    <Performance_x0020_Steps_x0020_Completed xmlns="0feec74c-ecc7-44c3-9c64-3623cf89ed41">
-      <Value>N/A</Value>
-    </Performance_x0020_Steps_x0020_Completed>
-    <Course_x0020_short_x0020_name xmlns="0feec74c-ecc7-44c3-9c64-3623cf89ed41" xsi:nil="true"/>
-    <_ip_UnifiedCompliancePolicyProperties xmlns="http://schemas.microsoft.com/sharepoint/v3" xsi:nil="true"/>
-    <AssessmentCode xmlns="0feec74c-ecc7-44c3-9c64-3623cf89ed41" xsi:nil="true"/>
-    <Course_x0020_number xmlns="0feec74c-ecc7-44c3-9c64-3623cf89ed41" xsi:nil="true"/>
-    <Course_x0020_title xmlns="0feec74c-ecc7-44c3-9c64-3623cf89ed41" xsi:nil="true"/>
-    <d5fh xmlns="0feec74c-ecc7-44c3-9c64-3623cf89ed41" xsi:nil="true"/>
-    <Step_x0020_Completed xmlns="0feec74c-ecc7-44c3-9c64-3623cf89ed41">
-      <Value>N/A</Value>
-    </Step_x0020_Completed>
-    <Assessment_x0020_Type xmlns="0feec74c-ecc7-44c3-9c64-3623cf89ed41">
-      <Value>Objective</Value>
-    </Assessment_x0020_Type>
-    <Publication_x0020_Date xmlns="0feec74c-ecc7-44c3-9c64-3623cf89ed41" xsi:nil="true"/>
-    <SME xmlns="0feec74c-ecc7-44c3-9c64-3623cf89ed41" xsi:nil="true"/>
-    <Editor0 xmlns="0feec74c-ecc7-44c3-9c64-3623cf89ed41">
-      <UserInfo>
-        <DisplayName/>
-        <AccountId xsi:nil="true"/>
-        <AccountType/>
-      </UserInfo>
-    </Editor0>
-    <Doc_x0020_Type xmlns="0feec74c-ecc7-44c3-9c64-3623cf89ed41" xsi:nil="true"/>
-    <qrac xmlns="0feec74c-ecc7-44c3-9c64-3623cf89ed41" xsi:nil="true"/>
-    <lcf76f155ced4ddcb4097134ff3c332f xmlns="0feec74c-ecc7-44c3-9c64-3623cf89ed41">
-      <Terms xmlns="http://schemas.microsoft.com/office/infopath/2007/PartnerControls"/>
-    </lcf76f155ced4ddcb4097134ff3c332f>
-    <TaxCatchAll xmlns="1f707338-ea0f-4fe5-baee-59b996692b22" xsi:nil="true"/>
-  </documentManagement>
-</p:properties>
+<file path=customXml/item4.xml><?xml version="1.0" encoding="utf-8"?>
+<b:Sources xmlns:b="http://schemas.openxmlformats.org/officeDocument/2006/bibliography" xmlns="http://schemas.openxmlformats.org/officeDocument/2006/bibliography" SelectedStyle="\APASixthEditionOfficeOnline.xsl" StyleName="APA" Version="6"/>
 </file>
 
-<file path=customXml/item4.xml><?xml version="1.0" encoding="utf-8"?>
+<file path=customXml/item5.xml><?xml version="1.0" encoding="utf-8"?>
 <?mso-contentType ?>
 <FormTemplates xmlns="http://schemas.microsoft.com/sharepoint/v3/contenttype/forms">
   <Display>DocumentLibraryForm</Display>
   <Edit>DocumentLibraryForm</Edit>
   <New>DocumentLibraryForm</New>
 </FormTemplates>
-</file>
-
-<file path=customXml/item5.xml><?xml version="1.0" encoding="utf-8"?>
-<b:Sources xmlns:b="http://schemas.openxmlformats.org/officeDocument/2006/bibliography" xmlns="http://schemas.openxmlformats.org/officeDocument/2006/bibliography" SelectedStyle="\APASixthEditionOfficeOnline.xsl" StyleName="APA" Version="6"/>
 </file>
 
 <file path=customXml/itemProps1.xml><?xml version="1.0" encoding="utf-8"?>
@@ -14091,6 +13977,18 @@
 </file>
 
 <file path=customXml/itemProps2.xml><?xml version="1.0" encoding="utf-8"?>
+<ds:datastoreItem xmlns:ds="http://schemas.openxmlformats.org/officeDocument/2006/customXml" ds:itemID="{BE77973C-3EFF-4A22-973C-A88DE1353176}">
+  <ds:schemaRefs>
+    <ds:schemaRef ds:uri="http://schemas.microsoft.com/office/2006/metadata/properties"/>
+    <ds:schemaRef ds:uri="http://schemas.microsoft.com/office/infopath/2007/PartnerControls"/>
+    <ds:schemaRef ds:uri="0feec74c-ecc7-44c3-9c64-3623cf89ed41"/>
+    <ds:schemaRef ds:uri="http://schemas.microsoft.com/sharepoint/v3"/>
+    <ds:schemaRef ds:uri="1f707338-ea0f-4fe5-baee-59b996692b22"/>
+  </ds:schemaRefs>
+</ds:datastoreItem>
+</file>
+
+<file path=customXml/itemProps3.xml><?xml version="1.0" encoding="utf-8"?>
 <ds:datastoreItem xmlns:ds="http://schemas.openxmlformats.org/officeDocument/2006/customXml" ds:itemID="{6B477300-1603-4B49-BBB9-33B0A5F08033}">
   <ds:schemaRefs>
     <ds:schemaRef ds:uri="http://schemas.microsoft.com/office/2006/metadata/contentType"/>
@@ -14110,30 +14008,18 @@
 </ds:datastoreItem>
 </file>
 
-<file path=customXml/itemProps3.xml><?xml version="1.0" encoding="utf-8"?>
-<ds:datastoreItem xmlns:ds="http://schemas.openxmlformats.org/officeDocument/2006/customXml" ds:itemID="{BE77973C-3EFF-4A22-973C-A88DE1353176}">
+<file path=customXml/itemProps4.xml><?xml version="1.0" encoding="utf-8"?>
+<ds:datastoreItem xmlns:ds="http://schemas.openxmlformats.org/officeDocument/2006/customXml" ds:itemID="{74219D01-7E60-4B0D-A06F-2ACE43EE004F}">
   <ds:schemaRefs>
-    <ds:schemaRef ds:uri="http://schemas.microsoft.com/office/2006/metadata/properties"/>
-    <ds:schemaRef ds:uri="http://schemas.microsoft.com/office/infopath/2007/PartnerControls"/>
-    <ds:schemaRef ds:uri="0feec74c-ecc7-44c3-9c64-3623cf89ed41"/>
-    <ds:schemaRef ds:uri="http://schemas.microsoft.com/sharepoint/v3"/>
-    <ds:schemaRef ds:uri="1f707338-ea0f-4fe5-baee-59b996692b22"/>
-  </ds:schemaRefs>
-</ds:datastoreItem>
-</file>
-
-<file path=customXml/itemProps4.xml><?xml version="1.0" encoding="utf-8"?>
-<ds:datastoreItem xmlns:ds="http://schemas.openxmlformats.org/officeDocument/2006/customXml" ds:itemID="{366689B1-7794-494D-87E1-449905832F1A}">
-  <ds:schemaRefs>
-    <ds:schemaRef ds:uri="http://schemas.microsoft.com/sharepoint/v3/contenttype/forms"/>
+    <ds:schemaRef ds:uri="http://schemas.openxmlformats.org/officeDocument/2006/bibliography"/>
   </ds:schemaRefs>
 </ds:datastoreItem>
 </file>
 
 <file path=customXml/itemProps5.xml><?xml version="1.0" encoding="utf-8"?>
-<ds:datastoreItem xmlns:ds="http://schemas.openxmlformats.org/officeDocument/2006/customXml" ds:itemID="{74219D01-7E60-4B0D-A06F-2ACE43EE004F}">
+<ds:datastoreItem xmlns:ds="http://schemas.openxmlformats.org/officeDocument/2006/customXml" ds:itemID="{366689B1-7794-494D-87E1-449905832F1A}">
   <ds:schemaRefs>
-    <ds:schemaRef ds:uri="http://schemas.openxmlformats.org/officeDocument/2006/bibliography"/>
+    <ds:schemaRef ds:uri="http://schemas.microsoft.com/sharepoint/v3/contenttype/forms"/>
   </ds:schemaRefs>
 </ds:datastoreItem>
 </file>
